--- a/docs/manuscript_mcn.docx
+++ b/docs/manuscript_mcn.docx
@@ -19210,7 +19210,7 @@
                     <a:graphicData uri="http://schemas.openxmlformats.org/drawingml/2006/picture">
                       <pic:pic>
                         <pic:nvPicPr>
-                          <pic:cNvPr descr="../sandbox/results/22_all_methods_child_iron.png" id="46" name="Picture"/>
+                          <pic:cNvPr descr="../results/figures/all_methods_child_iron.png" id="46" name="Picture"/>
                           <pic:cNvPicPr>
                             <a:picLocks noChangeArrowheads="1" noChangeAspect="1"/>
                           </pic:cNvPicPr>
@@ -19253,7 +19253,7 @@
               <w:pStyle w:val="ImageCaption"/>
             </w:pPr>
             <w:r>
-              <w:t xml:space="preserve">Figure 3: Supplementary all-methods comparison for child iron deficiency. (a) Within-country 5-fold cross-validation Pearson r per method, with one dot per country and X-marks denoting the mean across the four countries. (b) Leave-one-country-out transportability Pearson r per method, with one dot per held-out country. Methods are ordered by mean LOCO r. The supplementary figure source data are in sandbox/results/22_all_methods_child_iron.csv.</w:t>
+              <w:t xml:space="preserve">Figure 3: Supplementary all-methods comparison for child iron deficiency. (a) Within-country 5-fold cross-validation Pearson r per method, with one dot per country and X-marks denoting the mean across the four countries. (b) Leave-one-country-out transportability Pearson r per method, with one dot per held-out country. Methods are ordered by mean LOCO r. The supplementary figure source data are in results/tables/all_methods_child_iron.csv.</w:t>
             </w:r>
           </w:p>
           <w:bookmarkEnd w:id="47"/>
@@ -19331,19 +19331,37 @@
         <w:t xml:space="preserve"> </w:t>
       </w:r>
       <w:r>
-        <w:t xml:space="preserve">across outcomes (see Methods §Estimation strategies and the sandbox</w:t>
-      </w:r>
-      <w:r>
-        <w:t xml:space="preserve"> </w:t>
-      </w:r>
-      <w:r>
-        <w:t xml:space="preserve">findings log): non-linear ensembles help within-country, parsimonious</w:t>
-      </w:r>
-      <w:r>
-        <w:t xml:space="preserve"> </w:t>
-      </w:r>
-      <w:r>
-        <w:t xml:space="preserve">linear models with soil micronutrient features help out-of-country.</w:t>
+        <w:t xml:space="preserve">across outcomes (see Methods §Estimation strategies and the exploratory</w:t>
+      </w:r>
+      <w:r>
+        <w:t xml:space="preserve"> </w:t>
+      </w:r>
+      <w:r>
+        <w:t xml:space="preserve">findings logs,</w:t>
+      </w:r>
+      <w:r>
+        <w:t xml:space="preserve"> </w:t>
+      </w:r>
+      <w:r>
+        <w:rPr>
+          <w:rStyle w:val="VerbatimChar"/>
+        </w:rPr>
+        <w:t xml:space="preserve">docs/exploratory_loco_findings.md</w:t>
+      </w:r>
+      <w:r>
+        <w:t xml:space="preserve">): non-linear ensembles help</w:t>
+      </w:r>
+      <w:r>
+        <w:t xml:space="preserve"> </w:t>
+      </w:r>
+      <w:r>
+        <w:t xml:space="preserve">within-country, parsimonious linear models with soil micronutrient features</w:t>
+      </w:r>
+      <w:r>
+        <w:t xml:space="preserve"> </w:t>
+      </w:r>
+      <w:r>
+        <w:t xml:space="preserve">help out-of-country.</w:t>
       </w:r>
     </w:p>
     <w:bookmarkEnd w:id="48"/>

--- a/docs/manuscript_mcn.docx
+++ b/docs/manuscript_mcn.docx
@@ -4180,7 +4180,7 @@
     </w:p>
     <w:bookmarkEnd w:id="26"/>
     <w:bookmarkEnd w:id="27"/>
-    <w:bookmarkStart w:id="61" w:name="results"/>
+    <w:bookmarkStart w:id="62" w:name="results"/>
     <w:p>
       <w:pPr>
         <w:pStyle w:val="Heading1"/>
@@ -42371,7 +42371,7 @@
         <w:rPr>
           <w:rStyle w:val="VerbatimChar"/>
         </w:rPr>
-        <w:t xml:space="preserve">docs/exploratory_loco_findings.md</w:t>
+        <w:t xml:space="preserve">archive/docs/exploratory_loco_findings.md</w:t>
       </w:r>
       <w:r>
         <w:t xml:space="preserve">): non-linear ensembles help</w:t>
@@ -43641,6 +43641,264 @@
         <w:t xml:space="preserve">as a general replacement.</w:t>
       </w:r>
     </w:p>
+    <w:bookmarkEnd w:id="54"/>
+    <w:bookmarkStart w:id="55" w:name="sec-zscore"/>
+    <w:p>
+      <w:pPr>
+        <w:pStyle w:val="Heading2"/>
+      </w:pPr>
+      <w:r>
+        <w:t xml:space="preserve">3.12 What the model should be asked to carry across a border</w:t>
+      </w:r>
+    </w:p>
+    <w:p>
+      <w:pPr>
+        <w:pStyle w:val="FirstParagraph"/>
+      </w:pPr>
+      <w:r>
+        <w:t xml:space="preserve">Since district ranking transports but the absolute level does not, a natural</w:t>
+      </w:r>
+      <w:r>
+        <w:t xml:space="preserve"> </w:t>
+      </w:r>
+      <w:r>
+        <w:t xml:space="preserve">step is to stop asking the model to carry the level at all. We tested two</w:t>
+      </w:r>
+      <w:r>
+        <w:t xml:space="preserve"> </w:t>
+      </w:r>
+      <w:r>
+        <w:t xml:space="preserve">versions of that idea and they gave opposite answers, which is itself</w:t>
+      </w:r>
+      <w:r>
+        <w:t xml:space="preserve"> </w:t>
+      </w:r>
+      <w:r>
+        <w:t xml:space="preserve">instructive.</w:t>
+      </w:r>
+    </w:p>
+    <w:p>
+      <w:pPr>
+        <w:pStyle w:val="BodyText"/>
+      </w:pPr>
+      <w:r>
+        <w:t xml:space="preserve">Fitting each district’s deviation from its own country’s national prevalence —</w:t>
+      </w:r>
+      <w:r>
+        <w:t xml:space="preserve"> </w:t>
+      </w:r>
+      <w:r>
+        <w:t xml:space="preserve">removing the level but leaving the between-country spread in the target —</w:t>
+      </w:r>
+      <w:r>
+        <w:t xml:space="preserve"> </w:t>
+      </w:r>
+      <w:r>
+        <w:t xml:space="preserve">does not help. Rank correlation fell from 0.201 to 0.140, and the apparent</w:t>
+      </w:r>
+      <w:r>
+        <w:t xml:space="preserve"> </w:t>
+      </w:r>
+      <w:r>
+        <w:t xml:space="preserve">improvement in absolute error was entirely attributable to being handed the</w:t>
+      </w:r>
+      <w:r>
+        <w:t xml:space="preserve"> </w:t>
+      </w:r>
+      <w:r>
+        <w:t xml:space="preserve">held-out country’s national prevalence: an arm that predicts that national</w:t>
+      </w:r>
+      <w:r>
+        <w:t xml:space="preserve"> </w:t>
+      </w:r>
+      <w:r>
+        <w:t xml:space="preserve">figure for every district, using no covariates whatsoever, achieved a lower</w:t>
+      </w:r>
+      <w:r>
+        <w:t xml:space="preserve"> </w:t>
+      </w:r>
+      <w:r>
+        <w:t xml:space="preserve">mean absolute error (9.85 pp) and lower bias (5.68 pp) than any covariate arm,</w:t>
+      </w:r>
+      <w:r>
+        <w:t xml:space="preserve"> </w:t>
+      </w:r>
+      <w:r>
+        <w:t xml:space="preserve">and the deviation model beat it in only 4 of 16 cells.</w:t>
+      </w:r>
+    </w:p>
+    <w:p>
+      <w:pPr>
+        <w:pStyle w:val="BodyText"/>
+      </w:pPr>
+      <w:r>
+        <w:t xml:space="preserve">Removing the between-country</w:t>
+      </w:r>
+      <w:r>
+        <w:t xml:space="preserve"> </w:t>
+      </w:r>
+      <w:r>
+        <w:rPr>
+          <w:i/>
+          <w:iCs/>
+        </w:rPr>
+        <w:t xml:space="preserve">spread</w:t>
+      </w:r>
+      <w:r>
+        <w:t xml:space="preserve"> </w:t>
+      </w:r>
+      <w:r>
+        <w:t xml:space="preserve">as well is what works. Fitting the</w:t>
+      </w:r>
+      <w:r>
+        <w:t xml:space="preserve"> </w:t>
+      </w:r>
+      <w:r>
+        <w:t xml:space="preserve">within-country z-score of the transformed prevalence makes both level and</w:t>
+      </w:r>
+      <w:r>
+        <w:t xml:space="preserve"> </w:t>
+      </w:r>
+      <w:r>
+        <w:t xml:space="preserve">spread structurally unlearnable, so the model can carry only spatial pattern;</w:t>
+      </w:r>
+      <w:r>
+        <w:t xml:space="preserve"> </w:t>
+      </w:r>
+      <w:r>
+        <w:t xml:space="preserve">both are restored at prediction time from an anchor. Across the four shared</w:t>
+      </w:r>
+      <w:r>
+        <w:t xml:space="preserve"> </w:t>
+      </w:r>
+      <w:r>
+        <w:t xml:space="preserve">outcomes this raised mean Spearman correlation from 0.146 to 0.199 (+0.053,</w:t>
+      </w:r>
+      <w:r>
+        <w:t xml:space="preserve"> </w:t>
+      </w:r>
+      <w:r>
+        <w:t xml:space="preserve">better in 3 of 4 outcomes), and reduced mean absolute error from 13.8 to 10.0</w:t>
+      </w:r>
+      <w:r>
+        <w:t xml:space="preserve"> </w:t>
+      </w:r>
+      <w:r>
+        <w:t xml:space="preserve">pp and mean absolute national bias from 10.2 to 5.9 pp.</w:t>
+      </w:r>
+    </w:p>
+    <w:p>
+      <w:pPr>
+        <w:pStyle w:val="BodyText"/>
+      </w:pPr>
+      <w:r>
+        <w:t xml:space="preserve">Those two families of improvement have different standing and should not be</w:t>
+      </w:r>
+      <w:r>
+        <w:t xml:space="preserve"> </w:t>
+      </w:r>
+      <w:r>
+        <w:t xml:space="preserve">quoted together. Rescaling by a positive constant and adding an offset cannot</w:t>
+      </w:r>
+      <w:r>
+        <w:t xml:space="preserve"> </w:t>
+      </w:r>
+      <w:r>
+        <w:t xml:space="preserve">reorder predictions, so the rank gain follows from fitting a different target</w:t>
+      </w:r>
+      <w:r>
+        <w:t xml:space="preserve"> </w:t>
+      </w:r>
+      <w:r>
+        <w:t xml:space="preserve">and is a property of the model. The larger error and bias gains follow mostly</w:t>
+      </w:r>
+      <w:r>
+        <w:t xml:space="preserve"> </w:t>
+      </w:r>
+      <w:r>
+        <w:t xml:space="preserve">from the anchor, which requires the held-out country’s national prevalence —</w:t>
+      </w:r>
+      <w:r>
+        <w:t xml:space="preserve"> </w:t>
+      </w:r>
+      <w:r>
+        <w:t xml:space="preserve">a realistic requirement, since a national figure typically exists where</w:t>
+      </w:r>
+      <w:r>
+        <w:t xml:space="preserve"> </w:t>
+      </w:r>
+      <w:r>
+        <w:t xml:space="preserve">district-level biomarker data does not, but an assumption about deployment</w:t>
+      </w:r>
+      <w:r>
+        <w:t xml:space="preserve"> </w:t>
+      </w:r>
+      <w:r>
+        <w:t xml:space="preserve">rather than evidence that the covariates improved.</w:t>
+      </w:r>
+    </w:p>
+    <w:p>
+      <w:pPr>
+        <w:pStyle w:val="BodyText"/>
+      </w:pPr>
+      <w:r>
+        <w:t xml:space="preserve">Two further changes suggested by the same exploratory work did not replicate on</w:t>
+      </w:r>
+      <w:r>
+        <w:t xml:space="preserve"> </w:t>
+      </w:r>
+      <w:r>
+        <w:t xml:space="preserve">the harmonised covariate set and we report them as negative results. Fitting on</w:t>
+      </w:r>
+      <w:r>
+        <w:t xml:space="preserve"> </w:t>
+      </w:r>
+      <w:r>
+        <w:t xml:space="preserve">the raw prevalence scale rather than the clamped logit scale, which had been</w:t>
+      </w:r>
+      <w:r>
+        <w:t xml:space="preserve"> </w:t>
+      </w:r>
+      <w:r>
+        <w:t xml:space="preserve">expected to help because 8 of 24 cells have more than 40% of districts observed</w:t>
+      </w:r>
+      <w:r>
+        <w:t xml:space="preserve"> </w:t>
+      </w:r>
+      <w:r>
+        <w:t xml:space="preserve">at exactly zero prevalence, gave −0.020 mean Spearman (better in 2 of 4).</w:t>
+      </w:r>
+      <w:r>
+        <w:t xml:space="preserve"> </w:t>
+      </w:r>
+      <w:r>
+        <w:t xml:space="preserve">Adding district centroid coordinates to the predictor set gave 0.000 (better in</w:t>
+      </w:r>
+      <w:r>
+        <w:t xml:space="preserve"> </w:t>
+      </w:r>
+      <w:r>
+        <w:t xml:space="preserve">1 of 4); with a top-30 correlation prescreen over 294 predictors, two</w:t>
+      </w:r>
+      <w:r>
+        <w:t xml:space="preserve"> </w:t>
+      </w:r>
+      <w:r>
+        <w:t xml:space="preserve">coordinate columns rarely survive selection, whereas the exploratory result had</w:t>
+      </w:r>
+      <w:r>
+        <w:t xml:space="preserve"> </w:t>
+      </w:r>
+      <w:r>
+        <w:t xml:space="preserve">come from a curated 16-variable set in which coordinates were a large share of</w:t>
+      </w:r>
+      <w:r>
+        <w:t xml:space="preserve"> </w:t>
+      </w:r>
+      <w:r>
+        <w:t xml:space="preserve">the model.</w:t>
+      </w:r>
+    </w:p>
     <w:p>
       <w:pPr>
         <w:pStyle w:val="BodyText"/>
@@ -43748,14 +44006,14 @@
         <w:t xml:space="preserve">learner on assumption alone.</w:t>
       </w:r>
     </w:p>
-    <w:bookmarkEnd w:id="54"/>
-    <w:bookmarkStart w:id="56" w:name="Xe586b5600423ed014283786ef1ebd073c15fc43"/>
+    <w:bookmarkEnd w:id="55"/>
+    <w:bookmarkStart w:id="57" w:name="Xe586b5600423ed014283786ef1ebd073c15fc43"/>
     <w:p>
       <w:pPr>
         <w:pStyle w:val="Heading2"/>
       </w:pPr>
       <w:r>
-        <w:t xml:space="preserve">3.12 Calibration and reliability of binary classifiers</w:t>
+        <w:t xml:space="preserve">3.13 Calibration and reliability of binary classifiers</w:t>
       </w:r>
     </w:p>
     <w:p>
@@ -43889,7 +44147,7 @@
       <w:tr>
         <w:tc>
           <w:tcPr/>
-          <w:bookmarkStart w:id="55" w:name="tbl-calibration"/>
+          <w:bookmarkStart w:id="56" w:name="tbl-calibration"/>
           <w:p>
             <w:pPr>
               <w:jc w:val="center"/>
@@ -46248,19 +46506,19 @@
               </w:tc>
             </w:tr>
           </w:tbl>
-          <w:bookmarkEnd w:id="55"/>
+          <w:bookmarkEnd w:id="56"/>
           <w:p/>
         </w:tc>
       </w:tr>
     </w:tbl>
-    <w:bookmarkEnd w:id="56"/>
-    <w:bookmarkStart w:id="60" w:name="X7519f55a912193215f6a0898c22ec7d335f2196"/>
+    <w:bookmarkEnd w:id="57"/>
+    <w:bookmarkStart w:id="61" w:name="X7519f55a912193215f6a0898c22ec7d335f2196"/>
     <w:p>
       <w:pPr>
         <w:pStyle w:val="Heading2"/>
       </w:pPr>
       <w:r>
-        <w:t xml:space="preserve">3.13 Honest evaluation: the corrected analysis of record</w:t>
+        <w:t xml:space="preserve">3.14 Honest evaluation: the corrected analysis of record</w:t>
       </w:r>
     </w:p>
     <w:p>
@@ -46361,7 +46619,7 @@
       <w:tr>
         <w:tc>
           <w:tcPr/>
-          <w:bookmarkStart w:id="57" w:name="tbl-cv-honesty"/>
+          <w:bookmarkStart w:id="58" w:name="tbl-cv-honesty"/>
           <w:p>
             <w:pPr>
               <w:jc w:val="center"/>
@@ -48068,7 +48326,7 @@
               </w:tc>
             </w:tr>
           </w:tbl>
-          <w:bookmarkEnd w:id="57"/>
+          <w:bookmarkEnd w:id="58"/>
           <w:p/>
         </w:tc>
       </w:tr>
@@ -48187,7 +48445,7 @@
       <w:tr>
         <w:tc>
           <w:tcPr/>
-          <w:bookmarkStart w:id="58" w:name="tbl-corr-error"/>
+          <w:bookmarkStart w:id="59" w:name="tbl-corr-error"/>
           <w:p>
             <w:pPr>
               <w:jc w:val="center"/>
@@ -50546,7 +50804,7 @@
               </w:tc>
             </w:tr>
           </w:tbl>
-          <w:bookmarkEnd w:id="58"/>
+          <w:bookmarkEnd w:id="59"/>
           <w:p/>
         </w:tc>
       </w:tr>
@@ -50623,7 +50881,7 @@
       <w:tr>
         <w:tc>
           <w:tcPr/>
-          <w:bookmarkStart w:id="59" w:name="tbl-decision"/>
+          <w:bookmarkStart w:id="60" w:name="tbl-decision"/>
           <w:p>
             <w:pPr>
               <w:jc w:val="center"/>
@@ -52329,7 +52587,7 @@
               </w:tc>
             </w:tr>
           </w:tbl>
-          <w:bookmarkEnd w:id="59"/>
+          <w:bookmarkEnd w:id="60"/>
           <w:p/>
         </w:tc>
       </w:tr>
@@ -52445,9 +52703,9 @@
         <w:t xml:space="preserve">unsurveyed districts.</w:t>
       </w:r>
     </w:p>
-    <w:bookmarkEnd w:id="60"/>
     <w:bookmarkEnd w:id="61"/>
-    <w:bookmarkStart w:id="70" w:name="discussion"/>
+    <w:bookmarkEnd w:id="62"/>
+    <w:bookmarkStart w:id="71" w:name="discussion"/>
     <w:p>
       <w:pPr>
         <w:pStyle w:val="Heading1"/>
@@ -52456,7 +52714,7 @@
         <w:t xml:space="preserve">4. Discussion</w:t>
       </w:r>
     </w:p>
-    <w:bookmarkStart w:id="62" w:name="summary"/>
+    <w:bookmarkStart w:id="63" w:name="summary"/>
     <w:p>
       <w:pPr>
         <w:pStyle w:val="Heading2"/>
@@ -52989,8 +53247,8 @@
         <w:t xml:space="preserve">read with that magnitude in mind.</w:t>
       </w:r>
     </w:p>
-    <w:bookmarkEnd w:id="62"/>
-    <w:bookmarkStart w:id="63" w:name="X8384bfb506f112a014e118517ad335639a7a3de"/>
+    <w:bookmarkEnd w:id="63"/>
+    <w:bookmarkStart w:id="64" w:name="X8384bfb506f112a014e118517ad335639a7a3de"/>
     <w:p>
       <w:pPr>
         <w:pStyle w:val="Heading2"/>
@@ -53159,8 +53417,8 @@
         <w:t xml:space="preserve">ensemble is consistent with this tradition.</w:t>
       </w:r>
     </w:p>
-    <w:bookmarkEnd w:id="63"/>
-    <w:bookmarkStart w:id="64" w:name="X3056f5d8ad96ffc98d3bdd210856764d26c417f"/>
+    <w:bookmarkEnd w:id="64"/>
+    <w:bookmarkStart w:id="65" w:name="X3056f5d8ad96ffc98d3bdd210856764d26c417f"/>
     <w:p>
       <w:pPr>
         <w:pStyle w:val="Heading2"/>
@@ -53331,8 +53589,8 @@
         <w:t xml:space="preserve">cost was justified on none.</w:t>
       </w:r>
     </w:p>
-    <w:bookmarkEnd w:id="64"/>
-    <w:bookmarkStart w:id="65" w:name="implications-for-programming"/>
+    <w:bookmarkEnd w:id="65"/>
+    <w:bookmarkStart w:id="66" w:name="implications-for-programming"/>
     <w:p>
       <w:pPr>
         <w:pStyle w:val="Heading2"/>
@@ -53531,8 +53789,8 @@
         <w:t xml:space="preserve">(available in the project repository) is in progress.</w:t>
       </w:r>
     </w:p>
-    <w:bookmarkEnd w:id="65"/>
-    <w:bookmarkStart w:id="66" w:name="limitations"/>
+    <w:bookmarkEnd w:id="66"/>
+    <w:bookmarkStart w:id="67" w:name="limitations"/>
     <w:p>
       <w:pPr>
         <w:pStyle w:val="Heading2"/>
@@ -53837,8 +54095,8 @@
         <w:t xml:space="preserve">chance) and these outcomes should be treated as exploratory.</w:t>
       </w:r>
     </w:p>
-    <w:bookmarkEnd w:id="66"/>
-    <w:bookmarkStart w:id="67" w:name="external-validation-pathway"/>
+    <w:bookmarkEnd w:id="67"/>
+    <w:bookmarkStart w:id="68" w:name="external-validation-pathway"/>
     <w:p>
       <w:pPr>
         <w:pStyle w:val="Heading2"/>
@@ -54155,8 +54413,8 @@
         <w:t xml:space="preserve">LOCO, calibration, SHAP, and dashboard pipeline regenerates automatically.</w:t>
       </w:r>
     </w:p>
-    <w:bookmarkEnd w:id="67"/>
-    <w:bookmarkStart w:id="68" w:name="future-methodological-directions"/>
+    <w:bookmarkEnd w:id="68"/>
+    <w:bookmarkStart w:id="69" w:name="future-methodological-directions"/>
     <w:p>
       <w:pPr>
         <w:pStyle w:val="Heading2"/>
@@ -54633,8 +54891,8 @@
         <w:t xml:space="preserve">panel far beyond the four countries available here.</w:t>
       </w:r>
     </w:p>
-    <w:bookmarkEnd w:id="68"/>
-    <w:bookmarkStart w:id="69" w:name="conclusions"/>
+    <w:bookmarkEnd w:id="69"/>
+    <w:bookmarkStart w:id="70" w:name="conclusions"/>
     <w:p>
       <w:pPr>
         <w:pStyle w:val="Heading2"/>
@@ -54795,9 +55053,9 @@
         <w:t xml:space="preserve">resource-allocation decisions.</w:t>
       </w:r>
     </w:p>
-    <w:bookmarkEnd w:id="69"/>
     <w:bookmarkEnd w:id="70"/>
-    <w:bookmarkStart w:id="71" w:name="acknowledgements"/>
+    <w:bookmarkEnd w:id="71"/>
+    <w:bookmarkStart w:id="72" w:name="acknowledgements"/>
     <w:p>
       <w:pPr>
         <w:pStyle w:val="Heading1"/>
@@ -54826,8 +55084,8 @@
         <w:t xml:space="preserve">or manuscript preparation.</w:t>
       </w:r>
     </w:p>
-    <w:bookmarkEnd w:id="71"/>
-    <w:bookmarkStart w:id="72" w:name="author-contributions"/>
+    <w:bookmarkEnd w:id="72"/>
+    <w:bookmarkStart w:id="73" w:name="author-contributions"/>
     <w:p>
       <w:pPr>
         <w:pStyle w:val="Heading1"/>
@@ -54850,8 +55108,8 @@
         <w:t xml:space="preserve">manuscript. Co-authors to be added on revision.</w:t>
       </w:r>
     </w:p>
-    <w:bookmarkEnd w:id="72"/>
-    <w:bookmarkStart w:id="74" w:name="data-availability"/>
+    <w:bookmarkEnd w:id="73"/>
+    <w:bookmarkStart w:id="75" w:name="data-availability"/>
     <w:p>
       <w:pPr>
         <w:pStyle w:val="Heading1"/>
@@ -54873,7 +55131,7 @@
       <w:r>
         <w:t xml:space="preserve">(</w:t>
       </w:r>
-      <w:hyperlink r:id="rId73">
+      <w:hyperlink r:id="rId74">
         <w:r>
           <w:rPr>
             <w:rStyle w:val="Hyperlink"/>
@@ -54903,8 +55161,8 @@
         <w:t xml:space="preserve">.</w:t>
       </w:r>
     </w:p>
-    <w:bookmarkEnd w:id="74"/>
-    <w:bookmarkStart w:id="115" w:name="references"/>
+    <w:bookmarkEnd w:id="75"/>
+    <w:bookmarkStart w:id="116" w:name="references"/>
     <w:p>
       <w:pPr>
         <w:pStyle w:val="Heading1"/>
@@ -54913,8 +55171,8 @@
         <w:t xml:space="preserve">8. References</w:t>
       </w:r>
     </w:p>
-    <w:bookmarkStart w:id="114" w:name="refs"/>
-    <w:bookmarkStart w:id="76" w:name="ref-besag1991bayesian"/>
+    <w:bookmarkStart w:id="115" w:name="refs"/>
+    <w:bookmarkStart w:id="77" w:name="ref-besag1991bayesian"/>
     <w:p>
       <w:pPr>
         <w:pStyle w:val="Bibliography"/>
@@ -54947,7 +55205,7 @@
       <w:r>
         <w:t xml:space="preserve"> </w:t>
       </w:r>
-      <w:hyperlink r:id="rId75">
+      <w:hyperlink r:id="rId76">
         <w:r>
           <w:rPr>
             <w:rStyle w:val="Hyperlink"/>
@@ -54959,8 +55217,8 @@
         <w:t xml:space="preserve">.</w:t>
       </w:r>
     </w:p>
-    <w:bookmarkEnd w:id="76"/>
-    <w:bookmarkStart w:id="78" w:name="ref-fay1979estimates"/>
+    <w:bookmarkEnd w:id="77"/>
+    <w:bookmarkStart w:id="79" w:name="ref-fay1979estimates"/>
     <w:p>
       <w:pPr>
         <w:pStyle w:val="Bibliography"/>
@@ -55005,7 +55263,7 @@
       <w:r>
         <w:t xml:space="preserve"> </w:t>
       </w:r>
-      <w:hyperlink r:id="rId77">
+      <w:hyperlink r:id="rId78">
         <w:r>
           <w:rPr>
             <w:rStyle w:val="Hyperlink"/>
@@ -55017,8 +55275,8 @@
         <w:t xml:space="preserve">.</w:t>
       </w:r>
     </w:p>
-    <w:bookmarkEnd w:id="78"/>
-    <w:bookmarkStart w:id="80" w:name="ref-gorelick2017google"/>
+    <w:bookmarkEnd w:id="79"/>
+    <w:bookmarkStart w:id="81" w:name="ref-gorelick2017google"/>
     <w:p>
       <w:pPr>
         <w:pStyle w:val="Bibliography"/>
@@ -55060,7 +55318,7 @@
       <w:r>
         <w:t xml:space="preserve"> </w:t>
       </w:r>
-      <w:hyperlink r:id="rId79">
+      <w:hyperlink r:id="rId80">
         <w:r>
           <w:rPr>
             <w:rStyle w:val="Hyperlink"/>
@@ -55072,8 +55330,8 @@
         <w:t xml:space="preserve">.</w:t>
       </w:r>
     </w:p>
-    <w:bookmarkEnd w:id="80"/>
-    <w:bookmarkStart w:id="82" w:name="ref-vanderlaan2007super"/>
+    <w:bookmarkEnd w:id="81"/>
+    <w:bookmarkStart w:id="83" w:name="ref-vanderlaan2007super"/>
     <w:p>
       <w:pPr>
         <w:pStyle w:val="Bibliography"/>
@@ -55106,7 +55364,7 @@
       <w:r>
         <w:t xml:space="preserve"> </w:t>
       </w:r>
-      <w:hyperlink r:id="rId81">
+      <w:hyperlink r:id="rId82">
         <w:r>
           <w:rPr>
             <w:rStyle w:val="Hyperlink"/>
@@ -55118,8 +55376,8 @@
         <w:t xml:space="preserve">.</w:t>
       </w:r>
     </w:p>
-    <w:bookmarkEnd w:id="82"/>
-    <w:bookmarkStart w:id="84" w:name="ref-landau2021targets"/>
+    <w:bookmarkEnd w:id="83"/>
+    <w:bookmarkStart w:id="85" w:name="ref-landau2021targets"/>
     <w:p>
       <w:pPr>
         <w:pStyle w:val="Bibliography"/>
@@ -55170,7 +55428,7 @@
       <w:r>
         <w:t xml:space="preserve"> </w:t>
       </w:r>
-      <w:hyperlink r:id="rId83">
+      <w:hyperlink r:id="rId84">
         <w:r>
           <w:rPr>
             <w:rStyle w:val="Hyperlink"/>
@@ -55182,8 +55440,8 @@
         <w:t xml:space="preserve">.</w:t>
       </w:r>
     </w:p>
-    <w:bookmarkEnd w:id="84"/>
-    <w:bookmarkStart w:id="86" w:name="ref-local2021maps"/>
+    <w:bookmarkEnd w:id="85"/>
+    <w:bookmarkStart w:id="87" w:name="ref-local2021maps"/>
     <w:p>
       <w:pPr>
         <w:pStyle w:val="Bibliography"/>
@@ -55216,7 +55474,7 @@
       <w:r>
         <w:t xml:space="preserve"> </w:t>
       </w:r>
-      <w:hyperlink r:id="rId85">
+      <w:hyperlink r:id="rId86">
         <w:r>
           <w:rPr>
             <w:rStyle w:val="Hyperlink"/>
@@ -55228,8 +55486,8 @@
         <w:t xml:space="preserve">.</w:t>
       </w:r>
     </w:p>
-    <w:bookmarkEnd w:id="86"/>
-    <w:bookmarkStart w:id="88" w:name="ref-mercer2015small"/>
+    <w:bookmarkEnd w:id="87"/>
+    <w:bookmarkStart w:id="89" w:name="ref-mercer2015small"/>
     <w:p>
       <w:pPr>
         <w:pStyle w:val="Bibliography"/>
@@ -55262,7 +55520,7 @@
       <w:r>
         <w:t xml:space="preserve"> </w:t>
       </w:r>
-      <w:hyperlink r:id="rId87">
+      <w:hyperlink r:id="rId88">
         <w:r>
           <w:rPr>
             <w:rStyle w:val="Hyperlink"/>
@@ -55274,8 +55532,8 @@
         <w:t xml:space="preserve">.</w:t>
       </w:r>
     </w:p>
-    <w:bookmarkEnd w:id="88"/>
-    <w:bookmarkStart w:id="90" w:name="ref-knms2011"/>
+    <w:bookmarkEnd w:id="89"/>
+    <w:bookmarkStart w:id="91" w:name="ref-knms2011"/>
     <w:p>
       <w:pPr>
         <w:pStyle w:val="Bibliography"/>
@@ -55310,7 +55568,7 @@
       <w:r>
         <w:t xml:space="preserve"> </w:t>
       </w:r>
-      <w:hyperlink r:id="rId89">
+      <w:hyperlink r:id="rId90">
         <w:r>
           <w:rPr>
             <w:rStyle w:val="Hyperlink"/>
@@ -55322,8 +55580,8 @@
         <w:t xml:space="preserve">.</w:t>
       </w:r>
     </w:p>
-    <w:bookmarkEnd w:id="90"/>
-    <w:bookmarkStart w:id="92" w:name="ref-brinda2017adjustment"/>
+    <w:bookmarkEnd w:id="91"/>
+    <w:bookmarkStart w:id="93" w:name="ref-brinda2017adjustment"/>
     <w:p>
       <w:pPr>
         <w:pStyle w:val="Bibliography"/>
@@ -55356,7 +55614,7 @@
       <w:r>
         <w:t xml:space="preserve"> </w:t>
       </w:r>
-      <w:hyperlink r:id="rId91">
+      <w:hyperlink r:id="rId92">
         <w:r>
           <w:rPr>
             <w:rStyle w:val="Hyperlink"/>
@@ -55368,8 +55626,8 @@
         <w:t xml:space="preserve">.</w:t>
       </w:r>
     </w:p>
-    <w:bookmarkEnd w:id="92"/>
-    <w:bookmarkStart w:id="94" w:name="ref-niculescu2005predicting"/>
+    <w:bookmarkEnd w:id="93"/>
+    <w:bookmarkStart w:id="95" w:name="ref-niculescu2005predicting"/>
     <w:p>
       <w:pPr>
         <w:pStyle w:val="Bibliography"/>
@@ -55405,7 +55663,7 @@
       <w:r>
         <w:t xml:space="preserve"> </w:t>
       </w:r>
-      <w:hyperlink r:id="rId93">
+      <w:hyperlink r:id="rId94">
         <w:r>
           <w:rPr>
             <w:rStyle w:val="Hyperlink"/>
@@ -55417,8 +55675,8 @@
         <w:t xml:space="preserve">.</w:t>
       </w:r>
     </w:p>
-    <w:bookmarkEnd w:id="94"/>
-    <w:bookmarkStart w:id="96" w:name="ref-osgoodzimmerman2018mapping"/>
+    <w:bookmarkEnd w:id="95"/>
+    <w:bookmarkStart w:id="97" w:name="ref-osgoodzimmerman2018mapping"/>
     <w:p>
       <w:pPr>
         <w:pStyle w:val="Bibliography"/>
@@ -55463,7 +55721,7 @@
       <w:r>
         <w:t xml:space="preserve"> </w:t>
       </w:r>
-      <w:hyperlink r:id="rId95">
+      <w:hyperlink r:id="rId96">
         <w:r>
           <w:rPr>
             <w:rStyle w:val="Hyperlink"/>
@@ -55475,8 +55733,8 @@
         <w:t xml:space="preserve">.</w:t>
       </w:r>
     </w:p>
-    <w:bookmarkEnd w:id="96"/>
-    <w:bookmarkStart w:id="98" w:name="ref-riebler2016intuitive"/>
+    <w:bookmarkEnd w:id="97"/>
+    <w:bookmarkStart w:id="99" w:name="ref-riebler2016intuitive"/>
     <w:p>
       <w:pPr>
         <w:pStyle w:val="Bibliography"/>
@@ -55509,7 +55767,7 @@
       <w:r>
         <w:t xml:space="preserve"> </w:t>
       </w:r>
-      <w:hyperlink r:id="rId97">
+      <w:hyperlink r:id="rId98">
         <w:r>
           <w:rPr>
             <w:rStyle w:val="Hyperlink"/>
@@ -55521,8 +55779,8 @@
         <w:t xml:space="preserve">.</w:t>
       </w:r>
     </w:p>
-    <w:bookmarkEnd w:id="98"/>
-    <w:bookmarkStart w:id="100" w:name="ref-rue2009approximate"/>
+    <w:bookmarkEnd w:id="99"/>
+    <w:bookmarkStart w:id="101" w:name="ref-rue2009approximate"/>
     <w:p>
       <w:pPr>
         <w:pStyle w:val="Bibliography"/>
@@ -55591,7 +55849,7 @@
       <w:r>
         <w:t xml:space="preserve"> </w:t>
       </w:r>
-      <w:hyperlink r:id="rId99">
+      <w:hyperlink r:id="rId100">
         <w:r>
           <w:rPr>
             <w:rStyle w:val="Hyperlink"/>
@@ -55603,8 +55861,8 @@
         <w:t xml:space="preserve">.</w:t>
       </w:r>
     </w:p>
-    <w:bookmarkEnd w:id="100"/>
-    <w:bookmarkStart w:id="102" w:name="ref-vansmedenetal2019sample"/>
+    <w:bookmarkEnd w:id="101"/>
+    <w:bookmarkStart w:id="103" w:name="ref-vansmedenetal2019sample"/>
     <w:p>
       <w:pPr>
         <w:pStyle w:val="Bibliography"/>
@@ -55637,7 +55895,7 @@
       <w:r>
         <w:t xml:space="preserve"> </w:t>
       </w:r>
-      <w:hyperlink r:id="rId101">
+      <w:hyperlink r:id="rId102">
         <w:r>
           <w:rPr>
             <w:rStyle w:val="Hyperlink"/>
@@ -55649,8 +55907,8 @@
         <w:t xml:space="preserve">.</w:t>
       </w:r>
     </w:p>
-    <w:bookmarkEnd w:id="102"/>
-    <w:bookmarkStart w:id="104" w:name="ref-stevens2022micronutrient"/>
+    <w:bookmarkEnd w:id="103"/>
+    <w:bookmarkStart w:id="105" w:name="ref-stevens2022micronutrient"/>
     <w:p>
       <w:pPr>
         <w:pStyle w:val="Bibliography"/>
@@ -55683,7 +55941,7 @@
       <w:r>
         <w:t xml:space="preserve"> </w:t>
       </w:r>
-      <w:hyperlink r:id="rId103">
+      <w:hyperlink r:id="rId104">
         <w:r>
           <w:rPr>
             <w:rStyle w:val="Hyperlink"/>
@@ -55695,8 +55953,8 @@
         <w:t xml:space="preserve">.</w:t>
       </w:r>
     </w:p>
-    <w:bookmarkEnd w:id="104"/>
-    <w:bookmarkStart w:id="106" w:name="ref-brinda2017overview"/>
+    <w:bookmarkEnd w:id="105"/>
+    <w:bookmarkStart w:id="107" w:name="ref-brinda2017overview"/>
     <w:p>
       <w:pPr>
         <w:pStyle w:val="Bibliography"/>
@@ -55729,7 +55987,7 @@
       <w:r>
         <w:t xml:space="preserve"> </w:t>
       </w:r>
-      <w:hyperlink r:id="rId105">
+      <w:hyperlink r:id="rId106">
         <w:r>
           <w:rPr>
             <w:rStyle w:val="Hyperlink"/>
@@ -55741,8 +55999,8 @@
         <w:t xml:space="preserve">.</w:t>
       </w:r>
     </w:p>
-    <w:bookmarkEnd w:id="106"/>
-    <w:bookmarkStart w:id="108" w:name="ref-wakefield2019small"/>
+    <w:bookmarkEnd w:id="107"/>
+    <w:bookmarkStart w:id="109" w:name="ref-wakefield2019small"/>
     <w:p>
       <w:pPr>
         <w:pStyle w:val="Bibliography"/>
@@ -55775,7 +56033,7 @@
       <w:r>
         <w:t xml:space="preserve"> </w:t>
       </w:r>
-      <w:hyperlink r:id="rId107">
+      <w:hyperlink r:id="rId108">
         <w:r>
           <w:rPr>
             <w:rStyle w:val="Hyperlink"/>
@@ -55787,8 +56045,8 @@
         <w:t xml:space="preserve">.</w:t>
       </w:r>
     </w:p>
-    <w:bookmarkEnd w:id="108"/>
-    <w:bookmarkStart w:id="109" w:name="ref-who_vmnis_thresholds"/>
+    <w:bookmarkEnd w:id="109"/>
+    <w:bookmarkStart w:id="110" w:name="ref-who_vmnis_thresholds"/>
     <w:p>
       <w:pPr>
         <w:pStyle w:val="Bibliography"/>
@@ -55809,8 +56067,8 @@
         <w:t xml:space="preserve">WHO/NMH/NHD/MNM/11.3.</w:t>
       </w:r>
     </w:p>
-    <w:bookmarkEnd w:id="109"/>
-    <w:bookmarkStart w:id="111" w:name="ref-who2020anaemia"/>
+    <w:bookmarkEnd w:id="110"/>
+    <w:bookmarkStart w:id="112" w:name="ref-who2020anaemia"/>
     <w:p>
       <w:pPr>
         <w:pStyle w:val="Bibliography"/>
@@ -55827,7 +56085,7 @@
       <w:r>
         <w:t xml:space="preserve"> </w:t>
       </w:r>
-      <w:hyperlink r:id="rId110">
+      <w:hyperlink r:id="rId111">
         <w:r>
           <w:rPr>
             <w:rStyle w:val="Hyperlink"/>
@@ -55839,8 +56097,8 @@
         <w:t xml:space="preserve">.</w:t>
       </w:r>
     </w:p>
-    <w:bookmarkEnd w:id="111"/>
-    <w:bookmarkStart w:id="113" w:name="ref-who_vmnis"/>
+    <w:bookmarkEnd w:id="112"/>
+    <w:bookmarkStart w:id="114" w:name="ref-who_vmnis"/>
     <w:p>
       <w:pPr>
         <w:pStyle w:val="Bibliography"/>
@@ -55857,7 +56115,7 @@
       <w:r>
         <w:t xml:space="preserve"> </w:t>
       </w:r>
-      <w:hyperlink r:id="rId112">
+      <w:hyperlink r:id="rId113">
         <w:r>
           <w:rPr>
             <w:rStyle w:val="Hyperlink"/>
@@ -55869,9 +56127,9 @@
         <w:t xml:space="preserve">.</w:t>
       </w:r>
     </w:p>
-    <w:bookmarkEnd w:id="113"/>
     <w:bookmarkEnd w:id="114"/>
     <w:bookmarkEnd w:id="115"/>
+    <w:bookmarkEnd w:id="116"/>
     <w:sectPr/>
   </w:body>
 </w:document>

--- a/docs/manuscript_mcn.docx
+++ b/docs/manuscript_mcn.docx
@@ -4180,7 +4180,7 @@
     </w:p>
     <w:bookmarkEnd w:id="26"/>
     <w:bookmarkEnd w:id="27"/>
-    <w:bookmarkStart w:id="62" w:name="results"/>
+    <w:bookmarkStart w:id="63" w:name="results"/>
     <w:p>
       <w:pPr>
         <w:pStyle w:val="Heading1"/>
@@ -31441,7 +31441,7 @@
       </w:r>
     </w:p>
     <w:bookmarkEnd w:id="31"/>
-    <w:bookmarkStart w:id="32" w:name="sec-recipe-audit"/>
+    <w:bookmarkStart w:id="33" w:name="sec-recipe-audit"/>
     <w:p>
       <w:pPr>
         <w:pStyle w:val="Heading2"/>
@@ -31757,230 +31757,6 @@
       </w:r>
       <w:r>
         <w:t xml:space="preserve">for iron and folate in Malawi, and was absent for zinc.</w:t>
-      </w:r>
-    </w:p>
-    <w:bookmarkEnd w:id="32"/>
-    <w:bookmarkStart w:id="43" w:name="cross-country-transportability"/>
-    <w:p>
-      <w:pPr>
-        <w:pStyle w:val="Heading2"/>
-      </w:pPr>
-      <w:r>
-        <w:t xml:space="preserve">3.5 Cross-country transportability</w:t>
-      </w:r>
-    </w:p>
-    <w:p>
-      <w:pPr>
-        <w:pStyle w:val="FirstParagraph"/>
-      </w:pPr>
-      <w:r>
-        <w:t xml:space="preserve">LOCO holdout produced markedly weaker performance than within-country</w:t>
-      </w:r>
-      <w:r>
-        <w:t xml:space="preserve"> </w:t>
-      </w:r>
-      <w:r>
-        <w:t xml:space="preserve">cross-validation (</w:t>
-      </w:r>
-      <w:hyperlink w:anchor="tbl-loco">
-        <w:r>
-          <w:rPr>
-            <w:rStyle w:val="Hyperlink"/>
-          </w:rPr>
-          <w:t xml:space="preserve">Table 4</w:t>
-        </w:r>
-      </w:hyperlink>
-      <w:r>
-        <w:t xml:space="preserve">;</w:t>
-      </w:r>
-      <w:r>
-        <w:t xml:space="preserve"> </w:t>
-      </w:r>
-      <w:hyperlink w:anchor="fig-loco-scatter">
-        <w:r>
-          <w:rPr>
-            <w:rStyle w:val="Hyperlink"/>
-          </w:rPr>
-          <w:t xml:space="preserve">Figure 1</w:t>
-        </w:r>
-      </w:hyperlink>
-      <w:r>
-        <w:t xml:space="preserve">). Across the 16</w:t>
-      </w:r>
-      <w:r>
-        <w:t xml:space="preserve"> </w:t>
-      </w:r>
-      <w:r>
-        <w:t xml:space="preserve">outcome–holdout combinations, Pearson r had a median of 0.29 and ranged</w:t>
-      </w:r>
-      <w:r>
-        <w:t xml:space="preserve"> </w:t>
-      </w:r>
-      <w:r>
-        <w:t xml:space="preserve">from −0.21 to 0.75, with iron deficiency outcomes transporting best (median r</w:t>
-      </w:r>
-      <w:r>
-        <w:t xml:space="preserve"> </w:t>
-      </w:r>
-      <w:r>
-        <w:t xml:space="preserve">0.35 in children, 0.22 in women) and vitamin-A outcomes weaker (median r</w:t>
-      </w:r>
-      <w:r>
-        <w:t xml:space="preserve"> </w:t>
-      </w:r>
-      <w:r>
-        <w:t xml:space="preserve">0.24 in children, 0.37 in women), with anti-predictive ordering in some</w:t>
-      </w:r>
-      <w:r>
-        <w:t xml:space="preserve"> </w:t>
-      </w:r>
-      <w:r>
-        <w:t xml:space="preserve">holdouts.</w:t>
-      </w:r>
-    </w:p>
-    <w:p>
-      <w:pPr>
-        <w:pStyle w:val="BodyText"/>
-      </w:pPr>
-      <w:r>
-        <w:t xml:space="preserve">The area-level recipe, applied with the universal (earth-observation-only)</w:t>
-      </w:r>
-      <w:r>
-        <w:t xml:space="preserve"> </w:t>
-      </w:r>
-      <w:r>
-        <w:t xml:space="preserve">feature set and scored by rank correlation, produced comparable point</w:t>
-      </w:r>
-      <w:r>
-        <w:t xml:space="preserve"> </w:t>
-      </w:r>
-      <w:r>
-        <w:t xml:space="preserve">estimates to within-country cross-validation (Spearman 0.42 and 0.49 for</w:t>
-      </w:r>
-      <w:r>
-        <w:t xml:space="preserve"> </w:t>
-      </w:r>
-      <w:r>
-        <w:t xml:space="preserve">child iron, 0.75 and 0.35 for women’s iron, in Gambia and Ghana respectively)</w:t>
-      </w:r>
-      <w:r>
-        <w:t xml:space="preserve"> </w:t>
-      </w:r>
-      <w:r>
-        <w:t xml:space="preserve">but not to Malawi (Spearman ≈ 0.03–0.05), and vitamin A did not transport</w:t>
-      </w:r>
-      <w:r>
-        <w:t xml:space="preserve"> </w:t>
-      </w:r>
-      <w:r>
-        <w:t xml:space="preserve">well in any country. As noted above (</w:t>
-      </w:r>
-      <w:hyperlink w:anchor="sec-recipe-audit">
-        <w:r>
-          <w:rPr>
-            <w:rStyle w:val="Hyperlink"/>
-          </w:rPr>
-          <w:t xml:space="preserve">Section 3.4</w:t>
-        </w:r>
-      </w:hyperlink>
-      <w:r>
-        <w:t xml:space="preserve">), the recipe’s</w:t>
-      </w:r>
-      <w:r>
-        <w:t xml:space="preserve"> </w:t>
-      </w:r>
-      <w:r>
-        <w:t xml:space="preserve">apparent edge over simpler comparators does not survive a leakage-corrected</w:t>
-      </w:r>
-      <w:r>
-        <w:t xml:space="preserve"> </w:t>
-      </w:r>
-      <w:r>
-        <w:t xml:space="preserve">re-ranking, so we read these numbers as descriptive of the recipe’s own</w:t>
-      </w:r>
-      <w:r>
-        <w:t xml:space="preserve"> </w:t>
-      </w:r>
-      <w:r>
-        <w:t xml:space="preserve">LOCO behaviour rather than as evidence that it out-transports the benchmark</w:t>
-      </w:r>
-      <w:r>
-        <w:t xml:space="preserve"> </w:t>
-      </w:r>
-      <w:r>
-        <w:t xml:space="preserve">methods in</w:t>
-      </w:r>
-      <w:r>
-        <w:t xml:space="preserve"> </w:t>
-      </w:r>
-      <w:hyperlink w:anchor="tbl-benchmarks">
-        <w:r>
-          <w:rPr>
-            <w:rStyle w:val="Hyperlink"/>
-          </w:rPr>
-          <w:t xml:space="preserve">Table 6</w:t>
-        </w:r>
-      </w:hyperlink>
-      <w:r>
-        <w:t xml:space="preserve">. The malaria/IHME enrichment that aided</w:t>
-      </w:r>
-      <w:r>
-        <w:t xml:space="preserve"> </w:t>
-      </w:r>
-      <w:r>
-        <w:t xml:space="preserve">within-country prediction</w:t>
-      </w:r>
-      <w:r>
-        <w:t xml:space="preserve"> </w:t>
-      </w:r>
-      <w:r>
-        <w:rPr>
-          <w:i/>
-          <w:iCs/>
-        </w:rPr>
-        <w:t xml:space="preserve">degraded</w:t>
-      </w:r>
-      <w:r>
-        <w:t xml:space="preserve"> </w:t>
-      </w:r>
-      <w:r>
-        <w:t xml:space="preserve">transport (mean child-iron Spearman 0.30</w:t>
-      </w:r>
-      <w:r>
-        <w:t xml:space="preserve"> </w:t>
-      </w:r>
-      <w:r>
-        <w:t xml:space="preserve">with universal features versus 0.20 enriched), because the malaria–iron and</w:t>
-      </w:r>
-      <w:r>
-        <w:t xml:space="preserve"> </w:t>
-      </w:r>
-      <w:r>
-        <w:t xml:space="preserve">modelled-burden relationships are country-specific rather than universal.</w:t>
-      </w:r>
-      <w:r>
-        <w:t xml:space="preserve"> </w:t>
-      </w:r>
-      <w:r>
-        <w:t xml:space="preserve">Cross-country prediction is therefore, at best, a ranking-only product, valid</w:t>
-      </w:r>
-      <w:r>
-        <w:t xml:space="preserve"> </w:t>
-      </w:r>
-      <w:r>
-        <w:t xml:space="preserve">within an epidemiologically similar neighbourhood with adequate covariate</w:t>
-      </w:r>
-      <w:r>
-        <w:t xml:space="preserve"> </w:t>
-      </w:r>
-      <w:r>
-        <w:t xml:space="preserve">coverage and requiring national-anchor calibration to recover the absolute</w:t>
-      </w:r>
-      <w:r>
-        <w:t xml:space="preserve"> </w:t>
-      </w:r>
-      <w:r>
-        <w:t xml:space="preserve">level.</w:t>
       </w:r>
     </w:p>
     <w:tbl>
@@ -31996,7 +31772,2934 @@
       <w:tr>
         <w:tc>
           <w:tcPr/>
-          <w:bookmarkStart w:id="33" w:name="tbl-loco"/>
+          <w:bookmarkStart w:id="32" w:name="tbl-area-recipe"/>
+          <w:p>
+            <w:pPr>
+              <w:jc w:val="center"/>
+            </w:pPr>
+            <w:pPr>
+              <w:jc w:val="start"/>
+              <w:spacing w:before="200"/>
+              <w:pStyle w:val="ImageCaption"/>
+            </w:pPr>
+            <w:r>
+              <w:t xml:space="preserve">Table 3: Area-level recipe within-country performance (binomial loss, enriched features), district- and region-block cross-validation. Pearson r with area-bootstrap 95% CI and permutation-null p; calibration slope. From results/tables/corrected/area_recipe_within.csv.</w:t>
+            </w:r>
+          </w:p>
+          <w:tbl>
+            <w:tblPr>
+              <w:tblStyle w:val="Table"/>
+              <w:tblW w:type="pct" w:w="5000"/>
+              <w:tblLayout w:type="fixed"/>
+              <w:tblLook w:firstRow="1" w:lastRow="0" w:firstColumn="0" w:lastColumn="0" w:noHBand="0" w:noVBand="0" w:val="0020"/>
+            </w:tblPr>
+            <w:tblGrid>
+              <w:gridCol w:w="1430"/>
+              <w:gridCol w:w="1430"/>
+              <w:gridCol w:w="990"/>
+              <w:gridCol w:w="330"/>
+              <w:gridCol w:w="660"/>
+              <w:gridCol w:w="1650"/>
+              <w:gridCol w:w="770"/>
+              <w:gridCol w:w="660"/>
+            </w:tblGrid>
+            <w:tr>
+              <w:trPr>
+                <w:tblHeader w:val="on"/>
+              </w:trPr>
+              <w:tc>
+                <w:tcPr/>
+                <w:p>
+                  <w:pPr>
+                    <w:pStyle w:val="Compact"/>
+                    <w:jc w:val="left"/>
+                    <w:jc w:val="center"/>
+                  </w:pPr>
+                  <w:r>
+                    <w:t xml:space="preserve">Country</w:t>
+                  </w:r>
+                </w:p>
+              </w:tc>
+              <w:tc>
+                <w:tcPr/>
+                <w:p>
+                  <w:pPr>
+                    <w:pStyle w:val="Compact"/>
+                    <w:jc w:val="left"/>
+                    <w:jc w:val="center"/>
+                  </w:pPr>
+                  <w:r>
+                    <w:t xml:space="preserve">Outcome</w:t>
+                  </w:r>
+                </w:p>
+              </w:tc>
+              <w:tc>
+                <w:tcPr/>
+                <w:p>
+                  <w:pPr>
+                    <w:pStyle w:val="Compact"/>
+                    <w:jc w:val="left"/>
+                    <w:jc w:val="center"/>
+                  </w:pPr>
+                  <w:r>
+                    <w:t xml:space="preserve">Scheme</w:t>
+                  </w:r>
+                </w:p>
+              </w:tc>
+              <w:tc>
+                <w:tcPr/>
+                <w:p>
+                  <w:pPr>
+                    <w:pStyle w:val="Compact"/>
+                    <w:jc w:val="right"/>
+                    <w:jc w:val="center"/>
+                  </w:pPr>
+                  <w:r>
+                    <w:t xml:space="preserve">n</w:t>
+                  </w:r>
+                </w:p>
+              </w:tc>
+              <w:tc>
+                <w:tcPr/>
+                <w:p>
+                  <w:pPr>
+                    <w:pStyle w:val="Compact"/>
+                    <w:jc w:val="right"/>
+                    <w:jc w:val="center"/>
+                  </w:pPr>
+                  <w:r>
+                    <w:t xml:space="preserve">r</w:t>
+                  </w:r>
+                </w:p>
+              </w:tc>
+              <w:tc>
+                <w:tcPr/>
+                <w:p>
+                  <w:pPr>
+                    <w:pStyle w:val="Compact"/>
+                    <w:jc w:val="left"/>
+                    <w:jc w:val="center"/>
+                  </w:pPr>
+                  <w:r>
+                    <w:t xml:space="preserve">95% CI</w:t>
+                  </w:r>
+                </w:p>
+              </w:tc>
+              <w:tc>
+                <w:tcPr/>
+                <w:p>
+                  <w:pPr>
+                    <w:pStyle w:val="Compact"/>
+                    <w:jc w:val="right"/>
+                    <w:jc w:val="center"/>
+                  </w:pPr>
+                  <w:r>
+                    <w:t xml:space="preserve">perm p</w:t>
+                  </w:r>
+                </w:p>
+              </w:tc>
+              <w:tc>
+                <w:tcPr/>
+                <w:p>
+                  <w:pPr>
+                    <w:pStyle w:val="Compact"/>
+                    <w:jc w:val="right"/>
+                    <w:jc w:val="center"/>
+                  </w:pPr>
+                  <w:r>
+                    <w:t xml:space="preserve">Slope</w:t>
+                  </w:r>
+                </w:p>
+              </w:tc>
+            </w:tr>
+            <w:tr>
+              <w:tc>
+                <w:tcPr/>
+                <w:p>
+                  <w:pPr>
+                    <w:pStyle w:val="Compact"/>
+                    <w:jc w:val="left"/>
+                    <w:jc w:val="center"/>
+                  </w:pPr>
+                  <w:r>
+                    <w:t xml:space="preserve">Gambia</w:t>
+                  </w:r>
+                </w:p>
+              </w:tc>
+              <w:tc>
+                <w:tcPr/>
+                <w:p>
+                  <w:pPr>
+                    <w:pStyle w:val="Compact"/>
+                    <w:jc w:val="left"/>
+                    <w:jc w:val="center"/>
+                  </w:pPr>
+                  <w:r>
+                    <w:t xml:space="preserve">child_iron</w:t>
+                  </w:r>
+                </w:p>
+              </w:tc>
+              <w:tc>
+                <w:tcPr/>
+                <w:p>
+                  <w:pPr>
+                    <w:pStyle w:val="Compact"/>
+                    <w:jc w:val="left"/>
+                    <w:jc w:val="center"/>
+                  </w:pPr>
+                  <w:r>
+                    <w:t xml:space="preserve">district</w:t>
+                  </w:r>
+                </w:p>
+              </w:tc>
+              <w:tc>
+                <w:tcPr/>
+                <w:p>
+                  <w:pPr>
+                    <w:pStyle w:val="Compact"/>
+                    <w:jc w:val="right"/>
+                    <w:jc w:val="center"/>
+                  </w:pPr>
+                  <w:r>
+                    <w:t xml:space="preserve">30</w:t>
+                  </w:r>
+                </w:p>
+              </w:tc>
+              <w:tc>
+                <w:tcPr/>
+                <w:p>
+                  <w:pPr>
+                    <w:pStyle w:val="Compact"/>
+                    <w:jc w:val="right"/>
+                    <w:jc w:val="center"/>
+                  </w:pPr>
+                  <w:r>
+                    <w:t xml:space="preserve">0.48</w:t>
+                  </w:r>
+                </w:p>
+              </w:tc>
+              <w:tc>
+                <w:tcPr/>
+                <w:p>
+                  <w:pPr>
+                    <w:pStyle w:val="Compact"/>
+                    <w:jc w:val="left"/>
+                    <w:jc w:val="center"/>
+                  </w:pPr>
+                  <w:r>
+                    <w:t xml:space="preserve">[0.23, 0.70]</w:t>
+                  </w:r>
+                </w:p>
+              </w:tc>
+              <w:tc>
+                <w:tcPr/>
+                <w:p>
+                  <w:pPr>
+                    <w:pStyle w:val="Compact"/>
+                    <w:jc w:val="right"/>
+                    <w:jc w:val="center"/>
+                  </w:pPr>
+                  <w:r>
+                    <w:t xml:space="preserve">0.005</w:t>
+                  </w:r>
+                </w:p>
+              </w:tc>
+              <w:tc>
+                <w:tcPr/>
+                <w:p>
+                  <w:pPr>
+                    <w:pStyle w:val="Compact"/>
+                    <w:jc w:val="right"/>
+                    <w:jc w:val="center"/>
+                  </w:pPr>
+                  <w:r>
+                    <w:t xml:space="preserve">0.94</w:t>
+                  </w:r>
+                </w:p>
+              </w:tc>
+            </w:tr>
+            <w:tr>
+              <w:tc>
+                <w:tcPr/>
+                <w:p>
+                  <w:pPr>
+                    <w:pStyle w:val="Compact"/>
+                    <w:jc w:val="left"/>
+                    <w:jc w:val="center"/>
+                  </w:pPr>
+                  <w:r>
+                    <w:t xml:space="preserve">Gambia</w:t>
+                  </w:r>
+                </w:p>
+              </w:tc>
+              <w:tc>
+                <w:tcPr/>
+                <w:p>
+                  <w:pPr>
+                    <w:pStyle w:val="Compact"/>
+                    <w:jc w:val="left"/>
+                    <w:jc w:val="center"/>
+                  </w:pPr>
+                  <w:r>
+                    <w:t xml:space="preserve">child_vitA</w:t>
+                  </w:r>
+                </w:p>
+              </w:tc>
+              <w:tc>
+                <w:tcPr/>
+                <w:p>
+                  <w:pPr>
+                    <w:pStyle w:val="Compact"/>
+                    <w:jc w:val="left"/>
+                    <w:jc w:val="center"/>
+                  </w:pPr>
+                  <w:r>
+                    <w:t xml:space="preserve">district</w:t>
+                  </w:r>
+                </w:p>
+              </w:tc>
+              <w:tc>
+                <w:tcPr/>
+                <w:p>
+                  <w:pPr>
+                    <w:pStyle w:val="Compact"/>
+                    <w:jc w:val="right"/>
+                    <w:jc w:val="center"/>
+                  </w:pPr>
+                  <w:r>
+                    <w:t xml:space="preserve">30</w:t>
+                  </w:r>
+                </w:p>
+              </w:tc>
+              <w:tc>
+                <w:tcPr/>
+                <w:p>
+                  <w:pPr>
+                    <w:pStyle w:val="Compact"/>
+                    <w:jc w:val="right"/>
+                    <w:jc w:val="center"/>
+                  </w:pPr>
+                  <w:r>
+                    <w:t xml:space="preserve">0.18</w:t>
+                  </w:r>
+                </w:p>
+              </w:tc>
+              <w:tc>
+                <w:tcPr/>
+                <w:p>
+                  <w:pPr>
+                    <w:pStyle w:val="Compact"/>
+                    <w:jc w:val="left"/>
+                    <w:jc w:val="center"/>
+                  </w:pPr>
+                  <w:r>
+                    <w:t xml:space="preserve">[-0.13, 0.49]</w:t>
+                  </w:r>
+                </w:p>
+              </w:tc>
+              <w:tc>
+                <w:tcPr/>
+                <w:p>
+                  <w:pPr>
+                    <w:pStyle w:val="Compact"/>
+                    <w:jc w:val="right"/>
+                    <w:jc w:val="center"/>
+                  </w:pPr>
+                  <w:r>
+                    <w:t xml:space="preserve">0.178</w:t>
+                  </w:r>
+                </w:p>
+              </w:tc>
+              <w:tc>
+                <w:tcPr/>
+                <w:p>
+                  <w:pPr>
+                    <w:pStyle w:val="Compact"/>
+                    <w:jc w:val="right"/>
+                    <w:jc w:val="center"/>
+                  </w:pPr>
+                  <w:r>
+                    <w:t xml:space="preserve">0.27</w:t>
+                  </w:r>
+                </w:p>
+              </w:tc>
+            </w:tr>
+            <w:tr>
+              <w:tc>
+                <w:tcPr/>
+                <w:p>
+                  <w:pPr>
+                    <w:pStyle w:val="Compact"/>
+                    <w:jc w:val="left"/>
+                    <w:jc w:val="center"/>
+                  </w:pPr>
+                  <w:r>
+                    <w:t xml:space="preserve">Gambia</w:t>
+                  </w:r>
+                </w:p>
+              </w:tc>
+              <w:tc>
+                <w:tcPr/>
+                <w:p>
+                  <w:pPr>
+                    <w:pStyle w:val="Compact"/>
+                    <w:jc w:val="left"/>
+                    <w:jc w:val="center"/>
+                  </w:pPr>
+                  <w:r>
+                    <w:t xml:space="preserve">women_iron</w:t>
+                  </w:r>
+                </w:p>
+              </w:tc>
+              <w:tc>
+                <w:tcPr/>
+                <w:p>
+                  <w:pPr>
+                    <w:pStyle w:val="Compact"/>
+                    <w:jc w:val="left"/>
+                    <w:jc w:val="center"/>
+                  </w:pPr>
+                  <w:r>
+                    <w:t xml:space="preserve">district</w:t>
+                  </w:r>
+                </w:p>
+              </w:tc>
+              <w:tc>
+                <w:tcPr/>
+                <w:p>
+                  <w:pPr>
+                    <w:pStyle w:val="Compact"/>
+                    <w:jc w:val="right"/>
+                    <w:jc w:val="center"/>
+                  </w:pPr>
+                  <w:r>
+                    <w:t xml:space="preserve">30</w:t>
+                  </w:r>
+                </w:p>
+              </w:tc>
+              <w:tc>
+                <w:tcPr/>
+                <w:p>
+                  <w:pPr>
+                    <w:pStyle w:val="Compact"/>
+                    <w:jc w:val="right"/>
+                    <w:jc w:val="center"/>
+                  </w:pPr>
+                  <w:r>
+                    <w:t xml:space="preserve">0.40</w:t>
+                  </w:r>
+                </w:p>
+              </w:tc>
+              <w:tc>
+                <w:tcPr/>
+                <w:p>
+                  <w:pPr>
+                    <w:pStyle w:val="Compact"/>
+                    <w:jc w:val="left"/>
+                    <w:jc w:val="center"/>
+                  </w:pPr>
+                  <w:r>
+                    <w:t xml:space="preserve">[0.15, 0.66]</w:t>
+                  </w:r>
+                </w:p>
+              </w:tc>
+              <w:tc>
+                <w:tcPr/>
+                <w:p>
+                  <w:pPr>
+                    <w:pStyle w:val="Compact"/>
+                    <w:jc w:val="right"/>
+                    <w:jc w:val="center"/>
+                  </w:pPr>
+                  <w:r>
+                    <w:t xml:space="preserve">0.011</w:t>
+                  </w:r>
+                </w:p>
+              </w:tc>
+              <w:tc>
+                <w:tcPr/>
+                <w:p>
+                  <w:pPr>
+                    <w:pStyle w:val="Compact"/>
+                    <w:jc w:val="right"/>
+                    <w:jc w:val="center"/>
+                  </w:pPr>
+                  <w:r>
+                    <w:t xml:space="preserve">0.66</w:t>
+                  </w:r>
+                </w:p>
+              </w:tc>
+            </w:tr>
+            <w:tr>
+              <w:tc>
+                <w:tcPr/>
+                <w:p>
+                  <w:pPr>
+                    <w:pStyle w:val="Compact"/>
+                    <w:jc w:val="left"/>
+                    <w:jc w:val="center"/>
+                  </w:pPr>
+                  <w:r>
+                    <w:t xml:space="preserve">Gambia</w:t>
+                  </w:r>
+                </w:p>
+              </w:tc>
+              <w:tc>
+                <w:tcPr/>
+                <w:p>
+                  <w:pPr>
+                    <w:pStyle w:val="Compact"/>
+                    <w:jc w:val="left"/>
+                    <w:jc w:val="center"/>
+                  </w:pPr>
+                  <w:r>
+                    <w:t xml:space="preserve">women_vitA</w:t>
+                  </w:r>
+                </w:p>
+              </w:tc>
+              <w:tc>
+                <w:tcPr/>
+                <w:p>
+                  <w:pPr>
+                    <w:pStyle w:val="Compact"/>
+                    <w:jc w:val="left"/>
+                    <w:jc w:val="center"/>
+                  </w:pPr>
+                  <w:r>
+                    <w:t xml:space="preserve">district</w:t>
+                  </w:r>
+                </w:p>
+              </w:tc>
+              <w:tc>
+                <w:tcPr/>
+                <w:p>
+                  <w:pPr>
+                    <w:pStyle w:val="Compact"/>
+                    <w:jc w:val="right"/>
+                    <w:jc w:val="center"/>
+                  </w:pPr>
+                  <w:r>
+                    <w:t xml:space="preserve">30</w:t>
+                  </w:r>
+                </w:p>
+              </w:tc>
+              <w:tc>
+                <w:tcPr/>
+                <w:p>
+                  <w:pPr>
+                    <w:pStyle w:val="Compact"/>
+                    <w:jc w:val="right"/>
+                    <w:jc w:val="center"/>
+                  </w:pPr>
+                  <w:r>
+                    <w:t xml:space="preserve">0.32</w:t>
+                  </w:r>
+                </w:p>
+              </w:tc>
+              <w:tc>
+                <w:tcPr/>
+                <w:p>
+                  <w:pPr>
+                    <w:pStyle w:val="Compact"/>
+                    <w:jc w:val="left"/>
+                    <w:jc w:val="center"/>
+                  </w:pPr>
+                  <w:r>
+                    <w:t xml:space="preserve">[0.04, 0.62]</w:t>
+                  </w:r>
+                </w:p>
+              </w:tc>
+              <w:tc>
+                <w:tcPr/>
+                <w:p>
+                  <w:pPr>
+                    <w:pStyle w:val="Compact"/>
+                    <w:jc w:val="right"/>
+                    <w:jc w:val="center"/>
+                  </w:pPr>
+                  <w:r>
+                    <w:t xml:space="preserve">0.059</w:t>
+                  </w:r>
+                </w:p>
+              </w:tc>
+              <w:tc>
+                <w:tcPr/>
+                <w:p>
+                  <w:pPr>
+                    <w:pStyle w:val="Compact"/>
+                    <w:jc w:val="right"/>
+                    <w:jc w:val="center"/>
+                  </w:pPr>
+                  <w:r>
+                    <w:t xml:space="preserve">0.80</w:t>
+                  </w:r>
+                </w:p>
+              </w:tc>
+            </w:tr>
+            <w:tr>
+              <w:tc>
+                <w:tcPr/>
+                <w:p>
+                  <w:pPr>
+                    <w:pStyle w:val="Compact"/>
+                    <w:jc w:val="left"/>
+                    <w:jc w:val="center"/>
+                  </w:pPr>
+                  <w:r>
+                    <w:t xml:space="preserve">Ghana</w:t>
+                  </w:r>
+                </w:p>
+              </w:tc>
+              <w:tc>
+                <w:tcPr/>
+                <w:p>
+                  <w:pPr>
+                    <w:pStyle w:val="Compact"/>
+                    <w:jc w:val="left"/>
+                    <w:jc w:val="center"/>
+                  </w:pPr>
+                  <w:r>
+                    <w:t xml:space="preserve">child_iron</w:t>
+                  </w:r>
+                </w:p>
+              </w:tc>
+              <w:tc>
+                <w:tcPr/>
+                <w:p>
+                  <w:pPr>
+                    <w:pStyle w:val="Compact"/>
+                    <w:jc w:val="left"/>
+                    <w:jc w:val="center"/>
+                  </w:pPr>
+                  <w:r>
+                    <w:t xml:space="preserve">district</w:t>
+                  </w:r>
+                </w:p>
+              </w:tc>
+              <w:tc>
+                <w:tcPr/>
+                <w:p>
+                  <w:pPr>
+                    <w:pStyle w:val="Compact"/>
+                    <w:jc w:val="right"/>
+                    <w:jc w:val="center"/>
+                  </w:pPr>
+                  <w:r>
+                    <w:t xml:space="preserve">71</w:t>
+                  </w:r>
+                </w:p>
+              </w:tc>
+              <w:tc>
+                <w:tcPr/>
+                <w:p>
+                  <w:pPr>
+                    <w:pStyle w:val="Compact"/>
+                    <w:jc w:val="right"/>
+                    <w:jc w:val="center"/>
+                  </w:pPr>
+                  <w:r>
+                    <w:t xml:space="preserve">0.62</w:t>
+                  </w:r>
+                </w:p>
+              </w:tc>
+              <w:tc>
+                <w:tcPr/>
+                <w:p>
+                  <w:pPr>
+                    <w:pStyle w:val="Compact"/>
+                    <w:jc w:val="left"/>
+                    <w:jc w:val="center"/>
+                  </w:pPr>
+                  <w:r>
+                    <w:t xml:space="preserve">[0.49, 0.74]</w:t>
+                  </w:r>
+                </w:p>
+              </w:tc>
+              <w:tc>
+                <w:tcPr/>
+                <w:p>
+                  <w:pPr>
+                    <w:pStyle w:val="Compact"/>
+                    <w:jc w:val="right"/>
+                    <w:jc w:val="center"/>
+                  </w:pPr>
+                  <w:r>
+                    <w:t xml:space="preserve">0.001</w:t>
+                  </w:r>
+                </w:p>
+              </w:tc>
+              <w:tc>
+                <w:tcPr/>
+                <w:p>
+                  <w:pPr>
+                    <w:pStyle w:val="Compact"/>
+                    <w:jc w:val="right"/>
+                    <w:jc w:val="center"/>
+                  </w:pPr>
+                  <w:r>
+                    <w:t xml:space="preserve">0.82</w:t>
+                  </w:r>
+                </w:p>
+              </w:tc>
+            </w:tr>
+            <w:tr>
+              <w:tc>
+                <w:tcPr/>
+                <w:p>
+                  <w:pPr>
+                    <w:pStyle w:val="Compact"/>
+                    <w:jc w:val="left"/>
+                    <w:jc w:val="center"/>
+                  </w:pPr>
+                  <w:r>
+                    <w:t xml:space="preserve">Ghana</w:t>
+                  </w:r>
+                </w:p>
+              </w:tc>
+              <w:tc>
+                <w:tcPr/>
+                <w:p>
+                  <w:pPr>
+                    <w:pStyle w:val="Compact"/>
+                    <w:jc w:val="left"/>
+                    <w:jc w:val="center"/>
+                  </w:pPr>
+                  <w:r>
+                    <w:t xml:space="preserve">child_vitA</w:t>
+                  </w:r>
+                </w:p>
+              </w:tc>
+              <w:tc>
+                <w:tcPr/>
+                <w:p>
+                  <w:pPr>
+                    <w:pStyle w:val="Compact"/>
+                    <w:jc w:val="left"/>
+                    <w:jc w:val="center"/>
+                  </w:pPr>
+                  <w:r>
+                    <w:t xml:space="preserve">district</w:t>
+                  </w:r>
+                </w:p>
+              </w:tc>
+              <w:tc>
+                <w:tcPr/>
+                <w:p>
+                  <w:pPr>
+                    <w:pStyle w:val="Compact"/>
+                    <w:jc w:val="right"/>
+                    <w:jc w:val="center"/>
+                  </w:pPr>
+                  <w:r>
+                    <w:t xml:space="preserve">71</w:t>
+                  </w:r>
+                </w:p>
+              </w:tc>
+              <w:tc>
+                <w:tcPr/>
+                <w:p>
+                  <w:pPr>
+                    <w:pStyle w:val="Compact"/>
+                    <w:jc w:val="right"/>
+                    <w:jc w:val="center"/>
+                  </w:pPr>
+                  <w:r>
+                    <w:t xml:space="preserve">0.18</w:t>
+                  </w:r>
+                </w:p>
+              </w:tc>
+              <w:tc>
+                <w:tcPr/>
+                <w:p>
+                  <w:pPr>
+                    <w:pStyle w:val="Compact"/>
+                    <w:jc w:val="left"/>
+                    <w:jc w:val="center"/>
+                  </w:pPr>
+                  <w:r>
+                    <w:t xml:space="preserve">[-0.05, 0.39]</w:t>
+                  </w:r>
+                </w:p>
+              </w:tc>
+              <w:tc>
+                <w:tcPr/>
+                <w:p>
+                  <w:pPr>
+                    <w:pStyle w:val="Compact"/>
+                    <w:jc w:val="right"/>
+                    <w:jc w:val="center"/>
+                  </w:pPr>
+                  <w:r>
+                    <w:t xml:space="preserve">0.066</w:t>
+                  </w:r>
+                </w:p>
+              </w:tc>
+              <w:tc>
+                <w:tcPr/>
+                <w:p>
+                  <w:pPr>
+                    <w:pStyle w:val="Compact"/>
+                    <w:jc w:val="right"/>
+                    <w:jc w:val="center"/>
+                  </w:pPr>
+                  <w:r>
+                    <w:t xml:space="preserve">0.42</w:t>
+                  </w:r>
+                </w:p>
+              </w:tc>
+            </w:tr>
+            <w:tr>
+              <w:tc>
+                <w:tcPr/>
+                <w:p>
+                  <w:pPr>
+                    <w:pStyle w:val="Compact"/>
+                    <w:jc w:val="left"/>
+                    <w:jc w:val="center"/>
+                  </w:pPr>
+                  <w:r>
+                    <w:t xml:space="preserve">Ghana</w:t>
+                  </w:r>
+                </w:p>
+              </w:tc>
+              <w:tc>
+                <w:tcPr/>
+                <w:p>
+                  <w:pPr>
+                    <w:pStyle w:val="Compact"/>
+                    <w:jc w:val="left"/>
+                    <w:jc w:val="center"/>
+                  </w:pPr>
+                  <w:r>
+                    <w:t xml:space="preserve">women_b12</w:t>
+                  </w:r>
+                </w:p>
+              </w:tc>
+              <w:tc>
+                <w:tcPr/>
+                <w:p>
+                  <w:pPr>
+                    <w:pStyle w:val="Compact"/>
+                    <w:jc w:val="left"/>
+                    <w:jc w:val="center"/>
+                  </w:pPr>
+                  <w:r>
+                    <w:t xml:space="preserve">district</w:t>
+                  </w:r>
+                </w:p>
+              </w:tc>
+              <w:tc>
+                <w:tcPr/>
+                <w:p>
+                  <w:pPr>
+                    <w:pStyle w:val="Compact"/>
+                    <w:jc w:val="right"/>
+                    <w:jc w:val="center"/>
+                  </w:pPr>
+                  <w:r>
+                    <w:t xml:space="preserve">51</w:t>
+                  </w:r>
+                </w:p>
+              </w:tc>
+              <w:tc>
+                <w:tcPr/>
+                <w:p>
+                  <w:pPr>
+                    <w:pStyle w:val="Compact"/>
+                    <w:jc w:val="right"/>
+                    <w:jc w:val="center"/>
+                  </w:pPr>
+                  <w:r>
+                    <w:t xml:space="preserve">0.57</w:t>
+                  </w:r>
+                </w:p>
+              </w:tc>
+              <w:tc>
+                <w:tcPr/>
+                <w:p>
+                  <w:pPr>
+                    <w:pStyle w:val="Compact"/>
+                    <w:jc w:val="left"/>
+                    <w:jc w:val="center"/>
+                  </w:pPr>
+                  <w:r>
+                    <w:t xml:space="preserve">[0.21, 0.78]</w:t>
+                  </w:r>
+                </w:p>
+              </w:tc>
+              <w:tc>
+                <w:tcPr/>
+                <w:p>
+                  <w:pPr>
+                    <w:pStyle w:val="Compact"/>
+                    <w:jc w:val="right"/>
+                    <w:jc w:val="center"/>
+                  </w:pPr>
+                  <w:r>
+                    <w:t xml:space="preserve">0.001</w:t>
+                  </w:r>
+                </w:p>
+              </w:tc>
+              <w:tc>
+                <w:tcPr/>
+                <w:p>
+                  <w:pPr>
+                    <w:pStyle w:val="Compact"/>
+                    <w:jc w:val="right"/>
+                    <w:jc w:val="center"/>
+                  </w:pPr>
+                  <w:r>
+                    <w:t xml:space="preserve">1.07</w:t>
+                  </w:r>
+                </w:p>
+              </w:tc>
+            </w:tr>
+            <w:tr>
+              <w:tc>
+                <w:tcPr/>
+                <w:p>
+                  <w:pPr>
+                    <w:pStyle w:val="Compact"/>
+                    <w:jc w:val="left"/>
+                    <w:jc w:val="center"/>
+                  </w:pPr>
+                  <w:r>
+                    <w:t xml:space="preserve">Ghana</w:t>
+                  </w:r>
+                </w:p>
+              </w:tc>
+              <w:tc>
+                <w:tcPr/>
+                <w:p>
+                  <w:pPr>
+                    <w:pStyle w:val="Compact"/>
+                    <w:jc w:val="left"/>
+                    <w:jc w:val="center"/>
+                  </w:pPr>
+                  <w:r>
+                    <w:t xml:space="preserve">women_folate</w:t>
+                  </w:r>
+                </w:p>
+              </w:tc>
+              <w:tc>
+                <w:tcPr/>
+                <w:p>
+                  <w:pPr>
+                    <w:pStyle w:val="Compact"/>
+                    <w:jc w:val="left"/>
+                    <w:jc w:val="center"/>
+                  </w:pPr>
+                  <w:r>
+                    <w:t xml:space="preserve">district</w:t>
+                  </w:r>
+                </w:p>
+              </w:tc>
+              <w:tc>
+                <w:tcPr/>
+                <w:p>
+                  <w:pPr>
+                    <w:pStyle w:val="Compact"/>
+                    <w:jc w:val="right"/>
+                    <w:jc w:val="center"/>
+                  </w:pPr>
+                  <w:r>
+                    <w:t xml:space="preserve">52</w:t>
+                  </w:r>
+                </w:p>
+              </w:tc>
+              <w:tc>
+                <w:tcPr/>
+                <w:p>
+                  <w:pPr>
+                    <w:pStyle w:val="Compact"/>
+                    <w:jc w:val="right"/>
+                    <w:jc w:val="center"/>
+                  </w:pPr>
+                  <w:r>
+                    <w:t xml:space="preserve">-0.08</w:t>
+                  </w:r>
+                </w:p>
+              </w:tc>
+              <w:tc>
+                <w:tcPr/>
+                <w:p>
+                  <w:pPr>
+                    <w:pStyle w:val="Compact"/>
+                    <w:jc w:val="left"/>
+                    <w:jc w:val="center"/>
+                  </w:pPr>
+                  <w:r>
+                    <w:t xml:space="preserve">[-0.38, 0.16]</w:t>
+                  </w:r>
+                </w:p>
+              </w:tc>
+              <w:tc>
+                <w:tcPr/>
+                <w:p>
+                  <w:pPr>
+                    <w:pStyle w:val="Compact"/>
+                    <w:jc w:val="right"/>
+                    <w:jc w:val="center"/>
+                  </w:pPr>
+                  <w:r>
+                    <w:t xml:space="preserve">0.711</w:t>
+                  </w:r>
+                </w:p>
+              </w:tc>
+              <w:tc>
+                <w:tcPr/>
+                <w:p>
+                  <w:pPr>
+                    <w:pStyle w:val="Compact"/>
+                    <w:jc w:val="right"/>
+                    <w:jc w:val="center"/>
+                  </w:pPr>
+                  <w:r>
+                    <w:t xml:space="preserve">-0.16</w:t>
+                  </w:r>
+                </w:p>
+              </w:tc>
+            </w:tr>
+            <w:tr>
+              <w:tc>
+                <w:tcPr/>
+                <w:p>
+                  <w:pPr>
+                    <w:pStyle w:val="Compact"/>
+                    <w:jc w:val="left"/>
+                    <w:jc w:val="center"/>
+                  </w:pPr>
+                  <w:r>
+                    <w:t xml:space="preserve">Ghana</w:t>
+                  </w:r>
+                </w:p>
+              </w:tc>
+              <w:tc>
+                <w:tcPr/>
+                <w:p>
+                  <w:pPr>
+                    <w:pStyle w:val="Compact"/>
+                    <w:jc w:val="left"/>
+                    <w:jc w:val="center"/>
+                  </w:pPr>
+                  <w:r>
+                    <w:t xml:space="preserve">women_iron</w:t>
+                  </w:r>
+                </w:p>
+              </w:tc>
+              <w:tc>
+                <w:tcPr/>
+                <w:p>
+                  <w:pPr>
+                    <w:pStyle w:val="Compact"/>
+                    <w:jc w:val="left"/>
+                    <w:jc w:val="center"/>
+                  </w:pPr>
+                  <w:r>
+                    <w:t xml:space="preserve">district</w:t>
+                  </w:r>
+                </w:p>
+              </w:tc>
+              <w:tc>
+                <w:tcPr/>
+                <w:p>
+                  <w:pPr>
+                    <w:pStyle w:val="Compact"/>
+                    <w:jc w:val="right"/>
+                    <w:jc w:val="center"/>
+                  </w:pPr>
+                  <w:r>
+                    <w:t xml:space="preserve">72</w:t>
+                  </w:r>
+                </w:p>
+              </w:tc>
+              <w:tc>
+                <w:tcPr/>
+                <w:p>
+                  <w:pPr>
+                    <w:pStyle w:val="Compact"/>
+                    <w:jc w:val="right"/>
+                    <w:jc w:val="center"/>
+                  </w:pPr>
+                  <w:r>
+                    <w:t xml:space="preserve">0.39</w:t>
+                  </w:r>
+                </w:p>
+              </w:tc>
+              <w:tc>
+                <w:tcPr/>
+                <w:p>
+                  <w:pPr>
+                    <w:pStyle w:val="Compact"/>
+                    <w:jc w:val="left"/>
+                    <w:jc w:val="center"/>
+                  </w:pPr>
+                  <w:r>
+                    <w:t xml:space="preserve">[0.18, 0.56]</w:t>
+                  </w:r>
+                </w:p>
+              </w:tc>
+              <w:tc>
+                <w:tcPr/>
+                <w:p>
+                  <w:pPr>
+                    <w:pStyle w:val="Compact"/>
+                    <w:jc w:val="right"/>
+                    <w:jc w:val="center"/>
+                  </w:pPr>
+                  <w:r>
+                    <w:t xml:space="preserve">0.001</w:t>
+                  </w:r>
+                </w:p>
+              </w:tc>
+              <w:tc>
+                <w:tcPr/>
+                <w:p>
+                  <w:pPr>
+                    <w:pStyle w:val="Compact"/>
+                    <w:jc w:val="right"/>
+                    <w:jc w:val="center"/>
+                  </w:pPr>
+                  <w:r>
+                    <w:t xml:space="preserve">0.86</w:t>
+                  </w:r>
+                </w:p>
+              </w:tc>
+            </w:tr>
+            <w:tr>
+              <w:tc>
+                <w:tcPr/>
+                <w:p>
+                  <w:pPr>
+                    <w:pStyle w:val="Compact"/>
+                    <w:jc w:val="left"/>
+                    <w:jc w:val="center"/>
+                  </w:pPr>
+                  <w:r>
+                    <w:t xml:space="preserve">Ghana</w:t>
+                  </w:r>
+                </w:p>
+              </w:tc>
+              <w:tc>
+                <w:tcPr/>
+                <w:p>
+                  <w:pPr>
+                    <w:pStyle w:val="Compact"/>
+                    <w:jc w:val="left"/>
+                    <w:jc w:val="center"/>
+                  </w:pPr>
+                  <w:r>
+                    <w:t xml:space="preserve">women_vitA</w:t>
+                  </w:r>
+                </w:p>
+              </w:tc>
+              <w:tc>
+                <w:tcPr/>
+                <w:p>
+                  <w:pPr>
+                    <w:pStyle w:val="Compact"/>
+                    <w:jc w:val="left"/>
+                    <w:jc w:val="center"/>
+                  </w:pPr>
+                  <w:r>
+                    <w:t xml:space="preserve">district</w:t>
+                  </w:r>
+                </w:p>
+              </w:tc>
+              <w:tc>
+                <w:tcPr/>
+                <w:p>
+                  <w:pPr>
+                    <w:pStyle w:val="Compact"/>
+                    <w:jc w:val="right"/>
+                    <w:jc w:val="center"/>
+                  </w:pPr>
+                  <w:r>
+                    <w:t xml:space="preserve">72</w:t>
+                  </w:r>
+                </w:p>
+              </w:tc>
+              <w:tc>
+                <w:tcPr/>
+                <w:p>
+                  <w:pPr>
+                    <w:pStyle w:val="Compact"/>
+                    <w:jc w:val="right"/>
+                    <w:jc w:val="center"/>
+                  </w:pPr>
+                  <w:r>
+                    <w:t xml:space="preserve">-0.15</w:t>
+                  </w:r>
+                </w:p>
+              </w:tc>
+              <w:tc>
+                <w:tcPr/>
+                <w:p>
+                  <w:pPr>
+                    <w:pStyle w:val="Compact"/>
+                    <w:jc w:val="left"/>
+                    <w:jc w:val="center"/>
+                  </w:pPr>
+                  <w:r>
+                    <w:t xml:space="preserve">[-0.31, -0.05]</w:t>
+                  </w:r>
+                </w:p>
+              </w:tc>
+              <w:tc>
+                <w:tcPr/>
+                <w:p>
+                  <w:pPr>
+                    <w:pStyle w:val="Compact"/>
+                    <w:jc w:val="right"/>
+                    <w:jc w:val="center"/>
+                  </w:pPr>
+                  <w:r>
+                    <w:t xml:space="preserve">0.956</w:t>
+                  </w:r>
+                </w:p>
+              </w:tc>
+              <w:tc>
+                <w:tcPr/>
+                <w:p>
+                  <w:pPr>
+                    <w:pStyle w:val="Compact"/>
+                    <w:jc w:val="right"/>
+                    <w:jc w:val="center"/>
+                  </w:pPr>
+                  <w:r>
+                    <w:t xml:space="preserve">-0.91</w:t>
+                  </w:r>
+                </w:p>
+              </w:tc>
+            </w:tr>
+            <w:tr>
+              <w:tc>
+                <w:tcPr/>
+                <w:p>
+                  <w:pPr>
+                    <w:pStyle w:val="Compact"/>
+                    <w:jc w:val="left"/>
+                    <w:jc w:val="center"/>
+                  </w:pPr>
+                  <w:r>
+                    <w:t xml:space="preserve">Malawi</w:t>
+                  </w:r>
+                </w:p>
+              </w:tc>
+              <w:tc>
+                <w:tcPr/>
+                <w:p>
+                  <w:pPr>
+                    <w:pStyle w:val="Compact"/>
+                    <w:jc w:val="left"/>
+                    <w:jc w:val="center"/>
+                  </w:pPr>
+                  <w:r>
+                    <w:t xml:space="preserve">child_iron</w:t>
+                  </w:r>
+                </w:p>
+              </w:tc>
+              <w:tc>
+                <w:tcPr/>
+                <w:p>
+                  <w:pPr>
+                    <w:pStyle w:val="Compact"/>
+                    <w:jc w:val="left"/>
+                    <w:jc w:val="center"/>
+                  </w:pPr>
+                  <w:r>
+                    <w:t xml:space="preserve">district</w:t>
+                  </w:r>
+                </w:p>
+              </w:tc>
+              <w:tc>
+                <w:tcPr/>
+                <w:p>
+                  <w:pPr>
+                    <w:pStyle w:val="Compact"/>
+                    <w:jc w:val="right"/>
+                    <w:jc w:val="center"/>
+                  </w:pPr>
+                  <w:r>
+                    <w:t xml:space="preserve">86</w:t>
+                  </w:r>
+                </w:p>
+              </w:tc>
+              <w:tc>
+                <w:tcPr/>
+                <w:p>
+                  <w:pPr>
+                    <w:pStyle w:val="Compact"/>
+                    <w:jc w:val="right"/>
+                    <w:jc w:val="center"/>
+                  </w:pPr>
+                  <w:r>
+                    <w:t xml:space="preserve">0.28</w:t>
+                  </w:r>
+                </w:p>
+              </w:tc>
+              <w:tc>
+                <w:tcPr/>
+                <w:p>
+                  <w:pPr>
+                    <w:pStyle w:val="Compact"/>
+                    <w:jc w:val="left"/>
+                    <w:jc w:val="center"/>
+                  </w:pPr>
+                  <w:r>
+                    <w:t xml:space="preserve">[0.10, 0.46]</w:t>
+                  </w:r>
+                </w:p>
+              </w:tc>
+              <w:tc>
+                <w:tcPr/>
+                <w:p>
+                  <w:pPr>
+                    <w:pStyle w:val="Compact"/>
+                    <w:jc w:val="right"/>
+                    <w:jc w:val="center"/>
+                  </w:pPr>
+                  <w:r>
+                    <w:t xml:space="preserve">0.007</w:t>
+                  </w:r>
+                </w:p>
+              </w:tc>
+              <w:tc>
+                <w:tcPr/>
+                <w:p>
+                  <w:pPr>
+                    <w:pStyle w:val="Compact"/>
+                    <w:jc w:val="right"/>
+                    <w:jc w:val="center"/>
+                  </w:pPr>
+                  <w:r>
+                    <w:t xml:space="preserve">0.51</w:t>
+                  </w:r>
+                </w:p>
+              </w:tc>
+            </w:tr>
+            <w:tr>
+              <w:tc>
+                <w:tcPr/>
+                <w:p>
+                  <w:pPr>
+                    <w:pStyle w:val="Compact"/>
+                    <w:jc w:val="left"/>
+                    <w:jc w:val="center"/>
+                  </w:pPr>
+                  <w:r>
+                    <w:t xml:space="preserve">Malawi</w:t>
+                  </w:r>
+                </w:p>
+              </w:tc>
+              <w:tc>
+                <w:tcPr/>
+                <w:p>
+                  <w:pPr>
+                    <w:pStyle w:val="Compact"/>
+                    <w:jc w:val="left"/>
+                    <w:jc w:val="center"/>
+                  </w:pPr>
+                  <w:r>
+                    <w:t xml:space="preserve">child_vitA</w:t>
+                  </w:r>
+                </w:p>
+              </w:tc>
+              <w:tc>
+                <w:tcPr/>
+                <w:p>
+                  <w:pPr>
+                    <w:pStyle w:val="Compact"/>
+                    <w:jc w:val="left"/>
+                    <w:jc w:val="center"/>
+                  </w:pPr>
+                  <w:r>
+                    <w:t xml:space="preserve">district</w:t>
+                  </w:r>
+                </w:p>
+              </w:tc>
+              <w:tc>
+                <w:tcPr/>
+                <w:p>
+                  <w:pPr>
+                    <w:pStyle w:val="Compact"/>
+                    <w:jc w:val="right"/>
+                    <w:jc w:val="center"/>
+                  </w:pPr>
+                  <w:r>
+                    <w:t xml:space="preserve">86</w:t>
+                  </w:r>
+                </w:p>
+              </w:tc>
+              <w:tc>
+                <w:tcPr/>
+                <w:p>
+                  <w:pPr>
+                    <w:pStyle w:val="Compact"/>
+                    <w:jc w:val="right"/>
+                    <w:jc w:val="center"/>
+                  </w:pPr>
+                  <w:r>
+                    <w:t xml:space="preserve">0.04</w:t>
+                  </w:r>
+                </w:p>
+              </w:tc>
+              <w:tc>
+                <w:tcPr/>
+                <w:p>
+                  <w:pPr>
+                    <w:pStyle w:val="Compact"/>
+                    <w:jc w:val="left"/>
+                    <w:jc w:val="center"/>
+                  </w:pPr>
+                  <w:r>
+                    <w:t xml:space="preserve">[-0.13, 0.32]</w:t>
+                  </w:r>
+                </w:p>
+              </w:tc>
+              <w:tc>
+                <w:tcPr/>
+                <w:p>
+                  <w:pPr>
+                    <w:pStyle w:val="Compact"/>
+                    <w:jc w:val="right"/>
+                    <w:jc w:val="center"/>
+                  </w:pPr>
+                  <w:r>
+                    <w:t xml:space="preserve">0.306</w:t>
+                  </w:r>
+                </w:p>
+              </w:tc>
+              <w:tc>
+                <w:tcPr/>
+                <w:p>
+                  <w:pPr>
+                    <w:pStyle w:val="Compact"/>
+                    <w:jc w:val="right"/>
+                    <w:jc w:val="center"/>
+                  </w:pPr>
+                  <w:r>
+                    <w:t xml:space="preserve">0.11</w:t>
+                  </w:r>
+                </w:p>
+              </w:tc>
+            </w:tr>
+            <w:tr>
+              <w:tc>
+                <w:tcPr/>
+                <w:p>
+                  <w:pPr>
+                    <w:pStyle w:val="Compact"/>
+                    <w:jc w:val="left"/>
+                    <w:jc w:val="center"/>
+                  </w:pPr>
+                  <w:r>
+                    <w:t xml:space="preserve">Malawi</w:t>
+                  </w:r>
+                </w:p>
+              </w:tc>
+              <w:tc>
+                <w:tcPr/>
+                <w:p>
+                  <w:pPr>
+                    <w:pStyle w:val="Compact"/>
+                    <w:jc w:val="left"/>
+                    <w:jc w:val="center"/>
+                  </w:pPr>
+                  <w:r>
+                    <w:t xml:space="preserve">child_zinc</w:t>
+                  </w:r>
+                </w:p>
+              </w:tc>
+              <w:tc>
+                <w:tcPr/>
+                <w:p>
+                  <w:pPr>
+                    <w:pStyle w:val="Compact"/>
+                    <w:jc w:val="left"/>
+                    <w:jc w:val="center"/>
+                  </w:pPr>
+                  <w:r>
+                    <w:t xml:space="preserve">district</w:t>
+                  </w:r>
+                </w:p>
+              </w:tc>
+              <w:tc>
+                <w:tcPr/>
+                <w:p>
+                  <w:pPr>
+                    <w:pStyle w:val="Compact"/>
+                    <w:jc w:val="right"/>
+                    <w:jc w:val="center"/>
+                  </w:pPr>
+                  <w:r>
+                    <w:t xml:space="preserve">86</w:t>
+                  </w:r>
+                </w:p>
+              </w:tc>
+              <w:tc>
+                <w:tcPr/>
+                <w:p>
+                  <w:pPr>
+                    <w:pStyle w:val="Compact"/>
+                    <w:jc w:val="right"/>
+                    <w:jc w:val="center"/>
+                  </w:pPr>
+                  <w:r>
+                    <w:t xml:space="preserve">-0.25</w:t>
+                  </w:r>
+                </w:p>
+              </w:tc>
+              <w:tc>
+                <w:tcPr/>
+                <w:p>
+                  <w:pPr>
+                    <w:pStyle w:val="Compact"/>
+                    <w:jc w:val="left"/>
+                    <w:jc w:val="center"/>
+                  </w:pPr>
+                  <w:r>
+                    <w:t xml:space="preserve">[-0.42, -0.05]</w:t>
+                  </w:r>
+                </w:p>
+              </w:tc>
+              <w:tc>
+                <w:tcPr/>
+                <w:p>
+                  <w:pPr>
+                    <w:pStyle w:val="Compact"/>
+                    <w:jc w:val="right"/>
+                    <w:jc w:val="center"/>
+                  </w:pPr>
+                  <w:r>
+                    <w:t xml:space="preserve">0.992</w:t>
+                  </w:r>
+                </w:p>
+              </w:tc>
+              <w:tc>
+                <w:tcPr/>
+                <w:p>
+                  <w:pPr>
+                    <w:pStyle w:val="Compact"/>
+                    <w:jc w:val="right"/>
+                    <w:jc w:val="center"/>
+                  </w:pPr>
+                  <w:r>
+                    <w:t xml:space="preserve">-0.80</w:t>
+                  </w:r>
+                </w:p>
+              </w:tc>
+            </w:tr>
+            <w:tr>
+              <w:tc>
+                <w:tcPr/>
+                <w:p>
+                  <w:pPr>
+                    <w:pStyle w:val="Compact"/>
+                    <w:jc w:val="left"/>
+                    <w:jc w:val="center"/>
+                  </w:pPr>
+                  <w:r>
+                    <w:t xml:space="preserve">Malawi</w:t>
+                  </w:r>
+                </w:p>
+              </w:tc>
+              <w:tc>
+                <w:tcPr/>
+                <w:p>
+                  <w:pPr>
+                    <w:pStyle w:val="Compact"/>
+                    <w:jc w:val="left"/>
+                    <w:jc w:val="center"/>
+                  </w:pPr>
+                  <w:r>
+                    <w:t xml:space="preserve">women_b12</w:t>
+                  </w:r>
+                </w:p>
+              </w:tc>
+              <w:tc>
+                <w:tcPr/>
+                <w:p>
+                  <w:pPr>
+                    <w:pStyle w:val="Compact"/>
+                    <w:jc w:val="left"/>
+                    <w:jc w:val="center"/>
+                  </w:pPr>
+                  <w:r>
+                    <w:t xml:space="preserve">district</w:t>
+                  </w:r>
+                </w:p>
+              </w:tc>
+              <w:tc>
+                <w:tcPr/>
+                <w:p>
+                  <w:pPr>
+                    <w:pStyle w:val="Compact"/>
+                    <w:jc w:val="right"/>
+                    <w:jc w:val="center"/>
+                  </w:pPr>
+                  <w:r>
+                    <w:t xml:space="preserve">83</w:t>
+                  </w:r>
+                </w:p>
+              </w:tc>
+              <w:tc>
+                <w:tcPr/>
+                <w:p>
+                  <w:pPr>
+                    <w:pStyle w:val="Compact"/>
+                    <w:jc w:val="right"/>
+                    <w:jc w:val="center"/>
+                  </w:pPr>
+                  <w:r>
+                    <w:t xml:space="preserve">0.21</w:t>
+                  </w:r>
+                </w:p>
+              </w:tc>
+              <w:tc>
+                <w:tcPr/>
+                <w:p>
+                  <w:pPr>
+                    <w:pStyle w:val="Compact"/>
+                    <w:jc w:val="left"/>
+                    <w:jc w:val="center"/>
+                  </w:pPr>
+                  <w:r>
+                    <w:t xml:space="preserve">[0.04, 0.43]</w:t>
+                  </w:r>
+                </w:p>
+              </w:tc>
+              <w:tc>
+                <w:tcPr/>
+                <w:p>
+                  <w:pPr>
+                    <w:pStyle w:val="Compact"/>
+                    <w:jc w:val="right"/>
+                    <w:jc w:val="center"/>
+                  </w:pPr>
+                  <w:r>
+                    <w:t xml:space="preserve">0.035</w:t>
+                  </w:r>
+                </w:p>
+              </w:tc>
+              <w:tc>
+                <w:tcPr/>
+                <w:p>
+                  <w:pPr>
+                    <w:pStyle w:val="Compact"/>
+                    <w:jc w:val="right"/>
+                    <w:jc w:val="center"/>
+                  </w:pPr>
+                  <w:r>
+                    <w:t xml:space="preserve">0.53</w:t>
+                  </w:r>
+                </w:p>
+              </w:tc>
+            </w:tr>
+            <w:tr>
+              <w:tc>
+                <w:tcPr/>
+                <w:p>
+                  <w:pPr>
+                    <w:pStyle w:val="Compact"/>
+                    <w:jc w:val="left"/>
+                    <w:jc w:val="center"/>
+                  </w:pPr>
+                  <w:r>
+                    <w:t xml:space="preserve">Malawi</w:t>
+                  </w:r>
+                </w:p>
+              </w:tc>
+              <w:tc>
+                <w:tcPr/>
+                <w:p>
+                  <w:pPr>
+                    <w:pStyle w:val="Compact"/>
+                    <w:jc w:val="left"/>
+                    <w:jc w:val="center"/>
+                  </w:pPr>
+                  <w:r>
+                    <w:t xml:space="preserve">women_folate</w:t>
+                  </w:r>
+                </w:p>
+              </w:tc>
+              <w:tc>
+                <w:tcPr/>
+                <w:p>
+                  <w:pPr>
+                    <w:pStyle w:val="Compact"/>
+                    <w:jc w:val="left"/>
+                    <w:jc w:val="center"/>
+                  </w:pPr>
+                  <w:r>
+                    <w:t xml:space="preserve">district</w:t>
+                  </w:r>
+                </w:p>
+              </w:tc>
+              <w:tc>
+                <w:tcPr/>
+                <w:p>
+                  <w:pPr>
+                    <w:pStyle w:val="Compact"/>
+                    <w:jc w:val="right"/>
+                    <w:jc w:val="center"/>
+                  </w:pPr>
+                  <w:r>
+                    <w:t xml:space="preserve">83</w:t>
+                  </w:r>
+                </w:p>
+              </w:tc>
+              <w:tc>
+                <w:tcPr/>
+                <w:p>
+                  <w:pPr>
+                    <w:pStyle w:val="Compact"/>
+                    <w:jc w:val="right"/>
+                    <w:jc w:val="center"/>
+                  </w:pPr>
+                  <w:r>
+                    <w:t xml:space="preserve">0.37</w:t>
+                  </w:r>
+                </w:p>
+              </w:tc>
+              <w:tc>
+                <w:tcPr/>
+                <w:p>
+                  <w:pPr>
+                    <w:pStyle w:val="Compact"/>
+                    <w:jc w:val="left"/>
+                    <w:jc w:val="center"/>
+                  </w:pPr>
+                  <w:r>
+                    <w:t xml:space="preserve">[0.15, 0.54]</w:t>
+                  </w:r>
+                </w:p>
+              </w:tc>
+              <w:tc>
+                <w:tcPr/>
+                <w:p>
+                  <w:pPr>
+                    <w:pStyle w:val="Compact"/>
+                    <w:jc w:val="right"/>
+                    <w:jc w:val="center"/>
+                  </w:pPr>
+                  <w:r>
+                    <w:t xml:space="preserve">0.002</w:t>
+                  </w:r>
+                </w:p>
+              </w:tc>
+              <w:tc>
+                <w:tcPr/>
+                <w:p>
+                  <w:pPr>
+                    <w:pStyle w:val="Compact"/>
+                    <w:jc w:val="right"/>
+                    <w:jc w:val="center"/>
+                  </w:pPr>
+                  <w:r>
+                    <w:t xml:space="preserve">0.67</w:t>
+                  </w:r>
+                </w:p>
+              </w:tc>
+            </w:tr>
+            <w:tr>
+              <w:tc>
+                <w:tcPr/>
+                <w:p>
+                  <w:pPr>
+                    <w:pStyle w:val="Compact"/>
+                    <w:jc w:val="left"/>
+                    <w:jc w:val="center"/>
+                  </w:pPr>
+                  <w:r>
+                    <w:t xml:space="preserve">Malawi</w:t>
+                  </w:r>
+                </w:p>
+              </w:tc>
+              <w:tc>
+                <w:tcPr/>
+                <w:p>
+                  <w:pPr>
+                    <w:pStyle w:val="Compact"/>
+                    <w:jc w:val="left"/>
+                    <w:jc w:val="center"/>
+                  </w:pPr>
+                  <w:r>
+                    <w:t xml:space="preserve">women_iron</w:t>
+                  </w:r>
+                </w:p>
+              </w:tc>
+              <w:tc>
+                <w:tcPr/>
+                <w:p>
+                  <w:pPr>
+                    <w:pStyle w:val="Compact"/>
+                    <w:jc w:val="left"/>
+                    <w:jc w:val="center"/>
+                  </w:pPr>
+                  <w:r>
+                    <w:t xml:space="preserve">district</w:t>
+                  </w:r>
+                </w:p>
+              </w:tc>
+              <w:tc>
+                <w:tcPr/>
+                <w:p>
+                  <w:pPr>
+                    <w:pStyle w:val="Compact"/>
+                    <w:jc w:val="right"/>
+                    <w:jc w:val="center"/>
+                  </w:pPr>
+                  <w:r>
+                    <w:t xml:space="preserve">78</w:t>
+                  </w:r>
+                </w:p>
+              </w:tc>
+              <w:tc>
+                <w:tcPr/>
+                <w:p>
+                  <w:pPr>
+                    <w:pStyle w:val="Compact"/>
+                    <w:jc w:val="right"/>
+                    <w:jc w:val="center"/>
+                  </w:pPr>
+                  <w:r>
+                    <w:t xml:space="preserve">0.02</w:t>
+                  </w:r>
+                </w:p>
+              </w:tc>
+              <w:tc>
+                <w:tcPr/>
+                <w:p>
+                  <w:pPr>
+                    <w:pStyle w:val="Compact"/>
+                    <w:jc w:val="left"/>
+                    <w:jc w:val="center"/>
+                  </w:pPr>
+                  <w:r>
+                    <w:t xml:space="preserve">[-0.14, 0.22]</w:t>
+                  </w:r>
+                </w:p>
+              </w:tc>
+              <w:tc>
+                <w:tcPr/>
+                <w:p>
+                  <w:pPr>
+                    <w:pStyle w:val="Compact"/>
+                    <w:jc w:val="right"/>
+                    <w:jc w:val="center"/>
+                  </w:pPr>
+                  <w:r>
+                    <w:t xml:space="preserve">0.431</w:t>
+                  </w:r>
+                </w:p>
+              </w:tc>
+              <w:tc>
+                <w:tcPr/>
+                <w:p>
+                  <w:pPr>
+                    <w:pStyle w:val="Compact"/>
+                    <w:jc w:val="right"/>
+                    <w:jc w:val="center"/>
+                  </w:pPr>
+                  <w:r>
+                    <w:t xml:space="preserve">0.04</w:t>
+                  </w:r>
+                </w:p>
+              </w:tc>
+            </w:tr>
+            <w:tr>
+              <w:tc>
+                <w:tcPr/>
+                <w:p>
+                  <w:pPr>
+                    <w:pStyle w:val="Compact"/>
+                    <w:jc w:val="left"/>
+                    <w:jc w:val="center"/>
+                  </w:pPr>
+                  <w:r>
+                    <w:t xml:space="preserve">Malawi</w:t>
+                  </w:r>
+                </w:p>
+              </w:tc>
+              <w:tc>
+                <w:tcPr/>
+                <w:p>
+                  <w:pPr>
+                    <w:pStyle w:val="Compact"/>
+                    <w:jc w:val="left"/>
+                    <w:jc w:val="center"/>
+                  </w:pPr>
+                  <w:r>
+                    <w:t xml:space="preserve">women_vitA</w:t>
+                  </w:r>
+                </w:p>
+              </w:tc>
+              <w:tc>
+                <w:tcPr/>
+                <w:p>
+                  <w:pPr>
+                    <w:pStyle w:val="Compact"/>
+                    <w:jc w:val="left"/>
+                    <w:jc w:val="center"/>
+                  </w:pPr>
+                  <w:r>
+                    <w:t xml:space="preserve">district</w:t>
+                  </w:r>
+                </w:p>
+              </w:tc>
+              <w:tc>
+                <w:tcPr/>
+                <w:p>
+                  <w:pPr>
+                    <w:pStyle w:val="Compact"/>
+                    <w:jc w:val="right"/>
+                    <w:jc w:val="center"/>
+                  </w:pPr>
+                  <w:r>
+                    <w:t xml:space="preserve">82</w:t>
+                  </w:r>
+                </w:p>
+              </w:tc>
+              <w:tc>
+                <w:tcPr/>
+                <w:p>
+                  <w:pPr>
+                    <w:pStyle w:val="Compact"/>
+                    <w:jc w:val="right"/>
+                    <w:jc w:val="center"/>
+                  </w:pPr>
+                  <w:r>
+                    <w:t xml:space="preserve">0.06</w:t>
+                  </w:r>
+                </w:p>
+              </w:tc>
+              <w:tc>
+                <w:tcPr/>
+                <w:p>
+                  <w:pPr>
+                    <w:pStyle w:val="Compact"/>
+                    <w:jc w:val="left"/>
+                    <w:jc w:val="center"/>
+                  </w:pPr>
+                  <w:r>
+                    <w:t xml:space="preserve">[-0.10, 0.24]</w:t>
+                  </w:r>
+                </w:p>
+              </w:tc>
+              <w:tc>
+                <w:tcPr/>
+                <w:p>
+                  <w:pPr>
+                    <w:pStyle w:val="Compact"/>
+                    <w:jc w:val="right"/>
+                    <w:jc w:val="center"/>
+                  </w:pPr>
+                  <w:r>
+                    <w:t xml:space="preserve">0.282</w:t>
+                  </w:r>
+                </w:p>
+              </w:tc>
+              <w:tc>
+                <w:tcPr/>
+                <w:p>
+                  <w:pPr>
+                    <w:pStyle w:val="Compact"/>
+                    <w:jc w:val="right"/>
+                    <w:jc w:val="center"/>
+                  </w:pPr>
+                  <w:r>
+                    <w:t xml:space="preserve">0.18</w:t>
+                  </w:r>
+                </w:p>
+              </w:tc>
+            </w:tr>
+            <w:tr>
+              <w:tc>
+                <w:tcPr/>
+                <w:p>
+                  <w:pPr>
+                    <w:pStyle w:val="Compact"/>
+                    <w:jc w:val="left"/>
+                    <w:jc w:val="center"/>
+                  </w:pPr>
+                  <w:r>
+                    <w:t xml:space="preserve">Malawi</w:t>
+                  </w:r>
+                </w:p>
+              </w:tc>
+              <w:tc>
+                <w:tcPr/>
+                <w:p>
+                  <w:pPr>
+                    <w:pStyle w:val="Compact"/>
+                    <w:jc w:val="left"/>
+                    <w:jc w:val="center"/>
+                  </w:pPr>
+                  <w:r>
+                    <w:t xml:space="preserve">women_zinc</w:t>
+                  </w:r>
+                </w:p>
+              </w:tc>
+              <w:tc>
+                <w:tcPr/>
+                <w:p>
+                  <w:pPr>
+                    <w:pStyle w:val="Compact"/>
+                    <w:jc w:val="left"/>
+                    <w:jc w:val="center"/>
+                  </w:pPr>
+                  <w:r>
+                    <w:t xml:space="preserve">district</w:t>
+                  </w:r>
+                </w:p>
+              </w:tc>
+              <w:tc>
+                <w:tcPr/>
+                <w:p>
+                  <w:pPr>
+                    <w:pStyle w:val="Compact"/>
+                    <w:jc w:val="right"/>
+                    <w:jc w:val="center"/>
+                  </w:pPr>
+                  <w:r>
+                    <w:t xml:space="preserve">82</w:t>
+                  </w:r>
+                </w:p>
+              </w:tc>
+              <w:tc>
+                <w:tcPr/>
+                <w:p>
+                  <w:pPr>
+                    <w:pStyle w:val="Compact"/>
+                    <w:jc w:val="right"/>
+                    <w:jc w:val="center"/>
+                  </w:pPr>
+                  <w:r>
+                    <w:t xml:space="preserve">-0.18</w:t>
+                  </w:r>
+                </w:p>
+              </w:tc>
+              <w:tc>
+                <w:tcPr/>
+                <w:p>
+                  <w:pPr>
+                    <w:pStyle w:val="Compact"/>
+                    <w:jc w:val="left"/>
+                    <w:jc w:val="center"/>
+                  </w:pPr>
+                  <w:r>
+                    <w:t xml:space="preserve">[-0.39, 0.02]</w:t>
+                  </w:r>
+                </w:p>
+              </w:tc>
+              <w:tc>
+                <w:tcPr/>
+                <w:p>
+                  <w:pPr>
+                    <w:pStyle w:val="Compact"/>
+                    <w:jc w:val="right"/>
+                    <w:jc w:val="center"/>
+                  </w:pPr>
+                  <w:r>
+                    <w:t xml:space="preserve">0.947</w:t>
+                  </w:r>
+                </w:p>
+              </w:tc>
+              <w:tc>
+                <w:tcPr/>
+                <w:p>
+                  <w:pPr>
+                    <w:pStyle w:val="Compact"/>
+                    <w:jc w:val="right"/>
+                    <w:jc w:val="center"/>
+                  </w:pPr>
+                  <w:r>
+                    <w:t xml:space="preserve">-0.56</w:t>
+                  </w:r>
+                </w:p>
+              </w:tc>
+            </w:tr>
+            <w:tr>
+              <w:tc>
+                <w:tcPr/>
+                <w:p>
+                  <w:pPr>
+                    <w:pStyle w:val="Compact"/>
+                    <w:jc w:val="left"/>
+                    <w:jc w:val="center"/>
+                  </w:pPr>
+                  <w:r>
+                    <w:t xml:space="preserve">Sierra Leone</w:t>
+                  </w:r>
+                </w:p>
+              </w:tc>
+              <w:tc>
+                <w:tcPr/>
+                <w:p>
+                  <w:pPr>
+                    <w:pStyle w:val="Compact"/>
+                    <w:jc w:val="left"/>
+                    <w:jc w:val="center"/>
+                  </w:pPr>
+                  <w:r>
+                    <w:t xml:space="preserve">child_iron</w:t>
+                  </w:r>
+                </w:p>
+              </w:tc>
+              <w:tc>
+                <w:tcPr/>
+                <w:p>
+                  <w:pPr>
+                    <w:pStyle w:val="Compact"/>
+                    <w:jc w:val="left"/>
+                    <w:jc w:val="center"/>
+                  </w:pPr>
+                  <w:r>
+                    <w:t xml:space="preserve">district</w:t>
+                  </w:r>
+                </w:p>
+              </w:tc>
+              <w:tc>
+                <w:tcPr/>
+                <w:p>
+                  <w:pPr>
+                    <w:pStyle w:val="Compact"/>
+                    <w:jc w:val="right"/>
+                    <w:jc w:val="center"/>
+                  </w:pPr>
+                  <w:r>
+                    <w:t xml:space="preserve">14</w:t>
+                  </w:r>
+                </w:p>
+              </w:tc>
+              <w:tc>
+                <w:tcPr/>
+                <w:p>
+                  <w:pPr>
+                    <w:pStyle w:val="Compact"/>
+                    <w:jc w:val="right"/>
+                    <w:jc w:val="center"/>
+                  </w:pPr>
+                  <w:r>
+                    <w:t xml:space="preserve">-0.12</w:t>
+                  </w:r>
+                </w:p>
+              </w:tc>
+              <w:tc>
+                <w:tcPr/>
+                <w:p>
+                  <w:pPr>
+                    <w:pStyle w:val="Compact"/>
+                    <w:jc w:val="left"/>
+                    <w:jc w:val="center"/>
+                  </w:pPr>
+                  <w:r>
+                    <w:t xml:space="preserve">[-0.66, 0.45]</w:t>
+                  </w:r>
+                </w:p>
+              </w:tc>
+              <w:tc>
+                <w:tcPr/>
+                <w:p>
+                  <w:pPr>
+                    <w:pStyle w:val="Compact"/>
+                    <w:jc w:val="right"/>
+                    <w:jc w:val="center"/>
+                  </w:pPr>
+                  <w:r>
+                    <w:t xml:space="preserve">0.658</w:t>
+                  </w:r>
+                </w:p>
+              </w:tc>
+              <w:tc>
+                <w:tcPr/>
+                <w:p>
+                  <w:pPr>
+                    <w:pStyle w:val="Compact"/>
+                    <w:jc w:val="right"/>
+                    <w:jc w:val="center"/>
+                  </w:pPr>
+                  <w:r>
+                    <w:t xml:space="preserve">-0.25</w:t>
+                  </w:r>
+                </w:p>
+              </w:tc>
+            </w:tr>
+            <w:tr>
+              <w:tc>
+                <w:tcPr/>
+                <w:p>
+                  <w:pPr>
+                    <w:pStyle w:val="Compact"/>
+                    <w:jc w:val="left"/>
+                    <w:jc w:val="center"/>
+                  </w:pPr>
+                  <w:r>
+                    <w:t xml:space="preserve">Sierra Leone</w:t>
+                  </w:r>
+                </w:p>
+              </w:tc>
+              <w:tc>
+                <w:tcPr/>
+                <w:p>
+                  <w:pPr>
+                    <w:pStyle w:val="Compact"/>
+                    <w:jc w:val="left"/>
+                    <w:jc w:val="center"/>
+                  </w:pPr>
+                  <w:r>
+                    <w:t xml:space="preserve">child_vitA</w:t>
+                  </w:r>
+                </w:p>
+              </w:tc>
+              <w:tc>
+                <w:tcPr/>
+                <w:p>
+                  <w:pPr>
+                    <w:pStyle w:val="Compact"/>
+                    <w:jc w:val="left"/>
+                    <w:jc w:val="center"/>
+                  </w:pPr>
+                  <w:r>
+                    <w:t xml:space="preserve">district</w:t>
+                  </w:r>
+                </w:p>
+              </w:tc>
+              <w:tc>
+                <w:tcPr/>
+                <w:p>
+                  <w:pPr>
+                    <w:pStyle w:val="Compact"/>
+                    <w:jc w:val="right"/>
+                    <w:jc w:val="center"/>
+                  </w:pPr>
+                  <w:r>
+                    <w:t xml:space="preserve">14</w:t>
+                  </w:r>
+                </w:p>
+              </w:tc>
+              <w:tc>
+                <w:tcPr/>
+                <w:p>
+                  <w:pPr>
+                    <w:pStyle w:val="Compact"/>
+                    <w:jc w:val="right"/>
+                    <w:jc w:val="center"/>
+                  </w:pPr>
+                  <w:r>
+                    <w:t xml:space="preserve">-0.22</w:t>
+                  </w:r>
+                </w:p>
+              </w:tc>
+              <w:tc>
+                <w:tcPr/>
+                <w:p>
+                  <w:pPr>
+                    <w:pStyle w:val="Compact"/>
+                    <w:jc w:val="left"/>
+                    <w:jc w:val="center"/>
+                  </w:pPr>
+                  <w:r>
+                    <w:t xml:space="preserve">[-0.73, 0.01]</w:t>
+                  </w:r>
+                </w:p>
+              </w:tc>
+              <w:tc>
+                <w:tcPr/>
+                <w:p>
+                  <w:pPr>
+                    <w:pStyle w:val="Compact"/>
+                    <w:jc w:val="right"/>
+                    <w:jc w:val="center"/>
+                  </w:pPr>
+                  <w:r>
+                    <w:t xml:space="preserve">0.816</w:t>
+                  </w:r>
+                </w:p>
+              </w:tc>
+              <w:tc>
+                <w:tcPr/>
+                <w:p>
+                  <w:pPr>
+                    <w:pStyle w:val="Compact"/>
+                    <w:jc w:val="right"/>
+                    <w:jc w:val="center"/>
+                  </w:pPr>
+                  <w:r>
+                    <w:t xml:space="preserve">-0.64</w:t>
+                  </w:r>
+                </w:p>
+              </w:tc>
+            </w:tr>
+            <w:tr>
+              <w:tc>
+                <w:tcPr/>
+                <w:p>
+                  <w:pPr>
+                    <w:pStyle w:val="Compact"/>
+                    <w:jc w:val="left"/>
+                    <w:jc w:val="center"/>
+                  </w:pPr>
+                  <w:r>
+                    <w:t xml:space="preserve">Sierra Leone</w:t>
+                  </w:r>
+                </w:p>
+              </w:tc>
+              <w:tc>
+                <w:tcPr/>
+                <w:p>
+                  <w:pPr>
+                    <w:pStyle w:val="Compact"/>
+                    <w:jc w:val="left"/>
+                    <w:jc w:val="center"/>
+                  </w:pPr>
+                  <w:r>
+                    <w:t xml:space="preserve">women_b12</w:t>
+                  </w:r>
+                </w:p>
+              </w:tc>
+              <w:tc>
+                <w:tcPr/>
+                <w:p>
+                  <w:pPr>
+                    <w:pStyle w:val="Compact"/>
+                    <w:jc w:val="left"/>
+                    <w:jc w:val="center"/>
+                  </w:pPr>
+                  <w:r>
+                    <w:t xml:space="preserve">district</w:t>
+                  </w:r>
+                </w:p>
+              </w:tc>
+              <w:tc>
+                <w:tcPr/>
+                <w:p>
+                  <w:pPr>
+                    <w:pStyle w:val="Compact"/>
+                    <w:jc w:val="right"/>
+                    <w:jc w:val="center"/>
+                  </w:pPr>
+                  <w:r>
+                    <w:t xml:space="preserve">14</w:t>
+                  </w:r>
+                </w:p>
+              </w:tc>
+              <w:tc>
+                <w:tcPr/>
+                <w:p>
+                  <w:pPr>
+                    <w:pStyle w:val="Compact"/>
+                    <w:jc w:val="right"/>
+                    <w:jc w:val="center"/>
+                  </w:pPr>
+                  <w:r>
+                    <w:t xml:space="preserve">0.35</w:t>
+                  </w:r>
+                </w:p>
+              </w:tc>
+              <w:tc>
+                <w:tcPr/>
+                <w:p>
+                  <w:pPr>
+                    <w:pStyle w:val="Compact"/>
+                    <w:jc w:val="left"/>
+                    <w:jc w:val="center"/>
+                  </w:pPr>
+                  <w:r>
+                    <w:t xml:space="preserve">[-0.48, 0.84]</w:t>
+                  </w:r>
+                </w:p>
+              </w:tc>
+              <w:tc>
+                <w:tcPr/>
+                <w:p>
+                  <w:pPr>
+                    <w:pStyle w:val="Compact"/>
+                    <w:jc w:val="right"/>
+                    <w:jc w:val="center"/>
+                  </w:pPr>
+                  <w:r>
+                    <w:t xml:space="preserve">0.245</w:t>
+                  </w:r>
+                </w:p>
+              </w:tc>
+              <w:tc>
+                <w:tcPr/>
+                <w:p>
+                  <w:pPr>
+                    <w:pStyle w:val="Compact"/>
+                    <w:jc w:val="right"/>
+                    <w:jc w:val="center"/>
+                  </w:pPr>
+                  <w:r>
+                    <w:t xml:space="preserve">0.01</w:t>
+                  </w:r>
+                </w:p>
+              </w:tc>
+            </w:tr>
+            <w:tr>
+              <w:tc>
+                <w:tcPr/>
+                <w:p>
+                  <w:pPr>
+                    <w:pStyle w:val="Compact"/>
+                    <w:jc w:val="left"/>
+                    <w:jc w:val="center"/>
+                  </w:pPr>
+                  <w:r>
+                    <w:t xml:space="preserve">Sierra Leone</w:t>
+                  </w:r>
+                </w:p>
+              </w:tc>
+              <w:tc>
+                <w:tcPr/>
+                <w:p>
+                  <w:pPr>
+                    <w:pStyle w:val="Compact"/>
+                    <w:jc w:val="left"/>
+                    <w:jc w:val="center"/>
+                  </w:pPr>
+                  <w:r>
+                    <w:t xml:space="preserve">women_folate</w:t>
+                  </w:r>
+                </w:p>
+              </w:tc>
+              <w:tc>
+                <w:tcPr/>
+                <w:p>
+                  <w:pPr>
+                    <w:pStyle w:val="Compact"/>
+                    <w:jc w:val="left"/>
+                    <w:jc w:val="center"/>
+                  </w:pPr>
+                  <w:r>
+                    <w:t xml:space="preserve">district</w:t>
+                  </w:r>
+                </w:p>
+              </w:tc>
+              <w:tc>
+                <w:tcPr/>
+                <w:p>
+                  <w:pPr>
+                    <w:pStyle w:val="Compact"/>
+                    <w:jc w:val="right"/>
+                    <w:jc w:val="center"/>
+                  </w:pPr>
+                  <w:r>
+                    <w:t xml:space="preserve">14</w:t>
+                  </w:r>
+                </w:p>
+              </w:tc>
+              <w:tc>
+                <w:tcPr/>
+                <w:p>
+                  <w:pPr>
+                    <w:pStyle w:val="Compact"/>
+                    <w:jc w:val="right"/>
+                    <w:jc w:val="center"/>
+                  </w:pPr>
+                  <w:r>
+                    <w:t xml:space="preserve">-0.72</w:t>
+                  </w:r>
+                </w:p>
+              </w:tc>
+              <w:tc>
+                <w:tcPr/>
+                <w:p>
+                  <w:pPr>
+                    <w:pStyle w:val="Compact"/>
+                    <w:jc w:val="left"/>
+                    <w:jc w:val="center"/>
+                  </w:pPr>
+                  <w:r>
+                    <w:t xml:space="preserve">[-0.89, -0.42]</w:t>
+                  </w:r>
+                </w:p>
+              </w:tc>
+              <w:tc>
+                <w:tcPr/>
+                <w:p>
+                  <w:pPr>
+                    <w:pStyle w:val="Compact"/>
+                    <w:jc w:val="right"/>
+                    <w:jc w:val="center"/>
+                  </w:pPr>
+                  <w:r>
+                    <w:t xml:space="preserve">1.000</w:t>
+                  </w:r>
+                </w:p>
+              </w:tc>
+              <w:tc>
+                <w:tcPr/>
+                <w:p>
+                  <w:pPr>
+                    <w:pStyle w:val="Compact"/>
+                    <w:jc w:val="right"/>
+                    <w:jc w:val="center"/>
+                  </w:pPr>
+                  <w:r>
+                    <w:t xml:space="preserve">-2.32</w:t>
+                  </w:r>
+                </w:p>
+              </w:tc>
+            </w:tr>
+            <w:tr>
+              <w:tc>
+                <w:tcPr/>
+                <w:p>
+                  <w:pPr>
+                    <w:pStyle w:val="Compact"/>
+                    <w:jc w:val="left"/>
+                    <w:jc w:val="center"/>
+                  </w:pPr>
+                  <w:r>
+                    <w:t xml:space="preserve">Sierra Leone</w:t>
+                  </w:r>
+                </w:p>
+              </w:tc>
+              <w:tc>
+                <w:tcPr/>
+                <w:p>
+                  <w:pPr>
+                    <w:pStyle w:val="Compact"/>
+                    <w:jc w:val="left"/>
+                    <w:jc w:val="center"/>
+                  </w:pPr>
+                  <w:r>
+                    <w:t xml:space="preserve">women_iron</w:t>
+                  </w:r>
+                </w:p>
+              </w:tc>
+              <w:tc>
+                <w:tcPr/>
+                <w:p>
+                  <w:pPr>
+                    <w:pStyle w:val="Compact"/>
+                    <w:jc w:val="left"/>
+                    <w:jc w:val="center"/>
+                  </w:pPr>
+                  <w:r>
+                    <w:t xml:space="preserve">district</w:t>
+                  </w:r>
+                </w:p>
+              </w:tc>
+              <w:tc>
+                <w:tcPr/>
+                <w:p>
+                  <w:pPr>
+                    <w:pStyle w:val="Compact"/>
+                    <w:jc w:val="right"/>
+                    <w:jc w:val="center"/>
+                  </w:pPr>
+                  <w:r>
+                    <w:t xml:space="preserve">14</w:t>
+                  </w:r>
+                </w:p>
+              </w:tc>
+              <w:tc>
+                <w:tcPr/>
+                <w:p>
+                  <w:pPr>
+                    <w:pStyle w:val="Compact"/>
+                    <w:jc w:val="right"/>
+                    <w:jc w:val="center"/>
+                  </w:pPr>
+                  <w:r>
+                    <w:t xml:space="preserve">0.05</w:t>
+                  </w:r>
+                </w:p>
+              </w:tc>
+              <w:tc>
+                <w:tcPr/>
+                <w:p>
+                  <w:pPr>
+                    <w:pStyle w:val="Compact"/>
+                    <w:jc w:val="left"/>
+                    <w:jc w:val="center"/>
+                  </w:pPr>
+                  <w:r>
+                    <w:t xml:space="preserve">[-0.35, 0.48]</w:t>
+                  </w:r>
+                </w:p>
+              </w:tc>
+              <w:tc>
+                <w:tcPr/>
+                <w:p>
+                  <w:pPr>
+                    <w:pStyle w:val="Compact"/>
+                    <w:jc w:val="right"/>
+                    <w:jc w:val="center"/>
+                  </w:pPr>
+                  <w:r>
+                    <w:t xml:space="preserve">0.447</w:t>
+                  </w:r>
+                </w:p>
+              </w:tc>
+              <w:tc>
+                <w:tcPr/>
+                <w:p>
+                  <w:pPr>
+                    <w:pStyle w:val="Compact"/>
+                    <w:jc w:val="right"/>
+                    <w:jc w:val="center"/>
+                  </w:pPr>
+                  <w:r>
+                    <w:t xml:space="preserve">0.08</w:t>
+                  </w:r>
+                </w:p>
+              </w:tc>
+            </w:tr>
+            <w:tr>
+              <w:tc>
+                <w:tcPr/>
+                <w:p>
+                  <w:pPr>
+                    <w:pStyle w:val="Compact"/>
+                    <w:jc w:val="left"/>
+                    <w:jc w:val="center"/>
+                  </w:pPr>
+                  <w:r>
+                    <w:t xml:space="preserve">Sierra Leone</w:t>
+                  </w:r>
+                </w:p>
+              </w:tc>
+              <w:tc>
+                <w:tcPr/>
+                <w:p>
+                  <w:pPr>
+                    <w:pStyle w:val="Compact"/>
+                    <w:jc w:val="left"/>
+                    <w:jc w:val="center"/>
+                  </w:pPr>
+                  <w:r>
+                    <w:t xml:space="preserve">women_vitA</w:t>
+                  </w:r>
+                </w:p>
+              </w:tc>
+              <w:tc>
+                <w:tcPr/>
+                <w:p>
+                  <w:pPr>
+                    <w:pStyle w:val="Compact"/>
+                    <w:jc w:val="left"/>
+                    <w:jc w:val="center"/>
+                  </w:pPr>
+                  <w:r>
+                    <w:t xml:space="preserve">district</w:t>
+                  </w:r>
+                </w:p>
+              </w:tc>
+              <w:tc>
+                <w:tcPr/>
+                <w:p>
+                  <w:pPr>
+                    <w:pStyle w:val="Compact"/>
+                    <w:jc w:val="right"/>
+                    <w:jc w:val="center"/>
+                  </w:pPr>
+                  <w:r>
+                    <w:t xml:space="preserve">14</w:t>
+                  </w:r>
+                </w:p>
+              </w:tc>
+              <w:tc>
+                <w:tcPr/>
+                <w:p>
+                  <w:pPr>
+                    <w:pStyle w:val="Compact"/>
+                    <w:jc w:val="right"/>
+                    <w:jc w:val="center"/>
+                  </w:pPr>
+                  <w:r>
+                    <w:t xml:space="preserve">-0.26</w:t>
+                  </w:r>
+                </w:p>
+              </w:tc>
+              <w:tc>
+                <w:tcPr/>
+                <w:p>
+                  <w:pPr>
+                    <w:pStyle w:val="Compact"/>
+                    <w:jc w:val="left"/>
+                    <w:jc w:val="center"/>
+                  </w:pPr>
+                  <w:r>
+                    <w:t xml:space="preserve">[-0.94, 0.30]</w:t>
+                  </w:r>
+                </w:p>
+              </w:tc>
+              <w:tc>
+                <w:tcPr/>
+                <w:p>
+                  <w:pPr>
+                    <w:pStyle w:val="Compact"/>
+                    <w:jc w:val="right"/>
+                    <w:jc w:val="center"/>
+                  </w:pPr>
+                  <w:r>
+                    <w:t xml:space="preserve">0.837</w:t>
+                  </w:r>
+                </w:p>
+              </w:tc>
+              <w:tc>
+                <w:tcPr/>
+                <w:p>
+                  <w:pPr>
+                    <w:pStyle w:val="Compact"/>
+                    <w:jc w:val="right"/>
+                    <w:jc w:val="center"/>
+                  </w:pPr>
+                  <w:r>
+                    <w:t xml:space="preserve">-0.63</w:t>
+                  </w:r>
+                </w:p>
+              </w:tc>
+            </w:tr>
+          </w:tbl>
+          <w:bookmarkEnd w:id="32"/>
+          <w:p/>
+        </w:tc>
+      </w:tr>
+    </w:tbl>
+    <w:bookmarkEnd w:id="33"/>
+    <w:bookmarkStart w:id="44" w:name="cross-country-transportability"/>
+    <w:p>
+      <w:pPr>
+        <w:pStyle w:val="Heading2"/>
+      </w:pPr>
+      <w:r>
+        <w:t xml:space="preserve">3.5 Cross-country transportability</w:t>
+      </w:r>
+    </w:p>
+    <w:p>
+      <w:pPr>
+        <w:pStyle w:val="FirstParagraph"/>
+      </w:pPr>
+      <w:r>
+        <w:t xml:space="preserve">LOCO holdout produced markedly weaker performance than within-country</w:t>
+      </w:r>
+      <w:r>
+        <w:t xml:space="preserve"> </w:t>
+      </w:r>
+      <w:r>
+        <w:t xml:space="preserve">cross-validation (</w:t>
+      </w:r>
+      <w:hyperlink w:anchor="tbl-loco">
+        <w:r>
+          <w:rPr>
+            <w:rStyle w:val="Hyperlink"/>
+          </w:rPr>
+          <w:t xml:space="preserve">Table 4</w:t>
+        </w:r>
+      </w:hyperlink>
+      <w:r>
+        <w:t xml:space="preserve">;</w:t>
+      </w:r>
+      <w:r>
+        <w:t xml:space="preserve"> </w:t>
+      </w:r>
+      <w:hyperlink w:anchor="fig-loco-scatter">
+        <w:r>
+          <w:rPr>
+            <w:rStyle w:val="Hyperlink"/>
+          </w:rPr>
+          <w:t xml:space="preserve">Figure 1</w:t>
+        </w:r>
+      </w:hyperlink>
+      <w:r>
+        <w:t xml:space="preserve">). Across the 16</w:t>
+      </w:r>
+      <w:r>
+        <w:t xml:space="preserve"> </w:t>
+      </w:r>
+      <w:r>
+        <w:t xml:space="preserve">outcome–holdout combinations, Pearson r had a median of 0.29 and ranged</w:t>
+      </w:r>
+      <w:r>
+        <w:t xml:space="preserve"> </w:t>
+      </w:r>
+      <w:r>
+        <w:t xml:space="preserve">from −0.21 to 0.75, with iron deficiency outcomes transporting best (median r</w:t>
+      </w:r>
+      <w:r>
+        <w:t xml:space="preserve"> </w:t>
+      </w:r>
+      <w:r>
+        <w:t xml:space="preserve">0.35 in children, 0.22 in women) and vitamin-A outcomes weaker (median r</w:t>
+      </w:r>
+      <w:r>
+        <w:t xml:space="preserve"> </w:t>
+      </w:r>
+      <w:r>
+        <w:t xml:space="preserve">0.24 in children, 0.37 in women), with anti-predictive ordering in some</w:t>
+      </w:r>
+      <w:r>
+        <w:t xml:space="preserve"> </w:t>
+      </w:r>
+      <w:r>
+        <w:t xml:space="preserve">holdouts.</w:t>
+      </w:r>
+    </w:p>
+    <w:p>
+      <w:pPr>
+        <w:pStyle w:val="BodyText"/>
+      </w:pPr>
+      <w:r>
+        <w:t xml:space="preserve">The area-level recipe, applied with the universal (earth-observation-only)</w:t>
+      </w:r>
+      <w:r>
+        <w:t xml:space="preserve"> </w:t>
+      </w:r>
+      <w:r>
+        <w:t xml:space="preserve">feature set and scored by rank correlation, produced comparable point</w:t>
+      </w:r>
+      <w:r>
+        <w:t xml:space="preserve"> </w:t>
+      </w:r>
+      <w:r>
+        <w:t xml:space="preserve">estimates to within-country cross-validation (Spearman 0.42 and 0.49 for</w:t>
+      </w:r>
+      <w:r>
+        <w:t xml:space="preserve"> </w:t>
+      </w:r>
+      <w:r>
+        <w:t xml:space="preserve">child iron, 0.75 and 0.35 for women’s iron, in Gambia and Ghana respectively)</w:t>
+      </w:r>
+      <w:r>
+        <w:t xml:space="preserve"> </w:t>
+      </w:r>
+      <w:r>
+        <w:t xml:space="preserve">but not to Malawi (Spearman ≈ 0.03–0.05), and vitamin A did not transport</w:t>
+      </w:r>
+      <w:r>
+        <w:t xml:space="preserve"> </w:t>
+      </w:r>
+      <w:r>
+        <w:t xml:space="preserve">well in any country. As noted above (</w:t>
+      </w:r>
+      <w:hyperlink w:anchor="sec-recipe-audit">
+        <w:r>
+          <w:rPr>
+            <w:rStyle w:val="Hyperlink"/>
+          </w:rPr>
+          <w:t xml:space="preserve">Section 3.4</w:t>
+        </w:r>
+      </w:hyperlink>
+      <w:r>
+        <w:t xml:space="preserve">), the recipe’s</w:t>
+      </w:r>
+      <w:r>
+        <w:t xml:space="preserve"> </w:t>
+      </w:r>
+      <w:r>
+        <w:t xml:space="preserve">apparent edge over simpler comparators does not survive a leakage-corrected</w:t>
+      </w:r>
+      <w:r>
+        <w:t xml:space="preserve"> </w:t>
+      </w:r>
+      <w:r>
+        <w:t xml:space="preserve">re-ranking, so we read these numbers as descriptive of the recipe’s own</w:t>
+      </w:r>
+      <w:r>
+        <w:t xml:space="preserve"> </w:t>
+      </w:r>
+      <w:r>
+        <w:t xml:space="preserve">LOCO behaviour rather than as evidence that it out-transports the benchmark</w:t>
+      </w:r>
+      <w:r>
+        <w:t xml:space="preserve"> </w:t>
+      </w:r>
+      <w:r>
+        <w:t xml:space="preserve">methods in</w:t>
+      </w:r>
+      <w:r>
+        <w:t xml:space="preserve"> </w:t>
+      </w:r>
+      <w:hyperlink w:anchor="tbl-benchmarks">
+        <w:r>
+          <w:rPr>
+            <w:rStyle w:val="Hyperlink"/>
+          </w:rPr>
+          <w:t xml:space="preserve">Table 6</w:t>
+        </w:r>
+      </w:hyperlink>
+      <w:r>
+        <w:t xml:space="preserve">. The malaria/IHME enrichment that aided</w:t>
+      </w:r>
+      <w:r>
+        <w:t xml:space="preserve"> </w:t>
+      </w:r>
+      <w:r>
+        <w:t xml:space="preserve">within-country prediction</w:t>
+      </w:r>
+      <w:r>
+        <w:t xml:space="preserve"> </w:t>
+      </w:r>
+      <w:r>
+        <w:rPr>
+          <w:i/>
+          <w:iCs/>
+        </w:rPr>
+        <w:t xml:space="preserve">degraded</w:t>
+      </w:r>
+      <w:r>
+        <w:t xml:space="preserve"> </w:t>
+      </w:r>
+      <w:r>
+        <w:t xml:space="preserve">transport (mean child-iron Spearman 0.30</w:t>
+      </w:r>
+      <w:r>
+        <w:t xml:space="preserve"> </w:t>
+      </w:r>
+      <w:r>
+        <w:t xml:space="preserve">with universal features versus 0.20 enriched), because the malaria–iron and</w:t>
+      </w:r>
+      <w:r>
+        <w:t xml:space="preserve"> </w:t>
+      </w:r>
+      <w:r>
+        <w:t xml:space="preserve">modelled-burden relationships are country-specific rather than universal.</w:t>
+      </w:r>
+      <w:r>
+        <w:t xml:space="preserve"> </w:t>
+      </w:r>
+      <w:r>
+        <w:t xml:space="preserve">Cross-country prediction is therefore, at best, a ranking-only product, valid</w:t>
+      </w:r>
+      <w:r>
+        <w:t xml:space="preserve"> </w:t>
+      </w:r>
+      <w:r>
+        <w:t xml:space="preserve">within an epidemiologically similar neighbourhood with adequate covariate</w:t>
+      </w:r>
+      <w:r>
+        <w:t xml:space="preserve"> </w:t>
+      </w:r>
+      <w:r>
+        <w:t xml:space="preserve">coverage and requiring national-anchor calibration to recover the absolute</w:t>
+      </w:r>
+      <w:r>
+        <w:t xml:space="preserve"> </w:t>
+      </w:r>
+      <w:r>
+        <w:t xml:space="preserve">level.</w:t>
+      </w:r>
+    </w:p>
+    <w:tbl>
+      <w:tblPr>
+        <w:tblStyle w:val="Table"/>
+        <w:tblW w:type="pct" w:w="5000"/>
+        <w:tblLayout w:type="fixed"/>
+        <w:tblLook w:firstRow="0" w:lastRow="0" w:firstColumn="0" w:lastColumn="0" w:noHBand="0" w:noVBand="0" w:val="0000"/>
+      </w:tblPr>
+      <w:tblGrid>
+        <w:gridCol w:w="7920"/>
+      </w:tblGrid>
+      <w:tr>
+        <w:tc>
+          <w:tcPr/>
+          <w:bookmarkStart w:id="34" w:name="tbl-loco"/>
           <w:p>
             <w:pPr>
               <w:jc w:val="center"/>
@@ -34055,7 +36758,7 @@
               </w:tc>
             </w:tr>
           </w:tbl>
-          <w:bookmarkEnd w:id="33"/>
+          <w:bookmarkEnd w:id="34"/>
           <w:p/>
         </w:tc>
       </w:tr>
@@ -34073,7 +36776,7 @@
       <w:tr>
         <w:tc>
           <w:tcPr/>
-          <w:bookmarkStart w:id="37" w:name="fig-loco-scatter"/>
+          <w:bookmarkStart w:id="38" w:name="fig-loco-scatter"/>
           <w:p>
             <w:pPr>
               <w:pStyle w:val="Compact"/>
@@ -34084,18 +36787,18 @@
                 <wp:inline>
                   <wp:extent cx="5334000" cy="5053263"/>
                   <wp:effectExtent b="0" l="0" r="0" t="0"/>
-                  <wp:docPr descr="" title="" id="35" name="Picture"/>
+                  <wp:docPr descr="" title="" id="36" name="Picture"/>
                   <a:graphic>
                     <a:graphicData uri="http://schemas.openxmlformats.org/drawingml/2006/picture">
                       <pic:pic>
                         <pic:nvPicPr>
-                          <pic:cNvPr descr="../results/figures/loco_scatter.png" id="36" name="Picture"/>
+                          <pic:cNvPr descr="../results/figures/loco_scatter.png" id="37" name="Picture"/>
                           <pic:cNvPicPr>
                             <a:picLocks noChangeArrowheads="1" noChangeAspect="1"/>
                           </pic:cNvPicPr>
                         </pic:nvPicPr>
                         <pic:blipFill>
-                          <a:blip r:embed="rId34"/>
+                          <a:blip r:embed="rId35"/>
                           <a:stretch>
                             <a:fillRect/>
                           </a:stretch>
@@ -34135,7 +36838,7 @@
               <w:t xml:space="preserve">Figure 1: Observed vs predicted admin-2 deficiency prevalence under leave-one-country-out cross-validation, by outcome and held-out country. The reference line is y = x. Predicted prevalences are from the area-level SuperLearner trained on the remaining countries (three for iron, measured in four countries; four for vitamin A, measured in five).</w:t>
             </w:r>
           </w:p>
-          <w:bookmarkEnd w:id="37"/>
+          <w:bookmarkEnd w:id="38"/>
         </w:tc>
       </w:tr>
     </w:tbl>
@@ -34578,7 +37281,7 @@
       <w:tr>
         <w:tc>
           <w:tcPr/>
-          <w:bookmarkStart w:id="41" w:name="fig-transport-calibration"/>
+          <w:bookmarkStart w:id="42" w:name="fig-transport-calibration"/>
           <w:p>
             <w:pPr>
               <w:pStyle w:val="Compact"/>
@@ -34589,18 +37292,18 @@
                 <wp:inline>
                   <wp:extent cx="5334000" cy="6756400"/>
                   <wp:effectExtent b="0" l="0" r="0" t="0"/>
-                  <wp:docPr descr="" title="" id="39" name="Picture"/>
+                  <wp:docPr descr="" title="" id="40" name="Picture"/>
                   <a:graphic>
                     <a:graphicData uri="http://schemas.openxmlformats.org/drawingml/2006/picture">
                       <pic:pic>
                         <pic:nvPicPr>
-                          <pic:cNvPr descr="../results/figures/transport_calibration_loco_faceted.png" id="40" name="Picture"/>
+                          <pic:cNvPr descr="../results/figures/transport_calibration_loco_faceted.png" id="41" name="Picture"/>
                           <pic:cNvPicPr>
                             <a:picLocks noChangeArrowheads="1" noChangeAspect="1"/>
                           </pic:cNvPicPr>
                         </pic:nvPicPr>
                         <pic:blipFill>
-                          <a:blip r:embed="rId38"/>
+                          <a:blip r:embed="rId39"/>
                           <a:stretch>
                             <a:fillRect/>
                           </a:stretch>
@@ -34640,7 +37343,7 @@
               <w:t xml:space="preserve">Figure 2: Cross-country transport calibration. Predicted versus true national deficiency prevalence for the pooled individual-level SuperLearner under leave-one-country-out (LOCO) holdout — one panel per outcome, one point per held-out country (trained on the remaining countries), panels ordered worst to best calibration. The dashed line is perfect calibration (y = x); each panel header reports the fitted calibration slope (1.0 = perfectly calibrated; &lt;1 = predictions compressed toward the cross-country mean; &lt;0 = inverted ordering). Vertical segments mark each fold’s calibration gap. Vitamin-A national prevalence, close to the cross-country mean, is well recovered and folate (harmonised to a common serum &lt; 10 nmol/L cutoff) preserves the correct ordering; iron is pulled to the training mean and inverts, and vitamin B12 does not transport (near-chance discrimination, with unstable prediction under rare-outcome class-weighting). Folate and B12 are women-only and available in three countries; zinc is Malawi-only and cannot be assessed for transport. From results/tables/transportability_loco_results.csv.</w:t>
             </w:r>
           </w:p>
-          <w:bookmarkEnd w:id="41"/>
+          <w:bookmarkEnd w:id="42"/>
         </w:tc>
       </w:tr>
     </w:tbl>
@@ -34909,7 +37612,7 @@
       <w:tr>
         <w:tc>
           <w:tcPr/>
-          <w:bookmarkStart w:id="42" w:name="tbl-national-estimates"/>
+          <w:bookmarkStart w:id="43" w:name="tbl-national-estimates"/>
           <w:p>
             <w:pPr>
               <w:jc w:val="center"/>
@@ -36616,13 +39319,13 @@
               </w:tc>
             </w:tr>
           </w:tbl>
-          <w:bookmarkEnd w:id="42"/>
+          <w:bookmarkEnd w:id="43"/>
           <w:p/>
         </w:tc>
       </w:tr>
     </w:tbl>
-    <w:bookmarkEnd w:id="43"/>
-    <w:bookmarkStart w:id="45" w:name="Xd5671671c5e6012cba754b7c6de7f0569ea75d6"/>
+    <w:bookmarkEnd w:id="44"/>
+    <w:bookmarkStart w:id="46" w:name="Xd5671671c5e6012cba754b7c6de7f0569ea75d6"/>
     <w:p>
       <w:pPr>
         <w:pStyle w:val="Heading2"/>
@@ -36963,7 +39666,7 @@
       <w:tr>
         <w:tc>
           <w:tcPr/>
-          <w:bookmarkStart w:id="44" w:name="tbl-benchmarks"/>
+          <w:bookmarkStart w:id="45" w:name="tbl-benchmarks"/>
           <w:p>
             <w:pPr>
               <w:jc w:val="center"/>
@@ -42130,13 +44833,13 @@
               </w:tc>
             </w:tr>
           </w:tbl>
-          <w:bookmarkEnd w:id="44"/>
+          <w:bookmarkEnd w:id="45"/>
           <w:p/>
         </w:tc>
       </w:tr>
     </w:tbl>
-    <w:bookmarkEnd w:id="45"/>
-    <w:bookmarkStart w:id="50" w:name="Xc593a192c9af1d169522948dc5bcf261635606a"/>
+    <w:bookmarkEnd w:id="46"/>
+    <w:bookmarkStart w:id="51" w:name="Xc593a192c9af1d169522948dc5bcf261635606a"/>
     <w:p>
       <w:pPr>
         <w:pStyle w:val="Heading2"/>
@@ -42219,7 +44922,7 @@
       <w:tr>
         <w:tc>
           <w:tcPr/>
-          <w:bookmarkStart w:id="49" w:name="fig-all-methods-iron"/>
+          <w:bookmarkStart w:id="50" w:name="fig-all-methods-iron"/>
           <w:p>
             <w:pPr>
               <w:pStyle w:val="Compact"/>
@@ -42230,18 +44933,18 @@
                 <wp:inline>
                   <wp:extent cx="5334000" cy="2872153"/>
                   <wp:effectExtent b="0" l="0" r="0" t="0"/>
-                  <wp:docPr descr="" title="" id="47" name="Picture"/>
+                  <wp:docPr descr="" title="" id="48" name="Picture"/>
                   <a:graphic>
                     <a:graphicData uri="http://schemas.openxmlformats.org/drawingml/2006/picture">
                       <pic:pic>
                         <pic:nvPicPr>
-                          <pic:cNvPr descr="../results/figures/all_methods_child_iron.png" id="48" name="Picture"/>
+                          <pic:cNvPr descr="../results/figures/all_methods_child_iron.png" id="49" name="Picture"/>
                           <pic:cNvPicPr>
                             <a:picLocks noChangeArrowheads="1" noChangeAspect="1"/>
                           </pic:cNvPicPr>
                         </pic:nvPicPr>
                         <pic:blipFill>
-                          <a:blip r:embed="rId46"/>
+                          <a:blip r:embed="rId47"/>
                           <a:stretch>
                             <a:fillRect/>
                           </a:stretch>
@@ -42281,7 +44984,7 @@
               <w:t xml:space="preserve">Figure 3: Supplementary all-methods comparison for child iron deficiency. (a) Within-country 5-fold cross-validation Pearson r per method, with one dot per country and X-marks denoting the mean across the four countries. (b) Leave-one-country-out transportability Pearson r per method, with one dot per held-out country. Methods are ordered by mean LOCO r. The supplementary figure source data are in results/tables/all_methods_child_iron.csv.</w:t>
             </w:r>
           </w:p>
-          <w:bookmarkEnd w:id="49"/>
+          <w:bookmarkEnd w:id="50"/>
         </w:tc>
       </w:tr>
     </w:tbl>
@@ -42389,8 +45092,8 @@
         <w:t xml:space="preserve">help out-of-country.</w:t>
       </w:r>
     </w:p>
-    <w:bookmarkEnd w:id="50"/>
-    <w:bookmarkStart w:id="51" w:name="Xa2e5746a53e3a889f7b3d910dbcfb5a5009b7e7"/>
+    <w:bookmarkEnd w:id="51"/>
+    <w:bookmarkStart w:id="52" w:name="Xa2e5746a53e3a889f7b3d910dbcfb5a5009b7e7"/>
     <w:p>
       <w:pPr>
         <w:pStyle w:val="Heading2"/>
@@ -42631,8 +45334,8 @@
         <w:t xml:space="preserve">and require shrinkage before use.</w:t>
       </w:r>
     </w:p>
-    <w:bookmarkEnd w:id="51"/>
-    <w:bookmarkStart w:id="52" w:name="sec-fdr"/>
+    <w:bookmarkEnd w:id="52"/>
+    <w:bookmarkStart w:id="53" w:name="sec-fdr"/>
     <w:p>
       <w:pPr>
         <w:pStyle w:val="Heading2"/>
@@ -43061,8 +45764,8 @@
         <w:t xml:space="preserve">294-predictor set at admin-2, and the two findings have one explanation.</w:t>
       </w:r>
     </w:p>
-    <w:bookmarkEnd w:id="52"/>
-    <w:bookmarkStart w:id="53" w:name="sec-resolution"/>
+    <w:bookmarkEnd w:id="53"/>
+    <w:bookmarkStart w:id="54" w:name="sec-resolution"/>
     <w:p>
       <w:pPr>
         <w:pStyle w:val="Heading2"/>
@@ -43367,8 +46070,8 @@
         <w:t xml:space="preserve">of 14 admin-1 cells.</w:t>
       </w:r>
     </w:p>
-    <w:bookmarkEnd w:id="53"/>
-    <w:bookmarkStart w:id="54" w:name="sec-continuous"/>
+    <w:bookmarkEnd w:id="54"/>
+    <w:bookmarkStart w:id="55" w:name="sec-continuous"/>
     <w:p>
       <w:pPr>
         <w:pStyle w:val="Heading2"/>
@@ -43641,8 +46344,8 @@
         <w:t xml:space="preserve">as a general replacement.</w:t>
       </w:r>
     </w:p>
-    <w:bookmarkEnd w:id="54"/>
-    <w:bookmarkStart w:id="55" w:name="sec-zscore"/>
+    <w:bookmarkEnd w:id="55"/>
+    <w:bookmarkStart w:id="56" w:name="sec-zscore"/>
     <w:p>
       <w:pPr>
         <w:pStyle w:val="Heading2"/>
@@ -44006,8 +46709,8 @@
         <w:t xml:space="preserve">learner on assumption alone.</w:t>
       </w:r>
     </w:p>
-    <w:bookmarkEnd w:id="55"/>
-    <w:bookmarkStart w:id="57" w:name="Xe586b5600423ed014283786ef1ebd073c15fc43"/>
+    <w:bookmarkEnd w:id="56"/>
+    <w:bookmarkStart w:id="58" w:name="Xe586b5600423ed014283786ef1ebd073c15fc43"/>
     <w:p>
       <w:pPr>
         <w:pStyle w:val="Heading2"/>
@@ -44147,7 +46850,7 @@
       <w:tr>
         <w:tc>
           <w:tcPr/>
-          <w:bookmarkStart w:id="56" w:name="tbl-calibration"/>
+          <w:bookmarkStart w:id="57" w:name="tbl-calibration"/>
           <w:p>
             <w:pPr>
               <w:jc w:val="center"/>
@@ -46506,13 +49209,13 @@
               </w:tc>
             </w:tr>
           </w:tbl>
-          <w:bookmarkEnd w:id="56"/>
+          <w:bookmarkEnd w:id="57"/>
           <w:p/>
         </w:tc>
       </w:tr>
     </w:tbl>
-    <w:bookmarkEnd w:id="57"/>
-    <w:bookmarkStart w:id="61" w:name="X7519f55a912193215f6a0898c22ec7d335f2196"/>
+    <w:bookmarkEnd w:id="58"/>
+    <w:bookmarkStart w:id="62" w:name="X7519f55a912193215f6a0898c22ec7d335f2196"/>
     <w:p>
       <w:pPr>
         <w:pStyle w:val="Heading2"/>
@@ -46619,7 +49322,7 @@
       <w:tr>
         <w:tc>
           <w:tcPr/>
-          <w:bookmarkStart w:id="58" w:name="tbl-cv-honesty"/>
+          <w:bookmarkStart w:id="59" w:name="tbl-cv-honesty"/>
           <w:p>
             <w:pPr>
               <w:jc w:val="center"/>
@@ -48326,7 +51029,7 @@
               </w:tc>
             </w:tr>
           </w:tbl>
-          <w:bookmarkEnd w:id="58"/>
+          <w:bookmarkEnd w:id="59"/>
           <w:p/>
         </w:tc>
       </w:tr>
@@ -48445,7 +51148,7 @@
       <w:tr>
         <w:tc>
           <w:tcPr/>
-          <w:bookmarkStart w:id="59" w:name="tbl-corr-error"/>
+          <w:bookmarkStart w:id="60" w:name="tbl-corr-error"/>
           <w:p>
             <w:pPr>
               <w:jc w:val="center"/>
@@ -50804,7 +53507,7 @@
               </w:tc>
             </w:tr>
           </w:tbl>
-          <w:bookmarkEnd w:id="59"/>
+          <w:bookmarkEnd w:id="60"/>
           <w:p/>
         </w:tc>
       </w:tr>
@@ -50881,7 +53584,7 @@
       <w:tr>
         <w:tc>
           <w:tcPr/>
-          <w:bookmarkStart w:id="60" w:name="tbl-decision"/>
+          <w:bookmarkStart w:id="61" w:name="tbl-decision"/>
           <w:p>
             <w:pPr>
               <w:jc w:val="center"/>
@@ -52587,7 +55290,7 @@
               </w:tc>
             </w:tr>
           </w:tbl>
-          <w:bookmarkEnd w:id="60"/>
+          <w:bookmarkEnd w:id="61"/>
           <w:p/>
         </w:tc>
       </w:tr>
@@ -52703,9 +55406,9 @@
         <w:t xml:space="preserve">unsurveyed districts.</w:t>
       </w:r>
     </w:p>
-    <w:bookmarkEnd w:id="61"/>
     <w:bookmarkEnd w:id="62"/>
-    <w:bookmarkStart w:id="71" w:name="discussion"/>
+    <w:bookmarkEnd w:id="63"/>
+    <w:bookmarkStart w:id="72" w:name="discussion"/>
     <w:p>
       <w:pPr>
         <w:pStyle w:val="Heading1"/>
@@ -52714,7 +55417,7 @@
         <w:t xml:space="preserve">4. Discussion</w:t>
       </w:r>
     </w:p>
-    <w:bookmarkStart w:id="63" w:name="summary"/>
+    <w:bookmarkStart w:id="64" w:name="summary"/>
     <w:p>
       <w:pPr>
         <w:pStyle w:val="Heading2"/>
@@ -53247,8 +55950,8 @@
         <w:t xml:space="preserve">read with that magnitude in mind.</w:t>
       </w:r>
     </w:p>
-    <w:bookmarkEnd w:id="63"/>
-    <w:bookmarkStart w:id="64" w:name="X8384bfb506f112a014e118517ad335639a7a3de"/>
+    <w:bookmarkEnd w:id="64"/>
+    <w:bookmarkStart w:id="65" w:name="X8384bfb506f112a014e118517ad335639a7a3de"/>
     <w:p>
       <w:pPr>
         <w:pStyle w:val="Heading2"/>
@@ -53417,8 +56120,8 @@
         <w:t xml:space="preserve">ensemble is consistent with this tradition.</w:t>
       </w:r>
     </w:p>
-    <w:bookmarkEnd w:id="64"/>
-    <w:bookmarkStart w:id="65" w:name="X3056f5d8ad96ffc98d3bdd210856764d26c417f"/>
+    <w:bookmarkEnd w:id="65"/>
+    <w:bookmarkStart w:id="66" w:name="X3056f5d8ad96ffc98d3bdd210856764d26c417f"/>
     <w:p>
       <w:pPr>
         <w:pStyle w:val="Heading2"/>
@@ -53589,8 +56292,8 @@
         <w:t xml:space="preserve">cost was justified on none.</w:t>
       </w:r>
     </w:p>
-    <w:bookmarkEnd w:id="65"/>
-    <w:bookmarkStart w:id="66" w:name="implications-for-programming"/>
+    <w:bookmarkEnd w:id="66"/>
+    <w:bookmarkStart w:id="67" w:name="implications-for-programming"/>
     <w:p>
       <w:pPr>
         <w:pStyle w:val="Heading2"/>
@@ -53789,8 +56492,8 @@
         <w:t xml:space="preserve">(available in the project repository) is in progress.</w:t>
       </w:r>
     </w:p>
-    <w:bookmarkEnd w:id="66"/>
-    <w:bookmarkStart w:id="67" w:name="limitations"/>
+    <w:bookmarkEnd w:id="67"/>
+    <w:bookmarkStart w:id="68" w:name="limitations"/>
     <w:p>
       <w:pPr>
         <w:pStyle w:val="Heading2"/>
@@ -54095,8 +56798,8 @@
         <w:t xml:space="preserve">chance) and these outcomes should be treated as exploratory.</w:t>
       </w:r>
     </w:p>
-    <w:bookmarkEnd w:id="67"/>
-    <w:bookmarkStart w:id="68" w:name="external-validation-pathway"/>
+    <w:bookmarkEnd w:id="68"/>
+    <w:bookmarkStart w:id="69" w:name="external-validation-pathway"/>
     <w:p>
       <w:pPr>
         <w:pStyle w:val="Heading2"/>
@@ -54413,8 +57116,8 @@
         <w:t xml:space="preserve">LOCO, calibration, SHAP, and dashboard pipeline regenerates automatically.</w:t>
       </w:r>
     </w:p>
-    <w:bookmarkEnd w:id="68"/>
-    <w:bookmarkStart w:id="69" w:name="future-methodological-directions"/>
+    <w:bookmarkEnd w:id="69"/>
+    <w:bookmarkStart w:id="70" w:name="future-methodological-directions"/>
     <w:p>
       <w:pPr>
         <w:pStyle w:val="Heading2"/>
@@ -54891,8 +57594,8 @@
         <w:t xml:space="preserve">panel far beyond the four countries available here.</w:t>
       </w:r>
     </w:p>
-    <w:bookmarkEnd w:id="69"/>
-    <w:bookmarkStart w:id="70" w:name="conclusions"/>
+    <w:bookmarkEnd w:id="70"/>
+    <w:bookmarkStart w:id="71" w:name="conclusions"/>
     <w:p>
       <w:pPr>
         <w:pStyle w:val="Heading2"/>
@@ -55053,9 +57756,9 @@
         <w:t xml:space="preserve">resource-allocation decisions.</w:t>
       </w:r>
     </w:p>
-    <w:bookmarkEnd w:id="70"/>
     <w:bookmarkEnd w:id="71"/>
-    <w:bookmarkStart w:id="72" w:name="acknowledgements"/>
+    <w:bookmarkEnd w:id="72"/>
+    <w:bookmarkStart w:id="73" w:name="acknowledgements"/>
     <w:p>
       <w:pPr>
         <w:pStyle w:val="Heading1"/>
@@ -55084,8 +57787,8 @@
         <w:t xml:space="preserve">or manuscript preparation.</w:t>
       </w:r>
     </w:p>
-    <w:bookmarkEnd w:id="72"/>
-    <w:bookmarkStart w:id="73" w:name="author-contributions"/>
+    <w:bookmarkEnd w:id="73"/>
+    <w:bookmarkStart w:id="74" w:name="author-contributions"/>
     <w:p>
       <w:pPr>
         <w:pStyle w:val="Heading1"/>
@@ -55108,8 +57811,8 @@
         <w:t xml:space="preserve">manuscript. Co-authors to be added on revision.</w:t>
       </w:r>
     </w:p>
-    <w:bookmarkEnd w:id="73"/>
-    <w:bookmarkStart w:id="75" w:name="data-availability"/>
+    <w:bookmarkEnd w:id="74"/>
+    <w:bookmarkStart w:id="76" w:name="data-availability"/>
     <w:p>
       <w:pPr>
         <w:pStyle w:val="Heading1"/>
@@ -55131,7 +57834,7 @@
       <w:r>
         <w:t xml:space="preserve">(</w:t>
       </w:r>
-      <w:hyperlink r:id="rId74">
+      <w:hyperlink r:id="rId75">
         <w:r>
           <w:rPr>
             <w:rStyle w:val="Hyperlink"/>
@@ -55161,8 +57864,8 @@
         <w:t xml:space="preserve">.</w:t>
       </w:r>
     </w:p>
-    <w:bookmarkEnd w:id="75"/>
-    <w:bookmarkStart w:id="116" w:name="references"/>
+    <w:bookmarkEnd w:id="76"/>
+    <w:bookmarkStart w:id="117" w:name="references"/>
     <w:p>
       <w:pPr>
         <w:pStyle w:val="Heading1"/>
@@ -55171,8 +57874,8 @@
         <w:t xml:space="preserve">8. References</w:t>
       </w:r>
     </w:p>
-    <w:bookmarkStart w:id="115" w:name="refs"/>
-    <w:bookmarkStart w:id="77" w:name="ref-besag1991bayesian"/>
+    <w:bookmarkStart w:id="116" w:name="refs"/>
+    <w:bookmarkStart w:id="78" w:name="ref-besag1991bayesian"/>
     <w:p>
       <w:pPr>
         <w:pStyle w:val="Bibliography"/>
@@ -55205,7 +57908,7 @@
       <w:r>
         <w:t xml:space="preserve"> </w:t>
       </w:r>
-      <w:hyperlink r:id="rId76">
+      <w:hyperlink r:id="rId77">
         <w:r>
           <w:rPr>
             <w:rStyle w:val="Hyperlink"/>
@@ -55217,8 +57920,8 @@
         <w:t xml:space="preserve">.</w:t>
       </w:r>
     </w:p>
-    <w:bookmarkEnd w:id="77"/>
-    <w:bookmarkStart w:id="79" w:name="ref-fay1979estimates"/>
+    <w:bookmarkEnd w:id="78"/>
+    <w:bookmarkStart w:id="80" w:name="ref-fay1979estimates"/>
     <w:p>
       <w:pPr>
         <w:pStyle w:val="Bibliography"/>
@@ -55263,7 +57966,7 @@
       <w:r>
         <w:t xml:space="preserve"> </w:t>
       </w:r>
-      <w:hyperlink r:id="rId78">
+      <w:hyperlink r:id="rId79">
         <w:r>
           <w:rPr>
             <w:rStyle w:val="Hyperlink"/>
@@ -55275,8 +57978,8 @@
         <w:t xml:space="preserve">.</w:t>
       </w:r>
     </w:p>
-    <w:bookmarkEnd w:id="79"/>
-    <w:bookmarkStart w:id="81" w:name="ref-gorelick2017google"/>
+    <w:bookmarkEnd w:id="80"/>
+    <w:bookmarkStart w:id="82" w:name="ref-gorelick2017google"/>
     <w:p>
       <w:pPr>
         <w:pStyle w:val="Bibliography"/>
@@ -55318,7 +58021,7 @@
       <w:r>
         <w:t xml:space="preserve"> </w:t>
       </w:r>
-      <w:hyperlink r:id="rId80">
+      <w:hyperlink r:id="rId81">
         <w:r>
           <w:rPr>
             <w:rStyle w:val="Hyperlink"/>
@@ -55330,8 +58033,8 @@
         <w:t xml:space="preserve">.</w:t>
       </w:r>
     </w:p>
-    <w:bookmarkEnd w:id="81"/>
-    <w:bookmarkStart w:id="83" w:name="ref-vanderlaan2007super"/>
+    <w:bookmarkEnd w:id="82"/>
+    <w:bookmarkStart w:id="84" w:name="ref-vanderlaan2007super"/>
     <w:p>
       <w:pPr>
         <w:pStyle w:val="Bibliography"/>
@@ -55364,7 +58067,7 @@
       <w:r>
         <w:t xml:space="preserve"> </w:t>
       </w:r>
-      <w:hyperlink r:id="rId82">
+      <w:hyperlink r:id="rId83">
         <w:r>
           <w:rPr>
             <w:rStyle w:val="Hyperlink"/>
@@ -55376,8 +58079,8 @@
         <w:t xml:space="preserve">.</w:t>
       </w:r>
     </w:p>
-    <w:bookmarkEnd w:id="83"/>
-    <w:bookmarkStart w:id="85" w:name="ref-landau2021targets"/>
+    <w:bookmarkEnd w:id="84"/>
+    <w:bookmarkStart w:id="86" w:name="ref-landau2021targets"/>
     <w:p>
       <w:pPr>
         <w:pStyle w:val="Bibliography"/>
@@ -55428,7 +58131,7 @@
       <w:r>
         <w:t xml:space="preserve"> </w:t>
       </w:r>
-      <w:hyperlink r:id="rId84">
+      <w:hyperlink r:id="rId85">
         <w:r>
           <w:rPr>
             <w:rStyle w:val="Hyperlink"/>
@@ -55440,8 +58143,8 @@
         <w:t xml:space="preserve">.</w:t>
       </w:r>
     </w:p>
-    <w:bookmarkEnd w:id="85"/>
-    <w:bookmarkStart w:id="87" w:name="ref-local2021maps"/>
+    <w:bookmarkEnd w:id="86"/>
+    <w:bookmarkStart w:id="88" w:name="ref-local2021maps"/>
     <w:p>
       <w:pPr>
         <w:pStyle w:val="Bibliography"/>
@@ -55474,7 +58177,7 @@
       <w:r>
         <w:t xml:space="preserve"> </w:t>
       </w:r>
-      <w:hyperlink r:id="rId86">
+      <w:hyperlink r:id="rId87">
         <w:r>
           <w:rPr>
             <w:rStyle w:val="Hyperlink"/>
@@ -55486,8 +58189,8 @@
         <w:t xml:space="preserve">.</w:t>
       </w:r>
     </w:p>
-    <w:bookmarkEnd w:id="87"/>
-    <w:bookmarkStart w:id="89" w:name="ref-mercer2015small"/>
+    <w:bookmarkEnd w:id="88"/>
+    <w:bookmarkStart w:id="90" w:name="ref-mercer2015small"/>
     <w:p>
       <w:pPr>
         <w:pStyle w:val="Bibliography"/>
@@ -55520,7 +58223,7 @@
       <w:r>
         <w:t xml:space="preserve"> </w:t>
       </w:r>
-      <w:hyperlink r:id="rId88">
+      <w:hyperlink r:id="rId89">
         <w:r>
           <w:rPr>
             <w:rStyle w:val="Hyperlink"/>
@@ -55532,8 +58235,8 @@
         <w:t xml:space="preserve">.</w:t>
       </w:r>
     </w:p>
-    <w:bookmarkEnd w:id="89"/>
-    <w:bookmarkStart w:id="91" w:name="ref-knms2011"/>
+    <w:bookmarkEnd w:id="90"/>
+    <w:bookmarkStart w:id="92" w:name="ref-knms2011"/>
     <w:p>
       <w:pPr>
         <w:pStyle w:val="Bibliography"/>
@@ -55568,7 +58271,7 @@
       <w:r>
         <w:t xml:space="preserve"> </w:t>
       </w:r>
-      <w:hyperlink r:id="rId90">
+      <w:hyperlink r:id="rId91">
         <w:r>
           <w:rPr>
             <w:rStyle w:val="Hyperlink"/>
@@ -55580,8 +58283,8 @@
         <w:t xml:space="preserve">.</w:t>
       </w:r>
     </w:p>
-    <w:bookmarkEnd w:id="91"/>
-    <w:bookmarkStart w:id="93" w:name="ref-brinda2017adjustment"/>
+    <w:bookmarkEnd w:id="92"/>
+    <w:bookmarkStart w:id="94" w:name="ref-brinda2017adjustment"/>
     <w:p>
       <w:pPr>
         <w:pStyle w:val="Bibliography"/>
@@ -55614,7 +58317,7 @@
       <w:r>
         <w:t xml:space="preserve"> </w:t>
       </w:r>
-      <w:hyperlink r:id="rId92">
+      <w:hyperlink r:id="rId93">
         <w:r>
           <w:rPr>
             <w:rStyle w:val="Hyperlink"/>
@@ -55626,8 +58329,8 @@
         <w:t xml:space="preserve">.</w:t>
       </w:r>
     </w:p>
-    <w:bookmarkEnd w:id="93"/>
-    <w:bookmarkStart w:id="95" w:name="ref-niculescu2005predicting"/>
+    <w:bookmarkEnd w:id="94"/>
+    <w:bookmarkStart w:id="96" w:name="ref-niculescu2005predicting"/>
     <w:p>
       <w:pPr>
         <w:pStyle w:val="Bibliography"/>
@@ -55663,7 +58366,7 @@
       <w:r>
         <w:t xml:space="preserve"> </w:t>
       </w:r>
-      <w:hyperlink r:id="rId94">
+      <w:hyperlink r:id="rId95">
         <w:r>
           <w:rPr>
             <w:rStyle w:val="Hyperlink"/>
@@ -55675,8 +58378,8 @@
         <w:t xml:space="preserve">.</w:t>
       </w:r>
     </w:p>
-    <w:bookmarkEnd w:id="95"/>
-    <w:bookmarkStart w:id="97" w:name="ref-osgoodzimmerman2018mapping"/>
+    <w:bookmarkEnd w:id="96"/>
+    <w:bookmarkStart w:id="98" w:name="ref-osgoodzimmerman2018mapping"/>
     <w:p>
       <w:pPr>
         <w:pStyle w:val="Bibliography"/>
@@ -55721,7 +58424,7 @@
       <w:r>
         <w:t xml:space="preserve"> </w:t>
       </w:r>
-      <w:hyperlink r:id="rId96">
+      <w:hyperlink r:id="rId97">
         <w:r>
           <w:rPr>
             <w:rStyle w:val="Hyperlink"/>
@@ -55733,8 +58436,8 @@
         <w:t xml:space="preserve">.</w:t>
       </w:r>
     </w:p>
-    <w:bookmarkEnd w:id="97"/>
-    <w:bookmarkStart w:id="99" w:name="ref-riebler2016intuitive"/>
+    <w:bookmarkEnd w:id="98"/>
+    <w:bookmarkStart w:id="100" w:name="ref-riebler2016intuitive"/>
     <w:p>
       <w:pPr>
         <w:pStyle w:val="Bibliography"/>
@@ -55767,7 +58470,7 @@
       <w:r>
         <w:t xml:space="preserve"> </w:t>
       </w:r>
-      <w:hyperlink r:id="rId98">
+      <w:hyperlink r:id="rId99">
         <w:r>
           <w:rPr>
             <w:rStyle w:val="Hyperlink"/>
@@ -55779,8 +58482,8 @@
         <w:t xml:space="preserve">.</w:t>
       </w:r>
     </w:p>
-    <w:bookmarkEnd w:id="99"/>
-    <w:bookmarkStart w:id="101" w:name="ref-rue2009approximate"/>
+    <w:bookmarkEnd w:id="100"/>
+    <w:bookmarkStart w:id="102" w:name="ref-rue2009approximate"/>
     <w:p>
       <w:pPr>
         <w:pStyle w:val="Bibliography"/>
@@ -55849,7 +58552,7 @@
       <w:r>
         <w:t xml:space="preserve"> </w:t>
       </w:r>
-      <w:hyperlink r:id="rId100">
+      <w:hyperlink r:id="rId101">
         <w:r>
           <w:rPr>
             <w:rStyle w:val="Hyperlink"/>
@@ -55861,8 +58564,8 @@
         <w:t xml:space="preserve">.</w:t>
       </w:r>
     </w:p>
-    <w:bookmarkEnd w:id="101"/>
-    <w:bookmarkStart w:id="103" w:name="ref-vansmedenetal2019sample"/>
+    <w:bookmarkEnd w:id="102"/>
+    <w:bookmarkStart w:id="104" w:name="ref-vansmedenetal2019sample"/>
     <w:p>
       <w:pPr>
         <w:pStyle w:val="Bibliography"/>
@@ -55895,7 +58598,7 @@
       <w:r>
         <w:t xml:space="preserve"> </w:t>
       </w:r>
-      <w:hyperlink r:id="rId102">
+      <w:hyperlink r:id="rId103">
         <w:r>
           <w:rPr>
             <w:rStyle w:val="Hyperlink"/>
@@ -55907,8 +58610,8 @@
         <w:t xml:space="preserve">.</w:t>
       </w:r>
     </w:p>
-    <w:bookmarkEnd w:id="103"/>
-    <w:bookmarkStart w:id="105" w:name="ref-stevens2022micronutrient"/>
+    <w:bookmarkEnd w:id="104"/>
+    <w:bookmarkStart w:id="106" w:name="ref-stevens2022micronutrient"/>
     <w:p>
       <w:pPr>
         <w:pStyle w:val="Bibliography"/>
@@ -55941,7 +58644,7 @@
       <w:r>
         <w:t xml:space="preserve"> </w:t>
       </w:r>
-      <w:hyperlink r:id="rId104">
+      <w:hyperlink r:id="rId105">
         <w:r>
           <w:rPr>
             <w:rStyle w:val="Hyperlink"/>
@@ -55953,8 +58656,8 @@
         <w:t xml:space="preserve">.</w:t>
       </w:r>
     </w:p>
-    <w:bookmarkEnd w:id="105"/>
-    <w:bookmarkStart w:id="107" w:name="ref-brinda2017overview"/>
+    <w:bookmarkEnd w:id="106"/>
+    <w:bookmarkStart w:id="108" w:name="ref-brinda2017overview"/>
     <w:p>
       <w:pPr>
         <w:pStyle w:val="Bibliography"/>
@@ -55987,7 +58690,7 @@
       <w:r>
         <w:t xml:space="preserve"> </w:t>
       </w:r>
-      <w:hyperlink r:id="rId106">
+      <w:hyperlink r:id="rId107">
         <w:r>
           <w:rPr>
             <w:rStyle w:val="Hyperlink"/>
@@ -55999,8 +58702,8 @@
         <w:t xml:space="preserve">.</w:t>
       </w:r>
     </w:p>
-    <w:bookmarkEnd w:id="107"/>
-    <w:bookmarkStart w:id="109" w:name="ref-wakefield2019small"/>
+    <w:bookmarkEnd w:id="108"/>
+    <w:bookmarkStart w:id="110" w:name="ref-wakefield2019small"/>
     <w:p>
       <w:pPr>
         <w:pStyle w:val="Bibliography"/>
@@ -56033,7 +58736,7 @@
       <w:r>
         <w:t xml:space="preserve"> </w:t>
       </w:r>
-      <w:hyperlink r:id="rId108">
+      <w:hyperlink r:id="rId109">
         <w:r>
           <w:rPr>
             <w:rStyle w:val="Hyperlink"/>
@@ -56045,8 +58748,8 @@
         <w:t xml:space="preserve">.</w:t>
       </w:r>
     </w:p>
-    <w:bookmarkEnd w:id="109"/>
-    <w:bookmarkStart w:id="110" w:name="ref-who_vmnis_thresholds"/>
+    <w:bookmarkEnd w:id="110"/>
+    <w:bookmarkStart w:id="111" w:name="ref-who_vmnis_thresholds"/>
     <w:p>
       <w:pPr>
         <w:pStyle w:val="Bibliography"/>
@@ -56067,8 +58770,8 @@
         <w:t xml:space="preserve">WHO/NMH/NHD/MNM/11.3.</w:t>
       </w:r>
     </w:p>
-    <w:bookmarkEnd w:id="110"/>
-    <w:bookmarkStart w:id="112" w:name="ref-who2020anaemia"/>
+    <w:bookmarkEnd w:id="111"/>
+    <w:bookmarkStart w:id="113" w:name="ref-who2020anaemia"/>
     <w:p>
       <w:pPr>
         <w:pStyle w:val="Bibliography"/>
@@ -56085,7 +58788,7 @@
       <w:r>
         <w:t xml:space="preserve"> </w:t>
       </w:r>
-      <w:hyperlink r:id="rId111">
+      <w:hyperlink r:id="rId112">
         <w:r>
           <w:rPr>
             <w:rStyle w:val="Hyperlink"/>
@@ -56097,8 +58800,8 @@
         <w:t xml:space="preserve">.</w:t>
       </w:r>
     </w:p>
-    <w:bookmarkEnd w:id="112"/>
-    <w:bookmarkStart w:id="114" w:name="ref-who_vmnis"/>
+    <w:bookmarkEnd w:id="113"/>
+    <w:bookmarkStart w:id="115" w:name="ref-who_vmnis"/>
     <w:p>
       <w:pPr>
         <w:pStyle w:val="Bibliography"/>
@@ -56115,7 +58818,7 @@
       <w:r>
         <w:t xml:space="preserve"> </w:t>
       </w:r>
-      <w:hyperlink r:id="rId113">
+      <w:hyperlink r:id="rId114">
         <w:r>
           <w:rPr>
             <w:rStyle w:val="Hyperlink"/>
@@ -56127,9 +58830,9 @@
         <w:t xml:space="preserve">.</w:t>
       </w:r>
     </w:p>
-    <w:bookmarkEnd w:id="114"/>
     <w:bookmarkEnd w:id="115"/>
     <w:bookmarkEnd w:id="116"/>
+    <w:bookmarkEnd w:id="117"/>
     <w:sectPr/>
   </w:body>
 </w:document>

--- a/docs/manuscript_mcn.docx
+++ b/docs/manuscript_mcn.docx
@@ -2775,13 +2775,19 @@
         <w:t xml:space="preserve"> </w:t>
       </w:r>
       <w:r>
-        <w:t xml:space="preserve">countries, spanning 19 providers and 11 conceptual domains, replacing the</w:t>
-      </w:r>
-      <w:r>
-        <w:t xml:space="preserve"> </w:t>
-      </w:r>
-      <w:r>
-        <w:t xml:space="preserve">152-variable set used in earlier analyses. The intersection step itself is not</w:t>
+        <w:t xml:space="preserve">countries, replacing the 152-variable set used in earlier analyses; the source</w:t>
+      </w:r>
+      <w:r>
+        <w:t xml:space="preserve"> </w:t>
+      </w:r>
+      <w:r>
+        <w:t xml:space="preserve">registry documenting these inputs lists 23 providers across 12 thematic</w:t>
+      </w:r>
+      <w:r>
+        <w:t xml:space="preserve"> </w:t>
+      </w:r>
+      <w:r>
+        <w:t xml:space="preserve">domains. The intersection step itself is not</w:t>
       </w:r>
       <w:r>
         <w:t xml:space="preserve"> </w:t>

--- a/docs/manuscript_mcn.docx
+++ b/docs/manuscript_mcn.docx
@@ -23,7 +23,7 @@
         <w:pStyle w:val="Date"/>
       </w:pPr>
       <w:r>
-        <w:t xml:space="preserve">2026-08-30</w:t>
+        <w:t xml:space="preserve">2026-08-31</w:t>
       </w:r>
     </w:p>
     <w:p>
@@ -33994,46 +33994,46 @@
                     <w:jc w:val="center"/>
                   </w:pPr>
                   <w:r>
-                    <w:t xml:space="preserve">-0.22</w:t>
-                  </w:r>
-                </w:p>
-              </w:tc>
-              <w:tc>
-                <w:tcPr/>
-                <w:p>
-                  <w:pPr>
-                    <w:pStyle w:val="Compact"/>
-                    <w:jc w:val="left"/>
-                    <w:jc w:val="center"/>
-                  </w:pPr>
-                  <w:r>
-                    <w:t xml:space="preserve">[-0.73, 0.01]</w:t>
-                  </w:r>
-                </w:p>
-              </w:tc>
-              <w:tc>
-                <w:tcPr/>
-                <w:p>
-                  <w:pPr>
-                    <w:pStyle w:val="Compact"/>
-                    <w:jc w:val="right"/>
-                    <w:jc w:val="center"/>
-                  </w:pPr>
-                  <w:r>
-                    <w:t xml:space="preserve">0.816</w:t>
-                  </w:r>
-                </w:p>
-              </w:tc>
-              <w:tc>
-                <w:tcPr/>
-                <w:p>
-                  <w:pPr>
-                    <w:pStyle w:val="Compact"/>
-                    <w:jc w:val="right"/>
-                    <w:jc w:val="center"/>
-                  </w:pPr>
-                  <w:r>
-                    <w:t xml:space="preserve">-0.64</w:t>
+                    <w:t xml:space="preserve">-0.20</w:t>
+                  </w:r>
+                </w:p>
+              </w:tc>
+              <w:tc>
+                <w:tcPr/>
+                <w:p>
+                  <w:pPr>
+                    <w:pStyle w:val="Compact"/>
+                    <w:jc w:val="left"/>
+                    <w:jc w:val="center"/>
+                  </w:pPr>
+                  <w:r>
+                    <w:t xml:space="preserve">[-0.74, 0.04]</w:t>
+                  </w:r>
+                </w:p>
+              </w:tc>
+              <w:tc>
+                <w:tcPr/>
+                <w:p>
+                  <w:pPr>
+                    <w:pStyle w:val="Compact"/>
+                    <w:jc w:val="right"/>
+                    <w:jc w:val="center"/>
+                  </w:pPr>
+                  <w:r>
+                    <w:t xml:space="preserve">0.777</w:t>
+                  </w:r>
+                </w:p>
+              </w:tc>
+              <w:tc>
+                <w:tcPr/>
+                <w:p>
+                  <w:pPr>
+                    <w:pStyle w:val="Compact"/>
+                    <w:jc w:val="right"/>
+                    <w:jc w:val="center"/>
+                  </w:pPr>
+                  <w:r>
+                    <w:t xml:space="preserve">-0.52</w:t>
                   </w:r>
                 </w:p>
               </w:tc>
@@ -34312,46 +34312,46 @@
                     <w:jc w:val="center"/>
                   </w:pPr>
                   <w:r>
-                    <w:t xml:space="preserve">0.05</w:t>
-                  </w:r>
-                </w:p>
-              </w:tc>
-              <w:tc>
-                <w:tcPr/>
-                <w:p>
-                  <w:pPr>
-                    <w:pStyle w:val="Compact"/>
-                    <w:jc w:val="left"/>
-                    <w:jc w:val="center"/>
-                  </w:pPr>
-                  <w:r>
-                    <w:t xml:space="preserve">[-0.35, 0.48]</w:t>
-                  </w:r>
-                </w:p>
-              </w:tc>
-              <w:tc>
-                <w:tcPr/>
-                <w:p>
-                  <w:pPr>
-                    <w:pStyle w:val="Compact"/>
-                    <w:jc w:val="right"/>
-                    <w:jc w:val="center"/>
-                  </w:pPr>
-                  <w:r>
-                    <w:t xml:space="preserve">0.447</w:t>
-                  </w:r>
-                </w:p>
-              </w:tc>
-              <w:tc>
-                <w:tcPr/>
-                <w:p>
-                  <w:pPr>
-                    <w:pStyle w:val="Compact"/>
-                    <w:jc w:val="right"/>
-                    <w:jc w:val="center"/>
-                  </w:pPr>
-                  <w:r>
-                    <w:t xml:space="preserve">0.08</w:t>
+                    <w:t xml:space="preserve">0.02</w:t>
+                  </w:r>
+                </w:p>
+              </w:tc>
+              <w:tc>
+                <w:tcPr/>
+                <w:p>
+                  <w:pPr>
+                    <w:pStyle w:val="Compact"/>
+                    <w:jc w:val="left"/>
+                    <w:jc w:val="center"/>
+                  </w:pPr>
+                  <w:r>
+                    <w:t xml:space="preserve">[-0.42, 0.47]</w:t>
+                  </w:r>
+                </w:p>
+              </w:tc>
+              <w:tc>
+                <w:tcPr/>
+                <w:p>
+                  <w:pPr>
+                    <w:pStyle w:val="Compact"/>
+                    <w:jc w:val="right"/>
+                    <w:jc w:val="center"/>
+                  </w:pPr>
+                  <w:r>
+                    <w:t xml:space="preserve">0.490</w:t>
+                  </w:r>
+                </w:p>
+              </w:tc>
+              <w:tc>
+                <w:tcPr/>
+                <w:p>
+                  <w:pPr>
+                    <w:pStyle w:val="Compact"/>
+                    <w:jc w:val="right"/>
+                    <w:jc w:val="center"/>
+                  </w:pPr>
+                  <w:r>
+                    <w:t xml:space="preserve">0.03</w:t>
                   </w:r>
                 </w:p>
               </w:tc>
@@ -34418,46 +34418,46 @@
                     <w:jc w:val="center"/>
                   </w:pPr>
                   <w:r>
-                    <w:t xml:space="preserve">-0.26</w:t>
-                  </w:r>
-                </w:p>
-              </w:tc>
-              <w:tc>
-                <w:tcPr/>
-                <w:p>
-                  <w:pPr>
-                    <w:pStyle w:val="Compact"/>
-                    <w:jc w:val="left"/>
-                    <w:jc w:val="center"/>
-                  </w:pPr>
-                  <w:r>
-                    <w:t xml:space="preserve">[-0.94, 0.30]</w:t>
-                  </w:r>
-                </w:p>
-              </w:tc>
-              <w:tc>
-                <w:tcPr/>
-                <w:p>
-                  <w:pPr>
-                    <w:pStyle w:val="Compact"/>
-                    <w:jc w:val="right"/>
-                    <w:jc w:val="center"/>
-                  </w:pPr>
-                  <w:r>
-                    <w:t xml:space="preserve">0.837</w:t>
-                  </w:r>
-                </w:p>
-              </w:tc>
-              <w:tc>
-                <w:tcPr/>
-                <w:p>
-                  <w:pPr>
-                    <w:pStyle w:val="Compact"/>
-                    <w:jc w:val="right"/>
-                    <w:jc w:val="center"/>
-                  </w:pPr>
-                  <w:r>
-                    <w:t xml:space="preserve">-0.63</w:t>
+                    <w:t xml:space="preserve">-0.24</w:t>
+                  </w:r>
+                </w:p>
+              </w:tc>
+              <w:tc>
+                <w:tcPr/>
+                <w:p>
+                  <w:pPr>
+                    <w:pStyle w:val="Compact"/>
+                    <w:jc w:val="left"/>
+                    <w:jc w:val="center"/>
+                  </w:pPr>
+                  <w:r>
+                    <w:t xml:space="preserve">[-0.76, 0.12]</w:t>
+                  </w:r>
+                </w:p>
+              </w:tc>
+              <w:tc>
+                <w:tcPr/>
+                <w:p>
+                  <w:pPr>
+                    <w:pStyle w:val="Compact"/>
+                    <w:jc w:val="right"/>
+                    <w:jc w:val="center"/>
+                  </w:pPr>
+                  <w:r>
+                    <w:t xml:space="preserve">0.902</w:t>
+                  </w:r>
+                </w:p>
+              </w:tc>
+              <w:tc>
+                <w:tcPr/>
+                <w:p>
+                  <w:pPr>
+                    <w:pStyle w:val="Compact"/>
+                    <w:jc w:val="right"/>
+                    <w:jc w:val="center"/>
+                  </w:pPr>
+                  <w:r>
+                    <w:t xml:space="preserve">-0.01</w:t>
                   </w:r>
                 </w:p>
               </w:tc>
@@ -37765,20 +37765,20 @@
                     <w:jc w:val="center"/>
                   </w:pPr>
                   <w:r>
-                    <w:t xml:space="preserve">21.2%</w:t>
-                  </w:r>
-                </w:p>
-              </w:tc>
-              <w:tc>
-                <w:tcPr/>
-                <w:p>
-                  <w:pPr>
-                    <w:pStyle w:val="Compact"/>
-                    <w:jc w:val="right"/>
-                    <w:jc w:val="center"/>
-                  </w:pPr>
-                  <w:r>
-                    <w:t xml:space="preserve">4.0</w:t>
+                    <w:t xml:space="preserve">18.9%</w:t>
+                  </w:r>
+                </w:p>
+              </w:tc>
+              <w:tc>
+                <w:tcPr/>
+                <w:p>
+                  <w:pPr>
+                    <w:pStyle w:val="Compact"/>
+                    <w:jc w:val="right"/>
+                    <w:jc w:val="center"/>
+                  </w:pPr>
+                  <w:r>
+                    <w:t xml:space="preserve">1.6</w:t>
                   </w:r>
                 </w:p>
               </w:tc>
@@ -37966,20 +37966,20 @@
                     <w:jc w:val="center"/>
                   </w:pPr>
                   <w:r>
-                    <w:t xml:space="preserve">26.6%</w:t>
-                  </w:r>
-                </w:p>
-              </w:tc>
-              <w:tc>
-                <w:tcPr/>
-                <w:p>
-                  <w:pPr>
-                    <w:pStyle w:val="Compact"/>
-                    <w:jc w:val="right"/>
-                    <w:jc w:val="center"/>
-                  </w:pPr>
-                  <w:r>
-                    <w:t xml:space="preserve">1.6</w:t>
+                    <w:t xml:space="preserve">26.9%</w:t>
+                  </w:r>
+                </w:p>
+              </w:tc>
+              <w:tc>
+                <w:tcPr/>
+                <w:p>
+                  <w:pPr>
+                    <w:pStyle w:val="Compact"/>
+                    <w:jc w:val="right"/>
+                    <w:jc w:val="center"/>
+                  </w:pPr>
+                  <w:r>
+                    <w:t xml:space="preserve">1.3</w:t>
                   </w:r>
                 </w:p>
               </w:tc>
@@ -38100,7 +38100,7 @@
                     <w:jc w:val="center"/>
                   </w:pPr>
                   <w:r>
-                    <w:t xml:space="preserve">1.3%</w:t>
+                    <w:t xml:space="preserve">1.4%</w:t>
                   </w:r>
                 </w:p>
               </w:tc>
@@ -38234,20 +38234,20 @@
                     <w:jc w:val="center"/>
                   </w:pPr>
                   <w:r>
-                    <w:t xml:space="preserve">8.4%</w:t>
-                  </w:r>
-                </w:p>
-              </w:tc>
-              <w:tc>
-                <w:tcPr/>
-                <w:p>
-                  <w:pPr>
-                    <w:pStyle w:val="Compact"/>
-                    <w:jc w:val="right"/>
-                    <w:jc w:val="center"/>
-                  </w:pPr>
-                  <w:r>
-                    <w:t xml:space="preserve">0.8</w:t>
+                    <w:t xml:space="preserve">8.2%</w:t>
+                  </w:r>
+                </w:p>
+              </w:tc>
+              <w:tc>
+                <w:tcPr/>
+                <w:p>
+                  <w:pPr>
+                    <w:pStyle w:val="Compact"/>
+                    <w:jc w:val="right"/>
+                    <w:jc w:val="center"/>
+                  </w:pPr>
+                  <w:r>
+                    <w:t xml:space="preserve">0.6</w:t>
                   </w:r>
                 </w:p>
               </w:tc>
@@ -38301,20 +38301,20 @@
                     <w:jc w:val="center"/>
                   </w:pPr>
                   <w:r>
-                    <w:t xml:space="preserve">54.3%</w:t>
-                  </w:r>
-                </w:p>
-              </w:tc>
-              <w:tc>
-                <w:tcPr/>
-                <w:p>
-                  <w:pPr>
-                    <w:pStyle w:val="Compact"/>
-                    <w:jc w:val="right"/>
-                    <w:jc w:val="center"/>
-                  </w:pPr>
-                  <w:r>
-                    <w:t xml:space="preserve">0.3</w:t>
+                    <w:t xml:space="preserve">54.1%</w:t>
+                  </w:r>
+                </w:p>
+              </w:tc>
+              <w:tc>
+                <w:tcPr/>
+                <w:p>
+                  <w:pPr>
+                    <w:pStyle w:val="Compact"/>
+                    <w:jc w:val="right"/>
+                    <w:jc w:val="center"/>
+                  </w:pPr>
+                  <w:r>
+                    <w:t xml:space="preserve">0.4</w:t>
                   </w:r>
                 </w:p>
               </w:tc>
@@ -38368,20 +38368,20 @@
                     <w:jc w:val="center"/>
                   </w:pPr>
                   <w:r>
-                    <w:t xml:space="preserve">6.9%</w:t>
-                  </w:r>
-                </w:p>
-              </w:tc>
-              <w:tc>
-                <w:tcPr/>
-                <w:p>
-                  <w:pPr>
-                    <w:pStyle w:val="Compact"/>
-                    <w:jc w:val="right"/>
-                    <w:jc w:val="center"/>
-                  </w:pPr>
-                  <w:r>
-                    <w:t xml:space="preserve">0.1</w:t>
+                    <w:t xml:space="preserve">7.6%</w:t>
+                  </w:r>
+                </w:p>
+              </w:tc>
+              <w:tc>
+                <w:tcPr/>
+                <w:p>
+                  <w:pPr>
+                    <w:pStyle w:val="Compact"/>
+                    <w:jc w:val="right"/>
+                    <w:jc w:val="center"/>
+                  </w:pPr>
+                  <w:r>
+                    <w:t xml:space="preserve">0.6</w:t>
                   </w:r>
                 </w:p>
               </w:tc>
@@ -38435,20 +38435,20 @@
                     <w:jc w:val="center"/>
                   </w:pPr>
                   <w:r>
-                    <w:t xml:space="preserve">14.1%</w:t>
-                  </w:r>
-                </w:p>
-              </w:tc>
-              <w:tc>
-                <w:tcPr/>
-                <w:p>
-                  <w:pPr>
-                    <w:pStyle w:val="Compact"/>
-                    <w:jc w:val="right"/>
-                    <w:jc w:val="center"/>
-                  </w:pPr>
-                  <w:r>
-                    <w:t xml:space="preserve">2.1</w:t>
+                    <w:t xml:space="preserve">14.0%</w:t>
+                  </w:r>
+                </w:p>
+              </w:tc>
+              <w:tc>
+                <w:tcPr/>
+                <w:p>
+                  <w:pPr>
+                    <w:pStyle w:val="Compact"/>
+                    <w:jc w:val="right"/>
+                    <w:jc w:val="center"/>
+                  </w:pPr>
+                  <w:r>
+                    <w:t xml:space="preserve">2.0</w:t>
                   </w:r>
                 </w:p>
               </w:tc>
@@ -38502,7 +38502,7 @@
                     <w:jc w:val="center"/>
                   </w:pPr>
                   <w:r>
-                    <w:t xml:space="preserve">1.9%</w:t>
+                    <w:t xml:space="preserve">1.8%</w:t>
                   </w:r>
                 </w:p>
               </w:tc>
@@ -38569,7 +38569,7 @@
                     <w:jc w:val="center"/>
                   </w:pPr>
                   <w:r>
-                    <w:t xml:space="preserve">5.1%</w:t>
+                    <w:t xml:space="preserve">5.0%</w:t>
                   </w:r>
                 </w:p>
               </w:tc>
@@ -38636,20 +38636,20 @@
                     <w:jc w:val="center"/>
                   </w:pPr>
                   <w:r>
-                    <w:t xml:space="preserve">9.7%</w:t>
-                  </w:r>
-                </w:p>
-              </w:tc>
-              <w:tc>
-                <w:tcPr/>
-                <w:p>
-                  <w:pPr>
-                    <w:pStyle w:val="Compact"/>
-                    <w:jc w:val="right"/>
-                    <w:jc w:val="center"/>
-                  </w:pPr>
-                  <w:r>
-                    <w:t xml:space="preserve">0.1</w:t>
+                    <w:t xml:space="preserve">9.4%</w:t>
+                  </w:r>
+                </w:p>
+              </w:tc>
+              <w:tc>
+                <w:tcPr/>
+                <w:p>
+                  <w:pPr>
+                    <w:pStyle w:val="Compact"/>
+                    <w:jc w:val="right"/>
+                    <w:jc w:val="center"/>
+                  </w:pPr>
+                  <w:r>
+                    <w:t xml:space="preserve">0.2</w:t>
                   </w:r>
                 </w:p>
               </w:tc>
@@ -38703,20 +38703,20 @@
                     <w:jc w:val="center"/>
                   </w:pPr>
                   <w:r>
-                    <w:t xml:space="preserve">77.5%</w:t>
-                  </w:r>
-                </w:p>
-              </w:tc>
-              <w:tc>
-                <w:tcPr/>
-                <w:p>
-                  <w:pPr>
-                    <w:pStyle w:val="Compact"/>
-                    <w:jc w:val="right"/>
-                    <w:jc w:val="center"/>
-                  </w:pPr>
-                  <w:r>
-                    <w:t xml:space="preserve">1.7</w:t>
+                    <w:t xml:space="preserve">77.3%</w:t>
+                  </w:r>
+                </w:p>
+              </w:tc>
+              <w:tc>
+                <w:tcPr/>
+                <w:p>
+                  <w:pPr>
+                    <w:pStyle w:val="Compact"/>
+                    <w:jc w:val="right"/>
+                    <w:jc w:val="center"/>
+                  </w:pPr>
+                  <w:r>
+                    <w:t xml:space="preserve">1.8</w:t>
                   </w:r>
                 </w:p>
               </w:tc>
@@ -38837,20 +38837,20 @@
                     <w:jc w:val="center"/>
                   </w:pPr>
                   <w:r>
-                    <w:t xml:space="preserve">10.1%</w:t>
-                  </w:r>
-                </w:p>
-              </w:tc>
-              <w:tc>
-                <w:tcPr/>
-                <w:p>
-                  <w:pPr>
-                    <w:pStyle w:val="Compact"/>
-                    <w:jc w:val="right"/>
-                    <w:jc w:val="center"/>
-                  </w:pPr>
-                  <w:r>
-                    <w:t xml:space="preserve">0.1</w:t>
+                    <w:t xml:space="preserve">10.2%</w:t>
+                  </w:r>
+                </w:p>
+              </w:tc>
+              <w:tc>
+                <w:tcPr/>
+                <w:p>
+                  <w:pPr>
+                    <w:pStyle w:val="Compact"/>
+                    <w:jc w:val="right"/>
+                    <w:jc w:val="center"/>
+                  </w:pPr>
+                  <w:r>
+                    <w:t xml:space="preserve">0.0</w:t>
                   </w:r>
                 </w:p>
               </w:tc>
@@ -38904,20 +38904,20 @@
                     <w:jc w:val="center"/>
                   </w:pPr>
                   <w:r>
-                    <w:t xml:space="preserve">2.0%</w:t>
-                  </w:r>
-                </w:p>
-              </w:tc>
-              <w:tc>
-                <w:tcPr/>
-                <w:p>
-                  <w:pPr>
-                    <w:pStyle w:val="Compact"/>
-                    <w:jc w:val="right"/>
-                    <w:jc w:val="center"/>
-                  </w:pPr>
-                  <w:r>
-                    <w:t xml:space="preserve">0.2</w:t>
+                    <w:t xml:space="preserve">2.1%</w:t>
+                  </w:r>
+                </w:p>
+              </w:tc>
+              <w:tc>
+                <w:tcPr/>
+                <w:p>
+                  <w:pPr>
+                    <w:pStyle w:val="Compact"/>
+                    <w:jc w:val="right"/>
+                    <w:jc w:val="center"/>
+                  </w:pPr>
+                  <w:r>
+                    <w:t xml:space="preserve">0.1</w:t>
                   </w:r>
                 </w:p>
               </w:tc>
@@ -39105,20 +39105,20 @@
                     <w:jc w:val="center"/>
                   </w:pPr>
                   <w:r>
-                    <w:t xml:space="preserve">18.3%</w:t>
-                  </w:r>
-                </w:p>
-              </w:tc>
-              <w:tc>
-                <w:tcPr/>
-                <w:p>
-                  <w:pPr>
-                    <w:pStyle w:val="Compact"/>
-                    <w:jc w:val="right"/>
-                    <w:jc w:val="center"/>
-                  </w:pPr>
-                  <w:r>
-                    <w:t xml:space="preserve">0.3</w:t>
+                    <w:t xml:space="preserve">18.5%</w:t>
+                  </w:r>
+                </w:p>
+              </w:tc>
+              <w:tc>
+                <w:tcPr/>
+                <w:p>
+                  <w:pPr>
+                    <w:pStyle w:val="Compact"/>
+                    <w:jc w:val="right"/>
+                    <w:jc w:val="center"/>
+                  </w:pPr>
+                  <w:r>
+                    <w:t xml:space="preserve">0.1</w:t>
                   </w:r>
                 </w:p>
               </w:tc>
@@ -39172,20 +39172,20 @@
                     <w:jc w:val="center"/>
                   </w:pPr>
                   <w:r>
-                    <w:t xml:space="preserve">3.2%</w:t>
-                  </w:r>
-                </w:p>
-              </w:tc>
-              <w:tc>
-                <w:tcPr/>
-                <w:p>
-                  <w:pPr>
-                    <w:pStyle w:val="Compact"/>
-                    <w:jc w:val="right"/>
-                    <w:jc w:val="center"/>
-                  </w:pPr>
-                  <w:r>
-                    <w:t xml:space="preserve">0.9</w:t>
+                    <w:t xml:space="preserve">3.1%</w:t>
+                  </w:r>
+                </w:p>
+              </w:tc>
+              <w:tc>
+                <w:tcPr/>
+                <w:p>
+                  <w:pPr>
+                    <w:pStyle w:val="Compact"/>
+                    <w:jc w:val="right"/>
+                    <w:jc w:val="center"/>
+                  </w:pPr>
+                  <w:r>
+                    <w:t xml:space="preserve">0.8</w:t>
                   </w:r>
                 </w:p>
               </w:tc>
@@ -47044,33 +47044,33 @@
                     <w:jc w:val="center"/>
                   </w:pPr>
                   <w:r>
-                    <w:t xml:space="preserve">-0.012</w:t>
-                  </w:r>
-                </w:p>
-              </w:tc>
-              <w:tc>
-                <w:tcPr/>
-                <w:p>
-                  <w:pPr>
-                    <w:pStyle w:val="Compact"/>
-                    <w:jc w:val="left"/>
-                    <w:jc w:val="center"/>
-                  </w:pPr>
-                  <w:r>
-                    <w:t xml:space="preserve">+0.40</w:t>
-                  </w:r>
-                </w:p>
-              </w:tc>
-              <w:tc>
-                <w:tcPr/>
-                <w:p>
-                  <w:pPr>
-                    <w:pStyle w:val="Compact"/>
-                    <w:jc w:val="left"/>
-                    <w:jc w:val="center"/>
-                  </w:pPr>
-                  <w:r>
-                    <w:t xml:space="preserve">0.065</w:t>
+                    <w:t xml:space="preserve">+0.025</w:t>
+                  </w:r>
+                </w:p>
+              </w:tc>
+              <w:tc>
+                <w:tcPr/>
+                <w:p>
+                  <w:pPr>
+                    <w:pStyle w:val="Compact"/>
+                    <w:jc w:val="left"/>
+                    <w:jc w:val="center"/>
+                  </w:pPr>
+                  <w:r>
+                    <w:t xml:space="preserve">+0.67</w:t>
+                  </w:r>
+                </w:p>
+              </w:tc>
+              <w:tc>
+                <w:tcPr/>
+                <w:p>
+                  <w:pPr>
+                    <w:pStyle w:val="Compact"/>
+                    <w:jc w:val="left"/>
+                    <w:jc w:val="center"/>
+                  </w:pPr>
+                  <w:r>
+                    <w:t xml:space="preserve">0.050</w:t>
                   </w:r>
                 </w:p>
               </w:tc>
@@ -47323,33 +47323,33 @@
                     <w:jc w:val="center"/>
                   </w:pPr>
                   <w:r>
-                    <w:t xml:space="preserve">+0.004</w:t>
-                  </w:r>
-                </w:p>
-              </w:tc>
-              <w:tc>
-                <w:tcPr/>
-                <w:p>
-                  <w:pPr>
-                    <w:pStyle w:val="Compact"/>
-                    <w:jc w:val="left"/>
-                    <w:jc w:val="center"/>
-                  </w:pPr>
-                  <w:r>
-                    <w:t xml:space="preserve">+0.43</w:t>
-                  </w:r>
-                </w:p>
-              </w:tc>
-              <w:tc>
-                <w:tcPr/>
-                <w:p>
-                  <w:pPr>
-                    <w:pStyle w:val="Compact"/>
-                    <w:jc w:val="left"/>
-                    <w:jc w:val="center"/>
-                  </w:pPr>
-                  <w:r>
-                    <w:t xml:space="preserve">0.066</w:t>
+                    <w:t xml:space="preserve">+0.010</w:t>
+                  </w:r>
+                </w:p>
+              </w:tc>
+              <w:tc>
+                <w:tcPr/>
+                <w:p>
+                  <w:pPr>
+                    <w:pStyle w:val="Compact"/>
+                    <w:jc w:val="left"/>
+                    <w:jc w:val="center"/>
+                  </w:pPr>
+                  <w:r>
+                    <w:t xml:space="preserve">+0.48</w:t>
+                  </w:r>
+                </w:p>
+              </w:tc>
+              <w:tc>
+                <w:tcPr/>
+                <w:p>
+                  <w:pPr>
+                    <w:pStyle w:val="Compact"/>
+                    <w:jc w:val="left"/>
+                    <w:jc w:val="center"/>
+                  </w:pPr>
+                  <w:r>
+                    <w:t xml:space="preserve">0.059</w:t>
                   </w:r>
                 </w:p>
               </w:tc>
@@ -47496,46 +47496,46 @@
                     <w:jc w:val="center"/>
                   </w:pPr>
                   <w:r>
-                    <w:t xml:space="preserve">0.53</w:t>
-                  </w:r>
-                </w:p>
-              </w:tc>
-              <w:tc>
-                <w:tcPr/>
-                <w:p>
-                  <w:pPr>
-                    <w:pStyle w:val="Compact"/>
-                    <w:jc w:val="left"/>
-                    <w:jc w:val="center"/>
-                  </w:pPr>
-                  <w:r>
-                    <w:t xml:space="preserve">-0.027</w:t>
-                  </w:r>
-                </w:p>
-              </w:tc>
-              <w:tc>
-                <w:tcPr/>
-                <w:p>
-                  <w:pPr>
-                    <w:pStyle w:val="Compact"/>
-                    <w:jc w:val="left"/>
-                    <w:jc w:val="center"/>
-                  </w:pPr>
-                  <w:r>
-                    <w:t xml:space="preserve">-0.13</w:t>
-                  </w:r>
-                </w:p>
-              </w:tc>
-              <w:tc>
-                <w:tcPr/>
-                <w:p>
-                  <w:pPr>
-                    <w:pStyle w:val="Compact"/>
-                    <w:jc w:val="left"/>
-                    <w:jc w:val="center"/>
-                  </w:pPr>
-                  <w:r>
-                    <w:t xml:space="preserve">0.015</w:t>
+                    <w:t xml:space="preserve">0.55</w:t>
+                  </w:r>
+                </w:p>
+              </w:tc>
+              <w:tc>
+                <w:tcPr/>
+                <w:p>
+                  <w:pPr>
+                    <w:pStyle w:val="Compact"/>
+                    <w:jc w:val="left"/>
+                    <w:jc w:val="center"/>
+                  </w:pPr>
+                  <w:r>
+                    <w:t xml:space="preserve">-0.024</w:t>
+                  </w:r>
+                </w:p>
+              </w:tc>
+              <w:tc>
+                <w:tcPr/>
+                <w:p>
+                  <w:pPr>
+                    <w:pStyle w:val="Compact"/>
+                    <w:jc w:val="left"/>
+                    <w:jc w:val="center"/>
+                  </w:pPr>
+                  <w:r>
+                    <w:t xml:space="preserve">-0.22</w:t>
+                  </w:r>
+                </w:p>
+              </w:tc>
+              <w:tc>
+                <w:tcPr/>
+                <w:p>
+                  <w:pPr>
+                    <w:pStyle w:val="Compact"/>
+                    <w:jc w:val="left"/>
+                    <w:jc w:val="center"/>
+                  </w:pPr>
+                  <w:r>
+                    <w:t xml:space="preserve">0.012</w:t>
                   </w:r>
                 </w:p>
               </w:tc>
@@ -47589,46 +47589,46 @@
                     <w:jc w:val="center"/>
                   </w:pPr>
                   <w:r>
-                    <w:t xml:space="preserve">0.68</w:t>
-                  </w:r>
-                </w:p>
-              </w:tc>
-              <w:tc>
-                <w:tcPr/>
-                <w:p>
-                  <w:pPr>
-                    <w:pStyle w:val="Compact"/>
-                    <w:jc w:val="left"/>
-                    <w:jc w:val="center"/>
-                  </w:pPr>
-                  <w:r>
-                    <w:t xml:space="preserve">+0.074</w:t>
-                  </w:r>
-                </w:p>
-              </w:tc>
-              <w:tc>
-                <w:tcPr/>
-                <w:p>
-                  <w:pPr>
-                    <w:pStyle w:val="Compact"/>
-                    <w:jc w:val="left"/>
-                    <w:jc w:val="center"/>
-                  </w:pPr>
-                  <w:r>
-                    <w:t xml:space="preserve">+0.81</w:t>
-                  </w:r>
-                </w:p>
-              </w:tc>
-              <w:tc>
-                <w:tcPr/>
-                <w:p>
-                  <w:pPr>
-                    <w:pStyle w:val="Compact"/>
-                    <w:jc w:val="left"/>
-                    <w:jc w:val="center"/>
-                  </w:pPr>
-                  <w:r>
-                    <w:t xml:space="preserve">0.051</w:t>
+                    <w:t xml:space="preserve">0.70</w:t>
+                  </w:r>
+                </w:p>
+              </w:tc>
+              <w:tc>
+                <w:tcPr/>
+                <w:p>
+                  <w:pPr>
+                    <w:pStyle w:val="Compact"/>
+                    <w:jc w:val="left"/>
+                    <w:jc w:val="center"/>
+                  </w:pPr>
+                  <w:r>
+                    <w:t xml:space="preserve">+0.100</w:t>
+                  </w:r>
+                </w:p>
+              </w:tc>
+              <w:tc>
+                <w:tcPr/>
+                <w:p>
+                  <w:pPr>
+                    <w:pStyle w:val="Compact"/>
+                    <w:jc w:val="left"/>
+                    <w:jc w:val="center"/>
+                  </w:pPr>
+                  <w:r>
+                    <w:t xml:space="preserve">+1.04</w:t>
+                  </w:r>
+                </w:p>
+              </w:tc>
+              <w:tc>
+                <w:tcPr/>
+                <w:p>
+                  <w:pPr>
+                    <w:pStyle w:val="Compact"/>
+                    <w:jc w:val="left"/>
+                    <w:jc w:val="center"/>
+                  </w:pPr>
+                  <w:r>
+                    <w:t xml:space="preserve">0.030</w:t>
                   </w:r>
                 </w:p>
               </w:tc>
@@ -47682,46 +47682,46 @@
                     <w:jc w:val="center"/>
                   </w:pPr>
                   <w:r>
-                    <w:t xml:space="preserve">0.61</w:t>
-                  </w:r>
-                </w:p>
-              </w:tc>
-              <w:tc>
-                <w:tcPr/>
-                <w:p>
-                  <w:pPr>
-                    <w:pStyle w:val="Compact"/>
-                    <w:jc w:val="left"/>
-                    <w:jc w:val="center"/>
-                  </w:pPr>
-                  <w:r>
-                    <w:t xml:space="preserve">+0.004</w:t>
-                  </w:r>
-                </w:p>
-              </w:tc>
-              <w:tc>
-                <w:tcPr/>
-                <w:p>
-                  <w:pPr>
-                    <w:pStyle w:val="Compact"/>
-                    <w:jc w:val="left"/>
-                    <w:jc w:val="center"/>
-                  </w:pPr>
-                  <w:r>
-                    <w:t xml:space="preserve">+0.64</w:t>
-                  </w:r>
-                </w:p>
-              </w:tc>
-              <w:tc>
-                <w:tcPr/>
-                <w:p>
-                  <w:pPr>
-                    <w:pStyle w:val="Compact"/>
-                    <w:jc w:val="left"/>
-                    <w:jc w:val="center"/>
-                  </w:pPr>
-                  <w:r>
-                    <w:t xml:space="preserve">0.020</w:t>
+                    <w:t xml:space="preserve">0.59</w:t>
+                  </w:r>
+                </w:p>
+              </w:tc>
+              <w:tc>
+                <w:tcPr/>
+                <w:p>
+                  <w:pPr>
+                    <w:pStyle w:val="Compact"/>
+                    <w:jc w:val="left"/>
+                    <w:jc w:val="center"/>
+                  </w:pPr>
+                  <w:r>
+                    <w:t xml:space="preserve">+0.000</w:t>
+                  </w:r>
+                </w:p>
+              </w:tc>
+              <w:tc>
+                <w:tcPr/>
+                <w:p>
+                  <w:pPr>
+                    <w:pStyle w:val="Compact"/>
+                    <w:jc w:val="left"/>
+                    <w:jc w:val="center"/>
+                  </w:pPr>
+                  <w:r>
+                    <w:t xml:space="preserve">+0.56</w:t>
+                  </w:r>
+                </w:p>
+              </w:tc>
+              <w:tc>
+                <w:tcPr/>
+                <w:p>
+                  <w:pPr>
+                    <w:pStyle w:val="Compact"/>
+                    <w:jc w:val="left"/>
+                    <w:jc w:val="center"/>
+                  </w:pPr>
+                  <w:r>
+                    <w:t xml:space="preserve">0.022</w:t>
                   </w:r>
                 </w:p>
               </w:tc>
@@ -47788,33 +47788,33 @@
                     <w:jc w:val="center"/>
                   </w:pPr>
                   <w:r>
-                    <w:t xml:space="preserve">+0.032</w:t>
-                  </w:r>
-                </w:p>
-              </w:tc>
-              <w:tc>
-                <w:tcPr/>
-                <w:p>
-                  <w:pPr>
-                    <w:pStyle w:val="Compact"/>
-                    <w:jc w:val="left"/>
-                    <w:jc w:val="center"/>
-                  </w:pPr>
-                  <w:r>
-                    <w:t xml:space="preserve">+0.67</w:t>
-                  </w:r>
-                </w:p>
-              </w:tc>
-              <w:tc>
-                <w:tcPr/>
-                <w:p>
-                  <w:pPr>
-                    <w:pStyle w:val="Compact"/>
-                    <w:jc w:val="left"/>
-                    <w:jc w:val="center"/>
-                  </w:pPr>
-                  <w:r>
-                    <w:t xml:space="preserve">0.090</w:t>
+                    <w:t xml:space="preserve">+0.027</w:t>
+                  </w:r>
+                </w:p>
+              </w:tc>
+              <w:tc>
+                <w:tcPr/>
+                <w:p>
+                  <w:pPr>
+                    <w:pStyle w:val="Compact"/>
+                    <w:jc w:val="left"/>
+                    <w:jc w:val="center"/>
+                  </w:pPr>
+                  <w:r>
+                    <w:t xml:space="preserve">+0.64</w:t>
+                  </w:r>
+                </w:p>
+              </w:tc>
+              <w:tc>
+                <w:tcPr/>
+                <w:p>
+                  <w:pPr>
+                    <w:pStyle w:val="Compact"/>
+                    <w:jc w:val="left"/>
+                    <w:jc w:val="center"/>
+                  </w:pPr>
+                  <w:r>
+                    <w:t xml:space="preserve">0.077</w:t>
                   </w:r>
                 </w:p>
               </w:tc>
@@ -47881,33 +47881,33 @@
                     <w:jc w:val="center"/>
                   </w:pPr>
                   <w:r>
-                    <w:t xml:space="preserve">+0.090</w:t>
-                  </w:r>
-                </w:p>
-              </w:tc>
-              <w:tc>
-                <w:tcPr/>
-                <w:p>
-                  <w:pPr>
-                    <w:pStyle w:val="Compact"/>
-                    <w:jc w:val="left"/>
-                    <w:jc w:val="center"/>
-                  </w:pPr>
-                  <w:r>
-                    <w:t xml:space="preserve">+1.14</w:t>
-                  </w:r>
-                </w:p>
-              </w:tc>
-              <w:tc>
-                <w:tcPr/>
-                <w:p>
-                  <w:pPr>
-                    <w:pStyle w:val="Compact"/>
-                    <w:jc w:val="left"/>
-                    <w:jc w:val="center"/>
-                  </w:pPr>
-                  <w:r>
-                    <w:t xml:space="preserve">0.041</w:t>
+                    <w:t xml:space="preserve">+0.086</w:t>
+                  </w:r>
+                </w:p>
+              </w:tc>
+              <w:tc>
+                <w:tcPr/>
+                <w:p>
+                  <w:pPr>
+                    <w:pStyle w:val="Compact"/>
+                    <w:jc w:val="left"/>
+                    <w:jc w:val="center"/>
+                  </w:pPr>
+                  <w:r>
+                    <w:t xml:space="preserve">+1.15</w:t>
+                  </w:r>
+                </w:p>
+              </w:tc>
+              <w:tc>
+                <w:tcPr/>
+                <w:p>
+                  <w:pPr>
+                    <w:pStyle w:val="Compact"/>
+                    <w:jc w:val="left"/>
+                    <w:jc w:val="center"/>
+                  </w:pPr>
+                  <w:r>
+                    <w:t xml:space="preserve">0.032</w:t>
                   </w:r>
                 </w:p>
               </w:tc>
@@ -47974,33 +47974,33 @@
                     <w:jc w:val="center"/>
                   </w:pPr>
                   <w:r>
-                    <w:t xml:space="preserve">-0.035</w:t>
-                  </w:r>
-                </w:p>
-              </w:tc>
-              <w:tc>
-                <w:tcPr/>
-                <w:p>
-                  <w:pPr>
-                    <w:pStyle w:val="Compact"/>
-                    <w:jc w:val="left"/>
-                    <w:jc w:val="center"/>
-                  </w:pPr>
-                  <w:r>
-                    <w:t xml:space="preserve">-0.15</w:t>
-                  </w:r>
-                </w:p>
-              </w:tc>
-              <w:tc>
-                <w:tcPr/>
-                <w:p>
-                  <w:pPr>
-                    <w:pStyle w:val="Compact"/>
-                    <w:jc w:val="left"/>
-                    <w:jc w:val="center"/>
-                  </w:pPr>
-                  <w:r>
-                    <w:t xml:space="preserve">0.058</w:t>
+                    <w:t xml:space="preserve">-0.036</w:t>
+                  </w:r>
+                </w:p>
+              </w:tc>
+              <w:tc>
+                <w:tcPr/>
+                <w:p>
+                  <w:pPr>
+                    <w:pStyle w:val="Compact"/>
+                    <w:jc w:val="left"/>
+                    <w:jc w:val="center"/>
+                  </w:pPr>
+                  <w:r>
+                    <w:t xml:space="preserve">-0.14</w:t>
+                  </w:r>
+                </w:p>
+              </w:tc>
+              <w:tc>
+                <w:tcPr/>
+                <w:p>
+                  <w:pPr>
+                    <w:pStyle w:val="Compact"/>
+                    <w:jc w:val="left"/>
+                    <w:jc w:val="center"/>
+                  </w:pPr>
+                  <w:r>
+                    <w:t xml:space="preserve">0.060</w:t>
                   </w:r>
                 </w:p>
               </w:tc>
@@ -48054,7 +48054,7 @@
                     <w:jc w:val="center"/>
                   </w:pPr>
                   <w:r>
-                    <w:t xml:space="preserve">0.66</w:t>
+                    <w:t xml:space="preserve">0.67</w:t>
                   </w:r>
                 </w:p>
               </w:tc>
@@ -48080,7 +48080,7 @@
                     <w:jc w:val="center"/>
                   </w:pPr>
                   <w:r>
-                    <w:t xml:space="preserve">-2.61</w:t>
+                    <w:t xml:space="preserve">-2.82</w:t>
                   </w:r>
                 </w:p>
               </w:tc>
@@ -48147,33 +48147,33 @@
                     <w:jc w:val="center"/>
                   </w:pPr>
                   <w:r>
-                    <w:t xml:space="preserve">0.57</w:t>
-                  </w:r>
-                </w:p>
-              </w:tc>
-              <w:tc>
-                <w:tcPr/>
-                <w:p>
-                  <w:pPr>
-                    <w:pStyle w:val="Compact"/>
-                    <w:jc w:val="left"/>
-                    <w:jc w:val="center"/>
-                  </w:pPr>
-                  <w:r>
-                    <w:t xml:space="preserve">+0.000</w:t>
-                  </w:r>
-                </w:p>
-              </w:tc>
-              <w:tc>
-                <w:tcPr/>
-                <w:p>
-                  <w:pPr>
-                    <w:pStyle w:val="Compact"/>
-                    <w:jc w:val="left"/>
-                    <w:jc w:val="center"/>
-                  </w:pPr>
-                  <w:r>
-                    <w:t xml:space="preserve">+0.36</w:t>
+                    <w:t xml:space="preserve">0.46</w:t>
+                  </w:r>
+                </w:p>
+              </w:tc>
+              <w:tc>
+                <w:tcPr/>
+                <w:p>
+                  <w:pPr>
+                    <w:pStyle w:val="Compact"/>
+                    <w:jc w:val="left"/>
+                    <w:jc w:val="center"/>
+                  </w:pPr>
+                  <w:r>
+                    <w:t xml:space="preserve">-0.002</w:t>
+                  </w:r>
+                </w:p>
+              </w:tc>
+              <w:tc>
+                <w:tcPr/>
+                <w:p>
+                  <w:pPr>
+                    <w:pStyle w:val="Compact"/>
+                    <w:jc w:val="left"/>
+                    <w:jc w:val="center"/>
+                  </w:pPr>
+                  <w:r>
+                    <w:t xml:space="preserve">+0.32</w:t>
                   </w:r>
                 </w:p>
               </w:tc>
@@ -48240,46 +48240,46 @@
                     <w:jc w:val="center"/>
                   </w:pPr>
                   <w:r>
-                    <w:t xml:space="preserve">0.57</w:t>
-                  </w:r>
-                </w:p>
-              </w:tc>
-              <w:tc>
-                <w:tcPr/>
-                <w:p>
-                  <w:pPr>
-                    <w:pStyle w:val="Compact"/>
-                    <w:jc w:val="left"/>
-                    <w:jc w:val="center"/>
-                  </w:pPr>
-                  <w:r>
-                    <w:t xml:space="preserve">-0.003</w:t>
-                  </w:r>
-                </w:p>
-              </w:tc>
-              <w:tc>
-                <w:tcPr/>
-                <w:p>
-                  <w:pPr>
-                    <w:pStyle w:val="Compact"/>
-                    <w:jc w:val="left"/>
-                    <w:jc w:val="center"/>
-                  </w:pPr>
-                  <w:r>
-                    <w:t xml:space="preserve">+0.54</w:t>
-                  </w:r>
-                </w:p>
-              </w:tc>
-              <w:tc>
-                <w:tcPr/>
-                <w:p>
-                  <w:pPr>
-                    <w:pStyle w:val="Compact"/>
-                    <w:jc w:val="left"/>
-                    <w:jc w:val="center"/>
-                  </w:pPr>
-                  <w:r>
-                    <w:t xml:space="preserve">0.030</w:t>
+                    <w:t xml:space="preserve">0.61</w:t>
+                  </w:r>
+                </w:p>
+              </w:tc>
+              <w:tc>
+                <w:tcPr/>
+                <w:p>
+                  <w:pPr>
+                    <w:pStyle w:val="Compact"/>
+                    <w:jc w:val="left"/>
+                    <w:jc w:val="center"/>
+                  </w:pPr>
+                  <w:r>
+                    <w:t xml:space="preserve">+0.010</w:t>
+                  </w:r>
+                </w:p>
+              </w:tc>
+              <w:tc>
+                <w:tcPr/>
+                <w:p>
+                  <w:pPr>
+                    <w:pStyle w:val="Compact"/>
+                    <w:jc w:val="left"/>
+                    <w:jc w:val="center"/>
+                  </w:pPr>
+                  <w:r>
+                    <w:t xml:space="preserve">+0.94</w:t>
+                  </w:r>
+                </w:p>
+              </w:tc>
+              <w:tc>
+                <w:tcPr/>
+                <w:p>
+                  <w:pPr>
+                    <w:pStyle w:val="Compact"/>
+                    <w:jc w:val="left"/>
+                    <w:jc w:val="center"/>
+                  </w:pPr>
+                  <w:r>
+                    <w:t xml:space="preserve">0.020</w:t>
                   </w:r>
                 </w:p>
               </w:tc>
@@ -48333,20 +48333,20 @@
                     <w:jc w:val="center"/>
                   </w:pPr>
                   <w:r>
-                    <w:t xml:space="preserve">0.56</w:t>
-                  </w:r>
-                </w:p>
-              </w:tc>
-              <w:tc>
-                <w:tcPr/>
-                <w:p>
-                  <w:pPr>
-                    <w:pStyle w:val="Compact"/>
-                    <w:jc w:val="left"/>
-                    <w:jc w:val="center"/>
-                  </w:pPr>
-                  <w:r>
-                    <w:t xml:space="preserve">-0.070</w:t>
+                    <w:t xml:space="preserve">0.55</w:t>
+                  </w:r>
+                </w:p>
+              </w:tc>
+              <w:tc>
+                <w:tcPr/>
+                <w:p>
+                  <w:pPr>
+                    <w:pStyle w:val="Compact"/>
+                    <w:jc w:val="left"/>
+                    <w:jc w:val="center"/>
+                  </w:pPr>
+                  <w:r>
+                    <w:t xml:space="preserve">-0.073</w:t>
                   </w:r>
                 </w:p>
               </w:tc>
@@ -48372,7 +48372,7 @@
                     <w:jc w:val="center"/>
                   </w:pPr>
                   <w:r>
-                    <w:t xml:space="preserve">0.079</w:t>
+                    <w:t xml:space="preserve">0.075</w:t>
                   </w:r>
                 </w:p>
               </w:tc>
@@ -48532,33 +48532,33 @@
                     <w:jc w:val="center"/>
                   </w:pPr>
                   <w:r>
-                    <w:t xml:space="preserve">+0.002</w:t>
-                  </w:r>
-                </w:p>
-              </w:tc>
-              <w:tc>
-                <w:tcPr/>
-                <w:p>
-                  <w:pPr>
-                    <w:pStyle w:val="Compact"/>
-                    <w:jc w:val="left"/>
-                    <w:jc w:val="center"/>
-                  </w:pPr>
-                  <w:r>
-                    <w:t xml:space="preserve">+0.45</w:t>
-                  </w:r>
-                </w:p>
-              </w:tc>
-              <w:tc>
-                <w:tcPr/>
-                <w:p>
-                  <w:pPr>
-                    <w:pStyle w:val="Compact"/>
-                    <w:jc w:val="left"/>
-                    <w:jc w:val="center"/>
-                  </w:pPr>
-                  <w:r>
-                    <w:t xml:space="preserve">0.027</w:t>
+                    <w:t xml:space="preserve">+0.006</w:t>
+                  </w:r>
+                </w:p>
+              </w:tc>
+              <w:tc>
+                <w:tcPr/>
+                <w:p>
+                  <w:pPr>
+                    <w:pStyle w:val="Compact"/>
+                    <w:jc w:val="left"/>
+                    <w:jc w:val="center"/>
+                  </w:pPr>
+                  <w:r>
+                    <w:t xml:space="preserve">+0.51</w:t>
+                  </w:r>
+                </w:p>
+              </w:tc>
+              <w:tc>
+                <w:tcPr/>
+                <w:p>
+                  <w:pPr>
+                    <w:pStyle w:val="Compact"/>
+                    <w:jc w:val="left"/>
+                    <w:jc w:val="center"/>
+                  </w:pPr>
+                  <w:r>
+                    <w:t xml:space="preserve">0.026</w:t>
                   </w:r>
                 </w:p>
               </w:tc>
@@ -48612,46 +48612,46 @@
                     <w:jc w:val="center"/>
                   </w:pPr>
                   <w:r>
-                    <w:t xml:space="preserve">0.64</w:t>
-                  </w:r>
-                </w:p>
-              </w:tc>
-              <w:tc>
-                <w:tcPr/>
-                <w:p>
-                  <w:pPr>
-                    <w:pStyle w:val="Compact"/>
-                    <w:jc w:val="left"/>
-                    <w:jc w:val="center"/>
-                  </w:pPr>
-                  <w:r>
-                    <w:t xml:space="preserve">-0.019</w:t>
-                  </w:r>
-                </w:p>
-              </w:tc>
-              <w:tc>
-                <w:tcPr/>
-                <w:p>
-                  <w:pPr>
-                    <w:pStyle w:val="Compact"/>
-                    <w:jc w:val="left"/>
-                    <w:jc w:val="center"/>
-                  </w:pPr>
-                  <w:r>
-                    <w:t xml:space="preserve">+0.33</w:t>
-                  </w:r>
-                </w:p>
-              </w:tc>
-              <w:tc>
-                <w:tcPr/>
-                <w:p>
-                  <w:pPr>
-                    <w:pStyle w:val="Compact"/>
-                    <w:jc w:val="left"/>
-                    <w:jc w:val="center"/>
-                  </w:pPr>
-                  <w:r>
-                    <w:t xml:space="preserve">0.011</w:t>
+                    <w:t xml:space="preserve">0.65</w:t>
+                  </w:r>
+                </w:p>
+              </w:tc>
+              <w:tc>
+                <w:tcPr/>
+                <w:p>
+                  <w:pPr>
+                    <w:pStyle w:val="Compact"/>
+                    <w:jc w:val="left"/>
+                    <w:jc w:val="center"/>
+                  </w:pPr>
+                  <w:r>
+                    <w:t xml:space="preserve">-0.021</w:t>
+                  </w:r>
+                </w:p>
+              </w:tc>
+              <w:tc>
+                <w:tcPr/>
+                <w:p>
+                  <w:pPr>
+                    <w:pStyle w:val="Compact"/>
+                    <w:jc w:val="left"/>
+                    <w:jc w:val="center"/>
+                  </w:pPr>
+                  <w:r>
+                    <w:t xml:space="preserve">+0.37</w:t>
+                  </w:r>
+                </w:p>
+              </w:tc>
+              <w:tc>
+                <w:tcPr/>
+                <w:p>
+                  <w:pPr>
+                    <w:pStyle w:val="Compact"/>
+                    <w:jc w:val="left"/>
+                    <w:jc w:val="center"/>
+                  </w:pPr>
+                  <w:r>
+                    <w:t xml:space="preserve">0.014</w:t>
                   </w:r>
                 </w:p>
               </w:tc>
@@ -48705,46 +48705,46 @@
                     <w:jc w:val="center"/>
                   </w:pPr>
                   <w:r>
-                    <w:t xml:space="preserve">0.56</w:t>
-                  </w:r>
-                </w:p>
-              </w:tc>
-              <w:tc>
-                <w:tcPr/>
-                <w:p>
-                  <w:pPr>
-                    <w:pStyle w:val="Compact"/>
-                    <w:jc w:val="left"/>
-                    <w:jc w:val="center"/>
-                  </w:pPr>
-                  <w:r>
-                    <w:t xml:space="preserve">-0.004</w:t>
-                  </w:r>
-                </w:p>
-              </w:tc>
-              <w:tc>
-                <w:tcPr/>
-                <w:p>
-                  <w:pPr>
-                    <w:pStyle w:val="Compact"/>
-                    <w:jc w:val="left"/>
-                    <w:jc w:val="center"/>
-                  </w:pPr>
-                  <w:r>
-                    <w:t xml:space="preserve">+0.38</w:t>
-                  </w:r>
-                </w:p>
-              </w:tc>
-              <w:tc>
-                <w:tcPr/>
-                <w:p>
-                  <w:pPr>
-                    <w:pStyle w:val="Compact"/>
-                    <w:jc w:val="left"/>
-                    <w:jc w:val="center"/>
-                  </w:pPr>
-                  <w:r>
-                    <w:t xml:space="preserve">0.034</w:t>
+                    <w:t xml:space="preserve">0.55</w:t>
+                  </w:r>
+                </w:p>
+              </w:tc>
+              <w:tc>
+                <w:tcPr/>
+                <w:p>
+                  <w:pPr>
+                    <w:pStyle w:val="Compact"/>
+                    <w:jc w:val="left"/>
+                    <w:jc w:val="center"/>
+                  </w:pPr>
+                  <w:r>
+                    <w:t xml:space="preserve">-0.008</w:t>
+                  </w:r>
+                </w:p>
+              </w:tc>
+              <w:tc>
+                <w:tcPr/>
+                <w:p>
+                  <w:pPr>
+                    <w:pStyle w:val="Compact"/>
+                    <w:jc w:val="left"/>
+                    <w:jc w:val="center"/>
+                  </w:pPr>
+                  <w:r>
+                    <w:t xml:space="preserve">+0.33</w:t>
+                  </w:r>
+                </w:p>
+              </w:tc>
+              <w:tc>
+                <w:tcPr/>
+                <w:p>
+                  <w:pPr>
+                    <w:pStyle w:val="Compact"/>
+                    <w:jc w:val="left"/>
+                    <w:jc w:val="center"/>
+                  </w:pPr>
+                  <w:r>
+                    <w:t xml:space="preserve">0.030</w:t>
                   </w:r>
                 </w:p>
               </w:tc>
@@ -48798,46 +48798,46 @@
                     <w:jc w:val="center"/>
                   </w:pPr>
                   <w:r>
-                    <w:t xml:space="preserve">0.55</w:t>
-                  </w:r>
-                </w:p>
-              </w:tc>
-              <w:tc>
-                <w:tcPr/>
-                <w:p>
-                  <w:pPr>
-                    <w:pStyle w:val="Compact"/>
-                    <w:jc w:val="left"/>
-                    <w:jc w:val="center"/>
-                  </w:pPr>
-                  <w:r>
-                    <w:t xml:space="preserve">+0.003</w:t>
-                  </w:r>
-                </w:p>
-              </w:tc>
-              <w:tc>
-                <w:tcPr/>
-                <w:p>
-                  <w:pPr>
-                    <w:pStyle w:val="Compact"/>
-                    <w:jc w:val="left"/>
-                    <w:jc w:val="center"/>
-                  </w:pPr>
-                  <w:r>
-                    <w:t xml:space="preserve">+0.52</w:t>
-                  </w:r>
-                </w:p>
-              </w:tc>
-              <w:tc>
-                <w:tcPr/>
-                <w:p>
-                  <w:pPr>
-                    <w:pStyle w:val="Compact"/>
-                    <w:jc w:val="left"/>
-                    <w:jc w:val="center"/>
-                  </w:pPr>
-                  <w:r>
-                    <w:t xml:space="preserve">0.024</w:t>
+                    <w:t xml:space="preserve">0.56</w:t>
+                  </w:r>
+                </w:p>
+              </w:tc>
+              <w:tc>
+                <w:tcPr/>
+                <w:p>
+                  <w:pPr>
+                    <w:pStyle w:val="Compact"/>
+                    <w:jc w:val="left"/>
+                    <w:jc w:val="center"/>
+                  </w:pPr>
+                  <w:r>
+                    <w:t xml:space="preserve">+0.005</w:t>
+                  </w:r>
+                </w:p>
+              </w:tc>
+              <w:tc>
+                <w:tcPr/>
+                <w:p>
+                  <w:pPr>
+                    <w:pStyle w:val="Compact"/>
+                    <w:jc w:val="left"/>
+                    <w:jc w:val="center"/>
+                  </w:pPr>
+                  <w:r>
+                    <w:t xml:space="preserve">+0.57</w:t>
+                  </w:r>
+                </w:p>
+              </w:tc>
+              <w:tc>
+                <w:tcPr/>
+                <w:p>
+                  <w:pPr>
+                    <w:pStyle w:val="Compact"/>
+                    <w:jc w:val="left"/>
+                    <w:jc w:val="center"/>
+                  </w:pPr>
+                  <w:r>
+                    <w:t xml:space="preserve">0.026</w:t>
                   </w:r>
                 </w:p>
               </w:tc>
@@ -48904,7 +48904,7 @@
                     <w:jc w:val="center"/>
                   </w:pPr>
                   <w:r>
-                    <w:t xml:space="preserve">+0.045</w:t>
+                    <w:t xml:space="preserve">+0.049</w:t>
                   </w:r>
                 </w:p>
               </w:tc>
@@ -48930,7 +48930,7 @@
                     <w:jc w:val="center"/>
                   </w:pPr>
                   <w:r>
-                    <w:t xml:space="preserve">0.070</w:t>
+                    <w:t xml:space="preserve">0.076</w:t>
                   </w:r>
                 </w:p>
               </w:tc>
@@ -48984,46 +48984,46 @@
                     <w:jc w:val="center"/>
                   </w:pPr>
                   <w:r>
-                    <w:t xml:space="preserve">0.73</w:t>
-                  </w:r>
-                </w:p>
-              </w:tc>
-              <w:tc>
-                <w:tcPr/>
-                <w:p>
-                  <w:pPr>
-                    <w:pStyle w:val="Compact"/>
-                    <w:jc w:val="left"/>
-                    <w:jc w:val="center"/>
-                  </w:pPr>
-                  <w:r>
-                    <w:t xml:space="preserve">+0.011</w:t>
-                  </w:r>
-                </w:p>
-              </w:tc>
-              <w:tc>
-                <w:tcPr/>
-                <w:p>
-                  <w:pPr>
-                    <w:pStyle w:val="Compact"/>
-                    <w:jc w:val="left"/>
-                    <w:jc w:val="center"/>
-                  </w:pPr>
-                  <w:r>
-                    <w:t xml:space="preserve">+1.06</w:t>
-                  </w:r>
-                </w:p>
-              </w:tc>
-              <w:tc>
-                <w:tcPr/>
-                <w:p>
-                  <w:pPr>
-                    <w:pStyle w:val="Compact"/>
-                    <w:jc w:val="left"/>
-                    <w:jc w:val="center"/>
-                  </w:pPr>
-                  <w:r>
-                    <w:t xml:space="preserve">0.018</w:t>
+                    <w:t xml:space="preserve">0.74</w:t>
+                  </w:r>
+                </w:p>
+              </w:tc>
+              <w:tc>
+                <w:tcPr/>
+                <w:p>
+                  <w:pPr>
+                    <w:pStyle w:val="Compact"/>
+                    <w:jc w:val="left"/>
+                    <w:jc w:val="center"/>
+                  </w:pPr>
+                  <w:r>
+                    <w:t xml:space="preserve">+0.010</w:t>
+                  </w:r>
+                </w:p>
+              </w:tc>
+              <w:tc>
+                <w:tcPr/>
+                <w:p>
+                  <w:pPr>
+                    <w:pStyle w:val="Compact"/>
+                    <w:jc w:val="left"/>
+                    <w:jc w:val="center"/>
+                  </w:pPr>
+                  <w:r>
+                    <w:t xml:space="preserve">+1.05</w:t>
+                  </w:r>
+                </w:p>
+              </w:tc>
+              <w:tc>
+                <w:tcPr/>
+                <w:p>
+                  <w:pPr>
+                    <w:pStyle w:val="Compact"/>
+                    <w:jc w:val="left"/>
+                    <w:jc w:val="center"/>
+                  </w:pPr>
+                  <w:r>
+                    <w:t xml:space="preserve">0.020</w:t>
                   </w:r>
                 </w:p>
               </w:tc>
@@ -49475,20 +49475,20 @@
                     <w:jc w:val="center"/>
                   </w:pPr>
                   <w:r>
-                    <w:t xml:space="preserve">0.53</w:t>
-                  </w:r>
-                </w:p>
-              </w:tc>
-              <w:tc>
-                <w:tcPr/>
-                <w:p>
-                  <w:pPr>
-                    <w:pStyle w:val="Compact"/>
-                    <w:jc w:val="right"/>
-                    <w:jc w:val="center"/>
-                  </w:pPr>
-                  <w:r>
-                    <w:t xml:space="preserve">0.53</w:t>
+                    <w:t xml:space="preserve">0.54</w:t>
+                  </w:r>
+                </w:p>
+              </w:tc>
+              <w:tc>
+                <w:tcPr/>
+                <w:p>
+                  <w:pPr>
+                    <w:pStyle w:val="Compact"/>
+                    <w:jc w:val="right"/>
+                    <w:jc w:val="center"/>
+                  </w:pPr>
+                  <w:r>
+                    <w:t xml:space="preserve">0.52</w:t>
                   </w:r>
                 </w:p>
               </w:tc>
@@ -49596,20 +49596,20 @@
                     <w:jc w:val="center"/>
                   </w:pPr>
                   <w:r>
-                    <w:t xml:space="preserve">0.62</w:t>
-                  </w:r>
-                </w:p>
-              </w:tc>
-              <w:tc>
-                <w:tcPr/>
-                <w:p>
-                  <w:pPr>
-                    <w:pStyle w:val="Compact"/>
-                    <w:jc w:val="right"/>
-                    <w:jc w:val="center"/>
-                  </w:pPr>
-                  <w:r>
                     <w:t xml:space="preserve">0.63</w:t>
+                  </w:r>
+                </w:p>
+              </w:tc>
+              <w:tc>
+                <w:tcPr/>
+                <w:p>
+                  <w:pPr>
+                    <w:pStyle w:val="Compact"/>
+                    <w:jc w:val="right"/>
+                    <w:jc w:val="center"/>
+                  </w:pPr>
+                  <w:r>
+                    <w:t xml:space="preserve">0.61</w:t>
                   </w:r>
                 </w:p>
               </w:tc>
@@ -49730,20 +49730,20 @@
                     <w:jc w:val="center"/>
                   </w:pPr>
                   <w:r>
-                    <w:t xml:space="preserve">0.68</w:t>
-                  </w:r>
-                </w:p>
-              </w:tc>
-              <w:tc>
-                <w:tcPr/>
-                <w:p>
-                  <w:pPr>
-                    <w:pStyle w:val="Compact"/>
-                    <w:jc w:val="right"/>
-                    <w:jc w:val="center"/>
-                  </w:pPr>
-                  <w:r>
-                    <w:t xml:space="preserve">0.63</w:t>
+                    <w:t xml:space="preserve">0.67</w:t>
+                  </w:r>
+                </w:p>
+              </w:tc>
+              <w:tc>
+                <w:tcPr/>
+                <w:p>
+                  <w:pPr>
+                    <w:pStyle w:val="Compact"/>
+                    <w:jc w:val="right"/>
+                    <w:jc w:val="center"/>
+                  </w:pPr>
+                  <w:r>
+                    <w:t xml:space="preserve">0.64</w:t>
                   </w:r>
                 </w:p>
               </w:tc>
@@ -49823,7 +49823,7 @@
                     <w:jc w:val="center"/>
                   </w:pPr>
                   <w:r>
-                    <w:t xml:space="preserve">0.59</w:t>
+                    <w:t xml:space="preserve">0.60</w:t>
                   </w:r>
                 </w:p>
               </w:tc>
@@ -49957,7 +49957,7 @@
                     <w:jc w:val="center"/>
                   </w:pPr>
                   <w:r>
-                    <w:t xml:space="preserve">0.60</w:t>
+                    <w:t xml:space="preserve">0.58</w:t>
                   </w:r>
                 </w:p>
               </w:tc>
@@ -50011,20 +50011,20 @@
                     <w:jc w:val="center"/>
                   </w:pPr>
                   <w:r>
-                    <w:t xml:space="preserve">0.57</w:t>
-                  </w:r>
-                </w:p>
-              </w:tc>
-              <w:tc>
-                <w:tcPr/>
-                <w:p>
-                  <w:pPr>
-                    <w:pStyle w:val="Compact"/>
-                    <w:jc w:val="right"/>
-                    <w:jc w:val="center"/>
-                  </w:pPr>
-                  <w:r>
-                    <w:t xml:space="preserve">0.59</w:t>
+                    <w:t xml:space="preserve">0.56</w:t>
+                  </w:r>
+                </w:p>
+              </w:tc>
+              <w:tc>
+                <w:tcPr/>
+                <w:p>
+                  <w:pPr>
+                    <w:pStyle w:val="Compact"/>
+                    <w:jc w:val="right"/>
+                    <w:jc w:val="center"/>
+                  </w:pPr>
+                  <w:r>
+                    <w:t xml:space="preserve">0.58</w:t>
                   </w:r>
                 </w:p>
               </w:tc>
@@ -50078,20 +50078,20 @@
                     <w:jc w:val="center"/>
                   </w:pPr>
                   <w:r>
-                    <w:t xml:space="preserve">0.66</w:t>
-                  </w:r>
-                </w:p>
-              </w:tc>
-              <w:tc>
-                <w:tcPr/>
-                <w:p>
-                  <w:pPr>
-                    <w:pStyle w:val="Compact"/>
-                    <w:jc w:val="right"/>
-                    <w:jc w:val="center"/>
-                  </w:pPr>
-                  <w:r>
-                    <w:t xml:space="preserve">0.50</w:t>
+                    <w:t xml:space="preserve">0.65</w:t>
+                  </w:r>
+                </w:p>
+              </w:tc>
+              <w:tc>
+                <w:tcPr/>
+                <w:p>
+                  <w:pPr>
+                    <w:pStyle w:val="Compact"/>
+                    <w:jc w:val="right"/>
+                    <w:jc w:val="center"/>
+                  </w:pPr>
+                  <w:r>
+                    <w:t xml:space="preserve">0.44</w:t>
                   </w:r>
                 </w:p>
               </w:tc>
@@ -50279,20 +50279,20 @@
                     <w:jc w:val="center"/>
                   </w:pPr>
                   <w:r>
-                    <w:t xml:space="preserve">0.49</w:t>
-                  </w:r>
-                </w:p>
-              </w:tc>
-              <w:tc>
-                <w:tcPr/>
-                <w:p>
-                  <w:pPr>
-                    <w:pStyle w:val="Compact"/>
-                    <w:jc w:val="right"/>
-                    <w:jc w:val="center"/>
-                  </w:pPr>
-                  <w:r>
                     <w:t xml:space="preserve">0.48</w:t>
+                  </w:r>
+                </w:p>
+              </w:tc>
+              <w:tc>
+                <w:tcPr/>
+                <w:p>
+                  <w:pPr>
+                    <w:pStyle w:val="Compact"/>
+                    <w:jc w:val="right"/>
+                    <w:jc w:val="center"/>
+                  </w:pPr>
+                  <w:r>
+                    <w:t xml:space="preserve">0.47</w:t>
                   </w:r>
                 </w:p>
               </w:tc>
@@ -50346,7 +50346,7 @@
                     <w:jc w:val="center"/>
                   </w:pPr>
                   <w:r>
-                    <w:t xml:space="preserve">0.63</w:t>
+                    <w:t xml:space="preserve">0.66</w:t>
                   </w:r>
                 </w:p>
               </w:tc>
@@ -50493,7 +50493,7 @@
                     <w:jc w:val="center"/>
                   </w:pPr>
                   <w:r>
-                    <w:t xml:space="preserve">0.53</w:t>
+                    <w:t xml:space="preserve">0.55</w:t>
                   </w:r>
                 </w:p>
               </w:tc>
@@ -50668,33 +50668,33 @@
                     <w:jc w:val="center"/>
                   </w:pPr>
                   <w:r>
-                    <w:t xml:space="preserve">0.42</w:t>
-                  </w:r>
-                </w:p>
-              </w:tc>
-              <w:tc>
-                <w:tcPr/>
-                <w:p>
-                  <w:pPr>
-                    <w:pStyle w:val="Compact"/>
-                    <w:jc w:val="right"/>
-                    <w:jc w:val="center"/>
-                  </w:pPr>
-                  <w:r>
-                    <w:t xml:space="preserve">0.51</w:t>
-                  </w:r>
-                </w:p>
-              </w:tc>
-              <w:tc>
-                <w:tcPr/>
-                <w:p>
-                  <w:pPr>
-                    <w:pStyle w:val="Compact"/>
-                    <w:jc w:val="right"/>
-                    <w:jc w:val="center"/>
-                  </w:pPr>
-                  <w:r>
-                    <w:t xml:space="preserve">0.45</w:t>
+                    <w:t xml:space="preserve">0.43</w:t>
+                  </w:r>
+                </w:p>
+              </w:tc>
+              <w:tc>
+                <w:tcPr/>
+                <w:p>
+                  <w:pPr>
+                    <w:pStyle w:val="Compact"/>
+                    <w:jc w:val="right"/>
+                    <w:jc w:val="center"/>
+                  </w:pPr>
+                  <w:r>
+                    <w:t xml:space="preserve">0.48</w:t>
+                  </w:r>
+                </w:p>
+              </w:tc>
+              <w:tc>
+                <w:tcPr/>
+                <w:p>
+                  <w:pPr>
+                    <w:pStyle w:val="Compact"/>
+                    <w:jc w:val="right"/>
+                    <w:jc w:val="center"/>
+                  </w:pPr>
+                  <w:r>
+                    <w:t xml:space="preserve">0.55</w:t>
                   </w:r>
                 </w:p>
               </w:tc>
@@ -50735,33 +50735,33 @@
                     <w:jc w:val="center"/>
                   </w:pPr>
                   <w:r>
-                    <w:t xml:space="preserve">0.47</w:t>
-                  </w:r>
-                </w:p>
-              </w:tc>
-              <w:tc>
-                <w:tcPr/>
-                <w:p>
-                  <w:pPr>
-                    <w:pStyle w:val="Compact"/>
-                    <w:jc w:val="right"/>
-                    <w:jc w:val="center"/>
-                  </w:pPr>
-                  <w:r>
-                    <w:t xml:space="preserve">0.52</w:t>
-                  </w:r>
-                </w:p>
-              </w:tc>
-              <w:tc>
-                <w:tcPr/>
-                <w:p>
-                  <w:pPr>
-                    <w:pStyle w:val="Compact"/>
-                    <w:jc w:val="right"/>
-                    <w:jc w:val="center"/>
-                  </w:pPr>
-                  <w:r>
-                    <w:t xml:space="preserve">0.44</w:t>
+                    <w:t xml:space="preserve">0.49</w:t>
+                  </w:r>
+                </w:p>
+              </w:tc>
+              <w:tc>
+                <w:tcPr/>
+                <w:p>
+                  <w:pPr>
+                    <w:pStyle w:val="Compact"/>
+                    <w:jc w:val="right"/>
+                    <w:jc w:val="center"/>
+                  </w:pPr>
+                  <w:r>
+                    <w:t xml:space="preserve">0.54</w:t>
+                  </w:r>
+                </w:p>
+              </w:tc>
+              <w:tc>
+                <w:tcPr/>
+                <w:p>
+                  <w:pPr>
+                    <w:pStyle w:val="Compact"/>
+                    <w:jc w:val="right"/>
+                    <w:jc w:val="center"/>
+                  </w:pPr>
+                  <w:r>
+                    <w:t xml:space="preserve">0.43</w:t>
                   </w:r>
                 </w:p>
               </w:tc>
@@ -50802,33 +50802,33 @@
                     <w:jc w:val="center"/>
                   </w:pPr>
                   <w:r>
-                    <w:t xml:space="preserve">0.43</w:t>
-                  </w:r>
-                </w:p>
-              </w:tc>
-              <w:tc>
-                <w:tcPr/>
-                <w:p>
-                  <w:pPr>
-                    <w:pStyle w:val="Compact"/>
-                    <w:jc w:val="right"/>
-                    <w:jc w:val="center"/>
-                  </w:pPr>
-                  <w:r>
-                    <w:t xml:space="preserve">0.62</w:t>
-                  </w:r>
-                </w:p>
-              </w:tc>
-              <w:tc>
-                <w:tcPr/>
-                <w:p>
-                  <w:pPr>
-                    <w:pStyle w:val="Compact"/>
-                    <w:jc w:val="right"/>
-                    <w:jc w:val="center"/>
-                  </w:pPr>
-                  <w:r>
-                    <w:t xml:space="preserve">0.18</w:t>
+                    <w:t xml:space="preserve">0.42</w:t>
+                  </w:r>
+                </w:p>
+              </w:tc>
+              <w:tc>
+                <w:tcPr/>
+                <w:p>
+                  <w:pPr>
+                    <w:pStyle w:val="Compact"/>
+                    <w:jc w:val="right"/>
+                    <w:jc w:val="center"/>
+                  </w:pPr>
+                  <w:r>
+                    <w:t xml:space="preserve">0.60</w:t>
+                  </w:r>
+                </w:p>
+              </w:tc>
+              <w:tc>
+                <w:tcPr/>
+                <w:p>
+                  <w:pPr>
+                    <w:pStyle w:val="Compact"/>
+                    <w:jc w:val="right"/>
+                    <w:jc w:val="center"/>
+                  </w:pPr>
+                  <w:r>
+                    <w:t xml:space="preserve">0.19</w:t>
                   </w:r>
                 </w:p>
               </w:tc>
@@ -50869,20 +50869,20 @@
                     <w:jc w:val="center"/>
                   </w:pPr>
                   <w:r>
-                    <w:t xml:space="preserve">0.65</w:t>
-                  </w:r>
-                </w:p>
-              </w:tc>
-              <w:tc>
-                <w:tcPr/>
-                <w:p>
-                  <w:pPr>
-                    <w:pStyle w:val="Compact"/>
-                    <w:jc w:val="right"/>
-                    <w:jc w:val="center"/>
-                  </w:pPr>
-                  <w:r>
-                    <w:t xml:space="preserve">0.44</w:t>
+                    <w:t xml:space="preserve">0.66</w:t>
+                  </w:r>
+                </w:p>
+              </w:tc>
+              <w:tc>
+                <w:tcPr/>
+                <w:p>
+                  <w:pPr>
+                    <w:pStyle w:val="Compact"/>
+                    <w:jc w:val="right"/>
+                    <w:jc w:val="center"/>
+                  </w:pPr>
+                  <w:r>
+                    <w:t xml:space="preserve">0.42</w:t>
                   </w:r>
                 </w:p>
               </w:tc>
@@ -50949,20 +50949,20 @@
                     <w:jc w:val="center"/>
                   </w:pPr>
                   <w:r>
-                    <w:t xml:space="preserve">0.50</w:t>
-                  </w:r>
-                </w:p>
-              </w:tc>
-              <w:tc>
-                <w:tcPr/>
-                <w:p>
-                  <w:pPr>
-                    <w:pStyle w:val="Compact"/>
-                    <w:jc w:val="right"/>
-                    <w:jc w:val="center"/>
-                  </w:pPr>
-                  <w:r>
-                    <w:t xml:space="preserve">0.54</w:t>
+                    <w:t xml:space="preserve">0.51</w:t>
+                  </w:r>
+                </w:p>
+              </w:tc>
+              <w:tc>
+                <w:tcPr/>
+                <w:p>
+                  <w:pPr>
+                    <w:pStyle w:val="Compact"/>
+                    <w:jc w:val="right"/>
+                    <w:jc w:val="center"/>
+                  </w:pPr>
+                  <w:r>
+                    <w:t xml:space="preserve">0.53</w:t>
                   </w:r>
                 </w:p>
               </w:tc>
@@ -51016,7 +51016,7 @@
                     <w:jc w:val="center"/>
                   </w:pPr>
                   <w:r>
-                    <w:t xml:space="preserve">0.45</w:t>
+                    <w:t xml:space="preserve">0.46</w:t>
                   </w:r>
                 </w:p>
               </w:tc>
@@ -51329,7 +51329,7 @@
                     <w:jc w:val="center"/>
                   </w:pPr>
                   <w:r>
-                    <w:t xml:space="preserve">11.97</w:t>
+                    <w:t xml:space="preserve">11.96</w:t>
                   </w:r>
                 </w:p>
               </w:tc>
@@ -51355,7 +51355,7 @@
                     <w:jc w:val="center"/>
                   </w:pPr>
                   <w:r>
-                    <w:t xml:space="preserve">11.58</w:t>
+                    <w:t xml:space="preserve">11.57</w:t>
                   </w:r>
                 </w:p>
               </w:tc>
@@ -51515,7 +51515,7 @@
                     <w:jc w:val="center"/>
                   </w:pPr>
                   <w:r>
-                    <w:t xml:space="preserve">26.63</w:t>
+                    <w:t xml:space="preserve">26.38</w:t>
                   </w:r>
                 </w:p>
               </w:tc>
@@ -51541,20 +51541,20 @@
                     <w:jc w:val="center"/>
                   </w:pPr>
                   <w:r>
-                    <w:t xml:space="preserve">26.39</w:t>
-                  </w:r>
-                </w:p>
-              </w:tc>
-              <w:tc>
-                <w:tcPr/>
-                <w:p>
-                  <w:pPr>
-                    <w:pStyle w:val="Compact"/>
-                    <w:jc w:val="right"/>
-                    <w:jc w:val="center"/>
-                  </w:pPr>
-                  <w:r>
-                    <w:t xml:space="preserve">0.45</w:t>
+                    <w:t xml:space="preserve">26.15</w:t>
+                  </w:r>
+                </w:p>
+              </w:tc>
+              <w:tc>
+                <w:tcPr/>
+                <w:p>
+                  <w:pPr>
+                    <w:pStyle w:val="Compact"/>
+                    <w:jc w:val="right"/>
+                    <w:jc w:val="center"/>
+                  </w:pPr>
+                  <w:r>
+                    <w:t xml:space="preserve">0.47</w:t>
                   </w:r>
                 </w:p>
               </w:tc>
@@ -51608,7 +51608,7 @@
                     <w:jc w:val="center"/>
                   </w:pPr>
                   <w:r>
-                    <w:t xml:space="preserve">20.30</w:t>
+                    <w:t xml:space="preserve">20.21</w:t>
                   </w:r>
                 </w:p>
               </w:tc>
@@ -51634,20 +51634,20 @@
                     <w:jc w:val="center"/>
                   </w:pPr>
                   <w:r>
-                    <w:t xml:space="preserve">19.84</w:t>
-                  </w:r>
-                </w:p>
-              </w:tc>
-              <w:tc>
-                <w:tcPr/>
-                <w:p>
-                  <w:pPr>
-                    <w:pStyle w:val="Compact"/>
-                    <w:jc w:val="right"/>
-                    <w:jc w:val="center"/>
-                  </w:pPr>
-                  <w:r>
-                    <w:t xml:space="preserve">0.67</w:t>
+                    <w:t xml:space="preserve">19.75</w:t>
+                  </w:r>
+                </w:p>
+              </w:tc>
+              <w:tc>
+                <w:tcPr/>
+                <w:p>
+                  <w:pPr>
+                    <w:pStyle w:val="Compact"/>
+                    <w:jc w:val="right"/>
+                    <w:jc w:val="center"/>
+                  </w:pPr>
+                  <w:r>
+                    <w:t xml:space="preserve">0.68</w:t>
                   </w:r>
                 </w:p>
               </w:tc>
@@ -51701,7 +51701,7 @@
                     <w:jc w:val="center"/>
                   </w:pPr>
                   <w:r>
-                    <w:t xml:space="preserve">10.80</w:t>
+                    <w:t xml:space="preserve">10.49</w:t>
                   </w:r>
                 </w:p>
               </w:tc>
@@ -51727,20 +51727,20 @@
                     <w:jc w:val="center"/>
                   </w:pPr>
                   <w:r>
-                    <w:t xml:space="preserve">10.52</w:t>
-                  </w:r>
-                </w:p>
-              </w:tc>
-              <w:tc>
-                <w:tcPr/>
-                <w:p>
-                  <w:pPr>
-                    <w:pStyle w:val="Compact"/>
-                    <w:jc w:val="right"/>
-                    <w:jc w:val="center"/>
-                  </w:pPr>
-                  <w:r>
-                    <w:t xml:space="preserve">0.38</w:t>
+                    <w:t xml:space="preserve">10.20</w:t>
+                  </w:r>
+                </w:p>
+              </w:tc>
+              <w:tc>
+                <w:tcPr/>
+                <w:p>
+                  <w:pPr>
+                    <w:pStyle w:val="Compact"/>
+                    <w:jc w:val="right"/>
+                    <w:jc w:val="center"/>
+                  </w:pPr>
+                  <w:r>
+                    <w:t xml:space="preserve">0.43</w:t>
                   </w:r>
                 </w:p>
               </w:tc>
@@ -51794,7 +51794,7 @@
                     <w:jc w:val="center"/>
                   </w:pPr>
                   <w:r>
-                    <w:t xml:space="preserve">4.54</w:t>
+                    <w:t xml:space="preserve">4.59</w:t>
                   </w:r>
                 </w:p>
               </w:tc>
@@ -51820,20 +51820,20 @@
                     <w:jc w:val="center"/>
                   </w:pPr>
                   <w:r>
-                    <w:t xml:space="preserve">4.50</w:t>
-                  </w:r>
-                </w:p>
-              </w:tc>
-              <w:tc>
-                <w:tcPr/>
-                <w:p>
-                  <w:pPr>
-                    <w:pStyle w:val="Compact"/>
-                    <w:jc w:val="right"/>
-                    <w:jc w:val="center"/>
-                  </w:pPr>
-                  <w:r>
-                    <w:t xml:space="preserve">-0.02</w:t>
+                    <w:t xml:space="preserve">4.55</w:t>
+                  </w:r>
+                </w:p>
+              </w:tc>
+              <w:tc>
+                <w:tcPr/>
+                <w:p>
+                  <w:pPr>
+                    <w:pStyle w:val="Compact"/>
+                    <w:jc w:val="right"/>
+                    <w:jc w:val="center"/>
+                  </w:pPr>
+                  <w:r>
+                    <w:t xml:space="preserve">-0.06</w:t>
                   </w:r>
                 </w:p>
               </w:tc>
@@ -51887,7 +51887,7 @@
                     <w:jc w:val="center"/>
                   </w:pPr>
                   <w:r>
-                    <w:t xml:space="preserve">15.32</w:t>
+                    <w:t xml:space="preserve">15.21</w:t>
                   </w:r>
                 </w:p>
               </w:tc>
@@ -51913,20 +51913,20 @@
                     <w:jc w:val="center"/>
                   </w:pPr>
                   <w:r>
-                    <w:t xml:space="preserve">15.18</w:t>
-                  </w:r>
-                </w:p>
-              </w:tc>
-              <w:tc>
-                <w:tcPr/>
-                <w:p>
-                  <w:pPr>
-                    <w:pStyle w:val="Compact"/>
-                    <w:jc w:val="right"/>
-                    <w:jc w:val="center"/>
-                  </w:pPr>
-                  <w:r>
-                    <w:t xml:space="preserve">0.57</w:t>
+                    <w:t xml:space="preserve">15.07</w:t>
+                  </w:r>
+                </w:p>
+              </w:tc>
+              <w:tc>
+                <w:tcPr/>
+                <w:p>
+                  <w:pPr>
+                    <w:pStyle w:val="Compact"/>
+                    <w:jc w:val="right"/>
+                    <w:jc w:val="center"/>
+                  </w:pPr>
+                  <w:r>
+                    <w:t xml:space="preserve">0.58</w:t>
                   </w:r>
                 </w:p>
               </w:tc>
@@ -51980,7 +51980,7 @@
                     <w:jc w:val="center"/>
                   </w:pPr>
                   <w:r>
-                    <w:t xml:space="preserve">12.06</w:t>
+                    <w:t xml:space="preserve">12.14</w:t>
                   </w:r>
                 </w:p>
               </w:tc>
@@ -52006,20 +52006,20 @@
                     <w:jc w:val="center"/>
                   </w:pPr>
                   <w:r>
-                    <w:t xml:space="preserve">11.90</w:t>
-                  </w:r>
-                </w:p>
-              </w:tc>
-              <w:tc>
-                <w:tcPr/>
-                <w:p>
-                  <w:pPr>
-                    <w:pStyle w:val="Compact"/>
-                    <w:jc w:val="right"/>
-                    <w:jc w:val="center"/>
-                  </w:pPr>
-                  <w:r>
-                    <w:t xml:space="preserve">0.34</w:t>
+                    <w:t xml:space="preserve">11.98</w:t>
+                  </w:r>
+                </w:p>
+              </w:tc>
+              <w:tc>
+                <w:tcPr/>
+                <w:p>
+                  <w:pPr>
+                    <w:pStyle w:val="Compact"/>
+                    <w:jc w:val="right"/>
+                    <w:jc w:val="center"/>
+                  </w:pPr>
+                  <w:r>
+                    <w:t xml:space="preserve">0.30</w:t>
                   </w:r>
                 </w:p>
               </w:tc>
@@ -52073,6 +52073,32 @@
                     <w:jc w:val="center"/>
                   </w:pPr>
                   <w:r>
+                    <w:t xml:space="preserve">26.78</w:t>
+                  </w:r>
+                </w:p>
+              </w:tc>
+              <w:tc>
+                <w:tcPr/>
+                <w:p>
+                  <w:pPr>
+                    <w:pStyle w:val="Compact"/>
+                    <w:jc w:val="right"/>
+                    <w:jc w:val="center"/>
+                  </w:pPr>
+                  <w:r>
+                    <w:t xml:space="preserve">4.74</w:t>
+                  </w:r>
+                </w:p>
+              </w:tc>
+              <w:tc>
+                <w:tcPr/>
+                <w:p>
+                  <w:pPr>
+                    <w:pStyle w:val="Compact"/>
+                    <w:jc w:val="right"/>
+                    <w:jc w:val="center"/>
+                  </w:pPr>
+                  <w:r>
                     <w:t xml:space="preserve">26.36</w:t>
                   </w:r>
                 </w:p>
@@ -52086,33 +52112,7 @@
                     <w:jc w:val="center"/>
                   </w:pPr>
                   <w:r>
-                    <w:t xml:space="preserve">4.74</w:t>
-                  </w:r>
-                </w:p>
-              </w:tc>
-              <w:tc>
-                <w:tcPr/>
-                <w:p>
-                  <w:pPr>
-                    <w:pStyle w:val="Compact"/>
-                    <w:jc w:val="right"/>
-                    <w:jc w:val="center"/>
-                  </w:pPr>
-                  <w:r>
-                    <w:t xml:space="preserve">25.93</w:t>
-                  </w:r>
-                </w:p>
-              </w:tc>
-              <w:tc>
-                <w:tcPr/>
-                <w:p>
-                  <w:pPr>
-                    <w:pStyle w:val="Compact"/>
-                    <w:jc w:val="right"/>
-                    <w:jc w:val="center"/>
-                  </w:pPr>
-                  <w:r>
-                    <w:t xml:space="preserve">0.45</w:t>
+                    <w:t xml:space="preserve">0.42</w:t>
                   </w:r>
                 </w:p>
               </w:tc>
@@ -52166,6 +52166,32 @@
                     <w:jc w:val="center"/>
                   </w:pPr>
                   <w:r>
+                    <w:t xml:space="preserve">15.42</w:t>
+                  </w:r>
+                </w:p>
+              </w:tc>
+              <w:tc>
+                <w:tcPr/>
+                <w:p>
+                  <w:pPr>
+                    <w:pStyle w:val="Compact"/>
+                    <w:jc w:val="right"/>
+                    <w:jc w:val="center"/>
+                  </w:pPr>
+                  <w:r>
+                    <w:t xml:space="preserve">2.10</w:t>
+                  </w:r>
+                </w:p>
+              </w:tc>
+              <w:tc>
+                <w:tcPr/>
+                <w:p>
+                  <w:pPr>
+                    <w:pStyle w:val="Compact"/>
+                    <w:jc w:val="right"/>
+                    <w:jc w:val="center"/>
+                  </w:pPr>
+                  <w:r>
                     <w:t xml:space="preserve">15.28</w:t>
                   </w:r>
                 </w:p>
@@ -52179,33 +52205,7 @@
                     <w:jc w:val="center"/>
                   </w:pPr>
                   <w:r>
-                    <w:t xml:space="preserve">2.10</w:t>
-                  </w:r>
-                </w:p>
-              </w:tc>
-              <w:tc>
-                <w:tcPr/>
-                <w:p>
-                  <w:pPr>
-                    <w:pStyle w:val="Compact"/>
-                    <w:jc w:val="right"/>
-                    <w:jc w:val="center"/>
-                  </w:pPr>
-                  <w:r>
-                    <w:t xml:space="preserve">15.13</w:t>
-                  </w:r>
-                </w:p>
-              </w:tc>
-              <w:tc>
-                <w:tcPr/>
-                <w:p>
-                  <w:pPr>
-                    <w:pStyle w:val="Compact"/>
-                    <w:jc w:val="right"/>
-                    <w:jc w:val="center"/>
-                  </w:pPr>
-                  <w:r>
-                    <w:t xml:space="preserve">0.37</w:t>
+                    <w:t xml:space="preserve">0.35</w:t>
                   </w:r>
                 </w:p>
               </w:tc>
@@ -52259,7 +52259,7 @@
                     <w:jc w:val="center"/>
                   </w:pPr>
                   <w:r>
-                    <w:t xml:space="preserve">5.84</w:t>
+                    <w:t xml:space="preserve">5.64</w:t>
                   </w:r>
                 </w:p>
               </w:tc>
@@ -52285,20 +52285,20 @@
                     <w:jc w:val="center"/>
                   </w:pPr>
                   <w:r>
-                    <w:t xml:space="preserve">2.37</w:t>
-                  </w:r>
-                </w:p>
-              </w:tc>
-              <w:tc>
-                <w:tcPr/>
-                <w:p>
-                  <w:pPr>
-                    <w:pStyle w:val="Compact"/>
-                    <w:jc w:val="right"/>
-                    <w:jc w:val="center"/>
-                  </w:pPr>
-                  <w:r>
-                    <w:t xml:space="preserve">0.28</w:t>
+                    <w:t xml:space="preserve">1.81</w:t>
+                  </w:r>
+                </w:p>
+              </w:tc>
+              <w:tc>
+                <w:tcPr/>
+                <w:p>
+                  <w:pPr>
+                    <w:pStyle w:val="Compact"/>
+                    <w:jc w:val="right"/>
+                    <w:jc w:val="center"/>
+                  </w:pPr>
+                  <w:r>
+                    <w:t xml:space="preserve">0.36</w:t>
                   </w:r>
                 </w:p>
               </w:tc>
@@ -52352,7 +52352,7 @@
                     <w:jc w:val="center"/>
                   </w:pPr>
                   <w:r>
-                    <w:t xml:space="preserve">1.83</w:t>
+                    <w:t xml:space="preserve">1.78</w:t>
                   </w:r>
                 </w:p>
               </w:tc>
@@ -52378,20 +52378,20 @@
                     <w:jc w:val="center"/>
                   </w:pPr>
                   <w:r>
-                    <w:t xml:space="preserve">1.29</w:t>
-                  </w:r>
-                </w:p>
-              </w:tc>
-              <w:tc>
-                <w:tcPr/>
-                <w:p>
-                  <w:pPr>
-                    <w:pStyle w:val="Compact"/>
-                    <w:jc w:val="right"/>
-                    <w:jc w:val="center"/>
-                  </w:pPr>
-                  <w:r>
-                    <w:t xml:space="preserve">0.30</w:t>
+                    <w:t xml:space="preserve">1.23</w:t>
+                  </w:r>
+                </w:p>
+              </w:tc>
+              <w:tc>
+                <w:tcPr/>
+                <w:p>
+                  <w:pPr>
+                    <w:pStyle w:val="Compact"/>
+                    <w:jc w:val="right"/>
+                    <w:jc w:val="center"/>
+                  </w:pPr>
+                  <w:r>
+                    <w:t xml:space="preserve">0.34</w:t>
                   </w:r>
                 </w:p>
               </w:tc>
@@ -52445,7 +52445,7 @@
                     <w:jc w:val="center"/>
                   </w:pPr>
                   <w:r>
-                    <w:t xml:space="preserve">3.50</w:t>
+                    <w:t xml:space="preserve">2.85</w:t>
                   </w:r>
                 </w:p>
               </w:tc>
@@ -52484,7 +52484,7 @@
                     <w:jc w:val="center"/>
                   </w:pPr>
                   <w:r>
-                    <w:t xml:space="preserve">0.71</w:t>
+                    <w:t xml:space="preserve">0.88</w:t>
                   </w:r>
                 </w:p>
               </w:tc>
@@ -52538,7 +52538,7 @@
                     <w:jc w:val="center"/>
                   </w:pPr>
                   <w:r>
-                    <w:t xml:space="preserve">9.51</w:t>
+                    <w:t xml:space="preserve">9.09</w:t>
                   </w:r>
                 </w:p>
               </w:tc>
@@ -52564,20 +52564,20 @@
                     <w:jc w:val="center"/>
                   </w:pPr>
                   <w:r>
-                    <w:t xml:space="preserve">6.94</w:t>
-                  </w:r>
-                </w:p>
-              </w:tc>
-              <w:tc>
-                <w:tcPr/>
-                <w:p>
-                  <w:pPr>
-                    <w:pStyle w:val="Compact"/>
-                    <w:jc w:val="right"/>
-                    <w:jc w:val="center"/>
-                  </w:pPr>
-                  <w:r>
-                    <w:t xml:space="preserve">0.47</w:t>
+                    <w:t xml:space="preserve">6.36</w:t>
+                  </w:r>
+                </w:p>
+              </w:tc>
+              <w:tc>
+                <w:tcPr/>
+                <w:p>
+                  <w:pPr>
+                    <w:pStyle w:val="Compact"/>
+                    <w:jc w:val="right"/>
+                    <w:jc w:val="center"/>
+                  </w:pPr>
+                  <w:r>
+                    <w:t xml:space="preserve">0.54</w:t>
                   </w:r>
                 </w:p>
               </w:tc>
@@ -52631,7 +52631,7 @@
                     <w:jc w:val="center"/>
                   </w:pPr>
                   <w:r>
-                    <w:t xml:space="preserve">5.61</w:t>
+                    <w:t xml:space="preserve">5.98</w:t>
                   </w:r>
                 </w:p>
               </w:tc>
@@ -52670,7 +52670,7 @@
                     <w:jc w:val="center"/>
                   </w:pPr>
                   <w:r>
-                    <w:t xml:space="preserve">0.86</w:t>
+                    <w:t xml:space="preserve">0.84</w:t>
                   </w:r>
                 </w:p>
               </w:tc>
@@ -52724,7 +52724,7 @@
                     <w:jc w:val="center"/>
                   </w:pPr>
                   <w:r>
-                    <w:t xml:space="preserve">0.62</w:t>
+                    <w:t xml:space="preserve">0.52</w:t>
                   </w:r>
                 </w:p>
               </w:tc>
@@ -52763,7 +52763,7 @@
                     <w:jc w:val="center"/>
                   </w:pPr>
                   <w:r>
-                    <w:t xml:space="preserve">0.53</w:t>
+                    <w:t xml:space="preserve">0.66</w:t>
                   </w:r>
                 </w:p>
               </w:tc>
@@ -53096,7 +53096,7 @@
                     <w:jc w:val="center"/>
                   </w:pPr>
                   <w:r>
-                    <w:t xml:space="preserve">18.71</w:t>
+                    <w:t xml:space="preserve">18.57</w:t>
                   </w:r>
                 </w:p>
               </w:tc>
@@ -53122,20 +53122,20 @@
                     <w:jc w:val="center"/>
                   </w:pPr>
                   <w:r>
-                    <w:t xml:space="preserve">18.57</w:t>
-                  </w:r>
-                </w:p>
-              </w:tc>
-              <w:tc>
-                <w:tcPr/>
-                <w:p>
-                  <w:pPr>
-                    <w:pStyle w:val="Compact"/>
-                    <w:jc w:val="right"/>
-                    <w:jc w:val="center"/>
-                  </w:pPr>
-                  <w:r>
-                    <w:t xml:space="preserve">0.08</w:t>
+                    <w:t xml:space="preserve">18.42</w:t>
+                  </w:r>
+                </w:p>
+              </w:tc>
+              <w:tc>
+                <w:tcPr/>
+                <w:p>
+                  <w:pPr>
+                    <w:pStyle w:val="Compact"/>
+                    <w:jc w:val="right"/>
+                    <w:jc w:val="center"/>
+                  </w:pPr>
+                  <w:r>
+                    <w:t xml:space="preserve">0.10</w:t>
                   </w:r>
                 </w:p>
               </w:tc>
@@ -53189,7 +53189,7 @@
                     <w:jc w:val="center"/>
                   </w:pPr>
                   <w:r>
-                    <w:t xml:space="preserve">19.78</w:t>
+                    <w:t xml:space="preserve">19.79</w:t>
                   </w:r>
                 </w:p>
               </w:tc>
@@ -53215,7 +53215,7 @@
                     <w:jc w:val="center"/>
                   </w:pPr>
                   <w:r>
-                    <w:t xml:space="preserve">19.57</w:t>
+                    <w:t xml:space="preserve">19.59</w:t>
                   </w:r>
                 </w:p>
               </w:tc>
@@ -53282,33 +53282,33 @@
                     <w:jc w:val="center"/>
                   </w:pPr>
                   <w:r>
+                    <w:t xml:space="preserve">6.92</w:t>
+                  </w:r>
+                </w:p>
+              </w:tc>
+              <w:tc>
+                <w:tcPr/>
+                <w:p>
+                  <w:pPr>
+                    <w:pStyle w:val="Compact"/>
+                    <w:jc w:val="right"/>
+                    <w:jc w:val="center"/>
+                  </w:pPr>
+                  <w:r>
+                    <w:t xml:space="preserve">0.44</w:t>
+                  </w:r>
+                </w:p>
+              </w:tc>
+              <w:tc>
+                <w:tcPr/>
+                <w:p>
+                  <w:pPr>
+                    <w:pStyle w:val="Compact"/>
+                    <w:jc w:val="right"/>
+                    <w:jc w:val="center"/>
+                  </w:pPr>
+                  <w:r>
                     <w:t xml:space="preserve">6.91</w:t>
-                  </w:r>
-                </w:p>
-              </w:tc>
-              <w:tc>
-                <w:tcPr/>
-                <w:p>
-                  <w:pPr>
-                    <w:pStyle w:val="Compact"/>
-                    <w:jc w:val="right"/>
-                    <w:jc w:val="center"/>
-                  </w:pPr>
-                  <w:r>
-                    <w:t xml:space="preserve">0.44</w:t>
-                  </w:r>
-                </w:p>
-              </w:tc>
-              <w:tc>
-                <w:tcPr/>
-                <w:p>
-                  <w:pPr>
-                    <w:pStyle w:val="Compact"/>
-                    <w:jc w:val="right"/>
-                    <w:jc w:val="center"/>
-                  </w:pPr>
-                  <w:r>
-                    <w:t xml:space="preserve">6.89</w:t>
                   </w:r>
                 </w:p>
               </w:tc>
@@ -53375,7 +53375,7 @@
                     <w:jc w:val="center"/>
                   </w:pPr>
                   <w:r>
-                    <w:t xml:space="preserve">25.12</w:t>
+                    <w:t xml:space="preserve">25.50</w:t>
                   </w:r>
                 </w:p>
               </w:tc>
@@ -53401,20 +53401,20 @@
                     <w:jc w:val="center"/>
                   </w:pPr>
                   <w:r>
-                    <w:t xml:space="preserve">24.64</w:t>
-                  </w:r>
-                </w:p>
-              </w:tc>
-              <w:tc>
-                <w:tcPr/>
-                <w:p>
-                  <w:pPr>
-                    <w:pStyle w:val="Compact"/>
-                    <w:jc w:val="right"/>
-                    <w:jc w:val="center"/>
-                  </w:pPr>
-                  <w:r>
-                    <w:t xml:space="preserve">0.12</w:t>
+                    <w:t xml:space="preserve">25.03</w:t>
+                  </w:r>
+                </w:p>
+              </w:tc>
+              <w:tc>
+                <w:tcPr/>
+                <w:p>
+                  <w:pPr>
+                    <w:pStyle w:val="Compact"/>
+                    <w:jc w:val="right"/>
+                    <w:jc w:val="center"/>
+                  </w:pPr>
+                  <w:r>
+                    <w:t xml:space="preserve">0.10</w:t>
                   </w:r>
                 </w:p>
               </w:tc>
@@ -53468,7 +53468,7 @@
                     <w:jc w:val="center"/>
                   </w:pPr>
                   <w:r>
-                    <w:t xml:space="preserve">28.52</w:t>
+                    <w:t xml:space="preserve">28.62</w:t>
                   </w:r>
                 </w:p>
               </w:tc>
@@ -53494,20 +53494,20 @@
                     <w:jc w:val="center"/>
                   </w:pPr>
                   <w:r>
-                    <w:t xml:space="preserve">28.21</w:t>
-                  </w:r>
-                </w:p>
-              </w:tc>
-              <w:tc>
-                <w:tcPr/>
-                <w:p>
-                  <w:pPr>
-                    <w:pStyle w:val="Compact"/>
-                    <w:jc w:val="right"/>
-                    <w:jc w:val="center"/>
-                  </w:pPr>
-                  <w:r>
-                    <w:t xml:space="preserve">0.09</w:t>
+                    <w:t xml:space="preserve">28.31</w:t>
+                  </w:r>
+                </w:p>
+              </w:tc>
+              <w:tc>
+                <w:tcPr/>
+                <w:p>
+                  <w:pPr>
+                    <w:pStyle w:val="Compact"/>
+                    <w:jc w:val="right"/>
+                    <w:jc w:val="center"/>
+                  </w:pPr>
+                  <w:r>
+                    <w:t xml:space="preserve">0.07</w:t>
                   </w:r>
                 </w:p>
               </w:tc>
@@ -53991,33 +53991,33 @@
                     <w:jc w:val="center"/>
                   </w:pPr>
                   <w:r>
-                    <w:t xml:space="preserve">0.32</w:t>
-                  </w:r>
-                </w:p>
-              </w:tc>
-              <w:tc>
-                <w:tcPr/>
-                <w:p>
-                  <w:pPr>
-                    <w:pStyle w:val="Compact"/>
-                    <w:jc w:val="right"/>
-                    <w:jc w:val="center"/>
-                  </w:pPr>
-                  <w:r>
-                    <w:t xml:space="preserve">1.56</w:t>
-                  </w:r>
-                </w:p>
-              </w:tc>
-              <w:tc>
-                <w:tcPr/>
-                <w:p>
-                  <w:pPr>
-                    <w:pStyle w:val="Compact"/>
-                    <w:jc w:val="right"/>
-                    <w:jc w:val="center"/>
-                  </w:pPr>
-                  <w:r>
-                    <w:t xml:space="preserve">0.40</w:t>
+                    <w:t xml:space="preserve">0.36</w:t>
+                  </w:r>
+                </w:p>
+              </w:tc>
+              <w:tc>
+                <w:tcPr/>
+                <w:p>
+                  <w:pPr>
+                    <w:pStyle w:val="Compact"/>
+                    <w:jc w:val="right"/>
+                    <w:jc w:val="center"/>
+                  </w:pPr>
+                  <w:r>
+                    <w:t xml:space="preserve">1.64</w:t>
+                  </w:r>
+                </w:p>
+              </w:tc>
+              <w:tc>
+                <w:tcPr/>
+                <w:p>
+                  <w:pPr>
+                    <w:pStyle w:val="Compact"/>
+                    <w:jc w:val="right"/>
+                    <w:jc w:val="center"/>
+                  </w:pPr>
+                  <w:r>
+                    <w:t xml:space="preserve">0.47</w:t>
                   </w:r>
                 </w:p>
               </w:tc>
@@ -54058,33 +54058,33 @@
                     <w:jc w:val="center"/>
                   </w:pPr>
                   <w:r>
-                    <w:t xml:space="preserve">0.27</w:t>
-                  </w:r>
-                </w:p>
-              </w:tc>
-              <w:tc>
-                <w:tcPr/>
-                <w:p>
-                  <w:pPr>
-                    <w:pStyle w:val="Compact"/>
-                    <w:jc w:val="right"/>
-                    <w:jc w:val="center"/>
-                  </w:pPr>
-                  <w:r>
-                    <w:t xml:space="preserve">1.52</w:t>
-                  </w:r>
-                </w:p>
-              </w:tc>
-              <w:tc>
-                <w:tcPr/>
-                <w:p>
-                  <w:pPr>
-                    <w:pStyle w:val="Compact"/>
-                    <w:jc w:val="right"/>
-                    <w:jc w:val="center"/>
-                  </w:pPr>
-                  <w:r>
-                    <w:t xml:space="preserve">0.27</w:t>
+                    <w:t xml:space="preserve">0.14</w:t>
+                  </w:r>
+                </w:p>
+              </w:tc>
+              <w:tc>
+                <w:tcPr/>
+                <w:p>
+                  <w:pPr>
+                    <w:pStyle w:val="Compact"/>
+                    <w:jc w:val="right"/>
+                    <w:jc w:val="center"/>
+                  </w:pPr>
+                  <w:r>
+                    <w:t xml:space="preserve">0.81</w:t>
+                  </w:r>
+                </w:p>
+              </w:tc>
+              <w:tc>
+                <w:tcPr/>
+                <w:p>
+                  <w:pPr>
+                    <w:pStyle w:val="Compact"/>
+                    <w:jc w:val="right"/>
+                    <w:jc w:val="center"/>
+                  </w:pPr>
+                  <w:r>
+                    <w:t xml:space="preserve">0.20</w:t>
                   </w:r>
                 </w:p>
               </w:tc>
@@ -54125,33 +54125,33 @@
                     <w:jc w:val="center"/>
                   </w:pPr>
                   <w:r>
-                    <w:t xml:space="preserve">0.33</w:t>
-                  </w:r>
-                </w:p>
-              </w:tc>
-              <w:tc>
-                <w:tcPr/>
-                <w:p>
-                  <w:pPr>
-                    <w:pStyle w:val="Compact"/>
-                    <w:jc w:val="right"/>
-                    <w:jc w:val="center"/>
-                  </w:pPr>
-                  <w:r>
-                    <w:t xml:space="preserve">1.76</w:t>
-                  </w:r>
-                </w:p>
-              </w:tc>
-              <w:tc>
-                <w:tcPr/>
-                <w:p>
-                  <w:pPr>
-                    <w:pStyle w:val="Compact"/>
-                    <w:jc w:val="right"/>
-                    <w:jc w:val="center"/>
-                  </w:pPr>
-                  <w:r>
-                    <w:t xml:space="preserve">0.53</w:t>
+                    <w:t xml:space="preserve">0.35</w:t>
+                  </w:r>
+                </w:p>
+              </w:tc>
+              <w:tc>
+                <w:tcPr/>
+                <w:p>
+                  <w:pPr>
+                    <w:pStyle w:val="Compact"/>
+                    <w:jc w:val="right"/>
+                    <w:jc w:val="center"/>
+                  </w:pPr>
+                  <w:r>
+                    <w:t xml:space="preserve">1.81</w:t>
+                  </w:r>
+                </w:p>
+              </w:tc>
+              <w:tc>
+                <w:tcPr/>
+                <w:p>
+                  <w:pPr>
+                    <w:pStyle w:val="Compact"/>
+                    <w:jc w:val="right"/>
+                    <w:jc w:val="center"/>
+                  </w:pPr>
+                  <w:r>
+                    <w:t xml:space="preserve">0.60</w:t>
                   </w:r>
                 </w:p>
               </w:tc>
@@ -54192,20 +54192,20 @@
                     <w:jc w:val="center"/>
                   </w:pPr>
                   <w:r>
-                    <w:t xml:space="preserve">0.31</w:t>
-                  </w:r>
-                </w:p>
-              </w:tc>
-              <w:tc>
-                <w:tcPr/>
-                <w:p>
-                  <w:pPr>
-                    <w:pStyle w:val="Compact"/>
-                    <w:jc w:val="right"/>
-                    <w:jc w:val="center"/>
-                  </w:pPr>
-                  <w:r>
-                    <w:t xml:space="preserve">1.50</w:t>
+                    <w:t xml:space="preserve">0.30</w:t>
+                  </w:r>
+                </w:p>
+              </w:tc>
+              <w:tc>
+                <w:tcPr/>
+                <w:p>
+                  <w:pPr>
+                    <w:pStyle w:val="Compact"/>
+                    <w:jc w:val="right"/>
+                    <w:jc w:val="center"/>
+                  </w:pPr>
+                  <w:r>
+                    <w:t xml:space="preserve">1.48</w:t>
                   </w:r>
                 </w:p>
               </w:tc>
@@ -54259,20 +54259,20 @@
                     <w:jc w:val="center"/>
                   </w:pPr>
                   <w:r>
-                    <w:t xml:space="preserve">0.26</w:t>
-                  </w:r>
-                </w:p>
-              </w:tc>
-              <w:tc>
-                <w:tcPr/>
-                <w:p>
-                  <w:pPr>
-                    <w:pStyle w:val="Compact"/>
-                    <w:jc w:val="right"/>
-                    <w:jc w:val="center"/>
-                  </w:pPr>
-                  <w:r>
-                    <w:t xml:space="preserve">1.28</w:t>
+                    <w:t xml:space="preserve">0.25</w:t>
+                  </w:r>
+                </w:p>
+              </w:tc>
+              <w:tc>
+                <w:tcPr/>
+                <w:p>
+                  <w:pPr>
+                    <w:pStyle w:val="Compact"/>
+                    <w:jc w:val="right"/>
+                    <w:jc w:val="center"/>
+                  </w:pPr>
+                  <w:r>
+                    <w:t xml:space="preserve">1.21</w:t>
                   </w:r>
                 </w:p>
               </w:tc>
@@ -54326,20 +54326,20 @@
                     <w:jc w:val="center"/>
                   </w:pPr>
                   <w:r>
-                    <w:t xml:space="preserve">0.44</w:t>
-                  </w:r>
-                </w:p>
-              </w:tc>
-              <w:tc>
-                <w:tcPr/>
-                <w:p>
-                  <w:pPr>
-                    <w:pStyle w:val="Compact"/>
-                    <w:jc w:val="right"/>
-                    <w:jc w:val="center"/>
-                  </w:pPr>
-                  <w:r>
-                    <w:t xml:space="preserve">1.99</w:t>
+                    <w:t xml:space="preserve">0.50</w:t>
+                  </w:r>
+                </w:p>
+              </w:tc>
+              <w:tc>
+                <w:tcPr/>
+                <w:p>
+                  <w:pPr>
+                    <w:pStyle w:val="Compact"/>
+                    <w:jc w:val="right"/>
+                    <w:jc w:val="center"/>
+                  </w:pPr>
+                  <w:r>
+                    <w:t xml:space="preserve">2.31</w:t>
                   </w:r>
                 </w:p>
               </w:tc>
@@ -54527,20 +54527,20 @@
                     <w:jc w:val="center"/>
                   </w:pPr>
                   <w:r>
-                    <w:t xml:space="preserve">0.44</w:t>
-                  </w:r>
-                </w:p>
-              </w:tc>
-              <w:tc>
-                <w:tcPr/>
-                <w:p>
-                  <w:pPr>
-                    <w:pStyle w:val="Compact"/>
-                    <w:jc w:val="right"/>
-                    <w:jc w:val="center"/>
-                  </w:pPr>
-                  <w:r>
-                    <w:t xml:space="preserve">2.28</w:t>
+                    <w:t xml:space="preserve">0.41</w:t>
+                  </w:r>
+                </w:p>
+              </w:tc>
+              <w:tc>
+                <w:tcPr/>
+                <w:p>
+                  <w:pPr>
+                    <w:pStyle w:val="Compact"/>
+                    <w:jc w:val="right"/>
+                    <w:jc w:val="center"/>
+                  </w:pPr>
+                  <w:r>
+                    <w:t xml:space="preserve">2.11</w:t>
                   </w:r>
                 </w:p>
               </w:tc>
@@ -54728,20 +54728,20 @@
                     <w:jc w:val="center"/>
                   </w:pPr>
                   <w:r>
-                    <w:t xml:space="preserve">0.32</w:t>
-                  </w:r>
-                </w:p>
-              </w:tc>
-              <w:tc>
-                <w:tcPr/>
-                <w:p>
-                  <w:pPr>
-                    <w:pStyle w:val="Compact"/>
-                    <w:jc w:val="right"/>
-                    <w:jc w:val="center"/>
-                  </w:pPr>
-                  <w:r>
-                    <w:t xml:space="preserve">1.60</w:t>
+                    <w:t xml:space="preserve">0.42</w:t>
+                  </w:r>
+                </w:p>
+              </w:tc>
+              <w:tc>
+                <w:tcPr/>
+                <w:p>
+                  <w:pPr>
+                    <w:pStyle w:val="Compact"/>
+                    <w:jc w:val="right"/>
+                    <w:jc w:val="center"/>
+                  </w:pPr>
+                  <w:r>
+                    <w:t xml:space="preserve">2.13</w:t>
                   </w:r>
                 </w:p>
               </w:tc>
@@ -55197,7 +55197,7 @@
                     <w:jc w:val="center"/>
                   </w:pPr>
                   <w:r>
-                    <w:t xml:space="preserve">0.19</w:t>
+                    <w:t xml:space="preserve">0.20</w:t>
                   </w:r>
                 </w:p>
               </w:tc>
@@ -55223,7 +55223,7 @@
                     <w:jc w:val="center"/>
                   </w:pPr>
                   <w:r>
-                    <w:t xml:space="preserve">0.12</w:t>
+                    <w:t xml:space="preserve">0.06</w:t>
                   </w:r>
                 </w:p>
               </w:tc>
@@ -55277,20 +55277,20 @@
                     <w:jc w:val="center"/>
                   </w:pPr>
                   <w:r>
-                    <w:t xml:space="preserve">1.10</w:t>
-                  </w:r>
-                </w:p>
-              </w:tc>
-              <w:tc>
-                <w:tcPr/>
-                <w:p>
-                  <w:pPr>
-                    <w:pStyle w:val="Compact"/>
-                    <w:jc w:val="right"/>
-                    <w:jc w:val="center"/>
-                  </w:pPr>
-                  <w:r>
-                    <w:t xml:space="preserve">0.23</w:t>
+                    <w:t xml:space="preserve">1.08</w:t>
+                  </w:r>
+                </w:p>
+              </w:tc>
+              <w:tc>
+                <w:tcPr/>
+                <w:p>
+                  <w:pPr>
+                    <w:pStyle w:val="Compact"/>
+                    <w:jc w:val="right"/>
+                    <w:jc w:val="center"/>
+                  </w:pPr>
+                  <w:r>
+                    <w:t xml:space="preserve">0.18</w:t>
                   </w:r>
                 </w:p>
               </w:tc>
@@ -55628,7 +55628,7 @@
         <w:t xml:space="preserve"> </w:t>
       </w:r>
       <w:r>
-        <w:t xml:space="preserve">all 24 country–outcome combinations (median absolute error 0.74 pp),</w:t>
+        <w:t xml:space="preserve">all 24 country–outcome combinations (median absolute error 0.54 pp),</w:t>
       </w:r>
       <w:r>
         <w:t xml:space="preserve"> </w:t>

--- a/docs/manuscript_mcn.docx
+++ b/docs/manuscript_mcn.docx
@@ -385,7 +385,55 @@
         <w:t xml:space="preserve"> </w:t>
       </w:r>
       <w:r>
-        <w:t xml:space="preserve">required post-hoc correction.</w:t>
+        <w:t xml:space="preserve">required post-hoc correction. Substituting the household questionnaire</w:t>
+      </w:r>
+      <w:r>
+        <w:t xml:space="preserve"> </w:t>
+      </w:r>
+      <w:r>
+        <w:t xml:space="preserve">administered to the same respondents (all blood-assay columns removed) for the</w:t>
+      </w:r>
+      <w:r>
+        <w:t xml:space="preserve"> </w:t>
+      </w:r>
+      <w:r>
+        <w:t xml:space="preserve">geospatial proxies raised mean district r only from 0.154 to 0.228, excluding</w:t>
+      </w:r>
+      <w:r>
+        <w:t xml:space="preserve"> </w:t>
+      </w:r>
+      <w:r>
+        <w:t xml:space="preserve">imperfect linkage, inflammation adjustment and proxy overfitting as</w:t>
+      </w:r>
+      <w:r>
+        <w:t xml:space="preserve"> </w:t>
+      </w:r>
+      <w:r>
+        <w:t xml:space="preserve">explanations. The one intervention that materially helped was not a modelling</w:t>
+      </w:r>
+      <w:r>
+        <w:t xml:space="preserve"> </w:t>
+      </w:r>
+      <w:r>
+        <w:t xml:space="preserve">choice: anchoring district predictions to their region’s design-based survey</w:t>
+      </w:r>
+      <w:r>
+        <w:t xml:space="preserve"> </w:t>
+      </w:r>
+      <w:r>
+        <w:t xml:space="preserve">total raised mean r from 0.164 to 0.413 and cut mean absolute bias from 3.24</w:t>
+      </w:r>
+      <w:r>
+        <w:t xml:space="preserve"> </w:t>
+      </w:r>
+      <w:r>
+        <w:t xml:space="preserve">to 1.59 pp (better in 20 of 24 cells), whereas anchoring to a national total</w:t>
+      </w:r>
+      <w:r>
+        <w:t xml:space="preserve"> </w:t>
+      </w:r>
+      <w:r>
+        <w:t xml:space="preserve">did not, and an oracle national level improved district error by only 0.23 pp.</w:t>
       </w:r>
     </w:p>
     <w:p>
@@ -481,7 +529,31 @@
         <w:t xml:space="preserve"> </w:t>
       </w:r>
       <w:r>
-        <w:t xml:space="preserve">decisions.</w:t>
+        <w:t xml:space="preserve">decisions. Where a district map is nonetheless required, the survey should</w:t>
+      </w:r>
+      <w:r>
+        <w:t xml:space="preserve"> </w:t>
+      </w:r>
+      <w:r>
+        <w:t xml:space="preserve">supply the level and the model only the within-region pattern: regional</w:t>
+      </w:r>
+      <w:r>
+        <w:t xml:space="preserve"> </w:t>
+      </w:r>
+      <w:r>
+        <w:t xml:space="preserve">anchoring is worth more than any estimator choice we tested, and a</w:t>
+      </w:r>
+      <w:r>
+        <w:t xml:space="preserve"> </w:t>
+      </w:r>
+      <w:r>
+        <w:t xml:space="preserve">transported map for a country with no survey of its own — which has no anchor</w:t>
+      </w:r>
+      <w:r>
+        <w:t xml:space="preserve"> </w:t>
+      </w:r>
+      <w:r>
+        <w:t xml:space="preserve">available — should be read as a ranking rather than as a set of prevalences.</w:t>
       </w:r>
     </w:p>
     <w:bookmarkStart w:id="20" w:name="introduction"/>
@@ -3010,7 +3082,7 @@
           <w:rPr>
             <w:rStyle w:val="Hyperlink"/>
           </w:rPr>
-          <w:t xml:space="preserve">Table 6</w:t>
+          <w:t xml:space="preserve">Table 7</w:t>
         </w:r>
       </w:hyperlink>
       <w:r>
@@ -4186,7 +4258,7 @@
     </w:p>
     <w:bookmarkEnd w:id="26"/>
     <w:bookmarkEnd w:id="27"/>
-    <w:bookmarkStart w:id="63" w:name="results"/>
+    <w:bookmarkStart w:id="68" w:name="results"/>
     <w:p>
       <w:pPr>
         <w:pStyle w:val="Heading1"/>
@@ -31548,7 +31620,7 @@
           <w:rPr>
             <w:rStyle w:val="Hyperlink"/>
           </w:rPr>
-          <w:t xml:space="preserve">Table 6</w:t>
+          <w:t xml:space="preserve">Table 7</w:t>
         </w:r>
       </w:hyperlink>
       <w:r>
@@ -34627,7 +34699,7 @@
           <w:rPr>
             <w:rStyle w:val="Hyperlink"/>
           </w:rPr>
-          <w:t xml:space="preserve">Table 6</w:t>
+          <w:t xml:space="preserve">Table 7</w:t>
         </w:r>
       </w:hyperlink>
       <w:r>
@@ -39331,332 +39403,228 @@
       </w:tr>
     </w:tbl>
     <w:bookmarkEnd w:id="44"/>
-    <w:bookmarkStart w:id="46" w:name="Xd5671671c5e6012cba754b7c6de7f0569ea75d6"/>
+    <w:bookmarkStart w:id="46" w:name="sec-national-composition"/>
     <w:p>
       <w:pPr>
         <w:pStyle w:val="Heading2"/>
       </w:pPr>
       <w:r>
-        <w:t xml:space="preserve">3.6 Benchmark comparison against canonical methods</w:t>
+        <w:t xml:space="preserve">3.6 Can a predicted national level replace the missing survey?</w:t>
       </w:r>
     </w:p>
     <w:p>
       <w:pPr>
         <w:pStyle w:val="FirstParagraph"/>
       </w:pPr>
-      <w:r>
-        <w:t xml:space="preserve">Twenty-one comparator methods were evaluated alongside the prescreened</w:t>
-      </w:r>
-      <w:r>
-        <w:t xml:space="preserve"> </w:t>
-      </w:r>
-      <w:r>
-        <w:t xml:space="preserve">SuperLearner ensemble (</w:t>
-      </w:r>
-      <w:r>
-        <w:rPr>
-          <w:rStyle w:val="VerbatimChar"/>
-        </w:rPr>
-        <w:t xml:space="preserve">sl_prescreened</w:t>
-      </w:r>
-      <w:r>
-        <w:t xml:space="preserve">) across the 16 LOCO</w:t>
-      </w:r>
-      <w:r>
-        <w:t xml:space="preserve"> </w:t>
-      </w:r>
-      <w:r>
-        <w:t xml:space="preserve">outcome–holdout cells, spanning frequentist regressions (OLS/GLM,</w:t>
-      </w:r>
-      <w:r>
-        <w:t xml:space="preserve"> </w:t>
-      </w:r>
-      <w:r>
-        <w:t xml:space="preserve">quasi-binomial, beta regression, penalised/elastic-net), Bayesian SAE</w:t>
-      </w:r>
-      <w:r>
-        <w:t xml:space="preserve"> </w:t>
-      </w:r>
-      <w:r>
-        <w:t xml:space="preserve">(Fay–Herriot, BYM2), covariate-invariance and transportability-aware methods</w:t>
-      </w:r>
-      <w:r>
-        <w:t xml:space="preserve"> </w:t>
-      </w:r>
-      <w:r>
-        <w:t xml:space="preserve">(DAG-based selection, CORAL domain adaptation, forward LOCO-optimised</w:t>
-      </w:r>
-      <w:r>
-        <w:t xml:space="preserve"> </w:t>
-      </w:r>
-      <w:r>
-        <w:t xml:space="preserve">selection, a two-stage country-mean-plus-deviation model, a stacked</w:t>
-      </w:r>
-      <w:r>
-        <w:t xml:space="preserve"> </w:t>
-      </w:r>
-      <w:r>
-        <w:t xml:space="preserve">ensemble of the above), and two spatial methods with no or minimal</w:t>
-      </w:r>
-      <w:r>
-        <w:t xml:space="preserve"> </w:t>
-      </w:r>
-      <w:r>
-        <w:t xml:space="preserve">covariates (a coordinate-only smoother,</w:t>
-      </w:r>
-      <w:r>
-        <w:t xml:space="preserve"> </w:t>
-      </w:r>
-      <w:r>
-        <w:rPr>
-          <w:rStyle w:val="VerbatimChar"/>
-        </w:rPr>
-        <w:t xml:space="preserve">spatial_coords</w:t>
-      </w:r>
-      <w:r>
-        <w:t xml:space="preserve">, and a smoother</w:t>
-      </w:r>
-      <w:r>
-        <w:t xml:space="preserve"> </w:t>
-      </w:r>
-      <w:r>
-        <w:t xml:space="preserve">plus the eight most-transportable soil covariates,</w:t>
-      </w:r>
-      <w:r>
-        <w:t xml:space="preserve"> </w:t>
-      </w:r>
-      <w:r>
-        <w:rPr>
-          <w:rStyle w:val="VerbatimChar"/>
-        </w:rPr>
-        <w:t xml:space="preserve">spatial_plus_soil</w:t>
-      </w:r>
-      <w:r>
-        <w:t xml:space="preserve">)</w:t>
-      </w:r>
-      <w:r>
-        <w:t xml:space="preserve"> </w:t>
-      </w:r>
-      <w:r>
-        <w:t xml:space="preserve">(</w:t>
-      </w:r>
-      <w:hyperlink w:anchor="tbl-benchmarks">
+      <w:hyperlink w:anchor="sec-anchoring">
         <w:r>
           <w:rPr>
             <w:rStyle w:val="Hyperlink"/>
           </w:rPr>
-          <w:t xml:space="preserve">Table 6</w:t>
+          <w:t xml:space="preserve">Section 3.12</w:t>
         </w:r>
       </w:hyperlink>
       <w:r>
-        <w:t xml:space="preserve">). The prescreened SuperLearner ensemble matched or exceeded</w:t>
-      </w:r>
-      <w:r>
-        <w:t xml:space="preserve"> </w:t>
-      </w:r>
-      <w:r>
-        <w:t xml:space="preserve">the best of these 21 comparators on</w:t>
-      </w:r>
-      <w:r>
-        <w:t xml:space="preserve"> </w:t>
-      </w:r>
-      <w:r>
-        <w:rPr>
-          <w:b/>
-          <w:bCs/>
-        </w:rPr>
-        <w:t xml:space="preserve">0 of 16</w:t>
-      </w:r>
-      <w:r>
-        <w:t xml:space="preserve"> </w:t>
-      </w:r>
-      <w:r>
-        <w:t xml:space="preserve">evaluable holdouts (by</w:t>
-      </w:r>
-      <w:r>
-        <w:t xml:space="preserve"> </w:t>
-      </w:r>
-      <w:r>
-        <w:t xml:space="preserve">Pearson r), and had the lowest median Pearson r (0.001) of any comparator</w:t>
-      </w:r>
-      <w:r>
-        <w:t xml:space="preserve"> </w:t>
-      </w:r>
-      <w:r>
-        <w:t xml:space="preserve">method. The two spatial methods led on rank correlation</w:t>
-      </w:r>
-      <w:r>
-        <w:t xml:space="preserve"> </w:t>
-      </w:r>
-      <w:r>
-        <w:t xml:space="preserve">(</w:t>
-      </w:r>
-      <w:r>
-        <w:rPr>
-          <w:rStyle w:val="VerbatimChar"/>
-        </w:rPr>
-        <w:t xml:space="preserve">spatial_plus_soil</w:t>
-      </w:r>
-      <w:r>
-        <w:t xml:space="preserve"> </w:t>
-      </w:r>
-      <w:r>
-        <w:t xml:space="preserve">median r = 0.28,</w:t>
-      </w:r>
-      <w:r>
-        <w:t xml:space="preserve"> </w:t>
-      </w:r>
-      <w:r>
-        <w:rPr>
-          <w:rStyle w:val="VerbatimChar"/>
-        </w:rPr>
-        <w:t xml:space="preserve">spatial_coords</w:t>
-      </w:r>
-      <w:r>
-        <w:t xml:space="preserve"> </w:t>
-      </w:r>
-      <w:r>
-        <w:t xml:space="preserve">r = 0.27), consistent</w:t>
-      </w:r>
-      <w:r>
-        <w:t xml:space="preserve"> </w:t>
-      </w:r>
-      <w:r>
-        <w:t xml:space="preserve">with the admin-2 spatial-only result above (r = 0.39) — geography, not the</w:t>
-      </w:r>
-      <w:r>
-        <w:t xml:space="preserve"> </w:t>
-      </w:r>
-      <w:r>
-        <w:t xml:space="preserve">covariate ensemble, carries most of the transportable ranking signal. On</w:t>
-      </w:r>
-      <w:r>
-        <w:t xml:space="preserve"> </w:t>
-      </w:r>
-      <w:r>
-        <w:t xml:space="preserve">absolute error, however, a plain penalised regression had the lowest median</w:t>
-      </w:r>
-      <w:r>
-        <w:t xml:space="preserve"> </w:t>
-      </w:r>
-      <w:r>
-        <w:t xml:space="preserve">LOCO MAE (10.6 pp) — only modestly better than the national-mean null itself</w:t>
-      </w:r>
-      <w:r>
-        <w:t xml:space="preserve"> </w:t>
-      </w:r>
-      <w:r>
-        <w:t xml:space="preserve">(11.1 pp) — despite a near-zero median Pearson r (0.09), while the spatial</w:t>
-      </w:r>
-      <w:r>
-        <w:t xml:space="preserve"> </w:t>
-      </w:r>
-      <w:r>
-        <w:t xml:space="preserve">methods’ better ranking came with</w:t>
-      </w:r>
-      <w:r>
-        <w:t xml:space="preserve"> </w:t>
+        <w:t xml:space="preserve"> </w:t>
+      </w:r>
+      <w:r>
+        <w:t xml:space="preserve">shows that a district map’s level should come from a survey. A</w:t>
+      </w:r>
+      <w:r>
+        <w:t xml:space="preserve"> </w:t>
+      </w:r>
+      <w:r>
+        <w:t xml:space="preserve">country without one therefore needs its level from somewhere else, and the</w:t>
+      </w:r>
+      <w:r>
+        <w:t xml:space="preserve"> </w:t>
+      </w:r>
+      <w:r>
+        <w:t xml:space="preserve">natural candidate is a model fitted to national data. We built that model on the</w:t>
+      </w:r>
+      <w:r>
+        <w:t xml:space="preserve"> </w:t>
+      </w:r>
+      <w:r>
+        <w:t xml:space="preserve">WHO Vitamin and Mineral Nutrition Information System</w:t>
+      </w:r>
+      <w:r>
+        <w:t xml:space="preserve"> </w:t>
+      </w:r>
+      <w:r>
+        <w:t xml:space="preserve">(World Health Organization 2023)</w:t>
+      </w:r>
+      <w:r>
+        <w:t xml:space="preserve">, where the unit</w:t>
+      </w:r>
+      <w:r>
+        <w:t xml:space="preserve"> </w:t>
+      </w:r>
+      <w:r>
+        <w:t xml:space="preserve">of observation is the country-survey rather than the district: after joining to</w:t>
+      </w:r>
+      <w:r>
+        <w:t xml:space="preserve"> </w:t>
+      </w:r>
+      <w:r>
+        <w:t xml:space="preserve">World Bank national indicators, the vitamin A / preschool-children panel carries</w:t>
+      </w:r>
+      <w:r>
+        <w:t xml:space="preserve"> </w:t>
+      </w:r>
+      <w:r>
+        <w:t xml:space="preserve">108 surveys across 69 countries, an order of magnitude more design points for</w:t>
+      </w:r>
+      <w:r>
+        <w:t xml:space="preserve"> </w:t>
+      </w:r>
+      <w:r>
+        <w:t xml:space="preserve">the between-country relationship than aggregating a four-country district model</w:t>
+      </w:r>
+      <w:r>
+        <w:t xml:space="preserve"> </w:t>
+      </w:r>
+      <w:r>
+        <w:t xml:space="preserve">can offer. Evaluation is leave-one-country-out, so no survey from the target</w:t>
+      </w:r>
+      <w:r>
+        <w:t xml:space="preserve"> </w:t>
+      </w:r>
+      <w:r>
+        <w:t xml:space="preserve">country contributes at any date.</w:t>
+      </w:r>
+    </w:p>
+    <w:p>
+      <w:pPr>
+        <w:pStyle w:val="BodyText"/>
+      </w:pPr>
+      <w:r>
+        <w:t xml:space="preserve">The model is competent at the task it was built for. On that panel it reaches</w:t>
+      </w:r>
+      <w:r>
+        <w:t xml:space="preserve"> </w:t>
+      </w:r>
+      <m:oMath>
+        <m:r>
+          <m:t>r</m:t>
+        </m:r>
+        <m:r>
+          <m:rPr>
+            <m:sty m:val="p"/>
+          </m:rPr>
+          <m:t>=</m:t>
+        </m:r>
+        <m:r>
+          <m:t>0.655</m:t>
+        </m:r>
+      </m:oMath>
+      <w:r>
+        <w:t xml:space="preserve"> </w:t>
+      </w:r>
+      <w:r>
+        <w:t xml:space="preserve">against a variance-component noise ceiling of 0.818 — 80% of what is</w:t>
+      </w:r>
+      <w:r>
+        <w:t xml:space="preserve"> </w:t>
+      </w:r>
+      <w:r>
+        <w:t xml:space="preserve">attainable — where the ceiling separates between-country signal from</w:t>
+      </w:r>
+      <w:r>
+        <w:t xml:space="preserve"> </w:t>
+      </w:r>
+      <w:r>
+        <w:t xml:space="preserve">survey-method heterogeneity, residual temporal change and binomial sampling</w:t>
+      </w:r>
+      <w:r>
+        <w:t xml:space="preserve"> </w:t>
+      </w:r>
+      <w:r>
+        <w:t xml:space="preserve">error, using the sample sizes VMNIS records. We note that two ceilings for this</w:t>
+      </w:r>
+      <w:r>
+        <w:t xml:space="preserve"> </w:t>
+      </w:r>
+      <w:r>
+        <w:t xml:space="preserve">panel have previously been quoted (0.66 and 0.505); they differ only in whether</w:t>
+      </w:r>
+      <w:r>
+        <w:t xml:space="preserve"> </w:t>
+      </w:r>
+      <w:r>
+        <w:t xml:space="preserve">repeat surveys are grouped by country-year or by country-year-</w:t>
       </w:r>
       <w:r>
         <w:rPr>
           <w:i/>
           <w:iCs/>
         </w:rPr>
-        <w:t xml:space="preserve">worse</w:t>
-      </w:r>
-      <w:r>
-        <w:t xml:space="preserve"> </w:t>
-      </w:r>
-      <w:r>
-        <w:t xml:space="preserve">absolute error (MAE 11.6–13.1 pp).</w:t>
-      </w:r>
-      <w:r>
-        <w:t xml:space="preserve"> </w:t>
-      </w:r>
-      <w:r>
-        <w:t xml:space="preserve">Level and pattern are therefore transported best by different methods, and</w:t>
-      </w:r>
-      <w:r>
-        <w:t xml:space="preserve"> </w:t>
-      </w:r>
-      <w:r>
-        <w:t xml:space="preserve">neither is transported well by any single method, including the SuperLearner</w:t>
-      </w:r>
-      <w:r>
-        <w:t xml:space="preserve"> </w:t>
-      </w:r>
-      <w:r>
-        <w:t xml:space="preserve">ensemble. As noted in Methods, we treat</w:t>
-      </w:r>
-      <w:r>
-        <w:t xml:space="preserve"> </w:t>
-      </w:r>
-      <w:r>
-        <w:rPr>
-          <w:rStyle w:val="VerbatimChar"/>
-        </w:rPr>
-        <w:t xml:space="preserve">spatial_plus_soil</w:t>
-      </w:r>
-      <w:r>
-        <w:t xml:space="preserve">’s apparent lead with</w:t>
-      </w:r>
-      <w:r>
-        <w:t xml:space="preserve"> </w:t>
-      </w:r>
-      <w:r>
-        <w:t xml:space="preserve">caution: it was originally selected using LOCO correlations computed on the</w:t>
-      </w:r>
-      <w:r>
-        <w:t xml:space="preserve"> </w:t>
-      </w:r>
-      <w:r>
-        <w:t xml:space="preserve">same held-out countries it is evaluated against here, and a leakage-corrected</w:t>
-      </w:r>
-      <w:r>
-        <w:t xml:space="preserve"> </w:t>
-      </w:r>
-      <w:r>
-        <w:t xml:space="preserve">re-derivation drops its correlation from 0.305 to 0.117 (</w:t>
-      </w:r>
-      <w:hyperlink w:anchor="sec-recipe-audit">
-        <w:r>
-          <w:rPr>
-            <w:rStyle w:val="Hyperlink"/>
-          </w:rPr>
-          <w:t xml:space="preserve">Section 3.4</w:t>
-        </w:r>
-      </w:hyperlink>
-      <w:r>
-        <w:t xml:space="preserve">) —</w:t>
-      </w:r>
-      <w:r>
-        <w:t xml:space="preserve"> </w:t>
-      </w:r>
-      <w:r>
-        <w:t xml:space="preserve">still consistent with spatial information leading the field, but by a</w:t>
-      </w:r>
-      <w:r>
-        <w:t xml:space="preserve"> </w:t>
-      </w:r>
-      <w:r>
-        <w:t xml:space="preserve">smaller margin than</w:t>
-      </w:r>
-      <w:r>
-        <w:t xml:space="preserve"> </w:t>
-      </w:r>
-      <w:hyperlink w:anchor="tbl-benchmarks">
-        <w:r>
-          <w:rPr>
-            <w:rStyle w:val="Hyperlink"/>
-          </w:rPr>
-          <w:t xml:space="preserve">Table 6</w:t>
-        </w:r>
-      </w:hyperlink>
-      <w:r>
-        <w:t xml:space="preserve"> </w:t>
-      </w:r>
-      <w:r>
-        <w:t xml:space="preserve">alone would suggest.</w:t>
+        <w:t xml:space="preserve">method</w:t>
+      </w:r>
+      <w:r>
+        <w:t xml:space="preserve">, an</w:t>
+      </w:r>
+      <w:r>
+        <w:t xml:space="preserve"> </w:t>
+      </w:r>
+      <w:r>
+        <w:t xml:space="preserve">arbitrary choice that decides what counts as error, which is why we estimate the</w:t>
+      </w:r>
+      <w:r>
+        <w:t xml:space="preserve"> </w:t>
+      </w:r>
+      <w:r>
+        <w:t xml:space="preserve">components directly instead.</w:t>
+      </w:r>
+    </w:p>
+    <w:p>
+      <w:pPr>
+        <w:pStyle w:val="BodyText"/>
+      </w:pPr>
+      <w:r>
+        <w:t xml:space="preserve">Composing nonetheless fails. We shifted each transported district map onto a</w:t>
+      </w:r>
+      <w:r>
+        <w:t xml:space="preserve"> </w:t>
+      </w:r>
+      <w:r>
+        <w:t xml:space="preserve">predicted national level and scored it against the survey’s own district</w:t>
+      </w:r>
+      <w:r>
+        <w:t xml:space="preserve"> </w:t>
+      </w:r>
+      <w:r>
+        <w:t xml:space="preserve">prevalences, alongside a no-anchor arm, a no-covariate national level, and an</w:t>
+      </w:r>
+      <w:r>
+        <w:t xml:space="preserve"> </w:t>
+      </w:r>
+      <w:r>
+        <w:t xml:space="preserve">oracle arm given the survey’s true national total. Because VMNIS holds no iron</w:t>
+      </w:r>
+      <w:r>
+        <w:t xml:space="preserve"> </w:t>
+      </w:r>
+      <w:r>
+        <w:t xml:space="preserve">or ferritin panel and the transport predictions cover iron and vitamin A, the</w:t>
+      </w:r>
+      <w:r>
+        <w:t xml:space="preserve"> </w:t>
+      </w:r>
+      <w:r>
+        <w:t xml:space="preserve">comparison is available for vitamin A only, on 2 outcomes × 4 countries — and</w:t>
+      </w:r>
+      <w:r>
+        <w:t xml:space="preserve"> </w:t>
+      </w:r>
+      <w:r>
+        <w:t xml:space="preserve">vitamin A / preschool children is VMNIS’s strongest panel, so this is an upper</w:t>
+      </w:r>
+      <w:r>
+        <w:t xml:space="preserve"> </w:t>
+      </w:r>
+      <w:r>
+        <w:t xml:space="preserve">bound rather than an average.</w:t>
       </w:r>
     </w:p>
     <w:tbl>
@@ -39672,7 +39640,7 @@
       <w:tr>
         <w:tc>
           <w:tcPr/>
-          <w:bookmarkStart w:id="45" w:name="tbl-benchmarks"/>
+          <w:bookmarkStart w:id="45" w:name="tbl-national-composition"/>
           <w:p>
             <w:pPr>
               <w:jc w:val="center"/>
@@ -39683,7 +39651,792 @@
               <w:pStyle w:val="ImageCaption"/>
             </w:pPr>
             <w:r>
-              <w:t xml:space="preserve">Table 6: LOCO transportability: prescreened SuperLearner vs benchmark methods. Pearson r between predicted and observed admin-2 prevalence. From results/tables/benchmarks_all.csv.</w:t>
+              <w:t xml:space="preserve">Table 6: Composing a predicted national level onto a transported district map.</w:t>
+            </w:r>
+          </w:p>
+          <w:tbl>
+            <w:tblPr>
+              <w:tblStyle w:val="Table"/>
+              <w:tblW w:type="auto" w:w="0"/>
+              <w:tblLook w:firstRow="1" w:lastRow="0" w:firstColumn="0" w:lastColumn="0" w:noHBand="0" w:noVBand="0" w:val="0020"/>
+            </w:tblPr>
+            <w:tblGrid>
+              <w:gridCol w:w="1980"/>
+              <w:gridCol w:w="1980"/>
+              <w:gridCol w:w="1980"/>
+              <w:gridCol w:w="1980"/>
+            </w:tblGrid>
+            <w:tr>
+              <w:trPr>
+                <w:tblHeader w:val="on"/>
+              </w:trPr>
+              <w:tc>
+                <w:tcPr/>
+                <w:p>
+                  <w:pPr>
+                    <w:pStyle w:val="Compact"/>
+                    <w:jc w:val="left"/>
+                    <w:jc w:val="center"/>
+                  </w:pPr>
+                  <w:r>
+                    <w:t xml:space="preserve">Arm</w:t>
+                  </w:r>
+                </w:p>
+              </w:tc>
+              <w:tc>
+                <w:tcPr/>
+                <w:p>
+                  <w:pPr>
+                    <w:pStyle w:val="Compact"/>
+                    <w:jc w:val="right"/>
+                    <w:jc w:val="center"/>
+                  </w:pPr>
+                  <w:r>
+                    <w:t xml:space="preserve">MAE (pp)</w:t>
+                  </w:r>
+                </w:p>
+              </w:tc>
+              <w:tc>
+                <w:tcPr/>
+                <w:p>
+                  <w:pPr>
+                    <w:pStyle w:val="Compact"/>
+                    <w:jc w:val="right"/>
+                    <w:jc w:val="center"/>
+                  </w:pPr>
+                  <w:r>
+                    <w:t xml:space="preserve">Mean |bias| (pp)</w:t>
+                  </w:r>
+                </w:p>
+              </w:tc>
+              <w:tc>
+                <w:tcPr/>
+                <w:p>
+                  <w:pPr>
+                    <w:pStyle w:val="Compact"/>
+                    <w:jc w:val="left"/>
+                    <w:jc w:val="center"/>
+                  </w:pPr>
+                  <w:r>
+                    <w:t xml:space="preserve">Better than no level</w:t>
+                  </w:r>
+                </w:p>
+              </w:tc>
+            </w:tr>
+            <w:tr>
+              <w:tc>
+                <w:tcPr/>
+                <w:p>
+                  <w:pPr>
+                    <w:pStyle w:val="Compact"/>
+                    <w:jc w:val="left"/>
+                    <w:jc w:val="center"/>
+                  </w:pPr>
+                  <w:r>
+                    <w:t xml:space="preserve">Transported, no level</w:t>
+                  </w:r>
+                </w:p>
+              </w:tc>
+              <w:tc>
+                <w:tcPr/>
+                <w:p>
+                  <w:pPr>
+                    <w:pStyle w:val="Compact"/>
+                    <w:jc w:val="right"/>
+                    <w:jc w:val="center"/>
+                  </w:pPr>
+                  <w:r>
+                    <w:t xml:space="preserve">5.81</w:t>
+                  </w:r>
+                </w:p>
+              </w:tc>
+              <w:tc>
+                <w:tcPr/>
+                <w:p>
+                  <w:pPr>
+                    <w:pStyle w:val="Compact"/>
+                    <w:jc w:val="right"/>
+                    <w:jc w:val="center"/>
+                  </w:pPr>
+                  <w:r>
+                    <w:t xml:space="preserve">3.35</w:t>
+                  </w:r>
+                </w:p>
+              </w:tc>
+              <w:tc>
+                <w:tcPr/>
+                <w:p>
+                  <w:pPr>
+                    <w:pStyle w:val="Compact"/>
+                    <w:jc w:val="left"/>
+                    <w:jc w:val="center"/>
+                  </w:pPr>
+                  <w:r>
+                    <w:t xml:space="preserve">—</w:t>
+                  </w:r>
+                </w:p>
+              </w:tc>
+            </w:tr>
+            <w:tr>
+              <w:tc>
+                <w:tcPr/>
+                <w:p>
+                  <w:pPr>
+                    <w:pStyle w:val="Compact"/>
+                    <w:jc w:val="left"/>
+                    <w:jc w:val="center"/>
+                  </w:pPr>
+                  <w:r>
+                    <w:t xml:space="preserve">+ national null level</w:t>
+                  </w:r>
+                </w:p>
+              </w:tc>
+              <w:tc>
+                <w:tcPr/>
+                <w:p>
+                  <w:pPr>
+                    <w:pStyle w:val="Compact"/>
+                    <w:jc w:val="right"/>
+                    <w:jc w:val="center"/>
+                  </w:pPr>
+                  <w:r>
+                    <w:t xml:space="preserve">8.22</w:t>
+                  </w:r>
+                </w:p>
+              </w:tc>
+              <w:tc>
+                <w:tcPr/>
+                <w:p>
+                  <w:pPr>
+                    <w:pStyle w:val="Compact"/>
+                    <w:jc w:val="right"/>
+                    <w:jc w:val="center"/>
+                  </w:pPr>
+                  <w:r>
+                    <w:t xml:space="preserve">4.69</w:t>
+                  </w:r>
+                </w:p>
+              </w:tc>
+              <w:tc>
+                <w:tcPr/>
+                <w:p>
+                  <w:pPr>
+                    <w:pStyle w:val="Compact"/>
+                    <w:jc w:val="left"/>
+                    <w:jc w:val="center"/>
+                  </w:pPr>
+                  <w:r>
+                    <w:t xml:space="preserve">1/8</w:t>
+                  </w:r>
+                </w:p>
+              </w:tc>
+            </w:tr>
+            <w:tr>
+              <w:tc>
+                <w:tcPr/>
+                <w:p>
+                  <w:pPr>
+                    <w:pStyle w:val="Compact"/>
+                    <w:jc w:val="left"/>
+                    <w:jc w:val="center"/>
+                  </w:pPr>
+                  <w:r>
+                    <w:t xml:space="preserve">+ VMNIS predicted level</w:t>
+                  </w:r>
+                </w:p>
+              </w:tc>
+              <w:tc>
+                <w:tcPr/>
+                <w:p>
+                  <w:pPr>
+                    <w:pStyle w:val="Compact"/>
+                    <w:jc w:val="right"/>
+                    <w:jc w:val="center"/>
+                  </w:pPr>
+                  <w:r>
+                    <w:t xml:space="preserve">12.70</w:t>
+                  </w:r>
+                </w:p>
+              </w:tc>
+              <w:tc>
+                <w:tcPr/>
+                <w:p>
+                  <w:pPr>
+                    <w:pStyle w:val="Compact"/>
+                    <w:jc w:val="right"/>
+                    <w:jc w:val="center"/>
+                  </w:pPr>
+                  <w:r>
+                    <w:t xml:space="preserve">10.03</w:t>
+                  </w:r>
+                </w:p>
+              </w:tc>
+              <w:tc>
+                <w:tcPr/>
+                <w:p>
+                  <w:pPr>
+                    <w:pStyle w:val="Compact"/>
+                    <w:jc w:val="left"/>
+                    <w:jc w:val="center"/>
+                  </w:pPr>
+                  <w:r>
+                    <w:t xml:space="preserve">1/8</w:t>
+                  </w:r>
+                </w:p>
+              </w:tc>
+            </w:tr>
+            <w:tr>
+              <w:tc>
+                <w:tcPr/>
+                <w:p>
+                  <w:pPr>
+                    <w:pStyle w:val="Compact"/>
+                    <w:jc w:val="left"/>
+                    <w:jc w:val="center"/>
+                  </w:pPr>
+                  <w:r>
+                    <w:t xml:space="preserve">+ true national level (oracle)</w:t>
+                  </w:r>
+                </w:p>
+              </w:tc>
+              <w:tc>
+                <w:tcPr/>
+                <w:p>
+                  <w:pPr>
+                    <w:pStyle w:val="Compact"/>
+                    <w:jc w:val="right"/>
+                    <w:jc w:val="center"/>
+                  </w:pPr>
+                  <w:r>
+                    <w:t xml:space="preserve">5.58</w:t>
+                  </w:r>
+                </w:p>
+              </w:tc>
+              <w:tc>
+                <w:tcPr/>
+                <w:p>
+                  <w:pPr>
+                    <w:pStyle w:val="Compact"/>
+                    <w:jc w:val="right"/>
+                    <w:jc w:val="center"/>
+                  </w:pPr>
+                  <w:r>
+                    <w:t xml:space="preserve">0.73</w:t>
+                  </w:r>
+                </w:p>
+              </w:tc>
+              <w:tc>
+                <w:tcPr/>
+                <w:p>
+                  <w:pPr>
+                    <w:pStyle w:val="Compact"/>
+                    <w:jc w:val="left"/>
+                    <w:jc w:val="center"/>
+                  </w:pPr>
+                  <w:r>
+                    <w:t xml:space="preserve">4/8</w:t>
+                  </w:r>
+                </w:p>
+              </w:tc>
+            </w:tr>
+          </w:tbl>
+          <w:bookmarkEnd w:id="45"/>
+          <w:p/>
+        </w:tc>
+      </w:tr>
+    </w:tbl>
+    <w:p>
+      <w:pPr>
+        <w:pStyle w:val="BodyText"/>
+      </w:pPr>
+      <w:r>
+        <w:t xml:space="preserve">Two failures compound. First, the predicted level is on a different scale from</w:t>
+      </w:r>
+      <w:r>
+        <w:t xml:space="preserve"> </w:t>
+      </w:r>
+      <w:r>
+        <w:t xml:space="preserve">our surveys: 40.9 pp predicted for Sierra Leone against a true 12.2, and 31.2</w:t>
+      </w:r>
+      <w:r>
+        <w:t xml:space="preserve"> </w:t>
+      </w:r>
+      <w:r>
+        <w:t xml:space="preserve">against 9.2 for Malawi, with the no-covariate null beating the covariate model</w:t>
+      </w:r>
+      <w:r>
+        <w:t xml:space="preserve"> </w:t>
+      </w:r>
+      <w:r>
+        <w:t xml:space="preserve">in 6 of 8 cells. This is not a weak model but a model of a different quantity —</w:t>
+      </w:r>
+      <w:r>
+        <w:t xml:space="preserve"> </w:t>
+      </w:r>
+      <w:r>
+        <w:t xml:space="preserve">the same cross-survey level offset documented in</w:t>
+      </w:r>
+      <w:r>
+        <w:t xml:space="preserve"> </w:t>
+      </w:r>
+      <w:hyperlink w:anchor="sec-zscore">
+        <w:r>
+          <w:rPr>
+            <w:rStyle w:val="Hyperlink"/>
+          </w:rPr>
+          <w:t xml:space="preserve">Section 3.15</w:t>
+        </w:r>
+      </w:hyperlink>
+      <w:r>
+        <w:t xml:space="preserve">, since VMNIS</w:t>
+      </w:r>
+      <w:r>
+        <w:t xml:space="preserve"> </w:t>
+      </w:r>
+      <w:r>
+        <w:t xml:space="preserve">records what national surveys report under their own assays and inflammation</w:t>
+      </w:r>
+      <w:r>
+        <w:t xml:space="preserve"> </w:t>
+      </w:r>
+      <w:r>
+        <w:t xml:space="preserve">adjustments.</w:t>
+      </w:r>
+    </w:p>
+    <w:p>
+      <w:pPr>
+        <w:pStyle w:val="BodyText"/>
+      </w:pPr>
+      <w:r>
+        <w:t xml:space="preserve">Second, and decisively,</w:t>
+      </w:r>
+      <w:r>
+        <w:t xml:space="preserve"> </w:t>
+      </w:r>
+      <w:r>
+        <w:rPr>
+          <w:b/>
+          <w:bCs/>
+        </w:rPr>
+        <w:t xml:space="preserve">even a perfect national level buys almost nothing</w:t>
+      </w:r>
+      <w:r>
+        <w:t xml:space="preserve">:</w:t>
+      </w:r>
+      <w:r>
+        <w:t xml:space="preserve"> </w:t>
+      </w:r>
+      <w:r>
+        <w:t xml:space="preserve">5.81 to 5.58 pp, better in only 4 of 8 cells. The ceiling on this entire</w:t>
+      </w:r>
+      <w:r>
+        <w:t xml:space="preserve"> </w:t>
+      </w:r>
+      <w:r>
+        <w:t xml:space="preserve">approach is therefore about a quarter of a percentage point, and no further</w:t>
+      </w:r>
+      <w:r>
+        <w:t xml:space="preserve"> </w:t>
+      </w:r>
+      <w:r>
+        <w:t xml:space="preserve">investment in national modelling can raise it. The reason is the one</w:t>
+      </w:r>
+      <w:r>
+        <w:t xml:space="preserve"> </w:t>
+      </w:r>
+      <w:hyperlink w:anchor="sec-anchoring">
+        <w:r>
+          <w:rPr>
+            <w:rStyle w:val="Hyperlink"/>
+          </w:rPr>
+          <w:t xml:space="preserve">Section 3.12</w:t>
+        </w:r>
+      </w:hyperlink>
+      <w:r>
+        <w:t xml:space="preserve"> </w:t>
+      </w:r>
+      <w:r>
+        <w:t xml:space="preserve">already gives from the other direction: a national number</w:t>
+      </w:r>
+      <w:r>
+        <w:t xml:space="preserve"> </w:t>
+      </w:r>
+      <w:r>
+        <w:t xml:space="preserve">displaces every district equally, whereas the anchor that pays corrects region</w:t>
+      </w:r>
+      <w:r>
+        <w:t xml:space="preserve"> </w:t>
+      </w:r>
+      <w:r>
+        <w:t xml:space="preserve">by region — and that requires a survey, which is precisely what the target</w:t>
+      </w:r>
+      <w:r>
+        <w:t xml:space="preserve"> </w:t>
+      </w:r>
+      <w:r>
+        <w:t xml:space="preserve">country lacks. The national model remains useful for ranking countries; it</w:t>
+      </w:r>
+      <w:r>
+        <w:t xml:space="preserve"> </w:t>
+      </w:r>
+      <w:r>
+        <w:t xml:space="preserve">cannot supply a district map’s level.</w:t>
+      </w:r>
+    </w:p>
+    <w:bookmarkEnd w:id="46"/>
+    <w:bookmarkStart w:id="48" w:name="Xd5671671c5e6012cba754b7c6de7f0569ea75d6"/>
+    <w:p>
+      <w:pPr>
+        <w:pStyle w:val="Heading2"/>
+      </w:pPr>
+      <w:r>
+        <w:t xml:space="preserve">3.7 Benchmark comparison against canonical methods</w:t>
+      </w:r>
+    </w:p>
+    <w:p>
+      <w:pPr>
+        <w:pStyle w:val="FirstParagraph"/>
+      </w:pPr>
+      <w:r>
+        <w:t xml:space="preserve">Twenty-one comparator methods were evaluated alongside the prescreened</w:t>
+      </w:r>
+      <w:r>
+        <w:t xml:space="preserve"> </w:t>
+      </w:r>
+      <w:r>
+        <w:t xml:space="preserve">SuperLearner ensemble (</w:t>
+      </w:r>
+      <w:r>
+        <w:rPr>
+          <w:rStyle w:val="VerbatimChar"/>
+        </w:rPr>
+        <w:t xml:space="preserve">sl_prescreened</w:t>
+      </w:r>
+      <w:r>
+        <w:t xml:space="preserve">) across the 16 LOCO</w:t>
+      </w:r>
+      <w:r>
+        <w:t xml:space="preserve"> </w:t>
+      </w:r>
+      <w:r>
+        <w:t xml:space="preserve">outcome–holdout cells, spanning frequentist regressions (OLS/GLM,</w:t>
+      </w:r>
+      <w:r>
+        <w:t xml:space="preserve"> </w:t>
+      </w:r>
+      <w:r>
+        <w:t xml:space="preserve">quasi-binomial, beta regression, penalised/elastic-net), Bayesian SAE</w:t>
+      </w:r>
+      <w:r>
+        <w:t xml:space="preserve"> </w:t>
+      </w:r>
+      <w:r>
+        <w:t xml:space="preserve">(Fay–Herriot, BYM2), covariate-invariance and transportability-aware methods</w:t>
+      </w:r>
+      <w:r>
+        <w:t xml:space="preserve"> </w:t>
+      </w:r>
+      <w:r>
+        <w:t xml:space="preserve">(DAG-based selection, CORAL domain adaptation, forward LOCO-optimised</w:t>
+      </w:r>
+      <w:r>
+        <w:t xml:space="preserve"> </w:t>
+      </w:r>
+      <w:r>
+        <w:t xml:space="preserve">selection, a two-stage country-mean-plus-deviation model, a stacked</w:t>
+      </w:r>
+      <w:r>
+        <w:t xml:space="preserve"> </w:t>
+      </w:r>
+      <w:r>
+        <w:t xml:space="preserve">ensemble of the above), and two spatial methods with no or minimal</w:t>
+      </w:r>
+      <w:r>
+        <w:t xml:space="preserve"> </w:t>
+      </w:r>
+      <w:r>
+        <w:t xml:space="preserve">covariates (a coordinate-only smoother,</w:t>
+      </w:r>
+      <w:r>
+        <w:t xml:space="preserve"> </w:t>
+      </w:r>
+      <w:r>
+        <w:rPr>
+          <w:rStyle w:val="VerbatimChar"/>
+        </w:rPr>
+        <w:t xml:space="preserve">spatial_coords</w:t>
+      </w:r>
+      <w:r>
+        <w:t xml:space="preserve">, and a smoother</w:t>
+      </w:r>
+      <w:r>
+        <w:t xml:space="preserve"> </w:t>
+      </w:r>
+      <w:r>
+        <w:t xml:space="preserve">plus the eight most-transportable soil covariates,</w:t>
+      </w:r>
+      <w:r>
+        <w:t xml:space="preserve"> </w:t>
+      </w:r>
+      <w:r>
+        <w:rPr>
+          <w:rStyle w:val="VerbatimChar"/>
+        </w:rPr>
+        <w:t xml:space="preserve">spatial_plus_soil</w:t>
+      </w:r>
+      <w:r>
+        <w:t xml:space="preserve">)</w:t>
+      </w:r>
+      <w:r>
+        <w:t xml:space="preserve"> </w:t>
+      </w:r>
+      <w:r>
+        <w:t xml:space="preserve">(</w:t>
+      </w:r>
+      <w:hyperlink w:anchor="tbl-benchmarks">
+        <w:r>
+          <w:rPr>
+            <w:rStyle w:val="Hyperlink"/>
+          </w:rPr>
+          <w:t xml:space="preserve">Table 7</w:t>
+        </w:r>
+      </w:hyperlink>
+      <w:r>
+        <w:t xml:space="preserve">). The prescreened SuperLearner ensemble matched or exceeded</w:t>
+      </w:r>
+      <w:r>
+        <w:t xml:space="preserve"> </w:t>
+      </w:r>
+      <w:r>
+        <w:t xml:space="preserve">the best of these 21 comparators on</w:t>
+      </w:r>
+      <w:r>
+        <w:t xml:space="preserve"> </w:t>
+      </w:r>
+      <w:r>
+        <w:rPr>
+          <w:b/>
+          <w:bCs/>
+        </w:rPr>
+        <w:t xml:space="preserve">0 of 16</w:t>
+      </w:r>
+      <w:r>
+        <w:t xml:space="preserve"> </w:t>
+      </w:r>
+      <w:r>
+        <w:t xml:space="preserve">evaluable holdouts (by</w:t>
+      </w:r>
+      <w:r>
+        <w:t xml:space="preserve"> </w:t>
+      </w:r>
+      <w:r>
+        <w:t xml:space="preserve">Pearson r), and had the lowest median Pearson r (0.001) of any comparator</w:t>
+      </w:r>
+      <w:r>
+        <w:t xml:space="preserve"> </w:t>
+      </w:r>
+      <w:r>
+        <w:t xml:space="preserve">method. The two spatial methods led on rank correlation</w:t>
+      </w:r>
+      <w:r>
+        <w:t xml:space="preserve"> </w:t>
+      </w:r>
+      <w:r>
+        <w:t xml:space="preserve">(</w:t>
+      </w:r>
+      <w:r>
+        <w:rPr>
+          <w:rStyle w:val="VerbatimChar"/>
+        </w:rPr>
+        <w:t xml:space="preserve">spatial_plus_soil</w:t>
+      </w:r>
+      <w:r>
+        <w:t xml:space="preserve"> </w:t>
+      </w:r>
+      <w:r>
+        <w:t xml:space="preserve">median r = 0.28,</w:t>
+      </w:r>
+      <w:r>
+        <w:t xml:space="preserve"> </w:t>
+      </w:r>
+      <w:r>
+        <w:rPr>
+          <w:rStyle w:val="VerbatimChar"/>
+        </w:rPr>
+        <w:t xml:space="preserve">spatial_coords</w:t>
+      </w:r>
+      <w:r>
+        <w:t xml:space="preserve"> </w:t>
+      </w:r>
+      <w:r>
+        <w:t xml:space="preserve">r = 0.27), consistent</w:t>
+      </w:r>
+      <w:r>
+        <w:t xml:space="preserve"> </w:t>
+      </w:r>
+      <w:r>
+        <w:t xml:space="preserve">with the admin-2 spatial-only result above (r = 0.39) — geography, not the</w:t>
+      </w:r>
+      <w:r>
+        <w:t xml:space="preserve"> </w:t>
+      </w:r>
+      <w:r>
+        <w:t xml:space="preserve">covariate ensemble, carries most of the transportable ranking signal. On</w:t>
+      </w:r>
+      <w:r>
+        <w:t xml:space="preserve"> </w:t>
+      </w:r>
+      <w:r>
+        <w:t xml:space="preserve">absolute error, however, a plain penalised regression had the lowest median</w:t>
+      </w:r>
+      <w:r>
+        <w:t xml:space="preserve"> </w:t>
+      </w:r>
+      <w:r>
+        <w:t xml:space="preserve">LOCO MAE (10.6 pp) — only modestly better than the national-mean null itself</w:t>
+      </w:r>
+      <w:r>
+        <w:t xml:space="preserve"> </w:t>
+      </w:r>
+      <w:r>
+        <w:t xml:space="preserve">(11.1 pp) — despite a near-zero median Pearson r (0.09), while the spatial</w:t>
+      </w:r>
+      <w:r>
+        <w:t xml:space="preserve"> </w:t>
+      </w:r>
+      <w:r>
+        <w:t xml:space="preserve">methods’ better ranking came with</w:t>
+      </w:r>
+      <w:r>
+        <w:t xml:space="preserve"> </w:t>
+      </w:r>
+      <w:r>
+        <w:rPr>
+          <w:i/>
+          <w:iCs/>
+        </w:rPr>
+        <w:t xml:space="preserve">worse</w:t>
+      </w:r>
+      <w:r>
+        <w:t xml:space="preserve"> </w:t>
+      </w:r>
+      <w:r>
+        <w:t xml:space="preserve">absolute error (MAE 11.6–13.1 pp).</w:t>
+      </w:r>
+      <w:r>
+        <w:t xml:space="preserve"> </w:t>
+      </w:r>
+      <w:r>
+        <w:t xml:space="preserve">Level and pattern are therefore transported best by different methods, and</w:t>
+      </w:r>
+      <w:r>
+        <w:t xml:space="preserve"> </w:t>
+      </w:r>
+      <w:r>
+        <w:t xml:space="preserve">neither is transported well by any single method, including the SuperLearner</w:t>
+      </w:r>
+      <w:r>
+        <w:t xml:space="preserve"> </w:t>
+      </w:r>
+      <w:r>
+        <w:t xml:space="preserve">ensemble. As noted in Methods, we treat</w:t>
+      </w:r>
+      <w:r>
+        <w:t xml:space="preserve"> </w:t>
+      </w:r>
+      <w:r>
+        <w:rPr>
+          <w:rStyle w:val="VerbatimChar"/>
+        </w:rPr>
+        <w:t xml:space="preserve">spatial_plus_soil</w:t>
+      </w:r>
+      <w:r>
+        <w:t xml:space="preserve">’s apparent lead with</w:t>
+      </w:r>
+      <w:r>
+        <w:t xml:space="preserve"> </w:t>
+      </w:r>
+      <w:r>
+        <w:t xml:space="preserve">caution: it was originally selected using LOCO correlations computed on the</w:t>
+      </w:r>
+      <w:r>
+        <w:t xml:space="preserve"> </w:t>
+      </w:r>
+      <w:r>
+        <w:t xml:space="preserve">same held-out countries it is evaluated against here, and a leakage-corrected</w:t>
+      </w:r>
+      <w:r>
+        <w:t xml:space="preserve"> </w:t>
+      </w:r>
+      <w:r>
+        <w:t xml:space="preserve">re-derivation drops its correlation from 0.305 to 0.117 (</w:t>
+      </w:r>
+      <w:hyperlink w:anchor="sec-recipe-audit">
+        <w:r>
+          <w:rPr>
+            <w:rStyle w:val="Hyperlink"/>
+          </w:rPr>
+          <w:t xml:space="preserve">Section 3.4</w:t>
+        </w:r>
+      </w:hyperlink>
+      <w:r>
+        <w:t xml:space="preserve">) —</w:t>
+      </w:r>
+      <w:r>
+        <w:t xml:space="preserve"> </w:t>
+      </w:r>
+      <w:r>
+        <w:t xml:space="preserve">still consistent with spatial information leading the field, but by a</w:t>
+      </w:r>
+      <w:r>
+        <w:t xml:space="preserve"> </w:t>
+      </w:r>
+      <w:r>
+        <w:t xml:space="preserve">smaller margin than</w:t>
+      </w:r>
+      <w:r>
+        <w:t xml:space="preserve"> </w:t>
+      </w:r>
+      <w:hyperlink w:anchor="tbl-benchmarks">
+        <w:r>
+          <w:rPr>
+            <w:rStyle w:val="Hyperlink"/>
+          </w:rPr>
+          <w:t xml:space="preserve">Table 7</w:t>
+        </w:r>
+      </w:hyperlink>
+      <w:r>
+        <w:t xml:space="preserve"> </w:t>
+      </w:r>
+      <w:r>
+        <w:t xml:space="preserve">alone would suggest.</w:t>
+      </w:r>
+    </w:p>
+    <w:tbl>
+      <w:tblPr>
+        <w:tblStyle w:val="Table"/>
+        <w:tblW w:type="pct" w:w="5000"/>
+        <w:tblLayout w:type="fixed"/>
+        <w:tblLook w:firstRow="0" w:lastRow="0" w:firstColumn="0" w:lastColumn="0" w:noHBand="0" w:noVBand="0" w:val="0000"/>
+      </w:tblPr>
+      <w:tblGrid>
+        <w:gridCol w:w="7920"/>
+      </w:tblGrid>
+      <w:tr>
+        <w:tc>
+          <w:tcPr/>
+          <w:bookmarkStart w:id="47" w:name="tbl-benchmarks"/>
+          <w:p>
+            <w:pPr>
+              <w:jc w:val="center"/>
+            </w:pPr>
+            <w:pPr>
+              <w:jc w:val="start"/>
+              <w:spacing w:before="200"/>
+              <w:pStyle w:val="ImageCaption"/>
+            </w:pPr>
+            <w:r>
+              <w:t xml:space="preserve">Table 7: LOCO transportability: prescreened SuperLearner vs benchmark methods. Pearson r between predicted and observed admin-2 prevalence. From results/tables/benchmarks_all.csv.</w:t>
             </w:r>
           </w:p>
           <w:tbl>
@@ -44839,19 +45592,19 @@
               </w:tc>
             </w:tr>
           </w:tbl>
-          <w:bookmarkEnd w:id="45"/>
+          <w:bookmarkEnd w:id="47"/>
           <w:p/>
         </w:tc>
       </w:tr>
     </w:tbl>
-    <w:bookmarkEnd w:id="46"/>
-    <w:bookmarkStart w:id="51" w:name="Xc593a192c9af1d169522948dc5bcf261635606a"/>
+    <w:bookmarkEnd w:id="48"/>
+    <w:bookmarkStart w:id="53" w:name="Xc593a192c9af1d169522948dc5bcf261635606a"/>
     <w:p>
       <w:pPr>
         <w:pStyle w:val="Heading2"/>
       </w:pPr>
       <w:r>
-        <w:t xml:space="preserve">3.7 Supplementary all-methods comparison on a representative outcome</w:t>
+        <w:t xml:space="preserve">3.8 Supplementary all-methods comparison on a representative outcome</w:t>
       </w:r>
     </w:p>
     <w:p>
@@ -44928,7 +45681,7 @@
       <w:tr>
         <w:tc>
           <w:tcPr/>
-          <w:bookmarkStart w:id="50" w:name="fig-all-methods-iron"/>
+          <w:bookmarkStart w:id="52" w:name="fig-all-methods-iron"/>
           <w:p>
             <w:pPr>
               <w:pStyle w:val="Compact"/>
@@ -44939,18 +45692,18 @@
                 <wp:inline>
                   <wp:extent cx="5334000" cy="2872153"/>
                   <wp:effectExtent b="0" l="0" r="0" t="0"/>
-                  <wp:docPr descr="" title="" id="48" name="Picture"/>
+                  <wp:docPr descr="" title="" id="50" name="Picture"/>
                   <a:graphic>
                     <a:graphicData uri="http://schemas.openxmlformats.org/drawingml/2006/picture">
                       <pic:pic>
                         <pic:nvPicPr>
-                          <pic:cNvPr descr="../results/figures/all_methods_child_iron.png" id="49" name="Picture"/>
+                          <pic:cNvPr descr="../results/figures/all_methods_child_iron.png" id="51" name="Picture"/>
                           <pic:cNvPicPr>
                             <a:picLocks noChangeArrowheads="1" noChangeAspect="1"/>
                           </pic:cNvPicPr>
                         </pic:nvPicPr>
                         <pic:blipFill>
-                          <a:blip r:embed="rId47"/>
+                          <a:blip r:embed="rId49"/>
                           <a:stretch>
                             <a:fillRect/>
                           </a:stretch>
@@ -44990,7 +45743,7 @@
               <w:t xml:space="preserve">Figure 3: Supplementary all-methods comparison for child iron deficiency. (a) Within-country 5-fold cross-validation Pearson r per method, with one dot per country and X-marks denoting the mean across the four countries. (b) Leave-one-country-out transportability Pearson r per method, with one dot per held-out country. Methods are ordered by mean LOCO r. The supplementary figure source data are in results/tables/all_methods_child_iron.csv.</w:t>
             </w:r>
           </w:p>
-          <w:bookmarkEnd w:id="50"/>
+          <w:bookmarkEnd w:id="52"/>
         </w:tc>
       </w:tr>
     </w:tbl>
@@ -45098,14 +45851,14 @@
         <w:t xml:space="preserve">help out-of-country.</w:t>
       </w:r>
     </w:p>
-    <w:bookmarkEnd w:id="51"/>
-    <w:bookmarkStart w:id="52" w:name="Xa2e5746a53e3a889f7b3d910dbcfb5a5009b7e7"/>
+    <w:bookmarkEnd w:id="53"/>
+    <w:bookmarkStart w:id="54" w:name="Xa2e5746a53e3a889f7b3d910dbcfb5a5009b7e7"/>
     <w:p>
       <w:pPr>
         <w:pStyle w:val="Heading2"/>
       </w:pPr>
       <w:r>
-        <w:t xml:space="preserve">3.8 Predictor domain contributions and learner-stack composition</w:t>
+        <w:t xml:space="preserve">3.9 Predictor domain contributions and learner-stack composition</w:t>
       </w:r>
     </w:p>
     <w:p>
@@ -45324,7 +46077,7 @@
           <w:rPr>
             <w:rStyle w:val="Hyperlink"/>
           </w:rPr>
-          <w:t xml:space="preserve">Table 7</w:t>
+          <w:t xml:space="preserve">Table 9</w:t>
         </w:r>
       </w:hyperlink>
       <w:r>
@@ -45340,14 +46093,14 @@
         <w:t xml:space="preserve">and require shrinkage before use.</w:t>
       </w:r>
     </w:p>
-    <w:bookmarkEnd w:id="52"/>
-    <w:bookmarkStart w:id="53" w:name="sec-fdr"/>
+    <w:bookmarkEnd w:id="54"/>
+    <w:bookmarkStart w:id="55" w:name="sec-fdr"/>
     <w:p>
       <w:pPr>
         <w:pStyle w:val="Heading2"/>
       </w:pPr>
       <w:r>
-        <w:t xml:space="preserve">3.9 Is any predictor associated with the outcomes?</w:t>
+        <w:t xml:space="preserve">3.10 Is any predictor associated with the outcomes?</w:t>
       </w:r>
     </w:p>
     <w:p>
@@ -45770,14 +46523,14 @@
         <w:t xml:space="preserve">294-predictor set at admin-2, and the two findings have one explanation.</w:t>
       </w:r>
     </w:p>
-    <w:bookmarkEnd w:id="53"/>
-    <w:bookmarkStart w:id="54" w:name="sec-resolution"/>
+    <w:bookmarkEnd w:id="55"/>
+    <w:bookmarkStart w:id="56" w:name="sec-resolution"/>
     <w:p>
       <w:pPr>
         <w:pStyle w:val="Heading2"/>
       </w:pPr>
       <w:r>
-        <w:t xml:space="preserve">3.10 Does the geographic unit change the answer?</w:t>
+        <w:t xml:space="preserve">3.11 Does the geographic unit change the answer?</w:t>
       </w:r>
     </w:p>
     <w:p>
@@ -45969,7 +46722,7 @@
           <w:rPr>
             <w:rStyle w:val="Hyperlink"/>
           </w:rPr>
-          <w:t xml:space="preserve">Section 3.9</w:t>
+          <w:t xml:space="preserve">Section 3.10</w:t>
         </w:r>
       </w:hyperlink>
       <w:r>
@@ -46076,14 +46829,1000 @@
         <w:t xml:space="preserve">of 14 admin-1 cells.</w:t>
       </w:r>
     </w:p>
-    <w:bookmarkEnd w:id="54"/>
-    <w:bookmarkStart w:id="55" w:name="sec-continuous"/>
+    <w:bookmarkEnd w:id="56"/>
+    <w:bookmarkStart w:id="58" w:name="sec-anchoring"/>
     <w:p>
       <w:pPr>
         <w:pStyle w:val="Heading2"/>
       </w:pPr>
       <w:r>
-        <w:t xml:space="preserve">3.11 Modelling the biomarker rather than the binary</w:t>
+        <w:t xml:space="preserve">3.12 Where the level comes from</w:t>
+      </w:r>
+    </w:p>
+    <w:p>
+      <w:pPr>
+        <w:pStyle w:val="FirstParagraph"/>
+      </w:pPr>
+      <w:r>
+        <w:t xml:space="preserve">The preceding sections ask which unit to estimate at. A separate question is</w:t>
+      </w:r>
+      <w:r>
+        <w:t xml:space="preserve"> </w:t>
+      </w:r>
+      <w:r>
+        <w:t xml:space="preserve">where a district estimate’s</w:t>
+      </w:r>
+      <w:r>
+        <w:t xml:space="preserve"> </w:t>
+      </w:r>
+      <w:r>
+        <w:rPr>
+          <w:i/>
+          <w:iCs/>
+        </w:rPr>
+        <w:t xml:space="preserve">level</w:t>
+      </w:r>
+      <w:r>
+        <w:t xml:space="preserve"> </w:t>
+      </w:r>
+      <w:r>
+        <w:t xml:space="preserve">comes from, as distinct from its</w:t>
+      </w:r>
+      <w:r>
+        <w:t xml:space="preserve"> </w:t>
+      </w:r>
+      <w:r>
+        <w:rPr>
+          <w:i/>
+          <w:iCs/>
+        </w:rPr>
+        <w:t xml:space="preserve">pattern</w:t>
+      </w:r>
+      <w:r>
+        <w:t xml:space="preserve">.</w:t>
+      </w:r>
+      <w:r>
+        <w:t xml:space="preserve"> </w:t>
+      </w:r>
+      <w:r>
+        <w:t xml:space="preserve">The two are not equally well supported by the covariates, and separating them</w:t>
+      </w:r>
+      <w:r>
+        <w:t xml:space="preserve"> </w:t>
+      </w:r>
+      <w:r>
+        <w:t xml:space="preserve">turns out to matter more than any modelling choice we tested.</w:t>
+      </w:r>
+    </w:p>
+    <w:p>
+      <w:pPr>
+        <w:pStyle w:val="BodyText"/>
+      </w:pPr>
+      <w:r>
+        <w:t xml:space="preserve">We scored five arms on identical country × outcome cells under identical</w:t>
+      </w:r>
+      <w:r>
+        <w:t xml:space="preserve"> </w:t>
+      </w:r>
+      <w:r>
+        <w:t xml:space="preserve">leave-one-region-out folds, so that differences are attributable to the anchor</w:t>
+      </w:r>
+      <w:r>
+        <w:t xml:space="preserve"> </w:t>
+      </w:r>
+      <w:r>
+        <w:t xml:space="preserve">and not to the fit (</w:t>
+      </w:r>
+      <w:hyperlink w:anchor="tbl-anchor-arms">
+        <w:r>
+          <w:rPr>
+            <w:rStyle w:val="Hyperlink"/>
+          </w:rPr>
+          <w:t xml:space="preserve">Table 8</w:t>
+        </w:r>
+      </w:hyperlink>
+      <w:r>
+        <w:t xml:space="preserve">). Each anchor rescales the same district</w:t>
+      </w:r>
+      <w:r>
+        <w:t xml:space="preserve"> </w:t>
+      </w:r>
+      <w:r>
+        <w:t xml:space="preserve">predictions so that they average, within each region, to the design-based survey</w:t>
+      </w:r>
+      <w:r>
+        <w:t xml:space="preserve"> </w:t>
+      </w:r>
+      <w:r>
+        <w:t xml:space="preserve">estimate for that region; the rescaling is a one-parameter shift on the logit</w:t>
+      </w:r>
+      <w:r>
+        <w:t xml:space="preserve"> </w:t>
+      </w:r>
+      <w:r>
+        <w:t xml:space="preserve">scale, so it leaves the district ranking untouched by construction.</w:t>
+      </w:r>
+    </w:p>
+    <w:tbl>
+      <w:tblPr>
+        <w:tblStyle w:val="Table"/>
+        <w:tblW w:type="pct" w:w="5000"/>
+        <w:tblLayout w:type="fixed"/>
+        <w:tblLook w:firstRow="0" w:lastRow="0" w:firstColumn="0" w:lastColumn="0" w:noHBand="0" w:noVBand="0" w:val="0000"/>
+      </w:tblPr>
+      <w:tblGrid>
+        <w:gridCol w:w="7920"/>
+      </w:tblGrid>
+      <w:tr>
+        <w:tc>
+          <w:tcPr/>
+          <w:bookmarkStart w:id="57" w:name="tbl-anchor-arms"/>
+          <w:p>
+            <w:pPr>
+              <w:jc w:val="center"/>
+            </w:pPr>
+            <w:pPr>
+              <w:jc w:val="start"/>
+              <w:spacing w:before="200"/>
+              <w:pStyle w:val="ImageCaption"/>
+            </w:pPr>
+            <w:r>
+              <w:t xml:space="preserve">Table 8: Where a district estimate’s level comes from. All arms are scored on the same cells under the same leave-one-region-out folds, and every anchor is a monotone shift, so the arms differ only in level. Produced by scripts/covariates/08_admin1_arms.R.</w:t>
+            </w:r>
+          </w:p>
+          <w:tbl>
+            <w:tblPr>
+              <w:tblStyle w:val="Table"/>
+              <w:tblW w:type="pct" w:w="5000"/>
+              <w:tblLayout w:type="fixed"/>
+              <w:tblLook w:firstRow="1" w:lastRow="0" w:firstColumn="0" w:lastColumn="0" w:noHBand="0" w:noVBand="0" w:val="0020"/>
+            </w:tblPr>
+            <w:tblGrid>
+              <w:gridCol w:w="3701"/>
+              <w:gridCol w:w="516"/>
+              <w:gridCol w:w="602"/>
+              <w:gridCol w:w="774"/>
+              <w:gridCol w:w="2324"/>
+            </w:tblGrid>
+            <w:tr>
+              <w:trPr>
+                <w:tblHeader w:val="on"/>
+              </w:trPr>
+              <w:tc>
+                <w:tcPr/>
+                <w:p>
+                  <w:pPr>
+                    <w:pStyle w:val="Compact"/>
+                    <w:jc w:val="left"/>
+                    <w:jc w:val="center"/>
+                  </w:pPr>
+                  <w:r>
+                    <w:t xml:space="preserve">Approach</w:t>
+                  </w:r>
+                </w:p>
+              </w:tc>
+              <w:tc>
+                <w:tcPr/>
+                <w:p>
+                  <w:pPr>
+                    <w:pStyle w:val="Compact"/>
+                    <w:jc w:val="right"/>
+                    <w:jc w:val="center"/>
+                  </w:pPr>
+                  <w:r>
+                    <w:t xml:space="preserve">Cells</w:t>
+                  </w:r>
+                </w:p>
+              </w:tc>
+              <w:tc>
+                <w:tcPr/>
+                <w:p>
+                  <w:pPr>
+                    <w:pStyle w:val="Compact"/>
+                    <w:jc w:val="right"/>
+                    <w:jc w:val="center"/>
+                  </w:pPr>
+                  <w:r>
+                    <w:t xml:space="preserve">Mean r</w:t>
+                  </w:r>
+                </w:p>
+              </w:tc>
+              <w:tc>
+                <w:tcPr/>
+                <w:p>
+                  <w:pPr>
+                    <w:pStyle w:val="Compact"/>
+                    <w:jc w:val="right"/>
+                    <w:jc w:val="center"/>
+                  </w:pPr>
+                  <w:r>
+                    <w:t xml:space="preserve">MAE (pp)</w:t>
+                  </w:r>
+                </w:p>
+              </w:tc>
+              <w:tc>
+                <w:tcPr/>
+                <w:p>
+                  <w:pPr>
+                    <w:pStyle w:val="Compact"/>
+                    <w:jc w:val="right"/>
+                    <w:jc w:val="center"/>
+                  </w:pPr>
+                  <w:r>
+                    <w:t xml:space="preserve">Mean |bias| (pp)</w:t>
+                  </w:r>
+                </w:p>
+              </w:tc>
+            </w:tr>
+            <w:tr>
+              <w:tc>
+                <w:tcPr/>
+                <w:p>
+                  <w:pPr>
+                    <w:pStyle w:val="Compact"/>
+                    <w:jc w:val="left"/>
+                    <w:jc w:val="center"/>
+                  </w:pPr>
+                  <w:r>
+                    <w:t xml:space="preserve">District model anchored to regional totals</w:t>
+                  </w:r>
+                </w:p>
+              </w:tc>
+              <w:tc>
+                <w:tcPr/>
+                <w:p>
+                  <w:pPr>
+                    <w:pStyle w:val="Compact"/>
+                    <w:jc w:val="right"/>
+                    <w:jc w:val="center"/>
+                  </w:pPr>
+                  <w:r>
+                    <w:t xml:space="preserve">24</w:t>
+                  </w:r>
+                </w:p>
+              </w:tc>
+              <w:tc>
+                <w:tcPr/>
+                <w:p>
+                  <w:pPr>
+                    <w:pStyle w:val="Compact"/>
+                    <w:jc w:val="right"/>
+                    <w:jc w:val="center"/>
+                  </w:pPr>
+                  <w:r>
+                    <w:t xml:space="preserve">0.413</w:t>
+                  </w:r>
+                </w:p>
+              </w:tc>
+              <w:tc>
+                <w:tcPr/>
+                <w:p>
+                  <w:pPr>
+                    <w:pStyle w:val="Compact"/>
+                    <w:jc w:val="right"/>
+                    <w:jc w:val="center"/>
+                  </w:pPr>
+                  <w:r>
+                    <w:t xml:space="preserve">8.85</w:t>
+                  </w:r>
+                </w:p>
+              </w:tc>
+              <w:tc>
+                <w:tcPr/>
+                <w:p>
+                  <w:pPr>
+                    <w:pStyle w:val="Compact"/>
+                    <w:jc w:val="right"/>
+                    <w:jc w:val="center"/>
+                  </w:pPr>
+                  <w:r>
+                    <w:t xml:space="preserve">1.59</w:t>
+                  </w:r>
+                </w:p>
+              </w:tc>
+            </w:tr>
+            <w:tr>
+              <w:tc>
+                <w:tcPr/>
+                <w:p>
+                  <w:pPr>
+                    <w:pStyle w:val="Compact"/>
+                    <w:jc w:val="left"/>
+                    <w:jc w:val="center"/>
+                  </w:pPr>
+                  <w:r>
+                    <w:t xml:space="preserve">District model, shrunken regional anchor</w:t>
+                  </w:r>
+                </w:p>
+              </w:tc>
+              <w:tc>
+                <w:tcPr/>
+                <w:p>
+                  <w:pPr>
+                    <w:pStyle w:val="Compact"/>
+                    <w:jc w:val="right"/>
+                    <w:jc w:val="center"/>
+                  </w:pPr>
+                  <w:r>
+                    <w:t xml:space="preserve">24</w:t>
+                  </w:r>
+                </w:p>
+              </w:tc>
+              <w:tc>
+                <w:tcPr/>
+                <w:p>
+                  <w:pPr>
+                    <w:pStyle w:val="Compact"/>
+                    <w:jc w:val="right"/>
+                    <w:jc w:val="center"/>
+                  </w:pPr>
+                  <w:r>
+                    <w:t xml:space="preserve">0.318</w:t>
+                  </w:r>
+                </w:p>
+              </w:tc>
+              <w:tc>
+                <w:tcPr/>
+                <w:p>
+                  <w:pPr>
+                    <w:pStyle w:val="Compact"/>
+                    <w:jc w:val="right"/>
+                    <w:jc w:val="center"/>
+                  </w:pPr>
+                  <w:r>
+                    <w:t xml:space="preserve">9.36</w:t>
+                  </w:r>
+                </w:p>
+              </w:tc>
+              <w:tc>
+                <w:tcPr/>
+                <w:p>
+                  <w:pPr>
+                    <w:pStyle w:val="Compact"/>
+                    <w:jc w:val="right"/>
+                    <w:jc w:val="center"/>
+                  </w:pPr>
+                  <w:r>
+                    <w:t xml:space="preserve">2.76</w:t>
+                  </w:r>
+                </w:p>
+              </w:tc>
+            </w:tr>
+            <w:tr>
+              <w:tc>
+                <w:tcPr/>
+                <w:p>
+                  <w:pPr>
+                    <w:pStyle w:val="Compact"/>
+                    <w:jc w:val="left"/>
+                    <w:jc w:val="center"/>
+                  </w:pPr>
+                  <w:r>
+                    <w:t xml:space="preserve">Fit at region, extrapolated to district</w:t>
+                  </w:r>
+                </w:p>
+              </w:tc>
+              <w:tc>
+                <w:tcPr/>
+                <w:p>
+                  <w:pPr>
+                    <w:pStyle w:val="Compact"/>
+                    <w:jc w:val="right"/>
+                    <w:jc w:val="center"/>
+                  </w:pPr>
+                  <w:r>
+                    <w:t xml:space="preserve">22</w:t>
+                  </w:r>
+                </w:p>
+              </w:tc>
+              <w:tc>
+                <w:tcPr/>
+                <w:p>
+                  <w:pPr>
+                    <w:pStyle w:val="Compact"/>
+                    <w:jc w:val="right"/>
+                    <w:jc w:val="center"/>
+                  </w:pPr>
+                  <w:r>
+                    <w:t xml:space="preserve">0.230</w:t>
+                  </w:r>
+                </w:p>
+              </w:tc>
+              <w:tc>
+                <w:tcPr/>
+                <w:p>
+                  <w:pPr>
+                    <w:pStyle w:val="Compact"/>
+                    <w:jc w:val="right"/>
+                    <w:jc w:val="center"/>
+                  </w:pPr>
+                  <w:r>
+                    <w:t xml:space="preserve">8.78</w:t>
+                  </w:r>
+                </w:p>
+              </w:tc>
+              <w:tc>
+                <w:tcPr/>
+                <w:p>
+                  <w:pPr>
+                    <w:pStyle w:val="Compact"/>
+                    <w:jc w:val="right"/>
+                    <w:jc w:val="center"/>
+                  </w:pPr>
+                  <w:r>
+                    <w:t xml:space="preserve">3.18</w:t>
+                  </w:r>
+                </w:p>
+              </w:tc>
+            </w:tr>
+            <w:tr>
+              <w:tc>
+                <w:tcPr/>
+                <w:p>
+                  <w:pPr>
+                    <w:pStyle w:val="Compact"/>
+                    <w:jc w:val="left"/>
+                    <w:jc w:val="center"/>
+                  </w:pPr>
+                  <w:r>
+                    <w:t xml:space="preserve">District model anchored to national total</w:t>
+                  </w:r>
+                </w:p>
+              </w:tc>
+              <w:tc>
+                <w:tcPr/>
+                <w:p>
+                  <w:pPr>
+                    <w:pStyle w:val="Compact"/>
+                    <w:jc w:val="right"/>
+                    <w:jc w:val="center"/>
+                  </w:pPr>
+                  <w:r>
+                    <w:t xml:space="preserve">24</w:t>
+                  </w:r>
+                </w:p>
+              </w:tc>
+              <w:tc>
+                <w:tcPr/>
+                <w:p>
+                  <w:pPr>
+                    <w:pStyle w:val="Compact"/>
+                    <w:jc w:val="right"/>
+                    <w:jc w:val="center"/>
+                  </w:pPr>
+                  <w:r>
+                    <w:t xml:space="preserve">0.170</w:t>
+                  </w:r>
+                </w:p>
+              </w:tc>
+              <w:tc>
+                <w:tcPr/>
+                <w:p>
+                  <w:pPr>
+                    <w:pStyle w:val="Compact"/>
+                    <w:jc w:val="right"/>
+                    <w:jc w:val="center"/>
+                  </w:pPr>
+                  <w:r>
+                    <w:t xml:space="preserve">11.98</w:t>
+                  </w:r>
+                </w:p>
+              </w:tc>
+              <w:tc>
+                <w:tcPr/>
+                <w:p>
+                  <w:pPr>
+                    <w:pStyle w:val="Compact"/>
+                    <w:jc w:val="right"/>
+                    <w:jc w:val="center"/>
+                  </w:pPr>
+                  <w:r>
+                    <w:t xml:space="preserve">5.85</w:t>
+                  </w:r>
+                </w:p>
+              </w:tc>
+            </w:tr>
+            <w:tr>
+              <w:tc>
+                <w:tcPr/>
+                <w:p>
+                  <w:pPr>
+                    <w:pStyle w:val="Compact"/>
+                    <w:jc w:val="left"/>
+                    <w:jc w:val="center"/>
+                  </w:pPr>
+                  <w:r>
+                    <w:t xml:space="preserve">District model alone, no anchor</w:t>
+                  </w:r>
+                </w:p>
+              </w:tc>
+              <w:tc>
+                <w:tcPr/>
+                <w:p>
+                  <w:pPr>
+                    <w:pStyle w:val="Compact"/>
+                    <w:jc w:val="right"/>
+                    <w:jc w:val="center"/>
+                  </w:pPr>
+                  <w:r>
+                    <w:t xml:space="preserve">24</w:t>
+                  </w:r>
+                </w:p>
+              </w:tc>
+              <w:tc>
+                <w:tcPr/>
+                <w:p>
+                  <w:pPr>
+                    <w:pStyle w:val="Compact"/>
+                    <w:jc w:val="right"/>
+                    <w:jc w:val="center"/>
+                  </w:pPr>
+                  <w:r>
+                    <w:t xml:space="preserve">0.164</w:t>
+                  </w:r>
+                </w:p>
+              </w:tc>
+              <w:tc>
+                <w:tcPr/>
+                <w:p>
+                  <w:pPr>
+                    <w:pStyle w:val="Compact"/>
+                    <w:jc w:val="right"/>
+                    <w:jc w:val="center"/>
+                  </w:pPr>
+                  <w:r>
+                    <w:t xml:space="preserve">10.71</w:t>
+                  </w:r>
+                </w:p>
+              </w:tc>
+              <w:tc>
+                <w:tcPr/>
+                <w:p>
+                  <w:pPr>
+                    <w:pStyle w:val="Compact"/>
+                    <w:jc w:val="right"/>
+                    <w:jc w:val="center"/>
+                  </w:pPr>
+                  <w:r>
+                    <w:t xml:space="preserve">3.24</w:t>
+                  </w:r>
+                </w:p>
+              </w:tc>
+            </w:tr>
+          </w:tbl>
+          <w:bookmarkEnd w:id="57"/>
+          <w:p/>
+        </w:tc>
+      </w:tr>
+    </w:tbl>
+    <w:p>
+      <w:pPr>
+        <w:pStyle w:val="BodyText"/>
+      </w:pPr>
+      <w:r>
+        <w:t xml:space="preserve">Anchoring each region to its own design-based total lifts mean rank correlation</w:t>
+      </w:r>
+      <w:r>
+        <w:t xml:space="preserve"> </w:t>
+      </w:r>
+      <w:r>
+        <w:t xml:space="preserve">from 0.164 to 0.413 and cuts mean absolute bias from 3.24 to 1.59 pp, and is</w:t>
+      </w:r>
+      <w:r>
+        <w:t xml:space="preserve"> </w:t>
+      </w:r>
+      <w:r>
+        <w:t xml:space="preserve">better in 20 of 24 cells. Anchoring the country to a single</w:t>
+      </w:r>
+      <w:r>
+        <w:t xml:space="preserve"> </w:t>
+      </w:r>
+      <w:r>
+        <w:rPr>
+          <w:b/>
+          <w:bCs/>
+        </w:rPr>
+        <w:t xml:space="preserve">national</w:t>
+      </w:r>
+      <w:r>
+        <w:t xml:space="preserve"> </w:t>
+      </w:r>
+      <w:r>
+        <w:t xml:space="preserve">total</w:t>
+      </w:r>
+      <w:r>
+        <w:t xml:space="preserve"> </w:t>
+      </w:r>
+      <w:r>
+        <w:t xml:space="preserve">instead adds essentially nothing to rank correlation (0.170) and makes bias</w:t>
+      </w:r>
+      <w:r>
+        <w:t xml:space="preserve"> </w:t>
+      </w:r>
+      <w:r>
+        <w:rPr>
+          <w:i/>
+          <w:iCs/>
+        </w:rPr>
+        <w:t xml:space="preserve">worse</w:t>
+      </w:r>
+      <w:r>
+        <w:t xml:space="preserve"> </w:t>
+      </w:r>
+      <w:r>
+        <w:t xml:space="preserve">(5.85 pp), because one number displaces every district by the same</w:t>
+      </w:r>
+      <w:r>
+        <w:t xml:space="preserve"> </w:t>
+      </w:r>
+      <w:r>
+        <w:t xml:space="preserve">amount, including the districts that were already correct. Shrinking the</w:t>
+      </w:r>
+      <w:r>
+        <w:t xml:space="preserve"> </w:t>
+      </w:r>
+      <w:r>
+        <w:t xml:space="preserve">regional targets toward the national value — a hedge against treating a thinly</w:t>
+      </w:r>
+      <w:r>
+        <w:t xml:space="preserve"> </w:t>
+      </w:r>
+      <w:r>
+        <w:t xml:space="preserve">sampled region as an exact anchor — recovers about half the gain (0.318), so on</w:t>
+      </w:r>
+      <w:r>
+        <w:t xml:space="preserve"> </w:t>
+      </w:r>
+      <w:r>
+        <w:t xml:space="preserve">these data the hard anchor is preferable despite the theoretical risk.</w:t>
+      </w:r>
+    </w:p>
+    <w:p>
+      <w:pPr>
+        <w:pStyle w:val="BodyText"/>
+      </w:pPr>
+      <w:r>
+        <w:t xml:space="preserve">The practical reading is that the survey supplies the level and the model</w:t>
+      </w:r>
+      <w:r>
+        <w:t xml:space="preserve"> </w:t>
+      </w:r>
+      <w:r>
+        <w:t xml:space="preserve">supplies the within-region pattern. It follows that a district map for a country</w:t>
+      </w:r>
+      <w:r>
+        <w:t xml:space="preserve"> </w:t>
+      </w:r>
+      <w:r>
+        <w:t xml:space="preserve">with its own survey may be read as prevalence, whereas a transported map for a</w:t>
+      </w:r>
+      <w:r>
+        <w:t xml:space="preserve"> </w:t>
+      </w:r>
+      <w:r>
+        <w:t xml:space="preserve">country without one has no anchor available and should be read as a ranking</w:t>
+      </w:r>
+      <w:r>
+        <w:t xml:space="preserve"> </w:t>
+      </w:r>
+      <w:r>
+        <w:t xml:space="preserve">only.</w:t>
+      </w:r>
+      <w:r>
+        <w:t xml:space="preserve"> </w:t>
+      </w:r>
+      <w:hyperlink w:anchor="sec-national-composition">
+        <w:r>
+          <w:rPr>
+            <w:rStyle w:val="Hyperlink"/>
+          </w:rPr>
+          <w:t xml:space="preserve">Section 3.6</w:t>
+        </w:r>
+      </w:hyperlink>
+      <w:r>
+        <w:t xml:space="preserve"> </w:t>
+      </w:r>
+      <w:r>
+        <w:t xml:space="preserve">tests whether a</w:t>
+      </w:r>
+      <w:r>
+        <w:t xml:space="preserve"> </w:t>
+      </w:r>
+      <w:r>
+        <w:rPr>
+          <w:i/>
+          <w:iCs/>
+        </w:rPr>
+        <w:t xml:space="preserve">predicted</w:t>
+      </w:r>
+      <w:r>
+        <w:t xml:space="preserve"> </w:t>
+      </w:r>
+      <w:r>
+        <w:t xml:space="preserve">national level can</w:t>
+      </w:r>
+      <w:r>
+        <w:t xml:space="preserve"> </w:t>
+      </w:r>
+      <w:r>
+        <w:t xml:space="preserve">substitute for the missing survey.</w:t>
+      </w:r>
+    </w:p>
+    <w:bookmarkEnd w:id="58"/>
+    <w:bookmarkStart w:id="59" w:name="sec-anchor-individual"/>
+    <w:p>
+      <w:pPr>
+        <w:pStyle w:val="Heading2"/>
+      </w:pPr>
+      <w:r>
+        <w:t xml:space="preserve">3.13 Would a household survey do better?</w:t>
+      </w:r>
+    </w:p>
+    <w:p>
+      <w:pPr>
+        <w:pStyle w:val="FirstParagraph"/>
+      </w:pPr>
+      <w:r>
+        <w:t xml:space="preserve">A district correlation near 0.15 is uninterpretable on its own. Against a noise</w:t>
+      </w:r>
+      <w:r>
+        <w:t xml:space="preserve"> </w:t>
+      </w:r>
+      <w:r>
+        <w:t xml:space="preserve">ceiling it may be most of what is attainable; against a questionnaire model</w:t>
+      </w:r>
+      <w:r>
+        <w:t xml:space="preserve"> </w:t>
+      </w:r>
+      <w:r>
+        <w:t xml:space="preserve">reaching 0.6 it would be a poor showing. The comparison that settles this</w:t>
+      </w:r>
+      <w:r>
+        <w:t xml:space="preserve"> </w:t>
+      </w:r>
+      <w:r>
+        <w:t xml:space="preserve">replaces the geospatial proxies with the household questionnaire actually</w:t>
+      </w:r>
+      <w:r>
+        <w:t xml:space="preserve"> </w:t>
+      </w:r>
+      <w:r>
+        <w:t xml:space="preserve">administered to these same respondents — wealth, education, diet, water and</w:t>
+      </w:r>
+      <w:r>
+        <w:t xml:space="preserve"> </w:t>
+      </w:r>
+      <w:r>
+        <w:t xml:space="preserve">sanitation, recent illness, supplementation; roughly 330 additional columns —</w:t>
+      </w:r>
+      <w:r>
+        <w:t xml:space="preserve"> </w:t>
+      </w:r>
+      <w:r>
+        <w:t xml:space="preserve">while removing every blood-assay column, so that the arm answers what a survey</w:t>
+      </w:r>
+      <w:r>
+        <w:t xml:space="preserve"> </w:t>
+      </w:r>
+      <w:r>
+        <w:rPr>
+          <w:i/>
+          <w:iCs/>
+        </w:rPr>
+        <w:t xml:space="preserve">without a blood draw</w:t>
+      </w:r>
+      <w:r>
+        <w:t xml:space="preserve"> </w:t>
+      </w:r>
+      <w:r>
+        <w:t xml:space="preserve">would buy. Both arms use the same learner, the same rows</w:t>
+      </w:r>
+      <w:r>
+        <w:t xml:space="preserve"> </w:t>
+      </w:r>
+      <w:r>
+        <w:t xml:space="preserve">and the same leave-one-region-out folds.</w:t>
+      </w:r>
+    </w:p>
+    <w:p>
+      <w:pPr>
+        <w:pStyle w:val="BodyText"/>
+      </w:pPr>
+      <w:r>
+        <w:t xml:space="preserve">The questionnaire moves mean district</w:t>
+      </w:r>
+      <w:r>
+        <w:t xml:space="preserve"> </w:t>
+      </w:r>
+      <m:oMath>
+        <m:r>
+          <m:t>r</m:t>
+        </m:r>
+      </m:oMath>
+      <w:r>
+        <w:t xml:space="preserve"> </w:t>
+      </w:r>
+      <w:r>
+        <w:t xml:space="preserve">from 0.154 to 0.228 (median 0.126 to</w:t>
+      </w:r>
+      <w:r>
+        <w:t xml:space="preserve"> </w:t>
+      </w:r>
+      <w:r>
+        <w:t xml:space="preserve">0.264; MAE 8.33 to 7.92 pp). It is better in 10 of 16 cells, clears</w:t>
+      </w:r>
+      <w:r>
+        <w:t xml:space="preserve"> </w:t>
+      </w:r>
+      <m:oMath>
+        <m:r>
+          <m:t>r</m:t>
+        </m:r>
+        <m:r>
+          <m:rPr>
+            <m:sty m:val="p"/>
+          </m:rPr>
+          <m:t>=</m:t>
+        </m:r>
+        <m:r>
+          <m:t>0.4</m:t>
+        </m:r>
+      </m:oMath>
+      <w:r>
+        <w:t xml:space="preserve"> </w:t>
+      </w:r>
+      <w:r>
+        <w:t xml:space="preserve">in</w:t>
+      </w:r>
+      <w:r>
+        <w:t xml:space="preserve"> </w:t>
+      </w:r>
+      <w:r>
+        <w:t xml:space="preserve">only 3, and in Malawi adds nothing measurable at all — gains of 0.000 to 0.004</w:t>
+      </w:r>
+      <w:r>
+        <w:t xml:space="preserve"> </w:t>
+      </w:r>
+      <w:r>
+        <w:t xml:space="preserve">across all four outcomes.</w:t>
+      </w:r>
+    </w:p>
+    <w:p>
+      <w:pPr>
+        <w:pStyle w:val="BodyText"/>
+      </w:pPr>
+      <w:r>
+        <w:t xml:space="preserve">This is the most informative negative result in the paper, because it excludes</w:t>
+      </w:r>
+      <w:r>
+        <w:t xml:space="preserve"> </w:t>
+      </w:r>
+      <w:r>
+        <w:t xml:space="preserve">the explanations a null result of this kind ordinarily invites. The ceiling is</w:t>
+      </w:r>
+      <w:r>
+        <w:t xml:space="preserve"> </w:t>
+      </w:r>
+      <w:r>
+        <w:t xml:space="preserve">not an artefact of imperfect geospatial linkage, nor of the inflammation</w:t>
+      </w:r>
+      <w:r>
+        <w:t xml:space="preserve"> </w:t>
+      </w:r>
+      <w:r>
+        <w:t xml:space="preserve">adjustment, nor of overfitting the proxy set: a questionnaire administered to</w:t>
+      </w:r>
+      <w:r>
+        <w:t xml:space="preserve"> </w:t>
+      </w:r>
+      <w:r>
+        <w:t xml:space="preserve">the same individuals, carrying no geospatial information whatsoever, also fails</w:t>
+      </w:r>
+      <w:r>
+        <w:t xml:space="preserve"> </w:t>
+      </w:r>
+      <w:r>
+        <w:t xml:space="preserve">to locate deficiency at district resolution. The signal is weak at this</w:t>
+      </w:r>
+      <w:r>
+        <w:t xml:space="preserve"> </w:t>
+      </w:r>
+      <w:r>
+        <w:t xml:space="preserve">resolution for any predictor set we can construct, and the geospatial proxies</w:t>
+      </w:r>
+      <w:r>
+        <w:t xml:space="preserve"> </w:t>
+      </w:r>
+      <w:r>
+        <w:t xml:space="preserve">recover most of the little that is there.</w:t>
+      </w:r>
+    </w:p>
+    <w:p>
+      <w:pPr>
+        <w:pStyle w:val="BodyText"/>
+      </w:pPr>
+      <w:r>
+        <w:t xml:space="preserve">The same run tests whether linking at the survey</w:t>
+      </w:r>
+      <w:r>
+        <w:t xml:space="preserve"> </w:t>
+      </w:r>
+      <w:r>
+        <w:rPr>
+          <w:b/>
+          <w:bCs/>
+        </w:rPr>
+        <w:t xml:space="preserve">cluster</w:t>
+      </w:r>
+      <w:r>
+        <w:t xml:space="preserve"> </w:t>
+      </w:r>
+      <w:r>
+        <w:t xml:space="preserve">rather than the</w:t>
+      </w:r>
+      <w:r>
+        <w:t xml:space="preserve"> </w:t>
+      </w:r>
+      <w:r>
+        <w:t xml:space="preserve">district recovers anything, on the reasoning that the effective sample size for</w:t>
+      </w:r>
+      <w:r>
+        <w:t xml:space="preserve"> </w:t>
+      </w:r>
+      <w:r>
+        <w:t xml:space="preserve">learning the predictor–outcome map is the number of clusters rather than the</w:t>
+      </w:r>
+      <w:r>
+        <w:t xml:space="preserve"> </w:t>
+      </w:r>
+      <w:r>
+        <w:t xml:space="preserve">number of individuals, and that the gain should therefore be largest where</w:t>
+      </w:r>
+      <w:r>
+        <w:t xml:space="preserve"> </w:t>
+      </w:r>
+      <w:r>
+        <w:t xml:space="preserve">clusters most outnumber districts. It does not: mean gains are +0.017 (The</w:t>
+      </w:r>
+      <w:r>
+        <w:t xml:space="preserve"> </w:t>
+      </w:r>
+      <w:r>
+        <w:t xml:space="preserve">Gambia), −0.003 (Ghana), −0.002 (Malawi) and −0.025 (Sierra Leone). Sierra</w:t>
+      </w:r>
+      <w:r>
+        <w:t xml:space="preserve"> </w:t>
+      </w:r>
+      <w:r>
+        <w:t xml:space="preserve">Leone, with 58 clusters against 14 districts, is the country where the argument</w:t>
+      </w:r>
+      <w:r>
+        <w:t xml:space="preserve"> </w:t>
+      </w:r>
+      <w:r>
+        <w:t xml:space="preserve">predicted the largest gain and delivers the largest loss. Additional units do</w:t>
+      </w:r>
+      <w:r>
+        <w:t xml:space="preserve"> </w:t>
+      </w:r>
+      <w:r>
+        <w:t xml:space="preserve">not help when each unit’s outcome rests on a handful of respondents, because the</w:t>
+      </w:r>
+      <w:r>
+        <w:t xml:space="preserve"> </w:t>
+      </w:r>
+      <w:r>
+        <w:t xml:space="preserve">units become noisier in the same proportion as they become more numerous.</w:t>
+      </w:r>
+    </w:p>
+    <w:bookmarkEnd w:id="59"/>
+    <w:bookmarkStart w:id="60" w:name="sec-continuous"/>
+    <w:p>
+      <w:pPr>
+        <w:pStyle w:val="Heading2"/>
+      </w:pPr>
+      <w:r>
+        <w:t xml:space="preserve">3.14 Modelling the biomarker rather than the binary</w:t>
       </w:r>
     </w:p>
     <w:p>
@@ -46350,14 +48089,14 @@
         <w:t xml:space="preserve">as a general replacement.</w:t>
       </w:r>
     </w:p>
-    <w:bookmarkEnd w:id="55"/>
-    <w:bookmarkStart w:id="56" w:name="sec-zscore"/>
+    <w:bookmarkEnd w:id="60"/>
+    <w:bookmarkStart w:id="61" w:name="sec-zscore"/>
     <w:p>
       <w:pPr>
         <w:pStyle w:val="Heading2"/>
       </w:pPr>
       <w:r>
-        <w:t xml:space="preserve">3.12 What the model should be asked to carry across a border</w:t>
+        <w:t xml:space="preserve">3.15 What the model should be asked to carry across a border</w:t>
       </w:r>
     </w:p>
     <w:p>
@@ -46715,14 +48454,14 @@
         <w:t xml:space="preserve">learner on assumption alone.</w:t>
       </w:r>
     </w:p>
-    <w:bookmarkEnd w:id="56"/>
-    <w:bookmarkStart w:id="58" w:name="Xe586b5600423ed014283786ef1ebd073c15fc43"/>
+    <w:bookmarkEnd w:id="61"/>
+    <w:bookmarkStart w:id="63" w:name="Xe586b5600423ed014283786ef1ebd073c15fc43"/>
     <w:p>
       <w:pPr>
         <w:pStyle w:val="Heading2"/>
       </w:pPr>
       <w:r>
-        <w:t xml:space="preserve">3.13 Calibration and reliability of binary classifiers</w:t>
+        <w:t xml:space="preserve">3.16 Calibration and reliability of binary classifiers</w:t>
       </w:r>
     </w:p>
     <w:p>
@@ -46743,7 +48482,7 @@
           <w:rPr>
             <w:rStyle w:val="Hyperlink"/>
           </w:rPr>
-          <w:t xml:space="preserve">Table 7</w:t>
+          <w:t xml:space="preserve">Table 9</w:t>
         </w:r>
       </w:hyperlink>
       <w:r>
@@ -46856,7 +48595,7 @@
       <w:tr>
         <w:tc>
           <w:tcPr/>
-          <w:bookmarkStart w:id="57" w:name="tbl-calibration"/>
+          <w:bookmarkStart w:id="62" w:name="tbl-calibration"/>
           <w:p>
             <w:pPr>
               <w:jc w:val="center"/>
@@ -46867,7 +48606,7 @@
               <w:pStyle w:val="ImageCaption"/>
             </w:pPr>
             <w:r>
-              <w:t xml:space="preserve">Table 7: Binary classifier calibration. Brier skill &gt; 0 indicates information gain over a no-skill baseline. From results/tables/diagnostics_binary.csv.</w:t>
+              <w:t xml:space="preserve">Table 9: Binary classifier calibration. Brier skill &gt; 0 indicates information gain over a no-skill baseline. From results/tables/diagnostics_binary.csv.</w:t>
             </w:r>
           </w:p>
           <w:tbl>
@@ -49215,19 +50954,19 @@
               </w:tc>
             </w:tr>
           </w:tbl>
-          <w:bookmarkEnd w:id="57"/>
+          <w:bookmarkEnd w:id="62"/>
           <w:p/>
         </w:tc>
       </w:tr>
     </w:tbl>
-    <w:bookmarkEnd w:id="58"/>
-    <w:bookmarkStart w:id="62" w:name="X7519f55a912193215f6a0898c22ec7d335f2196"/>
+    <w:bookmarkEnd w:id="63"/>
+    <w:bookmarkStart w:id="67" w:name="X7519f55a912193215f6a0898c22ec7d335f2196"/>
     <w:p>
       <w:pPr>
         <w:pStyle w:val="Heading2"/>
       </w:pPr>
       <w:r>
-        <w:t xml:space="preserve">3.14 Honest evaluation: the corrected analysis of record</w:t>
+        <w:t xml:space="preserve">3.17 Honest evaluation: the corrected analysis of record</w:t>
       </w:r>
     </w:p>
     <w:p>
@@ -49290,7 +51029,7 @@
           <w:rPr>
             <w:rStyle w:val="Hyperlink"/>
           </w:rPr>
-          <w:t xml:space="preserve">Table 8</w:t>
+          <w:t xml:space="preserve">Table 10</w:t>
         </w:r>
       </w:hyperlink>
       <w:r>
@@ -49328,7 +51067,7 @@
       <w:tr>
         <w:tc>
           <w:tcPr/>
-          <w:bookmarkStart w:id="59" w:name="tbl-cv-honesty"/>
+          <w:bookmarkStart w:id="64" w:name="tbl-cv-honesty"/>
           <w:p>
             <w:pPr>
               <w:jc w:val="center"/>
@@ -49339,7 +51078,7 @@
               <w:pStyle w:val="ImageCaption"/>
             </w:pPr>
             <w:r>
-              <w:t xml:space="preserve">Table 8: Within-country binary discrimination (AUC) under optimistic versus honest cross-validation, from the corrected methods (results/tables/corrected/cv_honesty_compare.csv). Honest schemes block folds by survey cluster and by spatial region and confine all preprocessing to the training fold.</w:t>
+              <w:t xml:space="preserve">Table 10: Within-country binary discrimination (AUC) under optimistic versus honest cross-validation, from the corrected methods (results/tables/corrected/cv_honesty_compare.csv). Honest schemes block folds by survey cluster and by spatial region and confine all preprocessing to the training fold.</w:t>
             </w:r>
           </w:p>
           <w:tbl>
@@ -51035,7 +52774,7 @@
               </w:tc>
             </w:tr>
           </w:tbl>
-          <w:bookmarkEnd w:id="59"/>
+          <w:bookmarkEnd w:id="64"/>
           <w:p/>
         </w:tc>
       </w:tr>
@@ -51134,7 +52873,7 @@
           <w:rPr>
             <w:rStyle w:val="Hyperlink"/>
           </w:rPr>
-          <w:t xml:space="preserve">Table 9</w:t>
+          <w:t xml:space="preserve">Table 11</w:t>
         </w:r>
       </w:hyperlink>
       <w:r>
@@ -51154,7 +52893,7 @@
       <w:tr>
         <w:tc>
           <w:tcPr/>
-          <w:bookmarkStart w:id="60" w:name="tbl-corr-error"/>
+          <w:bookmarkStart w:id="65" w:name="tbl-corr-error"/>
           <w:p>
             <w:pPr>
               <w:jc w:val="center"/>
@@ -51165,7 +52904,7 @@
               <w:pStyle w:val="ImageCaption"/>
             </w:pPr>
             <w:r>
-              <w:t xml:space="preserve">Table 9: Admin-2 prediction error decomposed into a survey-sampling component and a model component (results/tables/corrected/admin2_error_sampling_adjusted.csv). Naive RMSE is the raw predicted-vs-survey error; the sampling component is what survey noise alone would produce; the adjusted RMSE is the honest model error.</w:t>
+              <w:t xml:space="preserve">Table 11: Admin-2 prediction error decomposed into a survey-sampling component and a model component (results/tables/corrected/admin2_error_sampling_adjusted.csv). Naive RMSE is the raw predicted-vs-survey error; the sampling component is what survey noise alone would produce; the adjusted RMSE is the honest model error.</w:t>
             </w:r>
           </w:p>
           <w:tbl>
@@ -53513,7 +55252,7 @@
               </w:tc>
             </w:tr>
           </w:tbl>
-          <w:bookmarkEnd w:id="60"/>
+          <w:bookmarkEnd w:id="65"/>
           <w:p/>
         </w:tc>
       </w:tr>
@@ -53570,7 +55309,7 @@
           <w:rPr>
             <w:rStyle w:val="Hyperlink"/>
           </w:rPr>
-          <w:t xml:space="preserve">Table 10</w:t>
+          <w:t xml:space="preserve">Table 12</w:t>
         </w:r>
       </w:hyperlink>
       <w:r>
@@ -53590,7 +55329,7 @@
       <w:tr>
         <w:tc>
           <w:tcPr/>
-          <w:bookmarkStart w:id="61" w:name="tbl-decision"/>
+          <w:bookmarkStart w:id="66" w:name="tbl-decision"/>
           <w:p>
             <w:pPr>
               <w:jc w:val="center"/>
@@ -53601,7 +55340,7 @@
               <w:pStyle w:val="ImageCaption"/>
             </w:pPr>
             <w:r>
-              <w:t xml:space="preserve">Table 10: Decision value of district ranking (results/tables/corrected/decision_value.csv). reach@20% is the share of true burden captured by the top 20% of districts ranked by predicted prevalence; lift is that reach divided by the 20% an untargeted allocation would reach; hit-rate@top20 is the share of the predicted top-20% districts that are truly in the top 20%.</w:t>
+              <w:t xml:space="preserve">Table 12: Decision value of district ranking (results/tables/corrected/decision_value.csv). reach@20% is the share of true burden captured by the top 20% of districts ranked by predicted prevalence; lift is that reach divided by the 20% an untargeted allocation would reach; hit-rate@top20 is the share of the predicted top-20% districts that are truly in the top 20%.</w:t>
             </w:r>
           </w:p>
           <w:tbl>
@@ -55296,7 +57035,7 @@
               </w:tc>
             </w:tr>
           </w:tbl>
-          <w:bookmarkEnd w:id="61"/>
+          <w:bookmarkEnd w:id="66"/>
           <w:p/>
         </w:tc>
       </w:tr>
@@ -55412,9 +57151,9 @@
         <w:t xml:space="preserve">unsurveyed districts.</w:t>
       </w:r>
     </w:p>
-    <w:bookmarkEnd w:id="62"/>
-    <w:bookmarkEnd w:id="63"/>
-    <w:bookmarkStart w:id="72" w:name="discussion"/>
+    <w:bookmarkEnd w:id="67"/>
+    <w:bookmarkEnd w:id="68"/>
+    <w:bookmarkStart w:id="77" w:name="discussion"/>
     <w:p>
       <w:pPr>
         <w:pStyle w:val="Heading1"/>
@@ -55423,7 +57162,7 @@
         <w:t xml:space="preserve">4. Discussion</w:t>
       </w:r>
     </w:p>
-    <w:bookmarkStart w:id="64" w:name="summary"/>
+    <w:bookmarkStart w:id="69" w:name="summary"/>
     <w:p>
       <w:pPr>
         <w:pStyle w:val="Heading2"/>
@@ -55859,7 +57598,7 @@
           <w:rPr>
             <w:rStyle w:val="Hyperlink"/>
           </w:rPr>
-          <w:t xml:space="preserve">Section 3.9</w:t>
+          <w:t xml:space="preserve">Section 3.10</w:t>
         </w:r>
       </w:hyperlink>
       <w:r>
@@ -55895,6 +57634,216 @@
         <w:pStyle w:val="BodyText"/>
       </w:pPr>
       <w:r>
+        <w:t xml:space="preserve">A sixth finding bounds how far that fifth one generalises, and is the strongest</w:t>
+      </w:r>
+      <w:r>
+        <w:t xml:space="preserve"> </w:t>
+      </w:r>
+      <w:r>
+        <w:t xml:space="preserve">evidence we have that the constraint is the target rather than the predictors.</w:t>
+      </w:r>
+      <w:r>
+        <w:t xml:space="preserve"> </w:t>
+      </w:r>
+      <w:r>
+        <w:t xml:space="preserve">Replacing the geospatial proxies with the household questionnaire administered</w:t>
+      </w:r>
+      <w:r>
+        <w:t xml:space="preserve"> </w:t>
+      </w:r>
+      <w:r>
+        <w:t xml:space="preserve">to these same respondents — minus every blood-assay column — raises mean district</w:t>
+      </w:r>
+      <w:r>
+        <w:t xml:space="preserve"> </w:t>
+      </w:r>
+      <m:oMath>
+        <m:r>
+          <m:t>r</m:t>
+        </m:r>
+      </m:oMath>
+      <w:r>
+        <w:t xml:space="preserve"> </w:t>
+      </w:r>
+      <w:r>
+        <w:t xml:space="preserve">only from 0.154 to 0.228, clearing</w:t>
+      </w:r>
+      <w:r>
+        <w:t xml:space="preserve"> </w:t>
+      </w:r>
+      <m:oMath>
+        <m:r>
+          <m:t>r</m:t>
+        </m:r>
+        <m:r>
+          <m:rPr>
+            <m:sty m:val="p"/>
+          </m:rPr>
+          <m:t>=</m:t>
+        </m:r>
+        <m:r>
+          <m:t>0.4</m:t>
+        </m:r>
+      </m:oMath>
+      <w:r>
+        <w:t xml:space="preserve"> </w:t>
+      </w:r>
+      <w:r>
+        <w:t xml:space="preserve">in 3 of 16 cells and adding</w:t>
+      </w:r>
+      <w:r>
+        <w:t xml:space="preserve"> </w:t>
+      </w:r>
+      <w:r>
+        <w:t xml:space="preserve">nothing measurable in Malawi (</w:t>
+      </w:r>
+      <w:hyperlink w:anchor="sec-anchor-individual">
+        <w:r>
+          <w:rPr>
+            <w:rStyle w:val="Hyperlink"/>
+          </w:rPr>
+          <w:t xml:space="preserve">Section 3.13</w:t>
+        </w:r>
+      </w:hyperlink>
+      <w:r>
+        <w:t xml:space="preserve">). A questionnaire carrying</w:t>
+      </w:r>
+      <w:r>
+        <w:t xml:space="preserve"> </w:t>
+      </w:r>
+      <w:r>
+        <w:t xml:space="preserve">no geospatial information also fails to locate deficiency at district</w:t>
+      </w:r>
+      <w:r>
+        <w:t xml:space="preserve"> </w:t>
+      </w:r>
+      <w:r>
+        <w:t xml:space="preserve">resolution, which excludes imperfect geospatial linkage, the inflammation</w:t>
+      </w:r>
+      <w:r>
+        <w:t xml:space="preserve"> </w:t>
+      </w:r>
+      <w:r>
+        <w:t xml:space="preserve">adjustment and proxy-set overfitting as explanations for the preceding results.</w:t>
+      </w:r>
+      <w:r>
+        <w:t xml:space="preserve"> </w:t>
+      </w:r>
+      <w:r>
+        <w:t xml:space="preserve">Linking at the survey cluster rather than the district does not help either, and</w:t>
+      </w:r>
+      <w:r>
+        <w:t xml:space="preserve"> </w:t>
+      </w:r>
+      <w:r>
+        <w:t xml:space="preserve">helps least in the country where the sample-size argument predicted it would</w:t>
+      </w:r>
+      <w:r>
+        <w:t xml:space="preserve"> </w:t>
+      </w:r>
+      <w:r>
+        <w:t xml:space="preserve">help most.</w:t>
+      </w:r>
+    </w:p>
+    <w:p>
+      <w:pPr>
+        <w:pStyle w:val="BodyText"/>
+      </w:pPr>
+      <w:r>
+        <w:t xml:space="preserve">Set against this, one intervention does work, and it is not a modelling choice.</w:t>
+      </w:r>
+      <w:r>
+        <w:t xml:space="preserve"> </w:t>
+      </w:r>
+      <w:r>
+        <w:t xml:space="preserve">Anchoring district predictions to their region’s design-based survey total</w:t>
+      </w:r>
+      <w:r>
+        <w:t xml:space="preserve"> </w:t>
+      </w:r>
+      <w:r>
+        <w:t xml:space="preserve">raises mean rank correlation from 0.164 to 0.413 and cuts mean absolute bias</w:t>
+      </w:r>
+      <w:r>
+        <w:t xml:space="preserve"> </w:t>
+      </w:r>
+      <w:r>
+        <w:t xml:space="preserve">from 3.24 to 1.59 pp, better in 20 of 24 cells (</w:t>
+      </w:r>
+      <w:hyperlink w:anchor="sec-anchoring">
+        <w:r>
+          <w:rPr>
+            <w:rStyle w:val="Hyperlink"/>
+          </w:rPr>
+          <w:t xml:space="preserve">Section 3.12</w:t>
+        </w:r>
+      </w:hyperlink>
+      <w:r>
+        <w:t xml:space="preserve">) — larger than</w:t>
+      </w:r>
+      <w:r>
+        <w:t xml:space="preserve"> </w:t>
+      </w:r>
+      <w:r>
+        <w:t xml:space="preserve">the gap between any two estimators we compared. Anchoring to a national total</w:t>
+      </w:r>
+      <w:r>
+        <w:t xml:space="preserve"> </w:t>
+      </w:r>
+      <w:r>
+        <w:t xml:space="preserve">does not work, and neither does a national level that must itself be predicted:</w:t>
+      </w:r>
+      <w:r>
+        <w:t xml:space="preserve"> </w:t>
+      </w:r>
+      <w:r>
+        <w:t xml:space="preserve">even an</w:t>
+      </w:r>
+      <w:r>
+        <w:t xml:space="preserve"> </w:t>
+      </w:r>
+      <w:r>
+        <w:rPr>
+          <w:i/>
+          <w:iCs/>
+        </w:rPr>
+        <w:t xml:space="preserve">oracle</w:t>
+      </w:r>
+      <w:r>
+        <w:t xml:space="preserve"> </w:t>
+      </w:r>
+      <w:r>
+        <w:t xml:space="preserve">national level improves district error by only 0.23 pp</w:t>
+      </w:r>
+      <w:r>
+        <w:t xml:space="preserve"> </w:t>
+      </w:r>
+      <w:r>
+        <w:t xml:space="preserve">(</w:t>
+      </w:r>
+      <w:hyperlink w:anchor="sec-national-composition">
+        <w:r>
+          <w:rPr>
+            <w:rStyle w:val="Hyperlink"/>
+          </w:rPr>
+          <w:t xml:space="preserve">Section 3.6</w:t>
+        </w:r>
+      </w:hyperlink>
+      <w:r>
+        <w:t xml:space="preserve">). The survey supplies the level, the model supplies</w:t>
+      </w:r>
+      <w:r>
+        <w:t xml:space="preserve"> </w:t>
+      </w:r>
+      <w:r>
+        <w:t xml:space="preserve">the pattern, and the level has to be resolved regionally to be worth anything.</w:t>
+      </w:r>
+    </w:p>
+    <w:p>
+      <w:pPr>
+        <w:pStyle w:val="BodyText"/>
+      </w:pPr>
+      <w:r>
         <w:t xml:space="preserve">We also quantify how much apparent accuracy is manufactured by covariate</w:t>
       </w:r>
       <w:r>
@@ -55956,8 +57905,8 @@
         <w:t xml:space="preserve">read with that magnitude in mind.</w:t>
       </w:r>
     </w:p>
-    <w:bookmarkEnd w:id="64"/>
-    <w:bookmarkStart w:id="65" w:name="X8384bfb506f112a014e118517ad335639a7a3de"/>
+    <w:bookmarkEnd w:id="69"/>
+    <w:bookmarkStart w:id="70" w:name="X8384bfb506f112a014e118517ad335639a7a3de"/>
     <w:p>
       <w:pPr>
         <w:pStyle w:val="Heading2"/>
@@ -56126,8 +58075,8 @@
         <w:t xml:space="preserve">ensemble is consistent with this tradition.</w:t>
       </w:r>
     </w:p>
-    <w:bookmarkEnd w:id="65"/>
-    <w:bookmarkStart w:id="66" w:name="X3056f5d8ad96ffc98d3bdd210856764d26c417f"/>
+    <w:bookmarkEnd w:id="70"/>
+    <w:bookmarkStart w:id="71" w:name="X3056f5d8ad96ffc98d3bdd210856764d26c417f"/>
     <w:p>
       <w:pPr>
         <w:pStyle w:val="Heading2"/>
@@ -56285,7 +58234,7 @@
           <w:rPr>
             <w:rStyle w:val="Hyperlink"/>
           </w:rPr>
-          <w:t xml:space="preserve">Table 6</w:t>
+          <w:t xml:space="preserve">Table 7</w:t>
         </w:r>
       </w:hyperlink>
       <w:r>
@@ -56298,8 +58247,8 @@
         <w:t xml:space="preserve">cost was justified on none.</w:t>
       </w:r>
     </w:p>
-    <w:bookmarkEnd w:id="66"/>
-    <w:bookmarkStart w:id="67" w:name="implications-for-programming"/>
+    <w:bookmarkEnd w:id="71"/>
+    <w:bookmarkStart w:id="72" w:name="implications-for-programming"/>
     <w:p>
       <w:pPr>
         <w:pStyle w:val="Heading2"/>
@@ -56498,8 +58447,8 @@
         <w:t xml:space="preserve">(available in the project repository) is in progress.</w:t>
       </w:r>
     </w:p>
-    <w:bookmarkEnd w:id="67"/>
-    <w:bookmarkStart w:id="68" w:name="limitations"/>
+    <w:bookmarkEnd w:id="72"/>
+    <w:bookmarkStart w:id="73" w:name="limitations"/>
     <w:p>
       <w:pPr>
         <w:pStyle w:val="Heading2"/>
@@ -56804,8 +58753,8 @@
         <w:t xml:space="preserve">chance) and these outcomes should be treated as exploratory.</w:t>
       </w:r>
     </w:p>
-    <w:bookmarkEnd w:id="68"/>
-    <w:bookmarkStart w:id="69" w:name="external-validation-pathway"/>
+    <w:bookmarkEnd w:id="73"/>
+    <w:bookmarkStart w:id="74" w:name="external-validation-pathway"/>
     <w:p>
       <w:pPr>
         <w:pStyle w:val="Heading2"/>
@@ -57122,8 +59071,8 @@
         <w:t xml:space="preserve">LOCO, calibration, SHAP, and dashboard pipeline regenerates automatically.</w:t>
       </w:r>
     </w:p>
-    <w:bookmarkEnd w:id="69"/>
-    <w:bookmarkStart w:id="70" w:name="future-methodological-directions"/>
+    <w:bookmarkEnd w:id="74"/>
+    <w:bookmarkStart w:id="75" w:name="future-methodological-directions"/>
     <w:p>
       <w:pPr>
         <w:pStyle w:val="Heading2"/>
@@ -57278,69 +59227,130 @@
           <w:b/>
           <w:bCs/>
         </w:rPr>
-        <w:t xml:space="preserve">anchoring to known national prevalence.</w:t>
-      </w:r>
-      <w:r>
-        <w:t xml:space="preserve"> </w:t>
-      </w:r>
-      <w:r>
-        <w:t xml:space="preserve">Because transport failure is</w:t>
-      </w:r>
-      <w:r>
-        <w:t xml:space="preserve"> </w:t>
-      </w:r>
-      <w:r>
-        <w:t xml:space="preserve">concentrated in the national level rather than the within-country ordering</w:t>
-      </w:r>
-      <w:r>
-        <w:t xml:space="preserve"> </w:t>
-      </w:r>
-      <w:r>
-        <w:t xml:space="preserve">(</w:t>
-      </w:r>
-      <w:hyperlink w:anchor="fig-transport-calibration">
+        <w:t xml:space="preserve">anchoring — but to regions, not to a nation.</w:t>
+      </w:r>
+      <w:r>
+        <w:t xml:space="preserve"> </w:t>
+      </w:r>
+      <w:r>
+        <w:t xml:space="preserve">An earlier version of</w:t>
+      </w:r>
+      <w:r>
+        <w:t xml:space="preserve"> </w:t>
+      </w:r>
+      <w:r>
+        <w:t xml:space="preserve">this paper proposed level recalibration against a known or historical national</w:t>
+      </w:r>
+      <w:r>
+        <w:t xml:space="preserve"> </w:t>
+      </w:r>
+      <w:r>
+        <w:t xml:space="preserve">value (e.g. from VMNIS or the BRINDA pooled analyses</w:t>
+      </w:r>
+      <w:r>
+        <w:t xml:space="preserve"> </w:t>
+      </w:r>
+      <w:r>
+        <w:t xml:space="preserve">(World Health Organization 2023; Suchdev et al. 2016)</w:t>
+      </w:r>
+      <w:r>
+        <w:t xml:space="preserve">) as a promising direction. We have since tested</w:t>
+      </w:r>
+      <w:r>
+        <w:t xml:space="preserve"> </w:t>
+      </w:r>
+      <w:r>
+        <w:t xml:space="preserve">it and report the result rather than the proposal. Anchoring to</w:t>
+      </w:r>
+      <w:r>
+        <w:t xml:space="preserve"> </w:t>
+      </w:r>
+      <w:r>
+        <w:rPr>
+          <w:i/>
+          <w:iCs/>
+        </w:rPr>
+        <w:t xml:space="preserve">regional</w:t>
+      </w:r>
+      <w:r>
+        <w:t xml:space="preserve"> </w:t>
+      </w:r>
+      <w:r>
+        <w:t xml:space="preserve">design-based totals is the single most valuable step we found (</w:t>
+      </w:r>
+      <w:hyperlink w:anchor="sec-anchoring">
         <w:r>
           <w:rPr>
             <w:rStyle w:val="Hyperlink"/>
           </w:rPr>
-          <w:t xml:space="preserve">Figure 2</w:t>
+          <w:t xml:space="preserve">Section 3.12</w:t>
         </w:r>
       </w:hyperlink>
       <w:r>
-        <w:t xml:space="preserve">), a one-parameter level recalibration that constrains</w:t>
-      </w:r>
-      <w:r>
-        <w:t xml:space="preserve"> </w:t>
-      </w:r>
-      <w:r>
-        <w:t xml:space="preserve">a transported prediction’s population-weighted mean to a known or historical</w:t>
-      </w:r>
-      <w:r>
-        <w:t xml:space="preserve"> </w:t>
-      </w:r>
-      <w:r>
-        <w:t xml:space="preserve">national value (e.g. from VMNIS or the BRINDA pooled analyses</w:t>
-      </w:r>
-      <w:r>
-        <w:t xml:space="preserve"> </w:t>
-      </w:r>
-      <w:r>
-        <w:t xml:space="preserve">(World Health Organization 2023; Suchdev et al. 2016)</w:t>
-      </w:r>
-      <w:r>
-        <w:t xml:space="preserve">) should remove much of the LOCO level bias by</w:t>
-      </w:r>
-      <w:r>
-        <w:t xml:space="preserve"> </w:t>
-      </w:r>
-      <w:r>
-        <w:t xml:space="preserve">construction, leaving the ranking unchanged. Such anchors are obtainable for many</w:t>
-      </w:r>
-      <w:r>
-        <w:t xml:space="preserve"> </w:t>
-      </w:r>
-      <w:r>
-        <w:t xml:space="preserve">countries that lack the individual-level data needed to fit a model.</w:t>
+        <w:t xml:space="preserve">);</w:t>
+      </w:r>
+      <w:r>
+        <w:t xml:space="preserve"> </w:t>
+      </w:r>
+      <w:r>
+        <w:t xml:space="preserve">anchoring to a</w:t>
+      </w:r>
+      <w:r>
+        <w:t xml:space="preserve"> </w:t>
+      </w:r>
+      <w:r>
+        <w:rPr>
+          <w:i/>
+          <w:iCs/>
+        </w:rPr>
+        <w:t xml:space="preserve">national</w:t>
+      </w:r>
+      <w:r>
+        <w:t xml:space="preserve"> </w:t>
+      </w:r>
+      <w:r>
+        <w:t xml:space="preserve">total is not, and a national level that must itself be</w:t>
+      </w:r>
+      <w:r>
+        <w:t xml:space="preserve"> </w:t>
+      </w:r>
+      <w:r>
+        <w:t xml:space="preserve">predicted is worse than no anchor at all (</w:t>
+      </w:r>
+      <w:hyperlink w:anchor="sec-national-composition">
+        <w:r>
+          <w:rPr>
+            <w:rStyle w:val="Hyperlink"/>
+          </w:rPr>
+          <w:t xml:space="preserve">Section 3.6</w:t>
+        </w:r>
+      </w:hyperlink>
+      <w:r>
+        <w:t xml:space="preserve">). The</w:t>
+      </w:r>
+      <w:r>
+        <w:t xml:space="preserve"> </w:t>
+      </w:r>
+      <w:r>
+        <w:t xml:space="preserve">productive version of this direction is therefore the acquisition of</w:t>
+      </w:r>
+      <w:r>
+        <w:t xml:space="preserve"> </w:t>
+      </w:r>
+      <w:r>
+        <w:t xml:space="preserve">regional-level anchors — a survey design question rather than a modelling one —</w:t>
+      </w:r>
+      <w:r>
+        <w:t xml:space="preserve"> </w:t>
+      </w:r>
+      <w:r>
+        <w:t xml:space="preserve">and the useful methodological work lies in how few regions, and how thinly</w:t>
+      </w:r>
+      <w:r>
+        <w:t xml:space="preserve"> </w:t>
+      </w:r>
+      <w:r>
+        <w:t xml:space="preserve">sampled, an anchor set can be before the gain disappears.</w:t>
       </w:r>
     </w:p>
     <w:p>
@@ -57600,8 +59610,8 @@
         <w:t xml:space="preserve">panel far beyond the four countries available here.</w:t>
       </w:r>
     </w:p>
-    <w:bookmarkEnd w:id="70"/>
-    <w:bookmarkStart w:id="71" w:name="conclusions"/>
+    <w:bookmarkEnd w:id="75"/>
+    <w:bookmarkStart w:id="76" w:name="conclusions"/>
     <w:p>
       <w:pPr>
         <w:pStyle w:val="Heading2"/>
@@ -57762,9 +59772,9 @@
         <w:t xml:space="preserve">resource-allocation decisions.</w:t>
       </w:r>
     </w:p>
-    <w:bookmarkEnd w:id="71"/>
-    <w:bookmarkEnd w:id="72"/>
-    <w:bookmarkStart w:id="73" w:name="acknowledgements"/>
+    <w:bookmarkEnd w:id="76"/>
+    <w:bookmarkEnd w:id="77"/>
+    <w:bookmarkStart w:id="78" w:name="acknowledgements"/>
     <w:p>
       <w:pPr>
         <w:pStyle w:val="Heading1"/>
@@ -57793,8 +59803,8 @@
         <w:t xml:space="preserve">or manuscript preparation.</w:t>
       </w:r>
     </w:p>
-    <w:bookmarkEnd w:id="73"/>
-    <w:bookmarkStart w:id="74" w:name="author-contributions"/>
+    <w:bookmarkEnd w:id="78"/>
+    <w:bookmarkStart w:id="79" w:name="author-contributions"/>
     <w:p>
       <w:pPr>
         <w:pStyle w:val="Heading1"/>
@@ -57817,8 +59827,8 @@
         <w:t xml:space="preserve">manuscript. Co-authors to be added on revision.</w:t>
       </w:r>
     </w:p>
-    <w:bookmarkEnd w:id="74"/>
-    <w:bookmarkStart w:id="76" w:name="data-availability"/>
+    <w:bookmarkEnd w:id="79"/>
+    <w:bookmarkStart w:id="81" w:name="data-availability"/>
     <w:p>
       <w:pPr>
         <w:pStyle w:val="Heading1"/>
@@ -57840,7 +59850,7 @@
       <w:r>
         <w:t xml:space="preserve">(</w:t>
       </w:r>
-      <w:hyperlink r:id="rId75">
+      <w:hyperlink r:id="rId80">
         <w:r>
           <w:rPr>
             <w:rStyle w:val="Hyperlink"/>
@@ -57870,8 +59880,8 @@
         <w:t xml:space="preserve">.</w:t>
       </w:r>
     </w:p>
-    <w:bookmarkEnd w:id="76"/>
-    <w:bookmarkStart w:id="117" w:name="references"/>
+    <w:bookmarkEnd w:id="81"/>
+    <w:bookmarkStart w:id="122" w:name="references"/>
     <w:p>
       <w:pPr>
         <w:pStyle w:val="Heading1"/>
@@ -57880,8 +59890,8 @@
         <w:t xml:space="preserve">8. References</w:t>
       </w:r>
     </w:p>
-    <w:bookmarkStart w:id="116" w:name="refs"/>
-    <w:bookmarkStart w:id="78" w:name="ref-besag1991bayesian"/>
+    <w:bookmarkStart w:id="121" w:name="refs"/>
+    <w:bookmarkStart w:id="83" w:name="ref-besag1991bayesian"/>
     <w:p>
       <w:pPr>
         <w:pStyle w:val="Bibliography"/>
@@ -57914,7 +59924,7 @@
       <w:r>
         <w:t xml:space="preserve"> </w:t>
       </w:r>
-      <w:hyperlink r:id="rId77">
+      <w:hyperlink r:id="rId82">
         <w:r>
           <w:rPr>
             <w:rStyle w:val="Hyperlink"/>
@@ -57926,8 +59936,8 @@
         <w:t xml:space="preserve">.</w:t>
       </w:r>
     </w:p>
-    <w:bookmarkEnd w:id="78"/>
-    <w:bookmarkStart w:id="80" w:name="ref-fay1979estimates"/>
+    <w:bookmarkEnd w:id="83"/>
+    <w:bookmarkStart w:id="85" w:name="ref-fay1979estimates"/>
     <w:p>
       <w:pPr>
         <w:pStyle w:val="Bibliography"/>
@@ -57972,7 +59982,7 @@
       <w:r>
         <w:t xml:space="preserve"> </w:t>
       </w:r>
-      <w:hyperlink r:id="rId79">
+      <w:hyperlink r:id="rId84">
         <w:r>
           <w:rPr>
             <w:rStyle w:val="Hyperlink"/>
@@ -57984,8 +59994,8 @@
         <w:t xml:space="preserve">.</w:t>
       </w:r>
     </w:p>
-    <w:bookmarkEnd w:id="80"/>
-    <w:bookmarkStart w:id="82" w:name="ref-gorelick2017google"/>
+    <w:bookmarkEnd w:id="85"/>
+    <w:bookmarkStart w:id="87" w:name="ref-gorelick2017google"/>
     <w:p>
       <w:pPr>
         <w:pStyle w:val="Bibliography"/>
@@ -58027,7 +60037,7 @@
       <w:r>
         <w:t xml:space="preserve"> </w:t>
       </w:r>
-      <w:hyperlink r:id="rId81">
+      <w:hyperlink r:id="rId86">
         <w:r>
           <w:rPr>
             <w:rStyle w:val="Hyperlink"/>
@@ -58039,8 +60049,8 @@
         <w:t xml:space="preserve">.</w:t>
       </w:r>
     </w:p>
-    <w:bookmarkEnd w:id="82"/>
-    <w:bookmarkStart w:id="84" w:name="ref-vanderlaan2007super"/>
+    <w:bookmarkEnd w:id="87"/>
+    <w:bookmarkStart w:id="89" w:name="ref-vanderlaan2007super"/>
     <w:p>
       <w:pPr>
         <w:pStyle w:val="Bibliography"/>
@@ -58073,7 +60083,7 @@
       <w:r>
         <w:t xml:space="preserve"> </w:t>
       </w:r>
-      <w:hyperlink r:id="rId83">
+      <w:hyperlink r:id="rId88">
         <w:r>
           <w:rPr>
             <w:rStyle w:val="Hyperlink"/>
@@ -58085,8 +60095,8 @@
         <w:t xml:space="preserve">.</w:t>
       </w:r>
     </w:p>
-    <w:bookmarkEnd w:id="84"/>
-    <w:bookmarkStart w:id="86" w:name="ref-landau2021targets"/>
+    <w:bookmarkEnd w:id="89"/>
+    <w:bookmarkStart w:id="91" w:name="ref-landau2021targets"/>
     <w:p>
       <w:pPr>
         <w:pStyle w:val="Bibliography"/>
@@ -58137,7 +60147,7 @@
       <w:r>
         <w:t xml:space="preserve"> </w:t>
       </w:r>
-      <w:hyperlink r:id="rId85">
+      <w:hyperlink r:id="rId90">
         <w:r>
           <w:rPr>
             <w:rStyle w:val="Hyperlink"/>
@@ -58149,8 +60159,8 @@
         <w:t xml:space="preserve">.</w:t>
       </w:r>
     </w:p>
-    <w:bookmarkEnd w:id="86"/>
-    <w:bookmarkStart w:id="88" w:name="ref-local2021maps"/>
+    <w:bookmarkEnd w:id="91"/>
+    <w:bookmarkStart w:id="93" w:name="ref-local2021maps"/>
     <w:p>
       <w:pPr>
         <w:pStyle w:val="Bibliography"/>
@@ -58183,7 +60193,7 @@
       <w:r>
         <w:t xml:space="preserve"> </w:t>
       </w:r>
-      <w:hyperlink r:id="rId87">
+      <w:hyperlink r:id="rId92">
         <w:r>
           <w:rPr>
             <w:rStyle w:val="Hyperlink"/>
@@ -58195,8 +60205,8 @@
         <w:t xml:space="preserve">.</w:t>
       </w:r>
     </w:p>
-    <w:bookmarkEnd w:id="88"/>
-    <w:bookmarkStart w:id="90" w:name="ref-mercer2015small"/>
+    <w:bookmarkEnd w:id="93"/>
+    <w:bookmarkStart w:id="95" w:name="ref-mercer2015small"/>
     <w:p>
       <w:pPr>
         <w:pStyle w:val="Bibliography"/>
@@ -58229,7 +60239,7 @@
       <w:r>
         <w:t xml:space="preserve"> </w:t>
       </w:r>
-      <w:hyperlink r:id="rId89">
+      <w:hyperlink r:id="rId94">
         <w:r>
           <w:rPr>
             <w:rStyle w:val="Hyperlink"/>
@@ -58241,8 +60251,8 @@
         <w:t xml:space="preserve">.</w:t>
       </w:r>
     </w:p>
-    <w:bookmarkEnd w:id="90"/>
-    <w:bookmarkStart w:id="92" w:name="ref-knms2011"/>
+    <w:bookmarkEnd w:id="95"/>
+    <w:bookmarkStart w:id="97" w:name="ref-knms2011"/>
     <w:p>
       <w:pPr>
         <w:pStyle w:val="Bibliography"/>
@@ -58277,7 +60287,7 @@
       <w:r>
         <w:t xml:space="preserve"> </w:t>
       </w:r>
-      <w:hyperlink r:id="rId91">
+      <w:hyperlink r:id="rId96">
         <w:r>
           <w:rPr>
             <w:rStyle w:val="Hyperlink"/>
@@ -58289,8 +60299,8 @@
         <w:t xml:space="preserve">.</w:t>
       </w:r>
     </w:p>
-    <w:bookmarkEnd w:id="92"/>
-    <w:bookmarkStart w:id="94" w:name="ref-brinda2017adjustment"/>
+    <w:bookmarkEnd w:id="97"/>
+    <w:bookmarkStart w:id="99" w:name="ref-brinda2017adjustment"/>
     <w:p>
       <w:pPr>
         <w:pStyle w:val="Bibliography"/>
@@ -58323,7 +60333,7 @@
       <w:r>
         <w:t xml:space="preserve"> </w:t>
       </w:r>
-      <w:hyperlink r:id="rId93">
+      <w:hyperlink r:id="rId98">
         <w:r>
           <w:rPr>
             <w:rStyle w:val="Hyperlink"/>
@@ -58335,8 +60345,8 @@
         <w:t xml:space="preserve">.</w:t>
       </w:r>
     </w:p>
-    <w:bookmarkEnd w:id="94"/>
-    <w:bookmarkStart w:id="96" w:name="ref-niculescu2005predicting"/>
+    <w:bookmarkEnd w:id="99"/>
+    <w:bookmarkStart w:id="101" w:name="ref-niculescu2005predicting"/>
     <w:p>
       <w:pPr>
         <w:pStyle w:val="Bibliography"/>
@@ -58372,7 +60382,7 @@
       <w:r>
         <w:t xml:space="preserve"> </w:t>
       </w:r>
-      <w:hyperlink r:id="rId95">
+      <w:hyperlink r:id="rId100">
         <w:r>
           <w:rPr>
             <w:rStyle w:val="Hyperlink"/>
@@ -58384,8 +60394,8 @@
         <w:t xml:space="preserve">.</w:t>
       </w:r>
     </w:p>
-    <w:bookmarkEnd w:id="96"/>
-    <w:bookmarkStart w:id="98" w:name="ref-osgoodzimmerman2018mapping"/>
+    <w:bookmarkEnd w:id="101"/>
+    <w:bookmarkStart w:id="103" w:name="ref-osgoodzimmerman2018mapping"/>
     <w:p>
       <w:pPr>
         <w:pStyle w:val="Bibliography"/>
@@ -58430,7 +60440,7 @@
       <w:r>
         <w:t xml:space="preserve"> </w:t>
       </w:r>
-      <w:hyperlink r:id="rId97">
+      <w:hyperlink r:id="rId102">
         <w:r>
           <w:rPr>
             <w:rStyle w:val="Hyperlink"/>
@@ -58442,8 +60452,8 @@
         <w:t xml:space="preserve">.</w:t>
       </w:r>
     </w:p>
-    <w:bookmarkEnd w:id="98"/>
-    <w:bookmarkStart w:id="100" w:name="ref-riebler2016intuitive"/>
+    <w:bookmarkEnd w:id="103"/>
+    <w:bookmarkStart w:id="105" w:name="ref-riebler2016intuitive"/>
     <w:p>
       <w:pPr>
         <w:pStyle w:val="Bibliography"/>
@@ -58476,7 +60486,7 @@
       <w:r>
         <w:t xml:space="preserve"> </w:t>
       </w:r>
-      <w:hyperlink r:id="rId99">
+      <w:hyperlink r:id="rId104">
         <w:r>
           <w:rPr>
             <w:rStyle w:val="Hyperlink"/>
@@ -58488,8 +60498,8 @@
         <w:t xml:space="preserve">.</w:t>
       </w:r>
     </w:p>
-    <w:bookmarkEnd w:id="100"/>
-    <w:bookmarkStart w:id="102" w:name="ref-rue2009approximate"/>
+    <w:bookmarkEnd w:id="105"/>
+    <w:bookmarkStart w:id="107" w:name="ref-rue2009approximate"/>
     <w:p>
       <w:pPr>
         <w:pStyle w:val="Bibliography"/>
@@ -58558,7 +60568,7 @@
       <w:r>
         <w:t xml:space="preserve"> </w:t>
       </w:r>
-      <w:hyperlink r:id="rId101">
+      <w:hyperlink r:id="rId106">
         <w:r>
           <w:rPr>
             <w:rStyle w:val="Hyperlink"/>
@@ -58570,8 +60580,8 @@
         <w:t xml:space="preserve">.</w:t>
       </w:r>
     </w:p>
-    <w:bookmarkEnd w:id="102"/>
-    <w:bookmarkStart w:id="104" w:name="ref-vansmedenetal2019sample"/>
+    <w:bookmarkEnd w:id="107"/>
+    <w:bookmarkStart w:id="109" w:name="ref-vansmedenetal2019sample"/>
     <w:p>
       <w:pPr>
         <w:pStyle w:val="Bibliography"/>
@@ -58604,7 +60614,7 @@
       <w:r>
         <w:t xml:space="preserve"> </w:t>
       </w:r>
-      <w:hyperlink r:id="rId103">
+      <w:hyperlink r:id="rId108">
         <w:r>
           <w:rPr>
             <w:rStyle w:val="Hyperlink"/>
@@ -58616,8 +60626,8 @@
         <w:t xml:space="preserve">.</w:t>
       </w:r>
     </w:p>
-    <w:bookmarkEnd w:id="104"/>
-    <w:bookmarkStart w:id="106" w:name="ref-stevens2022micronutrient"/>
+    <w:bookmarkEnd w:id="109"/>
+    <w:bookmarkStart w:id="111" w:name="ref-stevens2022micronutrient"/>
     <w:p>
       <w:pPr>
         <w:pStyle w:val="Bibliography"/>
@@ -58650,7 +60660,7 @@
       <w:r>
         <w:t xml:space="preserve"> </w:t>
       </w:r>
-      <w:hyperlink r:id="rId105">
+      <w:hyperlink r:id="rId110">
         <w:r>
           <w:rPr>
             <w:rStyle w:val="Hyperlink"/>
@@ -58662,8 +60672,8 @@
         <w:t xml:space="preserve">.</w:t>
       </w:r>
     </w:p>
-    <w:bookmarkEnd w:id="106"/>
-    <w:bookmarkStart w:id="108" w:name="ref-brinda2017overview"/>
+    <w:bookmarkEnd w:id="111"/>
+    <w:bookmarkStart w:id="113" w:name="ref-brinda2017overview"/>
     <w:p>
       <w:pPr>
         <w:pStyle w:val="Bibliography"/>
@@ -58696,7 +60706,7 @@
       <w:r>
         <w:t xml:space="preserve"> </w:t>
       </w:r>
-      <w:hyperlink r:id="rId107">
+      <w:hyperlink r:id="rId112">
         <w:r>
           <w:rPr>
             <w:rStyle w:val="Hyperlink"/>
@@ -58708,8 +60718,8 @@
         <w:t xml:space="preserve">.</w:t>
       </w:r>
     </w:p>
-    <w:bookmarkEnd w:id="108"/>
-    <w:bookmarkStart w:id="110" w:name="ref-wakefield2019small"/>
+    <w:bookmarkEnd w:id="113"/>
+    <w:bookmarkStart w:id="115" w:name="ref-wakefield2019small"/>
     <w:p>
       <w:pPr>
         <w:pStyle w:val="Bibliography"/>
@@ -58742,7 +60752,7 @@
       <w:r>
         <w:t xml:space="preserve"> </w:t>
       </w:r>
-      <w:hyperlink r:id="rId109">
+      <w:hyperlink r:id="rId114">
         <w:r>
           <w:rPr>
             <w:rStyle w:val="Hyperlink"/>
@@ -58754,8 +60764,8 @@
         <w:t xml:space="preserve">.</w:t>
       </w:r>
     </w:p>
-    <w:bookmarkEnd w:id="110"/>
-    <w:bookmarkStart w:id="111" w:name="ref-who_vmnis_thresholds"/>
+    <w:bookmarkEnd w:id="115"/>
+    <w:bookmarkStart w:id="116" w:name="ref-who_vmnis_thresholds"/>
     <w:p>
       <w:pPr>
         <w:pStyle w:val="Bibliography"/>
@@ -58776,8 +60786,8 @@
         <w:t xml:space="preserve">WHO/NMH/NHD/MNM/11.3.</w:t>
       </w:r>
     </w:p>
-    <w:bookmarkEnd w:id="111"/>
-    <w:bookmarkStart w:id="113" w:name="ref-who2020anaemia"/>
+    <w:bookmarkEnd w:id="116"/>
+    <w:bookmarkStart w:id="118" w:name="ref-who2020anaemia"/>
     <w:p>
       <w:pPr>
         <w:pStyle w:val="Bibliography"/>
@@ -58794,7 +60804,7 @@
       <w:r>
         <w:t xml:space="preserve"> </w:t>
       </w:r>
-      <w:hyperlink r:id="rId112">
+      <w:hyperlink r:id="rId117">
         <w:r>
           <w:rPr>
             <w:rStyle w:val="Hyperlink"/>
@@ -58806,8 +60816,8 @@
         <w:t xml:space="preserve">.</w:t>
       </w:r>
     </w:p>
-    <w:bookmarkEnd w:id="113"/>
-    <w:bookmarkStart w:id="115" w:name="ref-who_vmnis"/>
+    <w:bookmarkEnd w:id="118"/>
+    <w:bookmarkStart w:id="120" w:name="ref-who_vmnis"/>
     <w:p>
       <w:pPr>
         <w:pStyle w:val="Bibliography"/>
@@ -58824,7 +60834,7 @@
       <w:r>
         <w:t xml:space="preserve"> </w:t>
       </w:r>
-      <w:hyperlink r:id="rId114">
+      <w:hyperlink r:id="rId119">
         <w:r>
           <w:rPr>
             <w:rStyle w:val="Hyperlink"/>
@@ -58836,9 +60846,9 @@
         <w:t xml:space="preserve">.</w:t>
       </w:r>
     </w:p>
-    <w:bookmarkEnd w:id="115"/>
-    <w:bookmarkEnd w:id="116"/>
-    <w:bookmarkEnd w:id="117"/>
+    <w:bookmarkEnd w:id="120"/>
+    <w:bookmarkEnd w:id="121"/>
+    <w:bookmarkEnd w:id="122"/>
     <w:sectPr/>
   </w:body>
 </w:document>
